--- a/EXPORTS/DOCX/published/niveau3/English/KoninklijkeBazar.docx
+++ b/EXPORTS/DOCX/published/niveau3/English/KoninklijkeBazar.docx
@@ -145,7 +145,7 @@
           <w:rFonts w:ascii="Charis SIL Regular" w:hAnsi="Charis SIL Regular" w:eastAsia="Charis SIL Regular"/>
           <w:b w:val="0"/>
           <w:i w:val="0"/>
-          <w:color w:val="0066CC"/>
+          <w:color w:val="0000FF"/>
           <w:sz w:val="24"/>
           <w:u w:val="single"/>
         </w:rPr>
@@ -163,7 +163,7 @@
           <w:rFonts w:ascii="Charis SIL Regular" w:hAnsi="Charis SIL Regular" w:eastAsia="Charis SIL Regular"/>
           <w:b w:val="0"/>
           <w:i w:val="0"/>
-          <w:color w:val="0066CC"/>
+          <w:color w:val="0000FF"/>
           <w:sz w:val="24"/>
           <w:u w:val="single"/>
         </w:rPr>
@@ -174,7 +174,7 @@
           <w:rFonts w:ascii="Charis SIL Regular" w:hAnsi="Charis SIL Regular" w:eastAsia="Charis SIL Regular"/>
           <w:b w:val="0"/>
           <w:i w:val="0"/>
-          <w:color w:val="0066CC"/>
+          <w:color w:val="0000FF"/>
           <w:sz w:val="24"/>
           <w:u w:val="single"/>
         </w:rPr>
@@ -205,11 +205,29 @@
           <w:color w:val="000000"/>
           <w:sz w:val="24"/>
         </w:rPr>
-        <w:t>1843. The s</w:t>
+        <w:t xml:space="preserve">1843. </w:t>
       </w:r>
       <w:r>
         <w:rPr>
-          <w:u w:val="single" w:color="0066cc"/>
+          <w:u w:val="single" w:color="0000ff"/>
+          <w:rFonts w:ascii="Charis SIL Regular" w:hAnsi="Charis SIL Regular" w:eastAsia="Charis SIL Regular"/>
+          <w:b w:val="0"/>
+          <w:i w:val="0"/>
+          <w:color w:val="000000"/>
+          <w:sz w:val="24"/>
+        </w:rPr>
+        <w:hyperlink r:id="rId9" w:history="1">
+          <w:r>
+            <w:rPr>
+              <w:rStyle w:val="Hyperlink"/>
+            </w:rPr>
+            <w:t>The s</w:t>
+          </w:r>
+        </w:hyperlink>
+      </w:r>
+      <w:r>
+        <w:rPr>
+          <w:u w:val="single" w:color="0000ff"/>
           <w:rFonts w:ascii="Charis SIL Regular" w:hAnsi="Charis SIL Regular" w:eastAsia="Charis SIL Regular"/>
           <w:b w:val="0"/>
           <w:i w:val="0"/>
@@ -240,7 +258,7 @@
           <w:rFonts w:ascii="Charis SIL Regular" w:hAnsi="Charis SIL Regular" w:eastAsia="Charis SIL Regular"/>
           <w:b w:val="0"/>
           <w:i w:val="0"/>
-          <w:color w:val="0066CC"/>
+          <w:color w:val="0000FF"/>
           <w:sz w:val="24"/>
           <w:u w:val="single"/>
         </w:rPr>
@@ -268,7 +286,7 @@
           <w:rFonts w:ascii="Charis SIL Regular" w:hAnsi="Charis SIL Regular" w:eastAsia="Charis SIL Regular"/>
           <w:b w:val="0"/>
           <w:i w:val="0"/>
-          <w:color w:val="0066CC"/>
+          <w:color w:val="0000FF"/>
           <w:sz w:val="24"/>
           <w:u w:val="single"/>
         </w:rPr>
@@ -296,7 +314,7 @@
           <w:rFonts w:ascii="Charis SIL Regular" w:hAnsi="Charis SIL Regular" w:eastAsia="Charis SIL Regular"/>
           <w:b w:val="0"/>
           <w:i w:val="0"/>
-          <w:color w:val="0066CC"/>
+          <w:color w:val="0000FF"/>
           <w:sz w:val="24"/>
           <w:u w:val="single"/>
         </w:rPr>
@@ -324,7 +342,7 @@
           <w:rFonts w:ascii="Charis SIL Regular" w:hAnsi="Charis SIL Regular" w:eastAsia="Charis SIL Regular"/>
           <w:b w:val="0"/>
           <w:i w:val="0"/>
-          <w:color w:val="0066CC"/>
+          <w:color w:val="0000FF"/>
           <w:sz w:val="24"/>
           <w:u w:val="single"/>
         </w:rPr>
@@ -342,7 +360,7 @@
           <w:rFonts w:ascii="Charis SIL Regular" w:hAnsi="Charis SIL Regular" w:eastAsia="Charis SIL Regular"/>
           <w:b w:val="0"/>
           <w:i w:val="0"/>
-          <w:color w:val="0066CC"/>
+          <w:color w:val="0000FF"/>
           <w:sz w:val="24"/>
           <w:u w:val="single"/>
         </w:rPr>
@@ -353,7 +371,7 @@
           <w:rFonts w:ascii="Charis SIL Regular" w:hAnsi="Charis SIL Regular" w:eastAsia="Charis SIL Regular"/>
           <w:b w:val="0"/>
           <w:i w:val="0"/>
-          <w:color w:val="0066CC"/>
+          <w:color w:val="0000FF"/>
           <w:sz w:val="24"/>
           <w:u w:val="single"/>
         </w:rPr>
@@ -391,7 +409,7 @@
           <w:rFonts w:ascii="Charis SIL Regular" w:hAnsi="Charis SIL Regular" w:eastAsia="Charis SIL Regular"/>
           <w:b w:val="0"/>
           <w:i w:val="0"/>
-          <w:color w:val="0066CC"/>
+          <w:color w:val="0000FF"/>
           <w:sz w:val="24"/>
           <w:u w:val="single"/>
         </w:rPr>
@@ -409,7 +427,7 @@
           <w:rFonts w:ascii="Charis SIL Regular" w:hAnsi="Charis SIL Regular" w:eastAsia="Charis SIL Regular"/>
           <w:b w:val="0"/>
           <w:i w:val="0"/>
-          <w:color w:val="0066CC"/>
+          <w:color w:val="0000FF"/>
           <w:sz w:val="24"/>
           <w:u w:val="single"/>
         </w:rPr>
@@ -420,7 +438,7 @@
           <w:rFonts w:ascii="Charis SIL Regular" w:hAnsi="Charis SIL Regular" w:eastAsia="Charis SIL Regular"/>
           <w:b w:val="0"/>
           <w:i w:val="0"/>
-          <w:color w:val="0066CC"/>
+          <w:color w:val="0000FF"/>
           <w:sz w:val="24"/>
           <w:u w:val="single"/>
         </w:rPr>
@@ -438,7 +456,7 @@
           <w:rFonts w:ascii="Charis SIL Regular" w:hAnsi="Charis SIL Regular" w:eastAsia="Charis SIL Regular"/>
           <w:b w:val="0"/>
           <w:i w:val="0"/>
-          <w:color w:val="0066CC"/>
+          <w:color w:val="0000FF"/>
           <w:sz w:val="24"/>
           <w:u w:val="single"/>
         </w:rPr>
@@ -449,7 +467,7 @@
           <w:rFonts w:ascii="Charis SIL Regular" w:hAnsi="Charis SIL Regular" w:eastAsia="Charis SIL Regular"/>
           <w:b w:val="0"/>
           <w:i w:val="0"/>
-          <w:color w:val="0066CC"/>
+          <w:color w:val="0000FF"/>
           <w:sz w:val="24"/>
           <w:u w:val="single"/>
         </w:rPr>
@@ -467,7 +485,7 @@
           <w:rFonts w:ascii="Charis SIL Regular" w:hAnsi="Charis SIL Regular" w:eastAsia="Charis SIL Regular"/>
           <w:b w:val="0"/>
           <w:i w:val="0"/>
-          <w:color w:val="0066CC"/>
+          <w:color w:val="0000FF"/>
           <w:sz w:val="24"/>
           <w:u w:val="single"/>
         </w:rPr>
@@ -478,7 +496,7 @@
           <w:rFonts w:ascii="Charis SIL Regular" w:hAnsi="Charis SIL Regular" w:eastAsia="Charis SIL Regular"/>
           <w:b w:val="0"/>
           <w:i w:val="0"/>
-          <w:color w:val="0066CC"/>
+          <w:color w:val="0000FF"/>
           <w:sz w:val="24"/>
           <w:u w:val="single"/>
         </w:rPr>
@@ -499,11 +517,106 @@
           <w:color w:val="000000"/>
           <w:sz w:val="24"/>
         </w:rPr>
-        <w:t>. The buyers were private individuals, i</w:t>
+        <w:t>. The buy</w:t>
       </w:r>
       <w:r>
         <w:rPr>
-          <w:u w:val="single" w:color="0066cc"/>
+          <w:u w:val="single" w:color="0000ff"/>
+          <w:rFonts w:ascii="Charis SIL Regular" w:hAnsi="Charis SIL Regular" w:eastAsia="Charis SIL Regular"/>
+          <w:b w:val="0"/>
+          <w:i w:val="0"/>
+          <w:color w:val="000000"/>
+          <w:sz w:val="24"/>
+        </w:rPr>
+        <w:hyperlink r:id="rId10" w:history="1">
+          <w:r>
+            <w:rPr>
+              <w:rStyle w:val="Hyperlink"/>
+            </w:rPr>
+            <w:t>ers we</w:t>
+          </w:r>
+        </w:hyperlink>
+      </w:r>
+      <w:r>
+        <w:rPr>
+          <w:rFonts w:ascii="Charis SIL Regular" w:hAnsi="Charis SIL Regular" w:eastAsia="Charis SIL Regular"/>
+          <w:b w:val="0"/>
+          <w:i w:val="0"/>
+          <w:color w:val="000000"/>
+          <w:sz w:val="24"/>
+        </w:rPr>
+        <w:t>r</w:t>
+      </w:r>
+      <w:r>
+        <w:rPr>
+          <w:u w:val="single" w:color="0000ff"/>
+          <w:rFonts w:ascii="Charis SIL Regular" w:hAnsi="Charis SIL Regular" w:eastAsia="Charis SIL Regular"/>
+          <w:b w:val="0"/>
+          <w:i w:val="0"/>
+          <w:color w:val="000000"/>
+          <w:sz w:val="24"/>
+        </w:rPr>
+        <w:hyperlink r:id="rId11" w:history="1">
+          <w:r>
+            <w:rPr>
+              <w:rStyle w:val="Hyperlink"/>
+            </w:rPr>
+            <w:t>e priv</w:t>
+          </w:r>
+        </w:hyperlink>
+      </w:r>
+      <w:r>
+        <w:rPr>
+          <w:u w:val="single" w:color="0000ff"/>
+          <w:rFonts w:ascii="Charis SIL Regular" w:hAnsi="Charis SIL Regular" w:eastAsia="Charis SIL Regular"/>
+          <w:b w:val="0"/>
+          <w:i w:val="0"/>
+          <w:color w:val="000000"/>
+          <w:sz w:val="24"/>
+        </w:rPr>
+        <w:t>a</w:t>
+      </w:r>
+      <w:r>
+        <w:rPr>
+          <w:rFonts w:ascii="Charis SIL Regular" w:hAnsi="Charis SIL Regular" w:eastAsia="Charis SIL Regular"/>
+          <w:b w:val="0"/>
+          <w:i w:val="0"/>
+          <w:color w:val="000000"/>
+          <w:sz w:val="24"/>
+        </w:rPr>
+        <w:t>t</w:t>
+      </w:r>
+      <w:r>
+        <w:rPr>
+          <w:u w:val="single" w:color="0000ff"/>
+          <w:rFonts w:ascii="Charis SIL Regular" w:hAnsi="Charis SIL Regular" w:eastAsia="Charis SIL Regular"/>
+          <w:b w:val="0"/>
+          <w:i w:val="0"/>
+          <w:color w:val="000000"/>
+          <w:sz w:val="24"/>
+        </w:rPr>
+        <w:hyperlink r:id="rId12" w:history="1">
+          <w:r>
+            <w:rPr>
+              <w:rStyle w:val="Hyperlink"/>
+            </w:rPr>
+            <w:t>e indi</w:t>
+          </w:r>
+        </w:hyperlink>
+      </w:r>
+      <w:r>
+        <w:rPr>
+          <w:rFonts w:ascii="Charis SIL Regular" w:hAnsi="Charis SIL Regular" w:eastAsia="Charis SIL Regular"/>
+          <w:b w:val="0"/>
+          <w:i w:val="0"/>
+          <w:color w:val="000000"/>
+          <w:sz w:val="24"/>
+        </w:rPr>
+        <w:t>viduals, i</w:t>
+      </w:r>
+      <w:r>
+        <w:rPr>
+          <w:u w:val="single" w:color="0000ff"/>
           <w:rFonts w:ascii="Charis SIL Regular" w:hAnsi="Charis SIL Regular" w:eastAsia="Charis SIL Regular"/>
           <w:b w:val="0"/>
           <w:i w:val="0"/>
@@ -521,7 +634,7 @@
       </w:r>
       <w:r>
         <w:rPr>
-          <w:u w:val="single" w:color="0066cc"/>
+          <w:u w:val="single" w:color="0000ff"/>
           <w:rFonts w:ascii="Charis SIL Regular" w:hAnsi="Charis SIL Regular" w:eastAsia="Charis SIL Regular"/>
           <w:b w:val="0"/>
           <w:i w:val="0"/>
@@ -532,7 +645,7 @@
       </w:r>
       <w:r>
         <w:rPr>
-          <w:u w:val="single" w:color="0066cc"/>
+          <w:u w:val="single" w:color="0000ff"/>
           <w:rFonts w:ascii="Charis SIL Regular" w:hAnsi="Charis SIL Regular" w:eastAsia="Charis SIL Regular"/>
           <w:b w:val="0"/>
           <w:i w:val="0"/>
@@ -553,7 +666,7 @@
           <w:rFonts w:ascii="Charis SIL Regular" w:hAnsi="Charis SIL Regular" w:eastAsia="Charis SIL Regular"/>
           <w:b w:val="0"/>
           <w:i w:val="0"/>
-          <w:color w:val="0066CC"/>
+          <w:color w:val="0000FF"/>
           <w:sz w:val="24"/>
           <w:u w:val="single"/>
         </w:rPr>
@@ -571,7 +684,7 @@
           <w:rFonts w:ascii="Charis SIL Regular" w:hAnsi="Charis SIL Regular" w:eastAsia="Charis SIL Regular"/>
           <w:b w:val="0"/>
           <w:i w:val="0"/>
-          <w:color w:val="0066CC"/>
+          <w:color w:val="0000FF"/>
           <w:sz w:val="24"/>
           <w:u w:val="single"/>
         </w:rPr>
@@ -582,7 +695,7 @@
           <w:rFonts w:ascii="Charis SIL Regular" w:hAnsi="Charis SIL Regular" w:eastAsia="Charis SIL Regular"/>
           <w:b w:val="0"/>
           <w:i w:val="0"/>
-          <w:color w:val="0066CC"/>
+          <w:color w:val="0000FF"/>
           <w:sz w:val="24"/>
           <w:u w:val="single"/>
         </w:rPr>
@@ -607,7 +720,7 @@
       </w:r>
       <w:r>
         <w:rPr>
-          <w:u w:val="single" w:color="0066cc"/>
+          <w:u w:val="single" w:color="0000ff"/>
           <w:rFonts w:ascii="Charis SIL Regular" w:hAnsi="Charis SIL Regular" w:eastAsia="Charis SIL Regular"/>
           <w:b w:val="0"/>
           <w:i w:val="0"/>
@@ -625,7 +738,7 @@
       </w:r>
       <w:r>
         <w:rPr>
-          <w:u w:val="single" w:color="0066cc"/>
+          <w:u w:val="single" w:color="0000ff"/>
           <w:rFonts w:ascii="Charis SIL Regular" w:hAnsi="Charis SIL Regular" w:eastAsia="Charis SIL Regular"/>
           <w:b w:val="0"/>
           <w:i w:val="0"/>
@@ -643,7 +756,7 @@
       </w:r>
       <w:r>
         <w:rPr>
-          <w:u w:val="single" w:color="0066cc"/>
+          <w:u w:val="single" w:color="0000ff"/>
           <w:rFonts w:ascii="Charis SIL Regular" w:hAnsi="Charis SIL Regular" w:eastAsia="Charis SIL Regular"/>
           <w:b w:val="0"/>
           <w:i w:val="0"/>
@@ -661,7 +774,7 @@
       </w:r>
       <w:r>
         <w:rPr>
-          <w:u w:val="single" w:color="0066cc"/>
+          <w:u w:val="single" w:color="0000ff"/>
           <w:rFonts w:ascii="Charis SIL Regular" w:hAnsi="Charis SIL Regular" w:eastAsia="Charis SIL Regular"/>
           <w:b w:val="0"/>
           <w:i w:val="0"/>
@@ -679,20 +792,38 @@
       </w:r>
       <w:r>
         <w:rPr>
+          <w:u w:val="single" w:color="0000ff"/>
           <w:rFonts w:ascii="Charis SIL Regular" w:hAnsi="Charis SIL Regular" w:eastAsia="Charis SIL Regular"/>
           <w:b w:val="0"/>
           <w:i w:val="0"/>
           <w:color w:val="000000"/>
           <w:sz w:val="24"/>
         </w:rPr>
-        <w:t xml:space="preserve"> such as the </w:t>
+        <w:hyperlink r:id="rId14" w:history="1">
+          <w:r>
+            <w:rPr>
+              <w:rStyle w:val="Hyperlink"/>
+            </w:rPr>
+            <w:t xml:space="preserve"> such </w:t>
+          </w:r>
+        </w:hyperlink>
       </w:r>
       <w:r>
         <w:rPr>
           <w:rFonts w:ascii="Charis SIL Regular" w:hAnsi="Charis SIL Regular" w:eastAsia="Charis SIL Regular"/>
           <w:b w:val="0"/>
           <w:i w:val="0"/>
-          <w:color w:val="0066CC"/>
+          <w:color w:val="000000"/>
+          <w:sz w:val="24"/>
+        </w:rPr>
+        <w:t xml:space="preserve">as the </w:t>
+      </w:r>
+      <w:r>
+        <w:rPr>
+          <w:rFonts w:ascii="Charis SIL Regular" w:hAnsi="Charis SIL Regular" w:eastAsia="Charis SIL Regular"/>
+          <w:b w:val="0"/>
+          <w:i w:val="0"/>
+          <w:color w:val="0000FF"/>
           <w:sz w:val="24"/>
           <w:u w:val="single"/>
         </w:rPr>
@@ -710,7 +841,7 @@
           <w:rFonts w:ascii="Charis SIL Regular" w:hAnsi="Charis SIL Regular" w:eastAsia="Charis SIL Regular"/>
           <w:b w:val="0"/>
           <w:i w:val="0"/>
-          <w:color w:val="0066CC"/>
+          <w:color w:val="0000FF"/>
           <w:sz w:val="24"/>
           <w:u w:val="single"/>
         </w:rPr>
@@ -721,7 +852,7 @@
           <w:rFonts w:ascii="Charis SIL Regular" w:hAnsi="Charis SIL Regular" w:eastAsia="Charis SIL Regular"/>
           <w:b w:val="0"/>
           <w:i w:val="0"/>
-          <w:color w:val="0066CC"/>
+          <w:color w:val="0000FF"/>
           <w:sz w:val="24"/>
           <w:u w:val="single"/>
         </w:rPr>
@@ -739,7 +870,7 @@
           <w:rFonts w:ascii="Charis SIL Regular" w:hAnsi="Charis SIL Regular" w:eastAsia="Charis SIL Regular"/>
           <w:b w:val="0"/>
           <w:i w:val="0"/>
-          <w:color w:val="0066CC"/>
+          <w:color w:val="0000FF"/>
           <w:sz w:val="24"/>
           <w:u w:val="single"/>
         </w:rPr>
@@ -750,7 +881,7 @@
           <w:rFonts w:ascii="Charis SIL Regular" w:hAnsi="Charis SIL Regular" w:eastAsia="Charis SIL Regular"/>
           <w:b w:val="0"/>
           <w:i w:val="0"/>
-          <w:color w:val="0066CC"/>
+          <w:color w:val="0000FF"/>
           <w:sz w:val="24"/>
           <w:u w:val="single"/>
         </w:rPr>
@@ -768,7 +899,7 @@
           <w:rFonts w:ascii="Charis SIL Regular" w:hAnsi="Charis SIL Regular" w:eastAsia="Charis SIL Regular"/>
           <w:b w:val="0"/>
           <w:i w:val="0"/>
-          <w:color w:val="0066CC"/>
+          <w:color w:val="0000FF"/>
           <w:sz w:val="24"/>
           <w:u w:val="single"/>
         </w:rPr>
@@ -779,7 +910,7 @@
           <w:rFonts w:ascii="Charis SIL Regular" w:hAnsi="Charis SIL Regular" w:eastAsia="Charis SIL Regular"/>
           <w:b w:val="0"/>
           <w:i w:val="0"/>
-          <w:color w:val="0066CC"/>
+          <w:color w:val="0000FF"/>
           <w:sz w:val="24"/>
           <w:u w:val="single"/>
         </w:rPr>
@@ -807,7 +938,7 @@
           <w:rFonts w:ascii="Charis SIL Regular" w:hAnsi="Charis SIL Regular" w:eastAsia="Charis SIL Regular"/>
           <w:b w:val="0"/>
           <w:i w:val="0"/>
-          <w:color w:val="0066CC"/>
+          <w:color w:val="0000FF"/>
           <w:sz w:val="24"/>
           <w:u w:val="single"/>
         </w:rPr>
@@ -825,11 +956,11 @@
           <w:rFonts w:ascii="Charis SIL Regular" w:hAnsi="Charis SIL Regular" w:eastAsia="Charis SIL Regular"/>
           <w:b w:val="0"/>
           <w:i w:val="0"/>
-          <w:color w:val="0066CC"/>
+          <w:color w:val="0000FF"/>
           <w:sz w:val="24"/>
           <w:u w:val="single"/>
         </w:rPr>
-        <w:hyperlink r:id="rId15" w:history="1">
+        <w:hyperlink r:id="rId17" w:history="1">
           <w:r>
             <w:rPr>
               <w:rStyle w:val="Hyperlink"/>
@@ -843,11 +974,11 @@
           <w:rFonts w:ascii="Charis SIL Regular" w:hAnsi="Charis SIL Regular" w:eastAsia="Charis SIL Regular"/>
           <w:b w:val="0"/>
           <w:i w:val="0"/>
-          <w:color w:val="0066CC"/>
+          <w:color w:val="0000FF"/>
           <w:sz w:val="24"/>
           <w:u w:val="single"/>
         </w:rPr>
-        <w:hyperlink r:id="rId15" w:history="1">
+        <w:hyperlink r:id="rId17" w:history="1">
           <w:r>
             <w:rPr>
               <w:rStyle w:val="Hyperlink"/>
@@ -861,7 +992,7 @@
           <w:rFonts w:ascii="Charis SIL Regular" w:hAnsi="Charis SIL Regular" w:eastAsia="Charis SIL Regular"/>
           <w:b w:val="0"/>
           <w:i w:val="0"/>
-          <w:color w:val="0066CC"/>
+          <w:color w:val="0000FF"/>
           <w:sz w:val="24"/>
           <w:u w:val="single"/>
         </w:rPr>
@@ -879,7 +1010,7 @@
           <w:rFonts w:ascii="Charis SIL Regular" w:hAnsi="Charis SIL Regular" w:eastAsia="Charis SIL Regular"/>
           <w:b w:val="0"/>
           <w:i w:val="0"/>
-          <w:color w:val="0066CC"/>
+          <w:color w:val="0000FF"/>
           <w:sz w:val="24"/>
           <w:u w:val="single"/>
         </w:rPr>
@@ -897,7 +1028,7 @@
           <w:rFonts w:ascii="Charis SIL Regular" w:hAnsi="Charis SIL Regular" w:eastAsia="Charis SIL Regular"/>
           <w:b w:val="0"/>
           <w:i w:val="0"/>
-          <w:color w:val="0066CC"/>
+          <w:color w:val="0000FF"/>
           <w:sz w:val="24"/>
         </w:rPr>
         <w:hyperlink r:id="rId17" w:history="1">
@@ -914,8 +1045,9 @@
           <w:rFonts w:ascii="Charis SIL Regular" w:hAnsi="Charis SIL Regular" w:eastAsia="Charis SIL Regular"/>
           <w:b w:val="0"/>
           <w:i w:val="0"/>
-          <w:color w:val="0066CC"/>
+          <w:color w:val="0000FF"/>
           <w:sz w:val="24"/>
+          <w:u w:val="single"/>
         </w:rPr>
         <w:t>h</w:t>
       </w:r>
@@ -924,7 +1056,7 @@
           <w:rFonts w:ascii="Charis SIL Regular" w:hAnsi="Charis SIL Regular" w:eastAsia="Charis SIL Regular"/>
           <w:b w:val="0"/>
           <w:i w:val="0"/>
-          <w:color w:val="0066CC"/>
+          <w:color w:val="0000FF"/>
           <w:sz w:val="24"/>
           <w:u w:val="single"/>
         </w:rPr>
@@ -935,7 +1067,7 @@
           <w:rFonts w:ascii="Charis SIL Regular" w:hAnsi="Charis SIL Regular" w:eastAsia="Charis SIL Regular"/>
           <w:b w:val="0"/>
           <w:i w:val="0"/>
-          <w:color w:val="0066CC"/>
+          <w:color w:val="0000FF"/>
           <w:sz w:val="24"/>
           <w:u w:val="single"/>
         </w:rPr>
@@ -960,7 +1092,7 @@
       </w:r>
       <w:r>
         <w:rPr>
-          <w:u w:val="single" w:color="0066cc"/>
+          <w:u w:val="single" w:color="0000ff"/>
           <w:rFonts w:ascii="Charis SIL Regular" w:hAnsi="Charis SIL Regular" w:eastAsia="Charis SIL Regular"/>
           <w:b w:val="0"/>
           <w:i w:val="0"/>
@@ -978,7 +1110,7 @@
       </w:r>
       <w:r>
         <w:rPr>
-          <w:u w:val="single" w:color="0066cc"/>
+          <w:u w:val="single" w:color="0000ff"/>
           <w:rFonts w:ascii="Charis SIL Regular" w:hAnsi="Charis SIL Regular" w:eastAsia="Charis SIL Regular"/>
           <w:b w:val="0"/>
           <w:i w:val="0"/>
@@ -996,7 +1128,7 @@
       </w:r>
       <w:r>
         <w:rPr>
-          <w:u w:val="single" w:color="0066cc"/>
+          <w:u w:val="single" w:color="0000ff"/>
           <w:rFonts w:ascii="Charis SIL Regular" w:hAnsi="Charis SIL Regular" w:eastAsia="Charis SIL Regular"/>
           <w:b w:val="0"/>
           <w:i w:val="0"/>
@@ -1014,7 +1146,7 @@
       </w:r>
       <w:r>
         <w:rPr>
-          <w:u w:val="single" w:color="0066cc"/>
+          <w:u w:val="single" w:color="0000ff"/>
           <w:rFonts w:ascii="Charis SIL Regular" w:hAnsi="Charis SIL Regular" w:eastAsia="Charis SIL Regular"/>
           <w:b w:val="0"/>
           <w:i w:val="0"/>
@@ -1032,7 +1164,7 @@
       </w:r>
       <w:r>
         <w:rPr>
-          <w:u w:val="single" w:color="0066cc"/>
+          <w:u w:val="single" w:color="0000ff"/>
           <w:rFonts w:ascii="Charis SIL Regular" w:hAnsi="Charis SIL Regular" w:eastAsia="Charis SIL Regular"/>
           <w:b w:val="0"/>
           <w:i w:val="0"/>
@@ -1050,7 +1182,7 @@
       </w:r>
       <w:r>
         <w:rPr>
-          <w:u w:val="single" w:color="0066cc"/>
+          <w:u w:val="single" w:color="0000ff"/>
           <w:rFonts w:ascii="Charis SIL Regular" w:hAnsi="Charis SIL Regular" w:eastAsia="Charis SIL Regular"/>
           <w:b w:val="0"/>
           <w:i w:val="0"/>
@@ -1068,7 +1200,7 @@
       </w:r>
       <w:r>
         <w:rPr>
-          <w:u w:val="single" w:color="0066cc"/>
+          <w:u w:val="single" w:color="0000ff"/>
           <w:rFonts w:ascii="Charis SIL Regular" w:hAnsi="Charis SIL Regular" w:eastAsia="Charis SIL Regular"/>
           <w:b w:val="0"/>
           <w:i w:val="0"/>
@@ -1096,7 +1228,7 @@
       </w:r>
       <w:r>
         <w:rPr>
-          <w:u w:val="single" w:color="0066cc"/>
+          <w:u w:val="single" w:color="0000ff"/>
           <w:rFonts w:ascii="Charis SIL Regular" w:hAnsi="Charis SIL Regular" w:eastAsia="Charis SIL Regular"/>
           <w:b w:val="0"/>
           <w:i w:val="0"/>
@@ -1114,7 +1246,7 @@
       </w:r>
       <w:r>
         <w:rPr>
-          <w:u w:val="single" w:color="0066cc"/>
+          <w:u w:val="single" w:color="0000ff"/>
           <w:rFonts w:ascii="Charis SIL Regular" w:hAnsi="Charis SIL Regular" w:eastAsia="Charis SIL Regular"/>
           <w:b w:val="0"/>
           <w:i w:val="0"/>
@@ -1149,6 +1281,7 @@
       </w:r>
       <w:r>
         <w:rPr>
+          <w:u w:val="single" w:color="0000ff"/>
           <w:rFonts w:ascii="Charis SIL Regular" w:hAnsi="Charis SIL Regular" w:eastAsia="Charis SIL Regular"/>
           <w:b w:val="0"/>
           <w:i w:val="0"/>
@@ -1159,7 +1292,7 @@
       </w:r>
       <w:r>
         <w:rPr>
-          <w:u w:val="single" w:color="0066cc"/>
+          <w:u w:val="single" w:color="0000ff"/>
           <w:rFonts w:ascii="Charis SIL Regular" w:hAnsi="Charis SIL Regular" w:eastAsia="Charis SIL Regular"/>
           <w:b w:val="0"/>
           <w:i w:val="0"/>
@@ -1177,7 +1310,7 @@
       </w:r>
       <w:r>
         <w:rPr>
-          <w:u w:val="single" w:color="0066cc"/>
+          <w:u w:val="single" w:color="0000ff"/>
           <w:rFonts w:ascii="Charis SIL Regular" w:hAnsi="Charis SIL Regular" w:eastAsia="Charis SIL Regular"/>
           <w:b w:val="0"/>
           <w:i w:val="0"/>
@@ -1258,7 +1391,7 @@
           <w:rFonts w:ascii="Charis SIL Regular" w:hAnsi="Charis SIL Regular" w:eastAsia="Charis SIL Regular"/>
           <w:b w:val="0"/>
           <w:i w:val="0"/>
-          <w:color w:val="0066CC"/>
+          <w:color w:val="0000FF"/>
           <w:sz w:val="24"/>
           <w:u w:val="single"/>
         </w:rPr>
@@ -1276,7 +1409,7 @@
           <w:rFonts w:ascii="Charis SIL Regular" w:hAnsi="Charis SIL Regular" w:eastAsia="Charis SIL Regular"/>
           <w:b w:val="0"/>
           <w:i w:val="0"/>
-          <w:color w:val="0066CC"/>
+          <w:color w:val="0000FF"/>
           <w:sz w:val="24"/>
           <w:u w:val="single"/>
         </w:rPr>
@@ -1287,7 +1420,7 @@
           <w:rFonts w:ascii="Charis SIL Regular" w:hAnsi="Charis SIL Regular" w:eastAsia="Charis SIL Regular"/>
           <w:b w:val="0"/>
           <w:i w:val="0"/>
-          <w:color w:val="0066CC"/>
+          <w:color w:val="0000FF"/>
           <w:sz w:val="24"/>
           <w:u w:val="single"/>
         </w:rPr>
@@ -1305,7 +1438,7 @@
           <w:rFonts w:ascii="Charis SIL Regular" w:hAnsi="Charis SIL Regular" w:eastAsia="Charis SIL Regular"/>
           <w:b w:val="0"/>
           <w:i w:val="0"/>
-          <w:color w:val="0066CC"/>
+          <w:color w:val="0000FF"/>
           <w:sz w:val="24"/>
           <w:u w:val="single"/>
         </w:rPr>
@@ -1323,7 +1456,7 @@
           <w:rFonts w:ascii="Charis SIL Regular" w:hAnsi="Charis SIL Regular" w:eastAsia="Charis SIL Regular"/>
           <w:b w:val="0"/>
           <w:i w:val="0"/>
-          <w:color w:val="0066CC"/>
+          <w:color w:val="0000FF"/>
           <w:sz w:val="24"/>
           <w:u w:val="single"/>
         </w:rPr>
@@ -1334,7 +1467,7 @@
           <w:rFonts w:ascii="Charis SIL Regular" w:hAnsi="Charis SIL Regular" w:eastAsia="Charis SIL Regular"/>
           <w:b w:val="0"/>
           <w:i w:val="0"/>
-          <w:color w:val="0066CC"/>
+          <w:color w:val="0000FF"/>
           <w:sz w:val="24"/>
           <w:u w:val="single"/>
         </w:rPr>
@@ -1352,7 +1485,7 @@
           <w:rFonts w:ascii="Charis SIL Regular" w:hAnsi="Charis SIL Regular" w:eastAsia="Charis SIL Regular"/>
           <w:b w:val="0"/>
           <w:i w:val="0"/>
-          <w:color w:val="0066CC"/>
+          <w:color w:val="0000FF"/>
           <w:sz w:val="24"/>
           <w:u w:val="single"/>
         </w:rPr>
@@ -1363,7 +1496,7 @@
           <w:rFonts w:ascii="Charis SIL Regular" w:hAnsi="Charis SIL Regular" w:eastAsia="Charis SIL Regular"/>
           <w:b w:val="0"/>
           <w:i w:val="0"/>
-          <w:color w:val="0066CC"/>
+          <w:color w:val="0000FF"/>
           <w:sz w:val="24"/>
           <w:u w:val="single"/>
         </w:rPr>
@@ -1388,18 +1521,25 @@
       </w:r>
       <w:r>
         <w:rPr>
-          <w:u w:val="single" w:color="0066cc"/>
+          <w:u w:val="single" w:color="0000ff"/>
           <w:rFonts w:ascii="Charis SIL Regular" w:hAnsi="Charis SIL Regular" w:eastAsia="Charis SIL Regular"/>
           <w:b w:val="0"/>
           <w:i w:val="0"/>
           <w:color w:val="000000"/>
           <w:sz w:val="24"/>
         </w:rPr>
-        <w:t xml:space="preserve"> objects. T</w:t>
+        <w:hyperlink r:id="rId18" w:history="1">
+          <w:r>
+            <w:rPr>
+              <w:rStyle w:val="Hyperlink"/>
+            </w:rPr>
+            <w:t xml:space="preserve"> objects. T</w:t>
+          </w:r>
+        </w:hyperlink>
       </w:r>
       <w:r>
         <w:rPr>
-          <w:u w:val="single" w:color="0066cc"/>
+          <w:u w:val="single" w:color="0000ff"/>
           <w:rFonts w:ascii="Charis SIL Regular" w:hAnsi="Charis SIL Regular" w:eastAsia="Charis SIL Regular"/>
           <w:b w:val="0"/>
           <w:i w:val="0"/>
@@ -1420,11 +1560,11 @@
           <w:rFonts w:ascii="Charis SIL Regular" w:hAnsi="Charis SIL Regular" w:eastAsia="Charis SIL Regular"/>
           <w:b w:val="0"/>
           <w:i w:val="0"/>
-          <w:color w:val="0066CC"/>
+          <w:color w:val="0000FF"/>
           <w:sz w:val="24"/>
           <w:u w:val="single"/>
         </w:rPr>
-        <w:hyperlink r:id="rId17" w:history="1">
+        <w:hyperlink r:id="rId18" w:history="1">
           <w:r>
             <w:rPr>
               <w:rStyle w:val="Hyperlink"/>
@@ -1438,11 +1578,11 @@
           <w:rFonts w:ascii="Charis SIL Regular" w:hAnsi="Charis SIL Regular" w:eastAsia="Charis SIL Regular"/>
           <w:b w:val="0"/>
           <w:i w:val="0"/>
-          <w:color w:val="0066CC"/>
+          <w:color w:val="0000FF"/>
           <w:sz w:val="24"/>
           <w:u w:val="single"/>
         </w:rPr>
-        <w:hyperlink r:id="rId17" w:history="1">
+        <w:hyperlink r:id="rId18" w:history="1">
           <w:r>
             <w:rPr>
               <w:rStyle w:val="Hyperlink"/>
@@ -1456,7 +1596,7 @@
           <w:rFonts w:ascii="Charis SIL Regular" w:hAnsi="Charis SIL Regular" w:eastAsia="Charis SIL Regular"/>
           <w:b w:val="0"/>
           <w:i w:val="0"/>
-          <w:color w:val="0066CC"/>
+          <w:color w:val="0000FF"/>
           <w:sz w:val="24"/>
           <w:u w:val="single"/>
         </w:rPr>
@@ -1474,7 +1614,7 @@
           <w:rFonts w:ascii="Charis SIL Regular" w:hAnsi="Charis SIL Regular" w:eastAsia="Charis SIL Regular"/>
           <w:b w:val="0"/>
           <w:i w:val="0"/>
-          <w:color w:val="0066CC"/>
+          <w:color w:val="0000FF"/>
           <w:sz w:val="24"/>
           <w:u w:val="single"/>
         </w:rPr>
@@ -1492,7 +1632,7 @@
           <w:rFonts w:ascii="Charis SIL Regular" w:hAnsi="Charis SIL Regular" w:eastAsia="Charis SIL Regular"/>
           <w:b w:val="0"/>
           <w:i w:val="0"/>
-          <w:color w:val="0066CC"/>
+          <w:color w:val="0000FF"/>
           <w:sz w:val="24"/>
           <w:u w:val="single"/>
         </w:rPr>
@@ -1510,7 +1650,7 @@
           <w:rFonts w:ascii="Charis SIL Regular" w:hAnsi="Charis SIL Regular" w:eastAsia="Charis SIL Regular"/>
           <w:b w:val="0"/>
           <w:i w:val="0"/>
-          <w:color w:val="0066CC"/>
+          <w:color w:val="0000FF"/>
           <w:sz w:val="24"/>
           <w:u w:val="single"/>
         </w:rPr>
@@ -1521,7 +1661,7 @@
           <w:rFonts w:ascii="Charis SIL Regular" w:hAnsi="Charis SIL Regular" w:eastAsia="Charis SIL Regular"/>
           <w:b w:val="0"/>
           <w:i w:val="0"/>
-          <w:color w:val="0066CC"/>
+          <w:color w:val="0000FF"/>
           <w:sz w:val="24"/>
           <w:u w:val="single"/>
         </w:rPr>
@@ -1546,25 +1686,17 @@
       </w:r>
       <w:r>
         <w:rPr>
-          <w:u w:val="single" w:color="0066cc"/>
           <w:rFonts w:ascii="Charis SIL Regular" w:hAnsi="Charis SIL Regular" w:eastAsia="Charis SIL Regular"/>
           <w:b w:val="0"/>
           <w:i w:val="0"/>
           <w:color w:val="000000"/>
           <w:sz w:val="24"/>
         </w:rPr>
-        <w:hyperlink r:id="rId17" w:history="1">
-          <w:r>
-            <w:rPr>
-              <w:rStyle w:val="Hyperlink"/>
-            </w:rPr>
-            <w:t>regarding purch</w:t>
-          </w:r>
-        </w:hyperlink>
+        <w:t>regarding purch</w:t>
       </w:r>
       <w:r>
         <w:rPr>
-          <w:u w:val="single" w:color="0066cc"/>
+          <w:u w:val="single" w:color="0000ff"/>
           <w:rFonts w:ascii="Charis SIL Regular" w:hAnsi="Charis SIL Regular" w:eastAsia="Charis SIL Regular"/>
           <w:b w:val="0"/>
           <w:i w:val="0"/>
@@ -1625,7 +1757,7 @@
           <w:rFonts w:ascii="Charis SIL Regular" w:hAnsi="Charis SIL Regular" w:eastAsia="Charis SIL Regular"/>
           <w:b w:val="0"/>
           <w:i w:val="0"/>
-          <w:color w:val="0066CC"/>
+          <w:color w:val="0000FF"/>
           <w:sz w:val="24"/>
           <w:u w:val="single"/>
         </w:rPr>
@@ -1649,7 +1781,7 @@
           <w:rFonts w:ascii="Charis SIL Regular" w:hAnsi="Charis SIL Regular" w:eastAsia="Charis SIL Regular"/>
           <w:b w:val="0"/>
           <w:i w:val="0"/>
-          <w:color w:val="0066CC"/>
+          <w:color w:val="0000FF"/>
           <w:sz w:val="24"/>
           <w:u w:val="single"/>
         </w:rPr>
@@ -1673,7 +1805,7 @@
           <w:rFonts w:ascii="Charis SIL Regular" w:hAnsi="Charis SIL Regular" w:eastAsia="Charis SIL Regular"/>
           <w:b w:val="0"/>
           <w:i w:val="0"/>
-          <w:color w:val="0066CC"/>
+          <w:color w:val="0000FF"/>
           <w:sz w:val="24"/>
           <w:u w:val="single"/>
         </w:rPr>
@@ -1697,7 +1829,7 @@
           <w:rFonts w:ascii="Charis SIL Regular" w:hAnsi="Charis SIL Regular" w:eastAsia="Charis SIL Regular"/>
           <w:b w:val="0"/>
           <w:i w:val="0"/>
-          <w:color w:val="0066CC"/>
+          <w:color w:val="0000FF"/>
           <w:sz w:val="24"/>
           <w:u w:val="single"/>
         </w:rPr>
@@ -1848,7 +1980,7 @@
           <w:rFonts w:ascii="Charis SIL Regular" w:hAnsi="Charis SIL Regular" w:eastAsia="Charis SIL Regular"/>
           <w:b w:val="0"/>
           <w:i w:val="0"/>
-          <w:color w:val="0066CC"/>
+          <w:color w:val="0000FF"/>
           <w:sz w:val="24"/>
           <w:u w:val="single"/>
         </w:rPr>
@@ -1866,7 +1998,7 @@
           <w:rFonts w:ascii="Charis SIL Regular" w:hAnsi="Charis SIL Regular" w:eastAsia="Charis SIL Regular"/>
           <w:b w:val="0"/>
           <w:i w:val="0"/>
-          <w:color w:val="0066CC"/>
+          <w:color w:val="0000FF"/>
           <w:sz w:val="24"/>
           <w:u w:val="single"/>
         </w:rPr>
@@ -1884,7 +2016,7 @@
           <w:rFonts w:ascii="Charis SIL Regular" w:hAnsi="Charis SIL Regular" w:eastAsia="Charis SIL Regular"/>
           <w:b w:val="0"/>
           <w:i w:val="0"/>
-          <w:color w:val="0066CC"/>
+          <w:color w:val="0000FF"/>
           <w:sz w:val="24"/>
           <w:u w:val="single"/>
         </w:rPr>
@@ -1902,7 +2034,7 @@
           <w:rFonts w:ascii="Charis SIL Regular" w:hAnsi="Charis SIL Regular" w:eastAsia="Charis SIL Regular"/>
           <w:b w:val="0"/>
           <w:i w:val="0"/>
-          <w:color w:val="0066CC"/>
+          <w:color w:val="0000FF"/>
           <w:sz w:val="24"/>
           <w:u w:val="single"/>
         </w:rPr>
@@ -1920,7 +2052,7 @@
           <w:rFonts w:ascii="Charis SIL Regular" w:hAnsi="Charis SIL Regular" w:eastAsia="Charis SIL Regular"/>
           <w:b w:val="0"/>
           <w:i w:val="0"/>
-          <w:color w:val="0066CC"/>
+          <w:color w:val="0000FF"/>
           <w:sz w:val="24"/>
           <w:u w:val="single"/>
         </w:rPr>
@@ -1938,7 +2070,7 @@
           <w:rFonts w:ascii="Charis SIL Regular" w:hAnsi="Charis SIL Regular" w:eastAsia="Charis SIL Regular"/>
           <w:b w:val="0"/>
           <w:i w:val="0"/>
-          <w:color w:val="0066CC"/>
+          <w:color w:val="0000FF"/>
           <w:sz w:val="24"/>
           <w:u w:val="single"/>
         </w:rPr>
@@ -1956,7 +2088,7 @@
           <w:rFonts w:ascii="Charis SIL Regular" w:hAnsi="Charis SIL Regular" w:eastAsia="Charis SIL Regular"/>
           <w:b w:val="0"/>
           <w:i w:val="0"/>
-          <w:color w:val="0066CC"/>
+          <w:color w:val="0000FF"/>
           <w:sz w:val="24"/>
           <w:u w:val="single"/>
         </w:rPr>
@@ -2086,7 +2218,7 @@
           <w:rFonts w:ascii="Charis SIL Regular" w:hAnsi="Charis SIL Regular" w:eastAsia="Charis SIL Regular"/>
           <w:b w:val="0"/>
           <w:i w:val="0"/>
-          <w:color w:val="0066CC"/>
+          <w:color w:val="0000FF"/>
           <w:sz w:val="24"/>
           <w:u w:val="single"/>
         </w:rPr>
@@ -2104,7 +2236,7 @@
           <w:rFonts w:ascii="Charis SIL Regular" w:hAnsi="Charis SIL Regular" w:eastAsia="Charis SIL Regular"/>
           <w:b w:val="0"/>
           <w:i w:val="0"/>
-          <w:color w:val="0066CC"/>
+          <w:color w:val="0000FF"/>
           <w:sz w:val="24"/>
           <w:u w:val="single"/>
         </w:rPr>
@@ -2122,7 +2254,7 @@
           <w:rFonts w:ascii="Charis SIL Regular" w:hAnsi="Charis SIL Regular" w:eastAsia="Charis SIL Regular"/>
           <w:b w:val="0"/>
           <w:i w:val="0"/>
-          <w:color w:val="0066CC"/>
+          <w:color w:val="0000FF"/>
           <w:sz w:val="24"/>
           <w:u w:val="single"/>
         </w:rPr>
@@ -2140,7 +2272,7 @@
           <w:rFonts w:ascii="Charis SIL Regular" w:hAnsi="Charis SIL Regular" w:eastAsia="Charis SIL Regular"/>
           <w:b w:val="0"/>
           <w:i w:val="0"/>
-          <w:color w:val="0066CC"/>
+          <w:color w:val="0000FF"/>
           <w:sz w:val="24"/>
           <w:u w:val="single"/>
         </w:rPr>
@@ -2158,7 +2290,7 @@
           <w:rFonts w:ascii="Charis SIL Regular" w:hAnsi="Charis SIL Regular" w:eastAsia="Charis SIL Regular"/>
           <w:b w:val="0"/>
           <w:i w:val="0"/>
-          <w:color w:val="0066CC"/>
+          <w:color w:val="0000FF"/>
           <w:sz w:val="24"/>
           <w:u w:val="single"/>
         </w:rPr>
@@ -2176,7 +2308,7 @@
           <w:rFonts w:ascii="Charis SIL Regular" w:hAnsi="Charis SIL Regular" w:eastAsia="Charis SIL Regular"/>
           <w:b w:val="0"/>
           <w:i w:val="0"/>
-          <w:color w:val="0066CC"/>
+          <w:color w:val="0000FF"/>
           <w:sz w:val="24"/>
           <w:u w:val="single"/>
         </w:rPr>
@@ -2284,7 +2416,7 @@
           <w:rFonts w:ascii="Charis SIL Regular" w:hAnsi="Charis SIL Regular" w:eastAsia="Charis SIL Regular"/>
           <w:b w:val="0"/>
           <w:i w:val="0"/>
-          <w:color w:val="0066CC"/>
+          <w:color w:val="0000FF"/>
           <w:sz w:val="24"/>
         </w:rPr>
         <w:hyperlink r:id="rId21" w:history="1">
@@ -2301,7 +2433,7 @@
           <w:rFonts w:ascii="Charis SIL Regular" w:hAnsi="Charis SIL Regular" w:eastAsia="Charis SIL Regular"/>
           <w:b w:val="0"/>
           <w:i w:val="0"/>
-          <w:color w:val="0066CC"/>
+          <w:color w:val="0000FF"/>
           <w:sz w:val="24"/>
         </w:rPr>
         <w:hyperlink r:id="rId21" w:history="1">
@@ -2388,7 +2520,7 @@
           <w:rFonts w:ascii="Charis SIL Regular" w:hAnsi="Charis SIL Regular" w:eastAsia="Charis SIL Regular"/>
           <w:b w:val="0"/>
           <w:i w:val="0"/>
-          <w:color w:val="0066CC"/>
+          <w:color w:val="0000FF"/>
           <w:sz w:val="24"/>
           <w:u w:val="single"/>
         </w:rPr>
@@ -2406,7 +2538,7 @@
           <w:rFonts w:ascii="Charis SIL Regular" w:hAnsi="Charis SIL Regular" w:eastAsia="Charis SIL Regular"/>
           <w:b w:val="0"/>
           <w:i w:val="0"/>
-          <w:color w:val="0066CC"/>
+          <w:color w:val="0000FF"/>
           <w:sz w:val="24"/>
           <w:u w:val="single"/>
         </w:rPr>
@@ -2524,7 +2656,7 @@
           <w:rFonts w:ascii="Charis SIL Regular" w:hAnsi="Charis SIL Regular" w:eastAsia="Charis SIL Regular"/>
           <w:b w:val="0"/>
           <w:i w:val="0"/>
-          <w:color w:val="0066CC"/>
+          <w:color w:val="0000FF"/>
           <w:sz w:val="24"/>
           <w:u w:val="single"/>
         </w:rPr>
@@ -2542,7 +2674,7 @@
           <w:rFonts w:ascii="Charis SIL Regular" w:hAnsi="Charis SIL Regular" w:eastAsia="Charis SIL Regular"/>
           <w:b w:val="0"/>
           <w:i w:val="0"/>
-          <w:color w:val="0066CC"/>
+          <w:color w:val="0000FF"/>
           <w:sz w:val="24"/>
           <w:u w:val="single"/>
         </w:rPr>
@@ -2560,7 +2692,7 @@
           <w:rFonts w:ascii="Charis SIL Regular" w:hAnsi="Charis SIL Regular" w:eastAsia="Charis SIL Regular"/>
           <w:b w:val="0"/>
           <w:i w:val="0"/>
-          <w:color w:val="0066CC"/>
+          <w:color w:val="0000FF"/>
           <w:sz w:val="24"/>
           <w:u w:val="single"/>
         </w:rPr>
@@ -2688,7 +2820,7 @@
           <w:rFonts w:ascii="Charis SIL Regular" w:hAnsi="Charis SIL Regular" w:eastAsia="Charis SIL Regular"/>
           <w:b w:val="0"/>
           <w:i w:val="0"/>
-          <w:color w:val="0066CC"/>
+          <w:color w:val="0000FF"/>
           <w:sz w:val="24"/>
           <w:u w:val="single"/>
         </w:rPr>
@@ -2706,7 +2838,7 @@
           <w:rFonts w:ascii="Charis SIL Regular" w:hAnsi="Charis SIL Regular" w:eastAsia="Charis SIL Regular"/>
           <w:b w:val="0"/>
           <w:i w:val="0"/>
-          <w:color w:val="0066CC"/>
+          <w:color w:val="0000FF"/>
           <w:sz w:val="24"/>
           <w:u w:val="single"/>
         </w:rPr>
@@ -2724,7 +2856,7 @@
           <w:rFonts w:ascii="Charis SIL Regular" w:hAnsi="Charis SIL Regular" w:eastAsia="Charis SIL Regular"/>
           <w:b w:val="0"/>
           <w:i w:val="0"/>
-          <w:color w:val="0066CC"/>
+          <w:color w:val="0000FF"/>
           <w:sz w:val="24"/>
           <w:u w:val="single"/>
         </w:rPr>
@@ -2742,7 +2874,7 @@
           <w:rFonts w:ascii="Charis SIL Regular" w:hAnsi="Charis SIL Regular" w:eastAsia="Charis SIL Regular"/>
           <w:b w:val="0"/>
           <w:i w:val="0"/>
-          <w:color w:val="0066CC"/>
+          <w:color w:val="0000FF"/>
           <w:sz w:val="24"/>
           <w:u w:val="single"/>
         </w:rPr>
@@ -2830,7 +2962,7 @@
           <w:rFonts w:ascii="Charis SIL Regular" w:hAnsi="Charis SIL Regular" w:eastAsia="Charis SIL Regular"/>
           <w:b w:val="0"/>
           <w:i w:val="0"/>
-          <w:color w:val="0066CC"/>
+          <w:color w:val="0000FF"/>
           <w:sz w:val="24"/>
           <w:u w:val="single"/>
         </w:rPr>
@@ -2848,7 +2980,7 @@
           <w:rFonts w:ascii="Charis SIL Regular" w:hAnsi="Charis SIL Regular" w:eastAsia="Charis SIL Regular"/>
           <w:b w:val="0"/>
           <w:i w:val="0"/>
-          <w:color w:val="0066CC"/>
+          <w:color w:val="0000FF"/>
           <w:sz w:val="24"/>
           <w:u w:val="single"/>
         </w:rPr>
@@ -2866,7 +2998,7 @@
           <w:rFonts w:ascii="Charis SIL Regular" w:hAnsi="Charis SIL Regular" w:eastAsia="Charis SIL Regular"/>
           <w:b w:val="0"/>
           <w:i w:val="0"/>
-          <w:color w:val="0066CC"/>
+          <w:color w:val="0000FF"/>
           <w:sz w:val="24"/>
           <w:u w:val="single"/>
         </w:rPr>
@@ -2884,7 +3016,7 @@
           <w:rFonts w:ascii="Charis SIL Regular" w:hAnsi="Charis SIL Regular" w:eastAsia="Charis SIL Regular"/>
           <w:b w:val="0"/>
           <w:i w:val="0"/>
-          <w:color w:val="0066CC"/>
+          <w:color w:val="0000FF"/>
           <w:sz w:val="24"/>
           <w:u w:val="single"/>
         </w:rPr>
@@ -2912,7 +3044,7 @@
           <w:rFonts w:ascii="Charis SIL Regular" w:hAnsi="Charis SIL Regular" w:eastAsia="Charis SIL Regular"/>
           <w:b w:val="0"/>
           <w:i w:val="0"/>
-          <w:color w:val="0066CC"/>
+          <w:color w:val="0000FF"/>
           <w:sz w:val="24"/>
           <w:u w:val="single"/>
         </w:rPr>
@@ -2930,7 +3062,7 @@
           <w:rFonts w:ascii="Charis SIL Regular" w:hAnsi="Charis SIL Regular" w:eastAsia="Charis SIL Regular"/>
           <w:b w:val="0"/>
           <w:i w:val="0"/>
-          <w:color w:val="0066CC"/>
+          <w:color w:val="0000FF"/>
           <w:sz w:val="24"/>
           <w:u w:val="single"/>
         </w:rPr>
@@ -2948,7 +3080,7 @@
           <w:rFonts w:ascii="Charis SIL Regular" w:hAnsi="Charis SIL Regular" w:eastAsia="Charis SIL Regular"/>
           <w:b w:val="0"/>
           <w:i w:val="0"/>
-          <w:color w:val="0066CC"/>
+          <w:color w:val="0000FF"/>
           <w:sz w:val="24"/>
           <w:u w:val="single"/>
         </w:rPr>
@@ -3055,7 +3187,7 @@
           <w:rFonts w:ascii="Charis SIL Regular" w:hAnsi="Charis SIL Regular" w:eastAsia="Charis SIL Regular"/>
           <w:b w:val="0"/>
           <w:i w:val="0"/>
-          <w:color w:val="0066CC"/>
+          <w:color w:val="0000FF"/>
           <w:sz w:val="24"/>
           <w:u w:val="single"/>
         </w:rPr>
@@ -3073,7 +3205,7 @@
           <w:rFonts w:ascii="Charis SIL Regular" w:hAnsi="Charis SIL Regular" w:eastAsia="Charis SIL Regular"/>
           <w:b w:val="0"/>
           <w:i w:val="0"/>
-          <w:color w:val="0066CC"/>
+          <w:color w:val="0000FF"/>
           <w:sz w:val="24"/>
           <w:u w:val="single"/>
         </w:rPr>
@@ -3091,7 +3223,7 @@
           <w:rFonts w:ascii="Charis SIL Regular" w:hAnsi="Charis SIL Regular" w:eastAsia="Charis SIL Regular"/>
           <w:b w:val="0"/>
           <w:i w:val="0"/>
-          <w:color w:val="0066CC"/>
+          <w:color w:val="0000FF"/>
           <w:sz w:val="24"/>
           <w:u w:val="single"/>
         </w:rPr>
@@ -3119,7 +3251,7 @@
           <w:rFonts w:ascii="Charis SIL Regular" w:hAnsi="Charis SIL Regular" w:eastAsia="Charis SIL Regular"/>
           <w:b w:val="0"/>
           <w:i w:val="0"/>
-          <w:color w:val="0066CC"/>
+          <w:color w:val="0000FF"/>
           <w:sz w:val="24"/>
           <w:u w:val="single"/>
         </w:rPr>
@@ -3137,7 +3269,7 @@
           <w:rFonts w:ascii="Charis SIL Regular" w:hAnsi="Charis SIL Regular" w:eastAsia="Charis SIL Regular"/>
           <w:b w:val="0"/>
           <w:i w:val="0"/>
-          <w:color w:val="0066CC"/>
+          <w:color w:val="0000FF"/>
           <w:sz w:val="24"/>
           <w:u w:val="single"/>
         </w:rPr>
@@ -3148,7 +3280,7 @@
           <w:rFonts w:ascii="Charis SIL Regular" w:hAnsi="Charis SIL Regular" w:eastAsia="Charis SIL Regular"/>
           <w:b w:val="0"/>
           <w:i w:val="0"/>
-          <w:color w:val="0066CC"/>
+          <w:color w:val="0000FF"/>
           <w:sz w:val="24"/>
           <w:u w:val="single"/>
         </w:rPr>
@@ -3266,7 +3398,7 @@
           <w:rFonts w:ascii="Charis SIL Regular" w:hAnsi="Charis SIL Regular" w:eastAsia="Charis SIL Regular"/>
           <w:b w:val="0"/>
           <w:i w:val="0"/>
-          <w:color w:val="0066CC"/>
+          <w:color w:val="0000FF"/>
           <w:sz w:val="24"/>
           <w:u w:val="single"/>
         </w:rPr>
@@ -3284,7 +3416,7 @@
           <w:rFonts w:ascii="Charis SIL Regular" w:hAnsi="Charis SIL Regular" w:eastAsia="Charis SIL Regular"/>
           <w:b w:val="0"/>
           <w:i w:val="0"/>
-          <w:color w:val="0066CC"/>
+          <w:color w:val="0000FF"/>
           <w:sz w:val="24"/>
           <w:u w:val="single"/>
         </w:rPr>
@@ -3302,7 +3434,7 @@
           <w:rFonts w:ascii="Charis SIL Regular" w:hAnsi="Charis SIL Regular" w:eastAsia="Charis SIL Regular"/>
           <w:b w:val="0"/>
           <w:i w:val="0"/>
-          <w:color w:val="0066CC"/>
+          <w:color w:val="0000FF"/>
           <w:sz w:val="24"/>
           <w:u w:val="single"/>
         </w:rPr>
@@ -3330,7 +3462,7 @@
           <w:rFonts w:ascii="Charis SIL Regular" w:hAnsi="Charis SIL Regular" w:eastAsia="Charis SIL Regular"/>
           <w:b w:val="0"/>
           <w:i w:val="0"/>
-          <w:color w:val="0066CC"/>
+          <w:color w:val="0000FF"/>
           <w:sz w:val="24"/>
           <w:u w:val="single"/>
         </w:rPr>
@@ -3348,7 +3480,7 @@
           <w:rFonts w:ascii="Charis SIL Regular" w:hAnsi="Charis SIL Regular" w:eastAsia="Charis SIL Regular"/>
           <w:b w:val="0"/>
           <w:i w:val="0"/>
-          <w:color w:val="0066CC"/>
+          <w:color w:val="0000FF"/>
           <w:sz w:val="24"/>
           <w:u w:val="single"/>
         </w:rPr>
@@ -3359,7 +3491,7 @@
           <w:rFonts w:ascii="Charis SIL Regular" w:hAnsi="Charis SIL Regular" w:eastAsia="Charis SIL Regular"/>
           <w:b w:val="0"/>
           <w:i w:val="0"/>
-          <w:color w:val="0066CC"/>
+          <w:color w:val="0000FF"/>
           <w:sz w:val="24"/>
           <w:u w:val="single"/>
         </w:rPr>

--- a/EXPORTS/DOCX/published/niveau3/English/KoninklijkeBazar.docx
+++ b/EXPORTS/DOCX/published/niveau3/English/KoninklijkeBazar.docx
@@ -716,43 +716,7 @@
           <w:color w:val="000000"/>
           <w:sz w:val="24"/>
         </w:rPr>
-        <w:t>, as we</w:t>
-      </w:r>
-      <w:r>
-        <w:rPr>
-          <w:u w:val="single" w:color="0000ff"/>
-          <w:rFonts w:ascii="Charis SIL Regular" w:hAnsi="Charis SIL Regular" w:eastAsia="Charis SIL Regular"/>
-          <w:b w:val="0"/>
-          <w:i w:val="0"/>
-          <w:color w:val="000000"/>
-          <w:sz w:val="24"/>
-        </w:rPr>
-        <w:hyperlink r:id="rId14" w:history="1">
-          <w:r>
-            <w:rPr>
-              <w:rStyle w:val="Hyperlink"/>
-            </w:rPr>
-            <w:t>ll a</w:t>
-          </w:r>
-        </w:hyperlink>
-      </w:r>
-      <w:r>
-        <w:rPr>
-          <w:u w:val="single" w:color="0000ff"/>
-          <w:rFonts w:ascii="Charis SIL Regular" w:hAnsi="Charis SIL Regular" w:eastAsia="Charis SIL Regular"/>
-          <w:b w:val="0"/>
-          <w:i w:val="0"/>
-          <w:color w:val="000000"/>
-          <w:sz w:val="24"/>
-        </w:rPr>
-        <w:hyperlink r:id="rId14" w:history="1">
-          <w:r>
-            <w:rPr>
-              <w:rStyle w:val="Hyperlink"/>
-            </w:rPr>
-            <w:t>s muse</w:t>
-          </w:r>
-        </w:hyperlink>
+        <w:t>, as well as muse</w:t>
       </w:r>
       <w:r>
         <w:rPr>
@@ -960,7 +924,7 @@
           <w:sz w:val="24"/>
           <w:u w:val="single"/>
         </w:rPr>
-        <w:hyperlink r:id="rId17" w:history="1">
+        <w:hyperlink r:id="rId15" w:history="1">
           <w:r>
             <w:rPr>
               <w:rStyle w:val="Hyperlink"/>
@@ -978,7 +942,7 @@
           <w:sz w:val="24"/>
           <w:u w:val="single"/>
         </w:rPr>
-        <w:hyperlink r:id="rId17" w:history="1">
+        <w:hyperlink r:id="rId15" w:history="1">
           <w:r>
             <w:rPr>
               <w:rStyle w:val="Hyperlink"/>
@@ -996,7 +960,7 @@
           <w:sz w:val="24"/>
           <w:u w:val="single"/>
         </w:rPr>
-        <w:hyperlink r:id="rId17" w:history="1">
+        <w:hyperlink r:id="rId15" w:history="1">
           <w:r>
             <w:rPr>
               <w:rStyle w:val="Hyperlink"/>
@@ -1019,24 +983,7 @@
             <w:rPr>
               <w:rStyle w:val="Hyperlink"/>
             </w:rPr>
-            <w:t>fis</w:t>
-          </w:r>
-        </w:hyperlink>
-      </w:r>
-      <w:r>
-        <w:rPr>
-          <w:rFonts w:ascii="Charis SIL Regular" w:hAnsi="Charis SIL Regular" w:eastAsia="Charis SIL Regular"/>
-          <w:b w:val="0"/>
-          <w:i w:val="0"/>
-          <w:color w:val="0000FF"/>
-          <w:sz w:val="24"/>
-        </w:rPr>
-        <w:hyperlink r:id="rId17" w:history="1">
-          <w:r>
-            <w:rPr>
-              <w:rStyle w:val="Hyperlink"/>
-            </w:rPr>
-            <w:t>c</w:t>
+            <w:t>fisc</w:t>
           </w:r>
         </w:hyperlink>
       </w:r>
@@ -1076,9 +1023,19 @@
             <w:rPr>
               <w:rStyle w:val="Hyperlink"/>
             </w:rPr>
-            <w:t>Museum</w:t>
+            <w:t>Museu</w:t>
           </w:r>
         </w:hyperlink>
+      </w:r>
+      <w:r>
+        <w:rPr>
+          <w:rFonts w:ascii="Charis SIL Regular" w:hAnsi="Charis SIL Regular" w:eastAsia="Charis SIL Regular"/>
+          <w:b w:val="0"/>
+          <w:i w:val="0"/>
+          <w:color w:val="0000FF"/>
+          <w:sz w:val="24"/>
+        </w:rPr>
+        <w:t>m</w:t>
       </w:r>
       <w:r>
         <w:rPr>
@@ -1258,24 +1215,7 @@
             <w:rPr>
               <w:rStyle w:val="Hyperlink"/>
             </w:rPr>
-            <w:t>finally close</w:t>
-          </w:r>
-        </w:hyperlink>
-      </w:r>
-      <w:r>
-        <w:rPr>
-          <w:rFonts w:ascii="Charis SIL Regular" w:hAnsi="Charis SIL Regular" w:eastAsia="Charis SIL Regular"/>
-          <w:b w:val="0"/>
-          <w:i w:val="0"/>
-          <w:color w:val="000000"/>
-          <w:sz w:val="24"/>
-        </w:rPr>
-        <w:hyperlink r:id="rId17" w:history="1">
-          <w:r>
-            <w:rPr>
-              <w:rStyle w:val="Hyperlink"/>
-            </w:rPr>
-            <w:t>d</w:t>
+            <w:t>finally closed</w:t>
           </w:r>
         </w:hyperlink>
       </w:r>
@@ -1322,7 +1262,7 @@
             <w:rPr>
               <w:rStyle w:val="Hyperlink"/>
             </w:rPr>
-            <w:t xml:space="preserve">ts doors </w:t>
+            <w:t>ts doors</w:t>
           </w:r>
         </w:hyperlink>
       </w:r>
@@ -1334,7 +1274,7 @@
           <w:color w:val="000000"/>
           <w:sz w:val="24"/>
         </w:rPr>
-        <w:t>in 1927.</w:t>
+        <w:t xml:space="preserve"> in 1927.</w:t>
       </w:r>
     </w:p>
     <w:p>
@@ -3066,7 +3006,7 @@
           <w:sz w:val="24"/>
           <w:u w:val="single"/>
         </w:rPr>
-        <w:hyperlink r:id="rId25" w:history="1">
+        <w:hyperlink r:id="rId26" w:history="1">
           <w:r>
             <w:rPr>
               <w:rStyle w:val="Hyperlink"/>

--- a/EXPORTS/DOCX/published/niveau3/English/KoninklijkeBazar.docx
+++ b/EXPORTS/DOCX/published/niveau3/English/KoninklijkeBazar.docx
@@ -517,74 +517,7 @@
           <w:color w:val="000000"/>
           <w:sz w:val="24"/>
         </w:rPr>
-        <w:t>. The buy</w:t>
-      </w:r>
-      <w:r>
-        <w:rPr>
-          <w:u w:val="single" w:color="0000ff"/>
-          <w:rFonts w:ascii="Charis SIL Regular" w:hAnsi="Charis SIL Regular" w:eastAsia="Charis SIL Regular"/>
-          <w:b w:val="0"/>
-          <w:i w:val="0"/>
-          <w:color w:val="000000"/>
-          <w:sz w:val="24"/>
-        </w:rPr>
-        <w:hyperlink r:id="rId10" w:history="1">
-          <w:r>
-            <w:rPr>
-              <w:rStyle w:val="Hyperlink"/>
-            </w:rPr>
-            <w:t>ers we</w:t>
-          </w:r>
-        </w:hyperlink>
-      </w:r>
-      <w:r>
-        <w:rPr>
-          <w:rFonts w:ascii="Charis SIL Regular" w:hAnsi="Charis SIL Regular" w:eastAsia="Charis SIL Regular"/>
-          <w:b w:val="0"/>
-          <w:i w:val="0"/>
-          <w:color w:val="000000"/>
-          <w:sz w:val="24"/>
-        </w:rPr>
-        <w:t>r</w:t>
-      </w:r>
-      <w:r>
-        <w:rPr>
-          <w:u w:val="single" w:color="0000ff"/>
-          <w:rFonts w:ascii="Charis SIL Regular" w:hAnsi="Charis SIL Regular" w:eastAsia="Charis SIL Regular"/>
-          <w:b w:val="0"/>
-          <w:i w:val="0"/>
-          <w:color w:val="000000"/>
-          <w:sz w:val="24"/>
-        </w:rPr>
-        <w:hyperlink r:id="rId11" w:history="1">
-          <w:r>
-            <w:rPr>
-              <w:rStyle w:val="Hyperlink"/>
-            </w:rPr>
-            <w:t>e priv</w:t>
-          </w:r>
-        </w:hyperlink>
-      </w:r>
-      <w:r>
-        <w:rPr>
-          <w:u w:val="single" w:color="0000ff"/>
-          <w:rFonts w:ascii="Charis SIL Regular" w:hAnsi="Charis SIL Regular" w:eastAsia="Charis SIL Regular"/>
-          <w:b w:val="0"/>
-          <w:i w:val="0"/>
-          <w:color w:val="000000"/>
-          <w:sz w:val="24"/>
-        </w:rPr>
-        <w:t>a</w:t>
-      </w:r>
-      <w:r>
-        <w:rPr>
-          <w:rFonts w:ascii="Charis SIL Regular" w:hAnsi="Charis SIL Regular" w:eastAsia="Charis SIL Regular"/>
-          <w:b w:val="0"/>
-          <w:i w:val="0"/>
-          <w:color w:val="000000"/>
-          <w:sz w:val="24"/>
-        </w:rPr>
-        <w:t>t</w:t>
+        <w:t>. The buyers were privat</w:t>
       </w:r>
       <w:r>
         <w:rPr>
@@ -716,7 +649,43 @@
           <w:color w:val="000000"/>
           <w:sz w:val="24"/>
         </w:rPr>
-        <w:t>, as well as muse</w:t>
+        <w:t>, as we</w:t>
+      </w:r>
+      <w:r>
+        <w:rPr>
+          <w:u w:val="single" w:color="0000ff"/>
+          <w:rFonts w:ascii="Charis SIL Regular" w:hAnsi="Charis SIL Regular" w:eastAsia="Charis SIL Regular"/>
+          <w:b w:val="0"/>
+          <w:i w:val="0"/>
+          <w:color w:val="000000"/>
+          <w:sz w:val="24"/>
+        </w:rPr>
+        <w:hyperlink r:id="rId14" w:history="1">
+          <w:r>
+            <w:rPr>
+              <w:rStyle w:val="Hyperlink"/>
+            </w:rPr>
+            <w:t>ll a</w:t>
+          </w:r>
+        </w:hyperlink>
+      </w:r>
+      <w:r>
+        <w:rPr>
+          <w:u w:val="single" w:color="0000ff"/>
+          <w:rFonts w:ascii="Charis SIL Regular" w:hAnsi="Charis SIL Regular" w:eastAsia="Charis SIL Regular"/>
+          <w:b w:val="0"/>
+          <w:i w:val="0"/>
+          <w:color w:val="000000"/>
+          <w:sz w:val="24"/>
+        </w:rPr>
+        <w:hyperlink r:id="rId14" w:history="1">
+          <w:r>
+            <w:rPr>
+              <w:rStyle w:val="Hyperlink"/>
+            </w:rPr>
+            <w:t>s muse</w:t>
+          </w:r>
+        </w:hyperlink>
       </w:r>
       <w:r>
         <w:rPr>
@@ -924,7 +893,7 @@
           <w:sz w:val="24"/>
           <w:u w:val="single"/>
         </w:rPr>
-        <w:hyperlink r:id="rId15" w:history="1">
+        <w:hyperlink r:id="rId17" w:history="1">
           <w:r>
             <w:rPr>
               <w:rStyle w:val="Hyperlink"/>
@@ -942,7 +911,7 @@
           <w:sz w:val="24"/>
           <w:u w:val="single"/>
         </w:rPr>
-        <w:hyperlink r:id="rId15" w:history="1">
+        <w:hyperlink r:id="rId17" w:history="1">
           <w:r>
             <w:rPr>
               <w:rStyle w:val="Hyperlink"/>
@@ -960,7 +929,7 @@
           <w:sz w:val="24"/>
           <w:u w:val="single"/>
         </w:rPr>
-        <w:hyperlink r:id="rId15" w:history="1">
+        <w:hyperlink r:id="rId17" w:history="1">
           <w:r>
             <w:rPr>
               <w:rStyle w:val="Hyperlink"/>
@@ -983,7 +952,24 @@
             <w:rPr>
               <w:rStyle w:val="Hyperlink"/>
             </w:rPr>
-            <w:t>fisc</w:t>
+            <w:t>fis</w:t>
+          </w:r>
+        </w:hyperlink>
+      </w:r>
+      <w:r>
+        <w:rPr>
+          <w:rFonts w:ascii="Charis SIL Regular" w:hAnsi="Charis SIL Regular" w:eastAsia="Charis SIL Regular"/>
+          <w:b w:val="0"/>
+          <w:i w:val="0"/>
+          <w:color w:val="0000FF"/>
+          <w:sz w:val="24"/>
+        </w:rPr>
+        <w:hyperlink r:id="rId17" w:history="1">
+          <w:r>
+            <w:rPr>
+              <w:rStyle w:val="Hyperlink"/>
+            </w:rPr>
+            <w:t>c</w:t>
           </w:r>
         </w:hyperlink>
       </w:r>
@@ -1023,19 +1009,9 @@
             <w:rPr>
               <w:rStyle w:val="Hyperlink"/>
             </w:rPr>
-            <w:t>Museu</w:t>
+            <w:t>Museum</w:t>
           </w:r>
         </w:hyperlink>
-      </w:r>
-      <w:r>
-        <w:rPr>
-          <w:rFonts w:ascii="Charis SIL Regular" w:hAnsi="Charis SIL Regular" w:eastAsia="Charis SIL Regular"/>
-          <w:b w:val="0"/>
-          <w:i w:val="0"/>
-          <w:color w:val="0000FF"/>
-          <w:sz w:val="24"/>
-        </w:rPr>
-        <w:t>m</w:t>
       </w:r>
       <w:r>
         <w:rPr>
@@ -1215,7 +1191,24 @@
             <w:rPr>
               <w:rStyle w:val="Hyperlink"/>
             </w:rPr>
-            <w:t>finally closed</w:t>
+            <w:t>finally close</w:t>
+          </w:r>
+        </w:hyperlink>
+      </w:r>
+      <w:r>
+        <w:rPr>
+          <w:rFonts w:ascii="Charis SIL Regular" w:hAnsi="Charis SIL Regular" w:eastAsia="Charis SIL Regular"/>
+          <w:b w:val="0"/>
+          <w:i w:val="0"/>
+          <w:color w:val="000000"/>
+          <w:sz w:val="24"/>
+        </w:rPr>
+        <w:hyperlink r:id="rId17" w:history="1">
+          <w:r>
+            <w:rPr>
+              <w:rStyle w:val="Hyperlink"/>
+            </w:rPr>
+            <w:t>d</w:t>
           </w:r>
         </w:hyperlink>
       </w:r>
@@ -1262,7 +1255,7 @@
             <w:rPr>
               <w:rStyle w:val="Hyperlink"/>
             </w:rPr>
-            <w:t>ts doors</w:t>
+            <w:t xml:space="preserve">ts doors </w:t>
           </w:r>
         </w:hyperlink>
       </w:r>
@@ -1274,7 +1267,7 @@
           <w:color w:val="000000"/>
           <w:sz w:val="24"/>
         </w:rPr>
-        <w:t xml:space="preserve"> in 1927.</w:t>
+        <w:t>in 1927.</w:t>
       </w:r>
     </w:p>
     <w:p>
@@ -1626,13 +1619,21 @@
       </w:r>
       <w:r>
         <w:rPr>
+          <w:u w:val="single" w:color="0000ff"/>
           <w:rFonts w:ascii="Charis SIL Regular" w:hAnsi="Charis SIL Regular" w:eastAsia="Charis SIL Regular"/>
           <w:b w:val="0"/>
           <w:i w:val="0"/>
           <w:color w:val="000000"/>
           <w:sz w:val="24"/>
         </w:rPr>
-        <w:t>regarding purch</w:t>
+        <w:hyperlink r:id="rId17" w:history="1">
+          <w:r>
+            <w:rPr>
+              <w:rStyle w:val="Hyperlink"/>
+            </w:rPr>
+            <w:t>regarding purch</w:t>
+          </w:r>
+        </w:hyperlink>
       </w:r>
       <w:r>
         <w:rPr>

--- a/EXPORTS/DOCX/published/niveau3/English/KoninklijkeBazar.docx
+++ b/EXPORTS/DOCX/published/niveau3/English/KoninklijkeBazar.docx
@@ -227,31 +227,13 @@
       </w:r>
       <w:r>
         <w:rPr>
-          <w:u w:val="single" w:color="0000ff"/>
           <w:rFonts w:ascii="Charis SIL Regular" w:hAnsi="Charis SIL Regular" w:eastAsia="Charis SIL Regular"/>
           <w:b w:val="0"/>
           <w:i w:val="0"/>
           <w:color w:val="000000"/>
           <w:sz w:val="24"/>
         </w:rPr>
-        <w:hyperlink r:id="rId9" w:history="1">
-          <w:r>
-            <w:rPr>
-              <w:rStyle w:val="Hyperlink"/>
-            </w:rPr>
-            <w:t xml:space="preserve">tore </w:t>
-          </w:r>
-        </w:hyperlink>
-      </w:r>
-      <w:r>
-        <w:rPr>
-          <w:rFonts w:ascii="Charis SIL Regular" w:hAnsi="Charis SIL Regular" w:eastAsia="Charis SIL Regular"/>
-          <w:b w:val="0"/>
-          <w:i w:val="0"/>
-          <w:color w:val="000000"/>
-          <w:sz w:val="24"/>
-        </w:rPr>
-        <w:t xml:space="preserve">sold Asian items, mainly from </w:t>
+        <w:t xml:space="preserve">tore sold Asian items, mainly from </w:t>
       </w:r>
       <w:r>
         <w:rPr>
@@ -517,7 +499,74 @@
           <w:color w:val="000000"/>
           <w:sz w:val="24"/>
         </w:rPr>
-        <w:t>. The buyers were privat</w:t>
+        <w:t>. The buy</w:t>
+      </w:r>
+      <w:r>
+        <w:rPr>
+          <w:u w:val="single" w:color="0000ff"/>
+          <w:rFonts w:ascii="Charis SIL Regular" w:hAnsi="Charis SIL Regular" w:eastAsia="Charis SIL Regular"/>
+          <w:b w:val="0"/>
+          <w:i w:val="0"/>
+          <w:color w:val="000000"/>
+          <w:sz w:val="24"/>
+        </w:rPr>
+        <w:hyperlink r:id="rId10" w:history="1">
+          <w:r>
+            <w:rPr>
+              <w:rStyle w:val="Hyperlink"/>
+            </w:rPr>
+            <w:t>ers we</w:t>
+          </w:r>
+        </w:hyperlink>
+      </w:r>
+      <w:r>
+        <w:rPr>
+          <w:rFonts w:ascii="Charis SIL Regular" w:hAnsi="Charis SIL Regular" w:eastAsia="Charis SIL Regular"/>
+          <w:b w:val="0"/>
+          <w:i w:val="0"/>
+          <w:color w:val="000000"/>
+          <w:sz w:val="24"/>
+        </w:rPr>
+        <w:t>r</w:t>
+      </w:r>
+      <w:r>
+        <w:rPr>
+          <w:u w:val="single" w:color="0000ff"/>
+          <w:rFonts w:ascii="Charis SIL Regular" w:hAnsi="Charis SIL Regular" w:eastAsia="Charis SIL Regular"/>
+          <w:b w:val="0"/>
+          <w:i w:val="0"/>
+          <w:color w:val="000000"/>
+          <w:sz w:val="24"/>
+        </w:rPr>
+        <w:hyperlink r:id="rId11" w:history="1">
+          <w:r>
+            <w:rPr>
+              <w:rStyle w:val="Hyperlink"/>
+            </w:rPr>
+            <w:t>e priv</w:t>
+          </w:r>
+        </w:hyperlink>
+      </w:r>
+      <w:r>
+        <w:rPr>
+          <w:u w:val="single" w:color="0000ff"/>
+          <w:rFonts w:ascii="Charis SIL Regular" w:hAnsi="Charis SIL Regular" w:eastAsia="Charis SIL Regular"/>
+          <w:b w:val="0"/>
+          <w:i w:val="0"/>
+          <w:color w:val="000000"/>
+          <w:sz w:val="24"/>
+        </w:rPr>
+        <w:t>a</w:t>
+      </w:r>
+      <w:r>
+        <w:rPr>
+          <w:rFonts w:ascii="Charis SIL Regular" w:hAnsi="Charis SIL Regular" w:eastAsia="Charis SIL Regular"/>
+          <w:b w:val="0"/>
+          <w:i w:val="0"/>
+          <w:color w:val="000000"/>
+          <w:sz w:val="24"/>
+        </w:rPr>
+        <w:t>t</w:t>
       </w:r>
       <w:r>
         <w:rPr>
@@ -649,25 +698,7 @@
           <w:color w:val="000000"/>
           <w:sz w:val="24"/>
         </w:rPr>
-        <w:t>, as we</w:t>
-      </w:r>
-      <w:r>
-        <w:rPr>
-          <w:u w:val="single" w:color="0000ff"/>
-          <w:rFonts w:ascii="Charis SIL Regular" w:hAnsi="Charis SIL Regular" w:eastAsia="Charis SIL Regular"/>
-          <w:b w:val="0"/>
-          <w:i w:val="0"/>
-          <w:color w:val="000000"/>
-          <w:sz w:val="24"/>
-        </w:rPr>
-        <w:hyperlink r:id="rId14" w:history="1">
-          <w:r>
-            <w:rPr>
-              <w:rStyle w:val="Hyperlink"/>
-            </w:rPr>
-            <w:t>ll a</w:t>
-          </w:r>
-        </w:hyperlink>
+        <w:t>, as well a</w:t>
       </w:r>
       <w:r>
         <w:rPr>
@@ -980,7 +1011,6 @@
           <w:i w:val="0"/>
           <w:color w:val="0000FF"/>
           <w:sz w:val="24"/>
-          <w:u w:val="single"/>
         </w:rPr>
         <w:t>h</w:t>
       </w:r>
@@ -1214,7 +1244,6 @@
       </w:r>
       <w:r>
         <w:rPr>
-          <w:u w:val="single" w:color="0000ff"/>
           <w:rFonts w:ascii="Charis SIL Regular" w:hAnsi="Charis SIL Regular" w:eastAsia="Charis SIL Regular"/>
           <w:b w:val="0"/>
           <w:i w:val="0"/>
@@ -1497,7 +1526,7 @@
           <w:sz w:val="24"/>
           <w:u w:val="single"/>
         </w:rPr>
-        <w:hyperlink r:id="rId18" w:history="1">
+        <w:hyperlink r:id="rId17" w:history="1">
           <w:r>
             <w:rPr>
               <w:rStyle w:val="Hyperlink"/>
@@ -1515,7 +1544,7 @@
           <w:sz w:val="24"/>
           <w:u w:val="single"/>
         </w:rPr>
-        <w:hyperlink r:id="rId18" w:history="1">
+        <w:hyperlink r:id="rId17" w:history="1">
           <w:r>
             <w:rPr>
               <w:rStyle w:val="Hyperlink"/>
@@ -1626,14 +1655,7 @@
           <w:color w:val="000000"/>
           <w:sz w:val="24"/>
         </w:rPr>
-        <w:hyperlink r:id="rId17" w:history="1">
-          <w:r>
-            <w:rPr>
-              <w:rStyle w:val="Hyperlink"/>
-            </w:rPr>
-            <w:t>regarding purch</w:t>
-          </w:r>
-        </w:hyperlink>
+        <w:t>regarding purch</w:t>
       </w:r>
       <w:r>
         <w:rPr>
@@ -3025,7 +3047,7 @@
           <w:sz w:val="24"/>
           <w:u w:val="single"/>
         </w:rPr>
-        <w:hyperlink r:id="rId25" w:history="1">
+        <w:hyperlink r:id="rId26" w:history="1">
           <w:r>
             <w:rPr>
               <w:rStyle w:val="Hyperlink"/>

--- a/EXPORTS/DOCX/published/niveau3/English/KoninklijkeBazar.docx
+++ b/EXPORTS/DOCX/published/niveau3/English/KoninklijkeBazar.docx
@@ -227,13 +227,31 @@
       </w:r>
       <w:r>
         <w:rPr>
+          <w:u w:val="single" w:color="0000ff"/>
           <w:rFonts w:ascii="Charis SIL Regular" w:hAnsi="Charis SIL Regular" w:eastAsia="Charis SIL Regular"/>
           <w:b w:val="0"/>
           <w:i w:val="0"/>
           <w:color w:val="000000"/>
           <w:sz w:val="24"/>
         </w:rPr>
-        <w:t xml:space="preserve">tore sold Asian items, mainly from </w:t>
+        <w:hyperlink r:id="rId9" w:history="1">
+          <w:r>
+            <w:rPr>
+              <w:rStyle w:val="Hyperlink"/>
+            </w:rPr>
+            <w:t xml:space="preserve">tore </w:t>
+          </w:r>
+        </w:hyperlink>
+      </w:r>
+      <w:r>
+        <w:rPr>
+          <w:rFonts w:ascii="Charis SIL Regular" w:hAnsi="Charis SIL Regular" w:eastAsia="Charis SIL Regular"/>
+          <w:b w:val="0"/>
+          <w:i w:val="0"/>
+          <w:color w:val="000000"/>
+          <w:sz w:val="24"/>
+        </w:rPr>
+        <w:t xml:space="preserve">sold Asian items, mainly from </w:t>
       </w:r>
       <w:r>
         <w:rPr>
@@ -1011,6 +1029,7 @@
           <w:i w:val="0"/>
           <w:color w:val="0000FF"/>
           <w:sz w:val="24"/>
+          <w:u w:val="single"/>
         </w:rPr>
         <w:t>h</w:t>
       </w:r>
@@ -1244,6 +1263,7 @@
       </w:r>
       <w:r>
         <w:rPr>
+          <w:u w:val="single" w:color="0000ff"/>
           <w:rFonts w:ascii="Charis SIL Regular" w:hAnsi="Charis SIL Regular" w:eastAsia="Charis SIL Regular"/>
           <w:b w:val="0"/>
           <w:i w:val="0"/>
@@ -1524,16 +1544,8 @@
           <w:i w:val="0"/>
           <w:color w:val="0000FF"/>
           <w:sz w:val="24"/>
-          <w:u w:val="single"/>
         </w:rPr>
-        <w:hyperlink r:id="rId17" w:history="1">
-          <w:r>
-            <w:rPr>
-              <w:rStyle w:val="Hyperlink"/>
-            </w:rPr>
-            <w:t>W</w:t>
-          </w:r>
-        </w:hyperlink>
+        <w:t>W</w:t>
       </w:r>
       <w:r>
         <w:rPr>
@@ -1544,7 +1556,7 @@
           <w:sz w:val="24"/>
           <w:u w:val="single"/>
         </w:rPr>
-        <w:hyperlink r:id="rId17" w:history="1">
+        <w:hyperlink r:id="rId18" w:history="1">
           <w:r>
             <w:rPr>
               <w:rStyle w:val="Hyperlink"/>
@@ -1655,7 +1667,14 @@
           <w:color w:val="000000"/>
           <w:sz w:val="24"/>
         </w:rPr>
-        <w:t>regarding purch</w:t>
+        <w:hyperlink r:id="rId17" w:history="1">
+          <w:r>
+            <w:rPr>
+              <w:rStyle w:val="Hyperlink"/>
+            </w:rPr>
+            <w:t>regarding purch</w:t>
+          </w:r>
+        </w:hyperlink>
       </w:r>
       <w:r>
         <w:rPr>

--- a/EXPORTS/DOCX/published/niveau3/English/KoninklijkeBazar.docx
+++ b/EXPORTS/DOCX/published/niveau3/English/KoninklijkeBazar.docx
@@ -716,7 +716,25 @@
           <w:color w:val="000000"/>
           <w:sz w:val="24"/>
         </w:rPr>
-        <w:t>, as well a</w:t>
+        <w:t>, as we</w:t>
+      </w:r>
+      <w:r>
+        <w:rPr>
+          <w:u w:val="single" w:color="0000ff"/>
+          <w:rFonts w:ascii="Charis SIL Regular" w:hAnsi="Charis SIL Regular" w:eastAsia="Charis SIL Regular"/>
+          <w:b w:val="0"/>
+          <w:i w:val="0"/>
+          <w:color w:val="000000"/>
+          <w:sz w:val="24"/>
+        </w:rPr>
+        <w:hyperlink r:id="rId14" w:history="1">
+          <w:r>
+            <w:rPr>
+              <w:rStyle w:val="Hyperlink"/>
+            </w:rPr>
+            <w:t>ll a</w:t>
+          </w:r>
+        </w:hyperlink>
       </w:r>
       <w:r>
         <w:rPr>
@@ -1029,7 +1047,6 @@
           <w:i w:val="0"/>
           <w:color w:val="0000FF"/>
           <w:sz w:val="24"/>
-          <w:u w:val="single"/>
         </w:rPr>
         <w:t>h</w:t>
       </w:r>
@@ -1263,7 +1280,6 @@
       </w:r>
       <w:r>
         <w:rPr>
-          <w:u w:val="single" w:color="0000ff"/>
           <w:rFonts w:ascii="Charis SIL Regular" w:hAnsi="Charis SIL Regular" w:eastAsia="Charis SIL Regular"/>
           <w:b w:val="0"/>
           <w:i w:val="0"/>

--- a/EXPORTS/DOCX/published/niveau3/English/KoninklijkeBazar.docx
+++ b/EXPORTS/DOCX/published/niveau3/English/KoninklijkeBazar.docx
@@ -716,43 +716,7 @@
           <w:color w:val="000000"/>
           <w:sz w:val="24"/>
         </w:rPr>
-        <w:t>, as we</w:t>
-      </w:r>
-      <w:r>
-        <w:rPr>
-          <w:u w:val="single" w:color="0000ff"/>
-          <w:rFonts w:ascii="Charis SIL Regular" w:hAnsi="Charis SIL Regular" w:eastAsia="Charis SIL Regular"/>
-          <w:b w:val="0"/>
-          <w:i w:val="0"/>
-          <w:color w:val="000000"/>
-          <w:sz w:val="24"/>
-        </w:rPr>
-        <w:hyperlink r:id="rId14" w:history="1">
-          <w:r>
-            <w:rPr>
-              <w:rStyle w:val="Hyperlink"/>
-            </w:rPr>
-            <w:t>ll a</w:t>
-          </w:r>
-        </w:hyperlink>
-      </w:r>
-      <w:r>
-        <w:rPr>
-          <w:u w:val="single" w:color="0000ff"/>
-          <w:rFonts w:ascii="Charis SIL Regular" w:hAnsi="Charis SIL Regular" w:eastAsia="Charis SIL Regular"/>
-          <w:b w:val="0"/>
-          <w:i w:val="0"/>
-          <w:color w:val="000000"/>
-          <w:sz w:val="24"/>
-        </w:rPr>
-        <w:hyperlink r:id="rId14" w:history="1">
-          <w:r>
-            <w:rPr>
-              <w:rStyle w:val="Hyperlink"/>
-            </w:rPr>
-            <w:t>s muse</w:t>
-          </w:r>
-        </w:hyperlink>
+        <w:t>, as well as muse</w:t>
       </w:r>
       <w:r>
         <w:rPr>
@@ -1087,143 +1051,7 @@
           <w:color w:val="000000"/>
           <w:sz w:val="24"/>
         </w:rPr>
-        <w:t xml:space="preserve">. After Boer's death, </w:t>
-      </w:r>
-      <w:r>
-        <w:rPr>
-          <w:u w:val="single" w:color="0000ff"/>
-          <w:rFonts w:ascii="Charis SIL Regular" w:hAnsi="Charis SIL Regular" w:eastAsia="Charis SIL Regular"/>
-          <w:b w:val="0"/>
-          <w:i w:val="0"/>
-          <w:color w:val="000000"/>
-          <w:sz w:val="24"/>
-        </w:rPr>
-        <w:hyperlink r:id="rId16" w:history="1">
-          <w:r>
-            <w:rPr>
-              <w:rStyle w:val="Hyperlink"/>
-            </w:rPr>
-            <w:t>the b</w:t>
-          </w:r>
-        </w:hyperlink>
-      </w:r>
-      <w:r>
-        <w:rPr>
-          <w:u w:val="single" w:color="0000ff"/>
-          <w:rFonts w:ascii="Charis SIL Regular" w:hAnsi="Charis SIL Regular" w:eastAsia="Charis SIL Regular"/>
-          <w:b w:val="0"/>
-          <w:i w:val="0"/>
-          <w:color w:val="000000"/>
-          <w:sz w:val="24"/>
-        </w:rPr>
-        <w:hyperlink r:id="rId16" w:history="1">
-          <w:r>
-            <w:rPr>
-              <w:rStyle w:val="Hyperlink"/>
-            </w:rPr>
-            <w:t>u</w:t>
-          </w:r>
-        </w:hyperlink>
-      </w:r>
-      <w:r>
-        <w:rPr>
-          <w:u w:val="single" w:color="0000ff"/>
-          <w:rFonts w:ascii="Charis SIL Regular" w:hAnsi="Charis SIL Regular" w:eastAsia="Charis SIL Regular"/>
-          <w:b w:val="0"/>
-          <w:i w:val="0"/>
-          <w:color w:val="000000"/>
-          <w:sz w:val="24"/>
-        </w:rPr>
-        <w:hyperlink r:id="rId16" w:history="1">
-          <w:r>
-            <w:rPr>
-              <w:rStyle w:val="Hyperlink"/>
-            </w:rPr>
-            <w:t>siness c</w:t>
-          </w:r>
-        </w:hyperlink>
-      </w:r>
-      <w:r>
-        <w:rPr>
-          <w:u w:val="single" w:color="0000ff"/>
-          <w:rFonts w:ascii="Charis SIL Regular" w:hAnsi="Charis SIL Regular" w:eastAsia="Charis SIL Regular"/>
-          <w:b w:val="0"/>
-          <w:i w:val="0"/>
-          <w:color w:val="000000"/>
-          <w:sz w:val="24"/>
-        </w:rPr>
-        <w:hyperlink r:id="rId16" w:history="1">
-          <w:r>
-            <w:rPr>
-              <w:rStyle w:val="Hyperlink"/>
-            </w:rPr>
-            <w:t>o</w:t>
-          </w:r>
-        </w:hyperlink>
-      </w:r>
-      <w:r>
-        <w:rPr>
-          <w:u w:val="single" w:color="0000ff"/>
-          <w:rFonts w:ascii="Charis SIL Regular" w:hAnsi="Charis SIL Regular" w:eastAsia="Charis SIL Regular"/>
-          <w:b w:val="0"/>
-          <w:i w:val="0"/>
-          <w:color w:val="000000"/>
-          <w:sz w:val="24"/>
-        </w:rPr>
-        <w:hyperlink r:id="rId16" w:history="1">
-          <w:r>
-            <w:rPr>
-              <w:rStyle w:val="Hyperlink"/>
-            </w:rPr>
-            <w:t>n</w:t>
-          </w:r>
-        </w:hyperlink>
-      </w:r>
-      <w:r>
-        <w:rPr>
-          <w:u w:val="single" w:color="0000ff"/>
-          <w:rFonts w:ascii="Charis SIL Regular" w:hAnsi="Charis SIL Regular" w:eastAsia="Charis SIL Regular"/>
-          <w:b w:val="0"/>
-          <w:i w:val="0"/>
-          <w:color w:val="000000"/>
-          <w:sz w:val="24"/>
-        </w:rPr>
-        <w:hyperlink r:id="rId16" w:history="1">
-          <w:r>
-            <w:rPr>
-              <w:rStyle w:val="Hyperlink"/>
-            </w:rPr>
-            <w:t>t</w:t>
-          </w:r>
-        </w:hyperlink>
-      </w:r>
-      <w:r>
-        <w:rPr>
-          <w:u w:val="single" w:color="0000ff"/>
-          <w:rFonts w:ascii="Charis SIL Regular" w:hAnsi="Charis SIL Regular" w:eastAsia="Charis SIL Regular"/>
-          <w:b w:val="0"/>
-          <w:i w:val="0"/>
-          <w:color w:val="000000"/>
-          <w:sz w:val="24"/>
-        </w:rPr>
-        <w:hyperlink r:id="rId16" w:history="1">
-          <w:r>
-            <w:rPr>
-              <w:rStyle w:val="Hyperlink"/>
-            </w:rPr>
-            <w:t>inued unde</w:t>
-          </w:r>
-        </w:hyperlink>
-      </w:r>
-      <w:r>
-        <w:rPr>
-          <w:rFonts w:ascii="Charis SIL Regular" w:hAnsi="Charis SIL Regular" w:eastAsia="Charis SIL Regular"/>
-          <w:b w:val="0"/>
-          <w:i w:val="0"/>
-          <w:color w:val="000000"/>
-          <w:sz w:val="24"/>
-        </w:rPr>
-        <w:t>r new owners</w:t>
+        <w:t>. After Boer's death, the business continued under new owners</w:t>
       </w:r>
       <w:r>
         <w:rPr>
@@ -1560,8 +1388,16 @@
           <w:i w:val="0"/>
           <w:color w:val="0000FF"/>
           <w:sz w:val="24"/>
+          <w:u w:val="single"/>
         </w:rPr>
-        <w:t>W</w:t>
+        <w:hyperlink r:id="rId17" w:history="1">
+          <w:r>
+            <w:rPr>
+              <w:rStyle w:val="Hyperlink"/>
+            </w:rPr>
+            <w:t>W</w:t>
+          </w:r>
+        </w:hyperlink>
       </w:r>
       <w:r>
         <w:rPr>
@@ -1572,7 +1408,7 @@
           <w:sz w:val="24"/>
           <w:u w:val="single"/>
         </w:rPr>
-        <w:hyperlink r:id="rId18" w:history="1">
+        <w:hyperlink r:id="rId17" w:history="1">
           <w:r>
             <w:rPr>
               <w:rStyle w:val="Hyperlink"/>
@@ -1590,7 +1426,7 @@
           <w:sz w:val="24"/>
           <w:u w:val="single"/>
         </w:rPr>
-        <w:hyperlink r:id="rId18" w:history="1">
+        <w:hyperlink r:id="rId17" w:history="1">
           <w:r>
             <w:rPr>
               <w:rStyle w:val="Hyperlink"/>
@@ -1608,7 +1444,7 @@
           <w:sz w:val="24"/>
           <w:u w:val="single"/>
         </w:rPr>
-        <w:hyperlink r:id="rId18" w:history="1">
+        <w:hyperlink r:id="rId17" w:history="1">
           <w:r>
             <w:rPr>
               <w:rStyle w:val="Hyperlink"/>
@@ -1676,21 +1512,13 @@
       </w:r>
       <w:r>
         <w:rPr>
-          <w:u w:val="single" w:color="0000ff"/>
           <w:rFonts w:ascii="Charis SIL Regular" w:hAnsi="Charis SIL Regular" w:eastAsia="Charis SIL Regular"/>
           <w:b w:val="0"/>
           <w:i w:val="0"/>
           <w:color w:val="000000"/>
           <w:sz w:val="24"/>
         </w:rPr>
-        <w:hyperlink r:id="rId17" w:history="1">
-          <w:r>
-            <w:rPr>
-              <w:rStyle w:val="Hyperlink"/>
-            </w:rPr>
-            <w:t>regarding purch</w:t>
-          </w:r>
-        </w:hyperlink>
+        <w:t>regarding purch</w:t>
       </w:r>
       <w:r>
         <w:rPr>

--- a/EXPORTS/DOCX/published/niveau3/English/KoninklijkeBazar.docx
+++ b/EXPORTS/DOCX/published/niveau3/English/KoninklijkeBazar.docx
@@ -205,53 +205,7 @@
           <w:color w:val="000000"/>
           <w:sz w:val="24"/>
         </w:rPr>
-        <w:t xml:space="preserve">1843. </w:t>
-      </w:r>
-      <w:r>
-        <w:rPr>
-          <w:u w:val="single" w:color="0000ff"/>
-          <w:rFonts w:ascii="Charis SIL Regular" w:hAnsi="Charis SIL Regular" w:eastAsia="Charis SIL Regular"/>
-          <w:b w:val="0"/>
-          <w:i w:val="0"/>
-          <w:color w:val="000000"/>
-          <w:sz w:val="24"/>
-        </w:rPr>
-        <w:hyperlink r:id="rId9" w:history="1">
-          <w:r>
-            <w:rPr>
-              <w:rStyle w:val="Hyperlink"/>
-            </w:rPr>
-            <w:t>The s</w:t>
-          </w:r>
-        </w:hyperlink>
-      </w:r>
-      <w:r>
-        <w:rPr>
-          <w:u w:val="single" w:color="0000ff"/>
-          <w:rFonts w:ascii="Charis SIL Regular" w:hAnsi="Charis SIL Regular" w:eastAsia="Charis SIL Regular"/>
-          <w:b w:val="0"/>
-          <w:i w:val="0"/>
-          <w:color w:val="000000"/>
-          <w:sz w:val="24"/>
-        </w:rPr>
-        <w:hyperlink r:id="rId9" w:history="1">
-          <w:r>
-            <w:rPr>
-              <w:rStyle w:val="Hyperlink"/>
-            </w:rPr>
-            <w:t xml:space="preserve">tore </w:t>
-          </w:r>
-        </w:hyperlink>
-      </w:r>
-      <w:r>
-        <w:rPr>
-          <w:rFonts w:ascii="Charis SIL Regular" w:hAnsi="Charis SIL Regular" w:eastAsia="Charis SIL Regular"/>
-          <w:b w:val="0"/>
-          <w:i w:val="0"/>
-          <w:color w:val="000000"/>
-          <w:sz w:val="24"/>
-        </w:rPr>
-        <w:t xml:space="preserve">sold Asian items, mainly from </w:t>
+        <w:t xml:space="preserve">1843. The store sold Asian items, mainly from </w:t>
       </w:r>
       <w:r>
         <w:rPr>
@@ -716,7 +670,43 @@
           <w:color w:val="000000"/>
           <w:sz w:val="24"/>
         </w:rPr>
-        <w:t>, as well as muse</w:t>
+        <w:t>, as we</w:t>
+      </w:r>
+      <w:r>
+        <w:rPr>
+          <w:u w:val="single" w:color="0000ff"/>
+          <w:rFonts w:ascii="Charis SIL Regular" w:hAnsi="Charis SIL Regular" w:eastAsia="Charis SIL Regular"/>
+          <w:b w:val="0"/>
+          <w:i w:val="0"/>
+          <w:color w:val="000000"/>
+          <w:sz w:val="24"/>
+        </w:rPr>
+        <w:hyperlink r:id="rId14" w:history="1">
+          <w:r>
+            <w:rPr>
+              <w:rStyle w:val="Hyperlink"/>
+            </w:rPr>
+            <w:t>ll a</w:t>
+          </w:r>
+        </w:hyperlink>
+      </w:r>
+      <w:r>
+        <w:rPr>
+          <w:u w:val="single" w:color="0000ff"/>
+          <w:rFonts w:ascii="Charis SIL Regular" w:hAnsi="Charis SIL Regular" w:eastAsia="Charis SIL Regular"/>
+          <w:b w:val="0"/>
+          <w:i w:val="0"/>
+          <w:color w:val="000000"/>
+          <w:sz w:val="24"/>
+        </w:rPr>
+        <w:hyperlink r:id="rId14" w:history="1">
+          <w:r>
+            <w:rPr>
+              <w:rStyle w:val="Hyperlink"/>
+            </w:rPr>
+            <w:t>s muse</w:t>
+          </w:r>
+        </w:hyperlink>
       </w:r>
       <w:r>
         <w:rPr>
@@ -942,7 +932,7 @@
           <w:sz w:val="24"/>
           <w:u w:val="single"/>
         </w:rPr>
-        <w:hyperlink r:id="rId17" w:history="1">
+        <w:hyperlink r:id="rId15" w:history="1">
           <w:r>
             <w:rPr>
               <w:rStyle w:val="Hyperlink"/>
@@ -960,7 +950,7 @@
           <w:sz w:val="24"/>
           <w:u w:val="single"/>
         </w:rPr>
-        <w:hyperlink r:id="rId17" w:history="1">
+        <w:hyperlink r:id="rId15" w:history="1">
           <w:r>
             <w:rPr>
               <w:rStyle w:val="Hyperlink"/>
@@ -1011,6 +1001,7 @@
           <w:i w:val="0"/>
           <w:color w:val="0000FF"/>
           <w:sz w:val="24"/>
+          <w:u w:val="single"/>
         </w:rPr>
         <w:t>h</w:t>
       </w:r>
@@ -1051,7 +1042,143 @@
           <w:color w:val="000000"/>
           <w:sz w:val="24"/>
         </w:rPr>
-        <w:t>. After Boer's death, the business continued under new owners</w:t>
+        <w:t xml:space="preserve">. After Boer's death, </w:t>
+      </w:r>
+      <w:r>
+        <w:rPr>
+          <w:u w:val="single" w:color="0000ff"/>
+          <w:rFonts w:ascii="Charis SIL Regular" w:hAnsi="Charis SIL Regular" w:eastAsia="Charis SIL Regular"/>
+          <w:b w:val="0"/>
+          <w:i w:val="0"/>
+          <w:color w:val="000000"/>
+          <w:sz w:val="24"/>
+        </w:rPr>
+        <w:hyperlink r:id="rId16" w:history="1">
+          <w:r>
+            <w:rPr>
+              <w:rStyle w:val="Hyperlink"/>
+            </w:rPr>
+            <w:t>the b</w:t>
+          </w:r>
+        </w:hyperlink>
+      </w:r>
+      <w:r>
+        <w:rPr>
+          <w:u w:val="single" w:color="0000ff"/>
+          <w:rFonts w:ascii="Charis SIL Regular" w:hAnsi="Charis SIL Regular" w:eastAsia="Charis SIL Regular"/>
+          <w:b w:val="0"/>
+          <w:i w:val="0"/>
+          <w:color w:val="000000"/>
+          <w:sz w:val="24"/>
+        </w:rPr>
+        <w:hyperlink r:id="rId16" w:history="1">
+          <w:r>
+            <w:rPr>
+              <w:rStyle w:val="Hyperlink"/>
+            </w:rPr>
+            <w:t>u</w:t>
+          </w:r>
+        </w:hyperlink>
+      </w:r>
+      <w:r>
+        <w:rPr>
+          <w:u w:val="single" w:color="0000ff"/>
+          <w:rFonts w:ascii="Charis SIL Regular" w:hAnsi="Charis SIL Regular" w:eastAsia="Charis SIL Regular"/>
+          <w:b w:val="0"/>
+          <w:i w:val="0"/>
+          <w:color w:val="000000"/>
+          <w:sz w:val="24"/>
+        </w:rPr>
+        <w:hyperlink r:id="rId16" w:history="1">
+          <w:r>
+            <w:rPr>
+              <w:rStyle w:val="Hyperlink"/>
+            </w:rPr>
+            <w:t>siness c</w:t>
+          </w:r>
+        </w:hyperlink>
+      </w:r>
+      <w:r>
+        <w:rPr>
+          <w:u w:val="single" w:color="0000ff"/>
+          <w:rFonts w:ascii="Charis SIL Regular" w:hAnsi="Charis SIL Regular" w:eastAsia="Charis SIL Regular"/>
+          <w:b w:val="0"/>
+          <w:i w:val="0"/>
+          <w:color w:val="000000"/>
+          <w:sz w:val="24"/>
+        </w:rPr>
+        <w:hyperlink r:id="rId16" w:history="1">
+          <w:r>
+            <w:rPr>
+              <w:rStyle w:val="Hyperlink"/>
+            </w:rPr>
+            <w:t>o</w:t>
+          </w:r>
+        </w:hyperlink>
+      </w:r>
+      <w:r>
+        <w:rPr>
+          <w:u w:val="single" w:color="0000ff"/>
+          <w:rFonts w:ascii="Charis SIL Regular" w:hAnsi="Charis SIL Regular" w:eastAsia="Charis SIL Regular"/>
+          <w:b w:val="0"/>
+          <w:i w:val="0"/>
+          <w:color w:val="000000"/>
+          <w:sz w:val="24"/>
+        </w:rPr>
+        <w:hyperlink r:id="rId16" w:history="1">
+          <w:r>
+            <w:rPr>
+              <w:rStyle w:val="Hyperlink"/>
+            </w:rPr>
+            <w:t>n</w:t>
+          </w:r>
+        </w:hyperlink>
+      </w:r>
+      <w:r>
+        <w:rPr>
+          <w:u w:val="single" w:color="0000ff"/>
+          <w:rFonts w:ascii="Charis SIL Regular" w:hAnsi="Charis SIL Regular" w:eastAsia="Charis SIL Regular"/>
+          <w:b w:val="0"/>
+          <w:i w:val="0"/>
+          <w:color w:val="000000"/>
+          <w:sz w:val="24"/>
+        </w:rPr>
+        <w:hyperlink r:id="rId16" w:history="1">
+          <w:r>
+            <w:rPr>
+              <w:rStyle w:val="Hyperlink"/>
+            </w:rPr>
+            <w:t>t</w:t>
+          </w:r>
+        </w:hyperlink>
+      </w:r>
+      <w:r>
+        <w:rPr>
+          <w:u w:val="single" w:color="0000ff"/>
+          <w:rFonts w:ascii="Charis SIL Regular" w:hAnsi="Charis SIL Regular" w:eastAsia="Charis SIL Regular"/>
+          <w:b w:val="0"/>
+          <w:i w:val="0"/>
+          <w:color w:val="000000"/>
+          <w:sz w:val="24"/>
+        </w:rPr>
+        <w:hyperlink r:id="rId16" w:history="1">
+          <w:r>
+            <w:rPr>
+              <w:rStyle w:val="Hyperlink"/>
+            </w:rPr>
+            <w:t>inued unde</w:t>
+          </w:r>
+        </w:hyperlink>
+      </w:r>
+      <w:r>
+        <w:rPr>
+          <w:rFonts w:ascii="Charis SIL Regular" w:hAnsi="Charis SIL Regular" w:eastAsia="Charis SIL Regular"/>
+          <w:b w:val="0"/>
+          <w:i w:val="0"/>
+          <w:color w:val="000000"/>
+          <w:sz w:val="24"/>
+        </w:rPr>
+        <w:t>r new owners</w:t>
       </w:r>
       <w:r>
         <w:rPr>
@@ -1108,6 +1235,7 @@
       </w:r>
       <w:r>
         <w:rPr>
+          <w:u w:val="single" w:color="0000ff"/>
           <w:rFonts w:ascii="Charis SIL Regular" w:hAnsi="Charis SIL Regular" w:eastAsia="Charis SIL Regular"/>
           <w:b w:val="0"/>
           <w:i w:val="0"/>
@@ -1390,7 +1518,7 @@
           <w:sz w:val="24"/>
           <w:u w:val="single"/>
         </w:rPr>
-        <w:hyperlink r:id="rId17" w:history="1">
+        <w:hyperlink r:id="rId18" w:history="1">
           <w:r>
             <w:rPr>
               <w:rStyle w:val="Hyperlink"/>
@@ -1408,7 +1536,7 @@
           <w:sz w:val="24"/>
           <w:u w:val="single"/>
         </w:rPr>
-        <w:hyperlink r:id="rId17" w:history="1">
+        <w:hyperlink r:id="rId18" w:history="1">
           <w:r>
             <w:rPr>
               <w:rStyle w:val="Hyperlink"/>
@@ -1426,7 +1554,7 @@
           <w:sz w:val="24"/>
           <w:u w:val="single"/>
         </w:rPr>
-        <w:hyperlink r:id="rId17" w:history="1">
+        <w:hyperlink r:id="rId18" w:history="1">
           <w:r>
             <w:rPr>
               <w:rStyle w:val="Hyperlink"/>
@@ -1444,7 +1572,7 @@
           <w:sz w:val="24"/>
           <w:u w:val="single"/>
         </w:rPr>
-        <w:hyperlink r:id="rId17" w:history="1">
+        <w:hyperlink r:id="rId18" w:history="1">
           <w:r>
             <w:rPr>
               <w:rStyle w:val="Hyperlink"/>
@@ -1512,13 +1640,21 @@
       </w:r>
       <w:r>
         <w:rPr>
+          <w:u w:val="single" w:color="0000ff"/>
           <w:rFonts w:ascii="Charis SIL Regular" w:hAnsi="Charis SIL Regular" w:eastAsia="Charis SIL Regular"/>
           <w:b w:val="0"/>
           <w:i w:val="0"/>
           <w:color w:val="000000"/>
           <w:sz w:val="24"/>
         </w:rPr>
-        <w:t>regarding purch</w:t>
+        <w:hyperlink r:id="rId17" w:history="1">
+          <w:r>
+            <w:rPr>
+              <w:rStyle w:val="Hyperlink"/>
+            </w:rPr>
+            <w:t>regarding purch</w:t>
+          </w:r>
+        </w:hyperlink>
       </w:r>
       <w:r>
         <w:rPr>
@@ -2892,7 +3028,7 @@
           <w:sz w:val="24"/>
           <w:u w:val="single"/>
         </w:rPr>
-        <w:hyperlink r:id="rId26" w:history="1">
+        <w:hyperlink r:id="rId25" w:history="1">
           <w:r>
             <w:rPr>
               <w:rStyle w:val="Hyperlink"/>
@@ -2910,7 +3046,7 @@
           <w:sz w:val="24"/>
           <w:u w:val="single"/>
         </w:rPr>
-        <w:hyperlink r:id="rId26" w:history="1">
+        <w:hyperlink r:id="rId25" w:history="1">
           <w:r>
             <w:rPr>
               <w:rStyle w:val="Hyperlink"/>

--- a/EXPORTS/DOCX/published/niveau3/English/KoninklijkeBazar.docx
+++ b/EXPORTS/DOCX/published/niveau3/English/KoninklijkeBazar.docx
@@ -205,7 +205,53 @@
           <w:color w:val="000000"/>
           <w:sz w:val="24"/>
         </w:rPr>
-        <w:t xml:space="preserve">1843. The store sold Asian items, mainly from </w:t>
+        <w:t xml:space="preserve">1843. </w:t>
+      </w:r>
+      <w:r>
+        <w:rPr>
+          <w:u w:val="single" w:color="0000ff"/>
+          <w:rFonts w:ascii="Charis SIL Regular" w:hAnsi="Charis SIL Regular" w:eastAsia="Charis SIL Regular"/>
+          <w:b w:val="0"/>
+          <w:i w:val="0"/>
+          <w:color w:val="000000"/>
+          <w:sz w:val="24"/>
+        </w:rPr>
+        <w:hyperlink r:id="rId9" w:history="1">
+          <w:r>
+            <w:rPr>
+              <w:rStyle w:val="Hyperlink"/>
+            </w:rPr>
+            <w:t>The s</w:t>
+          </w:r>
+        </w:hyperlink>
+      </w:r>
+      <w:r>
+        <w:rPr>
+          <w:u w:val="single" w:color="0000ff"/>
+          <w:rFonts w:ascii="Charis SIL Regular" w:hAnsi="Charis SIL Regular" w:eastAsia="Charis SIL Regular"/>
+          <w:b w:val="0"/>
+          <w:i w:val="0"/>
+          <w:color w:val="000000"/>
+          <w:sz w:val="24"/>
+        </w:rPr>
+        <w:hyperlink r:id="rId9" w:history="1">
+          <w:r>
+            <w:rPr>
+              <w:rStyle w:val="Hyperlink"/>
+            </w:rPr>
+            <w:t xml:space="preserve">tore </w:t>
+          </w:r>
+        </w:hyperlink>
+      </w:r>
+      <w:r>
+        <w:rPr>
+          <w:rFonts w:ascii="Charis SIL Regular" w:hAnsi="Charis SIL Regular" w:eastAsia="Charis SIL Regular"/>
+          <w:b w:val="0"/>
+          <w:i w:val="0"/>
+          <w:color w:val="000000"/>
+          <w:sz w:val="24"/>
+        </w:rPr>
+        <w:t xml:space="preserve">sold Asian items, mainly from </w:t>
       </w:r>
       <w:r>
         <w:rPr>
@@ -471,35 +517,7 @@
           <w:color w:val="000000"/>
           <w:sz w:val="24"/>
         </w:rPr>
-        <w:t>. The buy</w:t>
-      </w:r>
-      <w:r>
-        <w:rPr>
-          <w:u w:val="single" w:color="0000ff"/>
-          <w:rFonts w:ascii="Charis SIL Regular" w:hAnsi="Charis SIL Regular" w:eastAsia="Charis SIL Regular"/>
-          <w:b w:val="0"/>
-          <w:i w:val="0"/>
-          <w:color w:val="000000"/>
-          <w:sz w:val="24"/>
-        </w:rPr>
-        <w:hyperlink r:id="rId10" w:history="1">
-          <w:r>
-            <w:rPr>
-              <w:rStyle w:val="Hyperlink"/>
-            </w:rPr>
-            <w:t>ers we</w:t>
-          </w:r>
-        </w:hyperlink>
-      </w:r>
-      <w:r>
-        <w:rPr>
-          <w:rFonts w:ascii="Charis SIL Regular" w:hAnsi="Charis SIL Regular" w:eastAsia="Charis SIL Regular"/>
-          <w:b w:val="0"/>
-          <w:i w:val="0"/>
-          <w:color w:val="000000"/>
-          <w:sz w:val="24"/>
-        </w:rPr>
-        <w:t>r</w:t>
+        <w:t>. The buyers wer</w:t>
       </w:r>
       <w:r>
         <w:rPr>
@@ -932,7 +950,7 @@
           <w:sz w:val="24"/>
           <w:u w:val="single"/>
         </w:rPr>
-        <w:hyperlink r:id="rId15" w:history="1">
+        <w:hyperlink r:id="rId17" w:history="1">
           <w:r>
             <w:rPr>
               <w:rStyle w:val="Hyperlink"/>
@@ -950,7 +968,7 @@
           <w:sz w:val="24"/>
           <w:u w:val="single"/>
         </w:rPr>
-        <w:hyperlink r:id="rId15" w:history="1">
+        <w:hyperlink r:id="rId17" w:history="1">
           <w:r>
             <w:rPr>
               <w:rStyle w:val="Hyperlink"/>

--- a/EXPORTS/DOCX/published/niveau3/English/KoninklijkeBazar.docx
+++ b/EXPORTS/DOCX/published/niveau3/English/KoninklijkeBazar.docx
@@ -205,25 +205,7 @@
           <w:color w:val="000000"/>
           <w:sz w:val="24"/>
         </w:rPr>
-        <w:t xml:space="preserve">1843. </w:t>
-      </w:r>
-      <w:r>
-        <w:rPr>
-          <w:u w:val="single" w:color="0000ff"/>
-          <w:rFonts w:ascii="Charis SIL Regular" w:hAnsi="Charis SIL Regular" w:eastAsia="Charis SIL Regular"/>
-          <w:b w:val="0"/>
-          <w:i w:val="0"/>
-          <w:color w:val="000000"/>
-          <w:sz w:val="24"/>
-        </w:rPr>
-        <w:hyperlink r:id="rId9" w:history="1">
-          <w:r>
-            <w:rPr>
-              <w:rStyle w:val="Hyperlink"/>
-            </w:rPr>
-            <w:t>The s</w:t>
-          </w:r>
-        </w:hyperlink>
+        <w:t>1843. The s</w:t>
       </w:r>
       <w:r>
         <w:rPr>
@@ -517,7 +499,35 @@
           <w:color w:val="000000"/>
           <w:sz w:val="24"/>
         </w:rPr>
-        <w:t>. The buyers wer</w:t>
+        <w:t>. The buy</w:t>
+      </w:r>
+      <w:r>
+        <w:rPr>
+          <w:u w:val="single" w:color="0000ff"/>
+          <w:rFonts w:ascii="Charis SIL Regular" w:hAnsi="Charis SIL Regular" w:eastAsia="Charis SIL Regular"/>
+          <w:b w:val="0"/>
+          <w:i w:val="0"/>
+          <w:color w:val="000000"/>
+          <w:sz w:val="24"/>
+        </w:rPr>
+        <w:hyperlink r:id="rId10" w:history="1">
+          <w:r>
+            <w:rPr>
+              <w:rStyle w:val="Hyperlink"/>
+            </w:rPr>
+            <w:t>ers we</w:t>
+          </w:r>
+        </w:hyperlink>
+      </w:r>
+      <w:r>
+        <w:rPr>
+          <w:rFonts w:ascii="Charis SIL Regular" w:hAnsi="Charis SIL Regular" w:eastAsia="Charis SIL Regular"/>
+          <w:b w:val="0"/>
+          <w:i w:val="0"/>
+          <w:color w:val="000000"/>
+          <w:sz w:val="24"/>
+        </w:rPr>
+        <w:t>r</w:t>
       </w:r>
       <w:r>
         <w:rPr>
@@ -932,7 +942,7 @@
           <w:sz w:val="24"/>
           <w:u w:val="single"/>
         </w:rPr>
-        <w:hyperlink r:id="rId17" w:history="1">
+        <w:hyperlink r:id="rId15" w:history="1">
           <w:r>
             <w:rPr>
               <w:rStyle w:val="Hyperlink"/>
@@ -950,7 +960,7 @@
           <w:sz w:val="24"/>
           <w:u w:val="single"/>
         </w:rPr>
-        <w:hyperlink r:id="rId17" w:history="1">
+        <w:hyperlink r:id="rId15" w:history="1">
           <w:r>
             <w:rPr>
               <w:rStyle w:val="Hyperlink"/>
@@ -968,7 +978,7 @@
           <w:sz w:val="24"/>
           <w:u w:val="single"/>
         </w:rPr>
-        <w:hyperlink r:id="rId17" w:history="1">
+        <w:hyperlink r:id="rId15" w:history="1">
           <w:r>
             <w:rPr>
               <w:rStyle w:val="Hyperlink"/>
@@ -1002,15 +1012,9 @@
           <w:i w:val="0"/>
           <w:color w:val="0000FF"/>
           <w:sz w:val="24"/>
+          <w:u w:val="single"/>
         </w:rPr>
-        <w:hyperlink r:id="rId17" w:history="1">
-          <w:r>
-            <w:rPr>
-              <w:rStyle w:val="Hyperlink"/>
-            </w:rPr>
-            <w:t>c</w:t>
-          </w:r>
-        </w:hyperlink>
+        <w:t>c</w:t>
       </w:r>
       <w:r>
         <w:rPr>
@@ -1019,7 +1023,6 @@
           <w:i w:val="0"/>
           <w:color w:val="0000FF"/>
           <w:sz w:val="24"/>
-          <w:u w:val="single"/>
         </w:rPr>
         <w:t>h</w:t>
       </w:r>
@@ -1236,24 +1239,17 @@
       </w:r>
       <w:r>
         <w:rPr>
+          <w:u w:val="single" w:color="0000ff"/>
           <w:rFonts w:ascii="Charis SIL Regular" w:hAnsi="Charis SIL Regular" w:eastAsia="Charis SIL Regular"/>
           <w:b w:val="0"/>
           <w:i w:val="0"/>
           <w:color w:val="000000"/>
           <w:sz w:val="24"/>
         </w:rPr>
-        <w:hyperlink r:id="rId17" w:history="1">
-          <w:r>
-            <w:rPr>
-              <w:rStyle w:val="Hyperlink"/>
-            </w:rPr>
-            <w:t>d</w:t>
-          </w:r>
-        </w:hyperlink>
+        <w:t>d</w:t>
       </w:r>
       <w:r>
         <w:rPr>
-          <w:u w:val="single" w:color="0000ff"/>
           <w:rFonts w:ascii="Charis SIL Regular" w:hAnsi="Charis SIL Regular" w:eastAsia="Charis SIL Regular"/>
           <w:b w:val="0"/>
           <w:i w:val="0"/>

--- a/EXPORTS/DOCX/published/niveau3/English/KoninklijkeBazar.docx
+++ b/EXPORTS/DOCX/published/niveau3/English/KoninklijkeBazar.docx
@@ -205,7 +205,25 @@
           <w:color w:val="000000"/>
           <w:sz w:val="24"/>
         </w:rPr>
-        <w:t>1843. The s</w:t>
+        <w:t xml:space="preserve">1843. </w:t>
+      </w:r>
+      <w:r>
+        <w:rPr>
+          <w:u w:val="single" w:color="0000ff"/>
+          <w:rFonts w:ascii="Charis SIL Regular" w:hAnsi="Charis SIL Regular" w:eastAsia="Charis SIL Regular"/>
+          <w:b w:val="0"/>
+          <w:i w:val="0"/>
+          <w:color w:val="000000"/>
+          <w:sz w:val="24"/>
+        </w:rPr>
+        <w:hyperlink r:id="rId9" w:history="1">
+          <w:r>
+            <w:rPr>
+              <w:rStyle w:val="Hyperlink"/>
+            </w:rPr>
+            <w:t>The s</w:t>
+          </w:r>
+        </w:hyperlink>
       </w:r>
       <w:r>
         <w:rPr>
@@ -942,7 +960,7 @@
           <w:sz w:val="24"/>
           <w:u w:val="single"/>
         </w:rPr>
-        <w:hyperlink r:id="rId15" w:history="1">
+        <w:hyperlink r:id="rId17" w:history="1">
           <w:r>
             <w:rPr>
               <w:rStyle w:val="Hyperlink"/>
@@ -960,7 +978,7 @@
           <w:sz w:val="24"/>
           <w:u w:val="single"/>
         </w:rPr>
-        <w:hyperlink r:id="rId15" w:history="1">
+        <w:hyperlink r:id="rId17" w:history="1">
           <w:r>
             <w:rPr>
               <w:rStyle w:val="Hyperlink"/>
@@ -978,7 +996,7 @@
           <w:sz w:val="24"/>
           <w:u w:val="single"/>
         </w:rPr>
-        <w:hyperlink r:id="rId15" w:history="1">
+        <w:hyperlink r:id="rId17" w:history="1">
           <w:r>
             <w:rPr>
               <w:rStyle w:val="Hyperlink"/>
@@ -1012,9 +1030,15 @@
           <w:i w:val="0"/>
           <w:color w:val="0000FF"/>
           <w:sz w:val="24"/>
-          <w:u w:val="single"/>
         </w:rPr>
-        <w:t>c</w:t>
+        <w:hyperlink r:id="rId17" w:history="1">
+          <w:r>
+            <w:rPr>
+              <w:rStyle w:val="Hyperlink"/>
+            </w:rPr>
+            <w:t>c</w:t>
+          </w:r>
+        </w:hyperlink>
       </w:r>
       <w:r>
         <w:rPr>
@@ -1023,6 +1047,7 @@
           <w:i w:val="0"/>
           <w:color w:val="0000FF"/>
           <w:sz w:val="24"/>
+          <w:u w:val="single"/>
         </w:rPr>
         <w:t>h</w:t>
       </w:r>
@@ -1239,17 +1264,24 @@
       </w:r>
       <w:r>
         <w:rPr>
-          <w:u w:val="single" w:color="0000ff"/>
           <w:rFonts w:ascii="Charis SIL Regular" w:hAnsi="Charis SIL Regular" w:eastAsia="Charis SIL Regular"/>
           <w:b w:val="0"/>
           <w:i w:val="0"/>
           <w:color w:val="000000"/>
           <w:sz w:val="24"/>
         </w:rPr>
-        <w:t>d</w:t>
+        <w:hyperlink r:id="rId17" w:history="1">
+          <w:r>
+            <w:rPr>
+              <w:rStyle w:val="Hyperlink"/>
+            </w:rPr>
+            <w:t>d</w:t>
+          </w:r>
+        </w:hyperlink>
       </w:r>
       <w:r>
         <w:rPr>
+          <w:u w:val="single" w:color="0000ff"/>
           <w:rFonts w:ascii="Charis SIL Regular" w:hAnsi="Charis SIL Regular" w:eastAsia="Charis SIL Regular"/>
           <w:b w:val="0"/>
           <w:i w:val="0"/>
@@ -1532,7 +1564,7 @@
           <w:sz w:val="24"/>
           <w:u w:val="single"/>
         </w:rPr>
-        <w:hyperlink r:id="rId18" w:history="1">
+        <w:hyperlink r:id="rId17" w:history="1">
           <w:r>
             <w:rPr>
               <w:rStyle w:val="Hyperlink"/>
@@ -3042,7 +3074,7 @@
           <w:sz w:val="24"/>
           <w:u w:val="single"/>
         </w:rPr>
-        <w:hyperlink r:id="rId25" w:history="1">
+        <w:hyperlink r:id="rId26" w:history="1">
           <w:r>
             <w:rPr>
               <w:rStyle w:val="Hyperlink"/>
@@ -3060,7 +3092,7 @@
           <w:sz w:val="24"/>
           <w:u w:val="single"/>
         </w:rPr>
-        <w:hyperlink r:id="rId25" w:history="1">
+        <w:hyperlink r:id="rId26" w:history="1">
           <w:r>
             <w:rPr>
               <w:rStyle w:val="Hyperlink"/>

--- a/EXPORTS/DOCX/published/niveau3/English/KoninklijkeBazar.docx
+++ b/EXPORTS/DOCX/published/niveau3/English/KoninklijkeBazar.docx
@@ -727,32 +727,7 @@
           <w:color w:val="000000"/>
           <w:sz w:val="24"/>
         </w:rPr>
-        <w:hyperlink r:id="rId14" w:history="1">
-          <w:r>
-            <w:rPr>
-              <w:rStyle w:val="Hyperlink"/>
-            </w:rPr>
-            <w:t>ll a</w:t>
-          </w:r>
-        </w:hyperlink>
-      </w:r>
-      <w:r>
-        <w:rPr>
-          <w:u w:val="single" w:color="0000ff"/>
-          <w:rFonts w:ascii="Charis SIL Regular" w:hAnsi="Charis SIL Regular" w:eastAsia="Charis SIL Regular"/>
-          <w:b w:val="0"/>
-          <w:i w:val="0"/>
-          <w:color w:val="000000"/>
-          <w:sz w:val="24"/>
-        </w:rPr>
-        <w:hyperlink r:id="rId14" w:history="1">
-          <w:r>
-            <w:rPr>
-              <w:rStyle w:val="Hyperlink"/>
-            </w:rPr>
-            <w:t>s muse</w:t>
-          </w:r>
-        </w:hyperlink>
+        <w:t>ll as muse</w:t>
       </w:r>
       <w:r>
         <w:rPr>
@@ -1564,7 +1539,7 @@
           <w:sz w:val="24"/>
           <w:u w:val="single"/>
         </w:rPr>
-        <w:hyperlink r:id="rId17" w:history="1">
+        <w:hyperlink r:id="rId18" w:history="1">
           <w:r>
             <w:rPr>
               <w:rStyle w:val="Hyperlink"/>
@@ -1686,21 +1661,13 @@
       </w:r>
       <w:r>
         <w:rPr>
-          <w:u w:val="single" w:color="0000ff"/>
           <w:rFonts w:ascii="Charis SIL Regular" w:hAnsi="Charis SIL Regular" w:eastAsia="Charis SIL Regular"/>
           <w:b w:val="0"/>
           <w:i w:val="0"/>
           <w:color w:val="000000"/>
           <w:sz w:val="24"/>
         </w:rPr>
-        <w:hyperlink r:id="rId17" w:history="1">
-          <w:r>
-            <w:rPr>
-              <w:rStyle w:val="Hyperlink"/>
-            </w:rPr>
-            <w:t>regarding purch</w:t>
-          </w:r>
-        </w:hyperlink>
+        <w:t>regarding purch</w:t>
       </w:r>
       <w:r>
         <w:rPr>

--- a/EXPORTS/DOCX/published/niveau3/English/KoninklijkeBazar.docx
+++ b/EXPORTS/DOCX/published/niveau3/English/KoninklijkeBazar.docx
@@ -716,7 +716,7 @@
           <w:color w:val="000000"/>
           <w:sz w:val="24"/>
         </w:rPr>
-        <w:t>, as we</w:t>
+        <w:t>, as well a</w:t>
       </w:r>
       <w:r>
         <w:rPr>
@@ -727,7 +727,14 @@
           <w:color w:val="000000"/>
           <w:sz w:val="24"/>
         </w:rPr>
-        <w:t>ll as muse</w:t>
+        <w:hyperlink r:id="rId14" w:history="1">
+          <w:r>
+            <w:rPr>
+              <w:rStyle w:val="Hyperlink"/>
+            </w:rPr>
+            <w:t>s muse</w:t>
+          </w:r>
+        </w:hyperlink>
       </w:r>
       <w:r>
         <w:rPr>
@@ -1022,7 +1029,6 @@
           <w:i w:val="0"/>
           <w:color w:val="0000FF"/>
           <w:sz w:val="24"/>
-          <w:u w:val="single"/>
         </w:rPr>
         <w:t>h</w:t>
       </w:r>
@@ -1256,7 +1262,6 @@
       </w:r>
       <w:r>
         <w:rPr>
-          <w:u w:val="single" w:color="0000ff"/>
           <w:rFonts w:ascii="Charis SIL Regular" w:hAnsi="Charis SIL Regular" w:eastAsia="Charis SIL Regular"/>
           <w:b w:val="0"/>
           <w:i w:val="0"/>
@@ -1539,7 +1544,7 @@
           <w:sz w:val="24"/>
           <w:u w:val="single"/>
         </w:rPr>
-        <w:hyperlink r:id="rId18" w:history="1">
+        <w:hyperlink r:id="rId17" w:history="1">
           <w:r>
             <w:rPr>
               <w:rStyle w:val="Hyperlink"/>
@@ -1557,7 +1562,7 @@
           <w:sz w:val="24"/>
           <w:u w:val="single"/>
         </w:rPr>
-        <w:hyperlink r:id="rId18" w:history="1">
+        <w:hyperlink r:id="rId17" w:history="1">
           <w:r>
             <w:rPr>
               <w:rStyle w:val="Hyperlink"/>
@@ -1661,13 +1666,21 @@
       </w:r>
       <w:r>
         <w:rPr>
+          <w:u w:val="single" w:color="0000ff"/>
           <w:rFonts w:ascii="Charis SIL Regular" w:hAnsi="Charis SIL Regular" w:eastAsia="Charis SIL Regular"/>
           <w:b w:val="0"/>
           <w:i w:val="0"/>
           <w:color w:val="000000"/>
           <w:sz w:val="24"/>
         </w:rPr>
-        <w:t>regarding purch</w:t>
+        <w:hyperlink r:id="rId17" w:history="1">
+          <w:r>
+            <w:rPr>
+              <w:rStyle w:val="Hyperlink"/>
+            </w:rPr>
+            <w:t>regarding purch</w:t>
+          </w:r>
+        </w:hyperlink>
       </w:r>
       <w:r>
         <w:rPr>

--- a/EXPORTS/DOCX/published/niveau3/English/KoninklijkeBazar.docx
+++ b/EXPORTS/DOCX/published/niveau3/English/KoninklijkeBazar.docx
@@ -716,7 +716,25 @@
           <w:color w:val="000000"/>
           <w:sz w:val="24"/>
         </w:rPr>
-        <w:t>, as well a</w:t>
+        <w:t>, as we</w:t>
+      </w:r>
+      <w:r>
+        <w:rPr>
+          <w:u w:val="single" w:color="0000ff"/>
+          <w:rFonts w:ascii="Charis SIL Regular" w:hAnsi="Charis SIL Regular" w:eastAsia="Charis SIL Regular"/>
+          <w:b w:val="0"/>
+          <w:i w:val="0"/>
+          <w:color w:val="000000"/>
+          <w:sz w:val="24"/>
+        </w:rPr>
+        <w:hyperlink r:id="rId14" w:history="1">
+          <w:r>
+            <w:rPr>
+              <w:rStyle w:val="Hyperlink"/>
+            </w:rPr>
+            <w:t>ll a</w:t>
+          </w:r>
+        </w:hyperlink>
       </w:r>
       <w:r>
         <w:rPr>
@@ -942,7 +960,7 @@
           <w:sz w:val="24"/>
           <w:u w:val="single"/>
         </w:rPr>
-        <w:hyperlink r:id="rId17" w:history="1">
+        <w:hyperlink r:id="rId15" w:history="1">
           <w:r>
             <w:rPr>
               <w:rStyle w:val="Hyperlink"/>
@@ -960,7 +978,7 @@
           <w:sz w:val="24"/>
           <w:u w:val="single"/>
         </w:rPr>
-        <w:hyperlink r:id="rId17" w:history="1">
+        <w:hyperlink r:id="rId15" w:history="1">
           <w:r>
             <w:rPr>
               <w:rStyle w:val="Hyperlink"/>
@@ -978,7 +996,7 @@
           <w:sz w:val="24"/>
           <w:u w:val="single"/>
         </w:rPr>
-        <w:hyperlink r:id="rId17" w:history="1">
+        <w:hyperlink r:id="rId15" w:history="1">
           <w:r>
             <w:rPr>
               <w:rStyle w:val="Hyperlink"/>
@@ -1001,7 +1019,7 @@
             <w:rPr>
               <w:rStyle w:val="Hyperlink"/>
             </w:rPr>
-            <w:t>fis</w:t>
+            <w:t>fisc</w:t>
           </w:r>
         </w:hyperlink>
       </w:r>
@@ -1012,23 +1030,7 @@
           <w:i w:val="0"/>
           <w:color w:val="0000FF"/>
           <w:sz w:val="24"/>
-        </w:rPr>
-        <w:hyperlink r:id="rId17" w:history="1">
-          <w:r>
-            <w:rPr>
-              <w:rStyle w:val="Hyperlink"/>
-            </w:rPr>
-            <w:t>c</w:t>
-          </w:r>
-        </w:hyperlink>
-      </w:r>
-      <w:r>
-        <w:rPr>
-          <w:rFonts w:ascii="Charis SIL Regular" w:hAnsi="Charis SIL Regular" w:eastAsia="Charis SIL Regular"/>
-          <w:b w:val="0"/>
-          <w:i w:val="0"/>
-          <w:color w:val="0000FF"/>
-          <w:sz w:val="24"/>
+          <w:u w:val="single"/>
         </w:rPr>
         <w:t>h</w:t>
       </w:r>
@@ -1057,9 +1059,19 @@
             <w:rPr>
               <w:rStyle w:val="Hyperlink"/>
             </w:rPr>
-            <w:t>Museum</w:t>
+            <w:t>Museu</w:t>
           </w:r>
         </w:hyperlink>
+      </w:r>
+      <w:r>
+        <w:rPr>
+          <w:rFonts w:ascii="Charis SIL Regular" w:hAnsi="Charis SIL Regular" w:eastAsia="Charis SIL Regular"/>
+          <w:b w:val="0"/>
+          <w:i w:val="0"/>
+          <w:color w:val="0000FF"/>
+          <w:sz w:val="24"/>
+        </w:rPr>
+        <w:t>m</w:t>
       </w:r>
       <w:r>
         <w:rPr>
@@ -1239,29 +1251,13 @@
             <w:rPr>
               <w:rStyle w:val="Hyperlink"/>
             </w:rPr>
-            <w:t>finally close</w:t>
+            <w:t>finally closed</w:t>
           </w:r>
         </w:hyperlink>
       </w:r>
       <w:r>
         <w:rPr>
-          <w:rFonts w:ascii="Charis SIL Regular" w:hAnsi="Charis SIL Regular" w:eastAsia="Charis SIL Regular"/>
-          <w:b w:val="0"/>
-          <w:i w:val="0"/>
-          <w:color w:val="000000"/>
-          <w:sz w:val="24"/>
-        </w:rPr>
-        <w:hyperlink r:id="rId17" w:history="1">
-          <w:r>
-            <w:rPr>
-              <w:rStyle w:val="Hyperlink"/>
-            </w:rPr>
-            <w:t>d</w:t>
-          </w:r>
-        </w:hyperlink>
-      </w:r>
-      <w:r>
-        <w:rPr>
+          <w:u w:val="single" w:color="0000ff"/>
           <w:rFonts w:ascii="Charis SIL Regular" w:hAnsi="Charis SIL Regular" w:eastAsia="Charis SIL Regular"/>
           <w:b w:val="0"/>
           <w:i w:val="0"/>
@@ -1302,7 +1298,7 @@
             <w:rPr>
               <w:rStyle w:val="Hyperlink"/>
             </w:rPr>
-            <w:t xml:space="preserve">ts doors </w:t>
+            <w:t>ts doors</w:t>
           </w:r>
         </w:hyperlink>
       </w:r>
@@ -1314,7 +1310,7 @@
           <w:color w:val="000000"/>
           <w:sz w:val="24"/>
         </w:rPr>
-        <w:t>in 1927.</w:t>
+        <w:t xml:space="preserve"> in 1927.</w:t>
       </w:r>
     </w:p>
     <w:p>
@@ -1544,7 +1540,7 @@
           <w:sz w:val="24"/>
           <w:u w:val="single"/>
         </w:rPr>
-        <w:hyperlink r:id="rId17" w:history="1">
+        <w:hyperlink r:id="rId18" w:history="1">
           <w:r>
             <w:rPr>
               <w:rStyle w:val="Hyperlink"/>
@@ -1562,7 +1558,7 @@
           <w:sz w:val="24"/>
           <w:u w:val="single"/>
         </w:rPr>
-        <w:hyperlink r:id="rId17" w:history="1">
+        <w:hyperlink r:id="rId18" w:history="1">
           <w:r>
             <w:rPr>
               <w:rStyle w:val="Hyperlink"/>

--- a/EXPORTS/DOCX/published/niveau3/English/KoninklijkeBazar.docx
+++ b/EXPORTS/DOCX/published/niveau3/English/KoninklijkeBazar.docx
@@ -716,43 +716,7 @@
           <w:color w:val="000000"/>
           <w:sz w:val="24"/>
         </w:rPr>
-        <w:t>, as we</w:t>
-      </w:r>
-      <w:r>
-        <w:rPr>
-          <w:u w:val="single" w:color="0000ff"/>
-          <w:rFonts w:ascii="Charis SIL Regular" w:hAnsi="Charis SIL Regular" w:eastAsia="Charis SIL Regular"/>
-          <w:b w:val="0"/>
-          <w:i w:val="0"/>
-          <w:color w:val="000000"/>
-          <w:sz w:val="24"/>
-        </w:rPr>
-        <w:hyperlink r:id="rId14" w:history="1">
-          <w:r>
-            <w:rPr>
-              <w:rStyle w:val="Hyperlink"/>
-            </w:rPr>
-            <w:t>ll a</w:t>
-          </w:r>
-        </w:hyperlink>
-      </w:r>
-      <w:r>
-        <w:rPr>
-          <w:u w:val="single" w:color="0000ff"/>
-          <w:rFonts w:ascii="Charis SIL Regular" w:hAnsi="Charis SIL Regular" w:eastAsia="Charis SIL Regular"/>
-          <w:b w:val="0"/>
-          <w:i w:val="0"/>
-          <w:color w:val="000000"/>
-          <w:sz w:val="24"/>
-        </w:rPr>
-        <w:hyperlink r:id="rId14" w:history="1">
-          <w:r>
-            <w:rPr>
-              <w:rStyle w:val="Hyperlink"/>
-            </w:rPr>
-            <w:t>s muse</w:t>
-          </w:r>
-        </w:hyperlink>
+        <w:t>, as well as muse</w:t>
       </w:r>
       <w:r>
         <w:rPr>
@@ -960,7 +924,7 @@
           <w:sz w:val="24"/>
           <w:u w:val="single"/>
         </w:rPr>
-        <w:hyperlink r:id="rId15" w:history="1">
+        <w:hyperlink r:id="rId17" w:history="1">
           <w:r>
             <w:rPr>
               <w:rStyle w:val="Hyperlink"/>
@@ -978,7 +942,7 @@
           <w:sz w:val="24"/>
           <w:u w:val="single"/>
         </w:rPr>
-        <w:hyperlink r:id="rId15" w:history="1">
+        <w:hyperlink r:id="rId17" w:history="1">
           <w:r>
             <w:rPr>
               <w:rStyle w:val="Hyperlink"/>
@@ -996,7 +960,7 @@
           <w:sz w:val="24"/>
           <w:u w:val="single"/>
         </w:rPr>
-        <w:hyperlink r:id="rId15" w:history="1">
+        <w:hyperlink r:id="rId17" w:history="1">
           <w:r>
             <w:rPr>
               <w:rStyle w:val="Hyperlink"/>
@@ -1019,7 +983,24 @@
             <w:rPr>
               <w:rStyle w:val="Hyperlink"/>
             </w:rPr>
-            <w:t>fisc</w:t>
+            <w:t>fis</w:t>
+          </w:r>
+        </w:hyperlink>
+      </w:r>
+      <w:r>
+        <w:rPr>
+          <w:rFonts w:ascii="Charis SIL Regular" w:hAnsi="Charis SIL Regular" w:eastAsia="Charis SIL Regular"/>
+          <w:b w:val="0"/>
+          <w:i w:val="0"/>
+          <w:color w:val="0000FF"/>
+          <w:sz w:val="24"/>
+        </w:rPr>
+        <w:hyperlink r:id="rId17" w:history="1">
+          <w:r>
+            <w:rPr>
+              <w:rStyle w:val="Hyperlink"/>
+            </w:rPr>
+            <w:t>c</w:t>
           </w:r>
         </w:hyperlink>
       </w:r>
@@ -1059,153 +1040,7 @@
             <w:rPr>
               <w:rStyle w:val="Hyperlink"/>
             </w:rPr>
-            <w:t>Museu</w:t>
-          </w:r>
-        </w:hyperlink>
-      </w:r>
-      <w:r>
-        <w:rPr>
-          <w:rFonts w:ascii="Charis SIL Regular" w:hAnsi="Charis SIL Regular" w:eastAsia="Charis SIL Regular"/>
-          <w:b w:val="0"/>
-          <w:i w:val="0"/>
-          <w:color w:val="0000FF"/>
-          <w:sz w:val="24"/>
-        </w:rPr>
-        <w:t>m</w:t>
-      </w:r>
-      <w:r>
-        <w:rPr>
-          <w:rFonts w:ascii="Charis SIL Regular" w:hAnsi="Charis SIL Regular" w:eastAsia="Charis SIL Regular"/>
-          <w:b w:val="0"/>
-          <w:i w:val="0"/>
-          <w:color w:val="000000"/>
-          <w:sz w:val="24"/>
-        </w:rPr>
-        <w:t xml:space="preserve">. After Boer's death, </w:t>
-      </w:r>
-      <w:r>
-        <w:rPr>
-          <w:u w:val="single" w:color="0000ff"/>
-          <w:rFonts w:ascii="Charis SIL Regular" w:hAnsi="Charis SIL Regular" w:eastAsia="Charis SIL Regular"/>
-          <w:b w:val="0"/>
-          <w:i w:val="0"/>
-          <w:color w:val="000000"/>
-          <w:sz w:val="24"/>
-        </w:rPr>
-        <w:hyperlink r:id="rId16" w:history="1">
-          <w:r>
-            <w:rPr>
-              <w:rStyle w:val="Hyperlink"/>
-            </w:rPr>
-            <w:t>the b</w:t>
-          </w:r>
-        </w:hyperlink>
-      </w:r>
-      <w:r>
-        <w:rPr>
-          <w:u w:val="single" w:color="0000ff"/>
-          <w:rFonts w:ascii="Charis SIL Regular" w:hAnsi="Charis SIL Regular" w:eastAsia="Charis SIL Regular"/>
-          <w:b w:val="0"/>
-          <w:i w:val="0"/>
-          <w:color w:val="000000"/>
-          <w:sz w:val="24"/>
-        </w:rPr>
-        <w:hyperlink r:id="rId16" w:history="1">
-          <w:r>
-            <w:rPr>
-              <w:rStyle w:val="Hyperlink"/>
-            </w:rPr>
-            <w:t>u</w:t>
-          </w:r>
-        </w:hyperlink>
-      </w:r>
-      <w:r>
-        <w:rPr>
-          <w:u w:val="single" w:color="0000ff"/>
-          <w:rFonts w:ascii="Charis SIL Regular" w:hAnsi="Charis SIL Regular" w:eastAsia="Charis SIL Regular"/>
-          <w:b w:val="0"/>
-          <w:i w:val="0"/>
-          <w:color w:val="000000"/>
-          <w:sz w:val="24"/>
-        </w:rPr>
-        <w:hyperlink r:id="rId16" w:history="1">
-          <w:r>
-            <w:rPr>
-              <w:rStyle w:val="Hyperlink"/>
-            </w:rPr>
-            <w:t>siness c</w:t>
-          </w:r>
-        </w:hyperlink>
-      </w:r>
-      <w:r>
-        <w:rPr>
-          <w:u w:val="single" w:color="0000ff"/>
-          <w:rFonts w:ascii="Charis SIL Regular" w:hAnsi="Charis SIL Regular" w:eastAsia="Charis SIL Regular"/>
-          <w:b w:val="0"/>
-          <w:i w:val="0"/>
-          <w:color w:val="000000"/>
-          <w:sz w:val="24"/>
-        </w:rPr>
-        <w:hyperlink r:id="rId16" w:history="1">
-          <w:r>
-            <w:rPr>
-              <w:rStyle w:val="Hyperlink"/>
-            </w:rPr>
-            <w:t>o</w:t>
-          </w:r>
-        </w:hyperlink>
-      </w:r>
-      <w:r>
-        <w:rPr>
-          <w:u w:val="single" w:color="0000ff"/>
-          <w:rFonts w:ascii="Charis SIL Regular" w:hAnsi="Charis SIL Regular" w:eastAsia="Charis SIL Regular"/>
-          <w:b w:val="0"/>
-          <w:i w:val="0"/>
-          <w:color w:val="000000"/>
-          <w:sz w:val="24"/>
-        </w:rPr>
-        <w:hyperlink r:id="rId16" w:history="1">
-          <w:r>
-            <w:rPr>
-              <w:rStyle w:val="Hyperlink"/>
-            </w:rPr>
-            <w:t>n</w:t>
-          </w:r>
-        </w:hyperlink>
-      </w:r>
-      <w:r>
-        <w:rPr>
-          <w:u w:val="single" w:color="0000ff"/>
-          <w:rFonts w:ascii="Charis SIL Regular" w:hAnsi="Charis SIL Regular" w:eastAsia="Charis SIL Regular"/>
-          <w:b w:val="0"/>
-          <w:i w:val="0"/>
-          <w:color w:val="000000"/>
-          <w:sz w:val="24"/>
-        </w:rPr>
-        <w:hyperlink r:id="rId16" w:history="1">
-          <w:r>
-            <w:rPr>
-              <w:rStyle w:val="Hyperlink"/>
-            </w:rPr>
-            <w:t>t</w:t>
-          </w:r>
-        </w:hyperlink>
-      </w:r>
-      <w:r>
-        <w:rPr>
-          <w:u w:val="single" w:color="0000ff"/>
-          <w:rFonts w:ascii="Charis SIL Regular" w:hAnsi="Charis SIL Regular" w:eastAsia="Charis SIL Regular"/>
-          <w:b w:val="0"/>
-          <w:i w:val="0"/>
-          <w:color w:val="000000"/>
-          <w:sz w:val="24"/>
-        </w:rPr>
-        <w:hyperlink r:id="rId16" w:history="1">
-          <w:r>
-            <w:rPr>
-              <w:rStyle w:val="Hyperlink"/>
-            </w:rPr>
-            <w:t>inued unde</w:t>
+            <w:t>Museum</w:t>
           </w:r>
         </w:hyperlink>
       </w:r>
@@ -1217,7 +1052,7 @@
           <w:color w:val="000000"/>
           <w:sz w:val="24"/>
         </w:rPr>
-        <w:t>r new owners</w:t>
+        <w:t>. After Boer's death, the business continued under new owners</w:t>
       </w:r>
       <w:r>
         <w:rPr>
@@ -1251,7 +1086,24 @@
             <w:rPr>
               <w:rStyle w:val="Hyperlink"/>
             </w:rPr>
-            <w:t>finally closed</w:t>
+            <w:t>finally close</w:t>
+          </w:r>
+        </w:hyperlink>
+      </w:r>
+      <w:r>
+        <w:rPr>
+          <w:rFonts w:ascii="Charis SIL Regular" w:hAnsi="Charis SIL Regular" w:eastAsia="Charis SIL Regular"/>
+          <w:b w:val="0"/>
+          <w:i w:val="0"/>
+          <w:color w:val="000000"/>
+          <w:sz w:val="24"/>
+        </w:rPr>
+        <w:hyperlink r:id="rId17" w:history="1">
+          <w:r>
+            <w:rPr>
+              <w:rStyle w:val="Hyperlink"/>
+            </w:rPr>
+            <w:t>d</w:t>
           </w:r>
         </w:hyperlink>
       </w:r>
@@ -1298,7 +1150,7 @@
             <w:rPr>
               <w:rStyle w:val="Hyperlink"/>
             </w:rPr>
-            <w:t>ts doors</w:t>
+            <w:t xml:space="preserve">ts doors </w:t>
           </w:r>
         </w:hyperlink>
       </w:r>
@@ -1310,7 +1162,7 @@
           <w:color w:val="000000"/>
           <w:sz w:val="24"/>
         </w:rPr>
-        <w:t xml:space="preserve"> in 1927.</w:t>
+        <w:t>in 1927.</w:t>
       </w:r>
     </w:p>
     <w:p>
@@ -1540,7 +1392,7 @@
           <w:sz w:val="24"/>
           <w:u w:val="single"/>
         </w:rPr>
-        <w:hyperlink r:id="rId18" w:history="1">
+        <w:hyperlink r:id="rId17" w:history="1">
           <w:r>
             <w:rPr>
               <w:rStyle w:val="Hyperlink"/>
@@ -1558,7 +1410,7 @@
           <w:sz w:val="24"/>
           <w:u w:val="single"/>
         </w:rPr>
-        <w:hyperlink r:id="rId18" w:history="1">
+        <w:hyperlink r:id="rId17" w:history="1">
           <w:r>
             <w:rPr>
               <w:rStyle w:val="Hyperlink"/>
@@ -1662,21 +1514,13 @@
       </w:r>
       <w:r>
         <w:rPr>
-          <w:u w:val="single" w:color="0000ff"/>
           <w:rFonts w:ascii="Charis SIL Regular" w:hAnsi="Charis SIL Regular" w:eastAsia="Charis SIL Regular"/>
           <w:b w:val="0"/>
           <w:i w:val="0"/>
           <w:color w:val="000000"/>
           <w:sz w:val="24"/>
         </w:rPr>
-        <w:hyperlink r:id="rId17" w:history="1">
-          <w:r>
-            <w:rPr>
-              <w:rStyle w:val="Hyperlink"/>
-            </w:rPr>
-            <w:t>regarding purch</w:t>
-          </w:r>
-        </w:hyperlink>
+        <w:t>regarding purch</w:t>
       </w:r>
       <w:r>
         <w:rPr>
@@ -3050,7 +2894,7 @@
           <w:sz w:val="24"/>
           <w:u w:val="single"/>
         </w:rPr>
-        <w:hyperlink r:id="rId26" w:history="1">
+        <w:hyperlink r:id="rId25" w:history="1">
           <w:r>
             <w:rPr>
               <w:rStyle w:val="Hyperlink"/>
@@ -3068,7 +2912,7 @@
           <w:sz w:val="24"/>
           <w:u w:val="single"/>
         </w:rPr>
-        <w:hyperlink r:id="rId26" w:history="1">
+        <w:hyperlink r:id="rId25" w:history="1">
           <w:r>
             <w:rPr>
               <w:rStyle w:val="Hyperlink"/>

--- a/EXPORTS/DOCX/published/niveau3/English/KoninklijkeBazar.docx
+++ b/EXPORTS/DOCX/published/niveau3/English/KoninklijkeBazar.docx
@@ -205,25 +205,7 @@
           <w:color w:val="000000"/>
           <w:sz w:val="24"/>
         </w:rPr>
-        <w:t xml:space="preserve">1843. </w:t>
-      </w:r>
-      <w:r>
-        <w:rPr>
-          <w:u w:val="single" w:color="0000ff"/>
-          <w:rFonts w:ascii="Charis SIL Regular" w:hAnsi="Charis SIL Regular" w:eastAsia="Charis SIL Regular"/>
-          <w:b w:val="0"/>
-          <w:i w:val="0"/>
-          <w:color w:val="000000"/>
-          <w:sz w:val="24"/>
-        </w:rPr>
-        <w:hyperlink r:id="rId9" w:history="1">
-          <w:r>
-            <w:rPr>
-              <w:rStyle w:val="Hyperlink"/>
-            </w:rPr>
-            <w:t>The s</w:t>
-          </w:r>
-        </w:hyperlink>
+        <w:t>1843. The s</w:t>
       </w:r>
       <w:r>
         <w:rPr>
@@ -716,7 +698,43 @@
           <w:color w:val="000000"/>
           <w:sz w:val="24"/>
         </w:rPr>
-        <w:t>, as well as muse</w:t>
+        <w:t>, as we</w:t>
+      </w:r>
+      <w:r>
+        <w:rPr>
+          <w:u w:val="single" w:color="0000ff"/>
+          <w:rFonts w:ascii="Charis SIL Regular" w:hAnsi="Charis SIL Regular" w:eastAsia="Charis SIL Regular"/>
+          <w:b w:val="0"/>
+          <w:i w:val="0"/>
+          <w:color w:val="000000"/>
+          <w:sz w:val="24"/>
+        </w:rPr>
+        <w:hyperlink r:id="rId14" w:history="1">
+          <w:r>
+            <w:rPr>
+              <w:rStyle w:val="Hyperlink"/>
+            </w:rPr>
+            <w:t>ll a</w:t>
+          </w:r>
+        </w:hyperlink>
+      </w:r>
+      <w:r>
+        <w:rPr>
+          <w:u w:val="single" w:color="0000ff"/>
+          <w:rFonts w:ascii="Charis SIL Regular" w:hAnsi="Charis SIL Regular" w:eastAsia="Charis SIL Regular"/>
+          <w:b w:val="0"/>
+          <w:i w:val="0"/>
+          <w:color w:val="000000"/>
+          <w:sz w:val="24"/>
+        </w:rPr>
+        <w:hyperlink r:id="rId14" w:history="1">
+          <w:r>
+            <w:rPr>
+              <w:rStyle w:val="Hyperlink"/>
+            </w:rPr>
+            <w:t>s muse</w:t>
+          </w:r>
+        </w:hyperlink>
       </w:r>
       <w:r>
         <w:rPr>
@@ -924,7 +942,7 @@
           <w:sz w:val="24"/>
           <w:u w:val="single"/>
         </w:rPr>
-        <w:hyperlink r:id="rId17" w:history="1">
+        <w:hyperlink r:id="rId15" w:history="1">
           <w:r>
             <w:rPr>
               <w:rStyle w:val="Hyperlink"/>
@@ -942,7 +960,7 @@
           <w:sz w:val="24"/>
           <w:u w:val="single"/>
         </w:rPr>
-        <w:hyperlink r:id="rId17" w:history="1">
+        <w:hyperlink r:id="rId15" w:history="1">
           <w:r>
             <w:rPr>
               <w:rStyle w:val="Hyperlink"/>
@@ -960,7 +978,7 @@
           <w:sz w:val="24"/>
           <w:u w:val="single"/>
         </w:rPr>
-        <w:hyperlink r:id="rId17" w:history="1">
+        <w:hyperlink r:id="rId15" w:history="1">
           <w:r>
             <w:rPr>
               <w:rStyle w:val="Hyperlink"/>
@@ -1011,7 +1029,6 @@
           <w:i w:val="0"/>
           <w:color w:val="0000FF"/>
           <w:sz w:val="24"/>
-          <w:u w:val="single"/>
         </w:rPr>
         <w:t>h</w:t>
       </w:r>
@@ -1052,7 +1069,143 @@
           <w:color w:val="000000"/>
           <w:sz w:val="24"/>
         </w:rPr>
-        <w:t>. After Boer's death, the business continued under new owners</w:t>
+        <w:t xml:space="preserve">. After Boer's death, </w:t>
+      </w:r>
+      <w:r>
+        <w:rPr>
+          <w:u w:val="single" w:color="0000ff"/>
+          <w:rFonts w:ascii="Charis SIL Regular" w:hAnsi="Charis SIL Regular" w:eastAsia="Charis SIL Regular"/>
+          <w:b w:val="0"/>
+          <w:i w:val="0"/>
+          <w:color w:val="000000"/>
+          <w:sz w:val="24"/>
+        </w:rPr>
+        <w:hyperlink r:id="rId16" w:history="1">
+          <w:r>
+            <w:rPr>
+              <w:rStyle w:val="Hyperlink"/>
+            </w:rPr>
+            <w:t>the b</w:t>
+          </w:r>
+        </w:hyperlink>
+      </w:r>
+      <w:r>
+        <w:rPr>
+          <w:u w:val="single" w:color="0000ff"/>
+          <w:rFonts w:ascii="Charis SIL Regular" w:hAnsi="Charis SIL Regular" w:eastAsia="Charis SIL Regular"/>
+          <w:b w:val="0"/>
+          <w:i w:val="0"/>
+          <w:color w:val="000000"/>
+          <w:sz w:val="24"/>
+        </w:rPr>
+        <w:hyperlink r:id="rId16" w:history="1">
+          <w:r>
+            <w:rPr>
+              <w:rStyle w:val="Hyperlink"/>
+            </w:rPr>
+            <w:t>u</w:t>
+          </w:r>
+        </w:hyperlink>
+      </w:r>
+      <w:r>
+        <w:rPr>
+          <w:u w:val="single" w:color="0000ff"/>
+          <w:rFonts w:ascii="Charis SIL Regular" w:hAnsi="Charis SIL Regular" w:eastAsia="Charis SIL Regular"/>
+          <w:b w:val="0"/>
+          <w:i w:val="0"/>
+          <w:color w:val="000000"/>
+          <w:sz w:val="24"/>
+        </w:rPr>
+        <w:hyperlink r:id="rId16" w:history="1">
+          <w:r>
+            <w:rPr>
+              <w:rStyle w:val="Hyperlink"/>
+            </w:rPr>
+            <w:t>siness c</w:t>
+          </w:r>
+        </w:hyperlink>
+      </w:r>
+      <w:r>
+        <w:rPr>
+          <w:u w:val="single" w:color="0000ff"/>
+          <w:rFonts w:ascii="Charis SIL Regular" w:hAnsi="Charis SIL Regular" w:eastAsia="Charis SIL Regular"/>
+          <w:b w:val="0"/>
+          <w:i w:val="0"/>
+          <w:color w:val="000000"/>
+          <w:sz w:val="24"/>
+        </w:rPr>
+        <w:hyperlink r:id="rId16" w:history="1">
+          <w:r>
+            <w:rPr>
+              <w:rStyle w:val="Hyperlink"/>
+            </w:rPr>
+            <w:t>o</w:t>
+          </w:r>
+        </w:hyperlink>
+      </w:r>
+      <w:r>
+        <w:rPr>
+          <w:u w:val="single" w:color="0000ff"/>
+          <w:rFonts w:ascii="Charis SIL Regular" w:hAnsi="Charis SIL Regular" w:eastAsia="Charis SIL Regular"/>
+          <w:b w:val="0"/>
+          <w:i w:val="0"/>
+          <w:color w:val="000000"/>
+          <w:sz w:val="24"/>
+        </w:rPr>
+        <w:hyperlink r:id="rId16" w:history="1">
+          <w:r>
+            <w:rPr>
+              <w:rStyle w:val="Hyperlink"/>
+            </w:rPr>
+            <w:t>n</w:t>
+          </w:r>
+        </w:hyperlink>
+      </w:r>
+      <w:r>
+        <w:rPr>
+          <w:u w:val="single" w:color="0000ff"/>
+          <w:rFonts w:ascii="Charis SIL Regular" w:hAnsi="Charis SIL Regular" w:eastAsia="Charis SIL Regular"/>
+          <w:b w:val="0"/>
+          <w:i w:val="0"/>
+          <w:color w:val="000000"/>
+          <w:sz w:val="24"/>
+        </w:rPr>
+        <w:hyperlink r:id="rId16" w:history="1">
+          <w:r>
+            <w:rPr>
+              <w:rStyle w:val="Hyperlink"/>
+            </w:rPr>
+            <w:t>t</w:t>
+          </w:r>
+        </w:hyperlink>
+      </w:r>
+      <w:r>
+        <w:rPr>
+          <w:u w:val="single" w:color="0000ff"/>
+          <w:rFonts w:ascii="Charis SIL Regular" w:hAnsi="Charis SIL Regular" w:eastAsia="Charis SIL Regular"/>
+          <w:b w:val="0"/>
+          <w:i w:val="0"/>
+          <w:color w:val="000000"/>
+          <w:sz w:val="24"/>
+        </w:rPr>
+        <w:hyperlink r:id="rId16" w:history="1">
+          <w:r>
+            <w:rPr>
+              <w:rStyle w:val="Hyperlink"/>
+            </w:rPr>
+            <w:t>inued unde</w:t>
+          </w:r>
+        </w:hyperlink>
+      </w:r>
+      <w:r>
+        <w:rPr>
+          <w:rFonts w:ascii="Charis SIL Regular" w:hAnsi="Charis SIL Regular" w:eastAsia="Charis SIL Regular"/>
+          <w:b w:val="0"/>
+          <w:i w:val="0"/>
+          <w:color w:val="000000"/>
+          <w:sz w:val="24"/>
+        </w:rPr>
+        <w:t>r new owners</w:t>
       </w:r>
       <w:r>
         <w:rPr>
@@ -1109,7 +1262,6 @@
       </w:r>
       <w:r>
         <w:rPr>
-          <w:u w:val="single" w:color="0000ff"/>
           <w:rFonts w:ascii="Charis SIL Regular" w:hAnsi="Charis SIL Regular" w:eastAsia="Charis SIL Regular"/>
           <w:b w:val="0"/>
           <w:i w:val="0"/>
@@ -1392,7 +1544,7 @@
           <w:sz w:val="24"/>
           <w:u w:val="single"/>
         </w:rPr>
-        <w:hyperlink r:id="rId17" w:history="1">
+        <w:hyperlink r:id="rId18" w:history="1">
           <w:r>
             <w:rPr>
               <w:rStyle w:val="Hyperlink"/>
@@ -1410,7 +1562,7 @@
           <w:sz w:val="24"/>
           <w:u w:val="single"/>
         </w:rPr>
-        <w:hyperlink r:id="rId17" w:history="1">
+        <w:hyperlink r:id="rId18" w:history="1">
           <w:r>
             <w:rPr>
               <w:rStyle w:val="Hyperlink"/>
@@ -1514,13 +1666,21 @@
       </w:r>
       <w:r>
         <w:rPr>
+          <w:u w:val="single" w:color="0000ff"/>
           <w:rFonts w:ascii="Charis SIL Regular" w:hAnsi="Charis SIL Regular" w:eastAsia="Charis SIL Regular"/>
           <w:b w:val="0"/>
           <w:i w:val="0"/>
           <w:color w:val="000000"/>
           <w:sz w:val="24"/>
         </w:rPr>
-        <w:t>regarding purch</w:t>
+        <w:hyperlink r:id="rId17" w:history="1">
+          <w:r>
+            <w:rPr>
+              <w:rStyle w:val="Hyperlink"/>
+            </w:rPr>
+            <w:t>regarding purch</w:t>
+          </w:r>
+        </w:hyperlink>
       </w:r>
       <w:r>
         <w:rPr>

--- a/EXPORTS/DOCX/published/niveau3/English/KoninklijkeBazar.docx
+++ b/EXPORTS/DOCX/published/niveau3/English/KoninklijkeBazar.docx
@@ -205,35 +205,7 @@
           <w:color w:val="000000"/>
           <w:sz w:val="24"/>
         </w:rPr>
-        <w:t>1843. The s</w:t>
-      </w:r>
-      <w:r>
-        <w:rPr>
-          <w:u w:val="single" w:color="0000ff"/>
-          <w:rFonts w:ascii="Charis SIL Regular" w:hAnsi="Charis SIL Regular" w:eastAsia="Charis SIL Regular"/>
-          <w:b w:val="0"/>
-          <w:i w:val="0"/>
-          <w:color w:val="000000"/>
-          <w:sz w:val="24"/>
-        </w:rPr>
-        <w:hyperlink r:id="rId9" w:history="1">
-          <w:r>
-            <w:rPr>
-              <w:rStyle w:val="Hyperlink"/>
-            </w:rPr>
-            <w:t xml:space="preserve">tore </w:t>
-          </w:r>
-        </w:hyperlink>
-      </w:r>
-      <w:r>
-        <w:rPr>
-          <w:rFonts w:ascii="Charis SIL Regular" w:hAnsi="Charis SIL Regular" w:eastAsia="Charis SIL Regular"/>
-          <w:b w:val="0"/>
-          <w:i w:val="0"/>
-          <w:color w:val="000000"/>
-          <w:sz w:val="24"/>
-        </w:rPr>
-        <w:t xml:space="preserve">sold Asian items, mainly from </w:t>
+        <w:t xml:space="preserve">1843. The store sold Asian items, mainly from </w:t>
       </w:r>
       <w:r>
         <w:rPr>
@@ -756,49 +728,13 @@
       </w:r>
       <w:r>
         <w:rPr>
-          <w:u w:val="single" w:color="0000ff"/>
           <w:rFonts w:ascii="Charis SIL Regular" w:hAnsi="Charis SIL Regular" w:eastAsia="Charis SIL Regular"/>
           <w:b w:val="0"/>
           <w:i w:val="0"/>
           <w:color w:val="000000"/>
           <w:sz w:val="24"/>
         </w:rPr>
-        <w:hyperlink r:id="rId14" w:history="1">
-          <w:r>
-            <w:rPr>
-              <w:rStyle w:val="Hyperlink"/>
-            </w:rPr>
-            <w:t>,</w:t>
-          </w:r>
-        </w:hyperlink>
-      </w:r>
-      <w:r>
-        <w:rPr>
-          <w:u w:val="single" w:color="0000ff"/>
-          <w:rFonts w:ascii="Charis SIL Regular" w:hAnsi="Charis SIL Regular" w:eastAsia="Charis SIL Regular"/>
-          <w:b w:val="0"/>
-          <w:i w:val="0"/>
-          <w:color w:val="000000"/>
-          <w:sz w:val="24"/>
-        </w:rPr>
-        <w:hyperlink r:id="rId14" w:history="1">
-          <w:r>
-            <w:rPr>
-              <w:rStyle w:val="Hyperlink"/>
-            </w:rPr>
-            <w:t xml:space="preserve"> such </w:t>
-          </w:r>
-        </w:hyperlink>
-      </w:r>
-      <w:r>
-        <w:rPr>
-          <w:rFonts w:ascii="Charis SIL Regular" w:hAnsi="Charis SIL Regular" w:eastAsia="Charis SIL Regular"/>
-          <w:b w:val="0"/>
-          <w:i w:val="0"/>
-          <w:color w:val="000000"/>
-          <w:sz w:val="24"/>
-        </w:rPr>
-        <w:t xml:space="preserve">as the </w:t>
+        <w:t xml:space="preserve">, such as the </w:t>
       </w:r>
       <w:r>
         <w:rPr>
@@ -942,7 +878,7 @@
           <w:sz w:val="24"/>
           <w:u w:val="single"/>
         </w:rPr>
-        <w:hyperlink r:id="rId15" w:history="1">
+        <w:hyperlink r:id="rId17" w:history="1">
           <w:r>
             <w:rPr>
               <w:rStyle w:val="Hyperlink"/>
@@ -960,7 +896,7 @@
           <w:sz w:val="24"/>
           <w:u w:val="single"/>
         </w:rPr>
-        <w:hyperlink r:id="rId15" w:history="1">
+        <w:hyperlink r:id="rId17" w:history="1">
           <w:r>
             <w:rPr>
               <w:rStyle w:val="Hyperlink"/>
@@ -1029,6 +965,7 @@
           <w:i w:val="0"/>
           <w:color w:val="0000FF"/>
           <w:sz w:val="24"/>
+          <w:u w:val="single"/>
         </w:rPr>
         <w:t>h</w:t>
       </w:r>
@@ -1262,6 +1199,7 @@
       </w:r>
       <w:r>
         <w:rPr>
+          <w:u w:val="single" w:color="0000ff"/>
           <w:rFonts w:ascii="Charis SIL Regular" w:hAnsi="Charis SIL Regular" w:eastAsia="Charis SIL Regular"/>
           <w:b w:val="0"/>
           <w:i w:val="0"/>
@@ -3054,7 +2992,7 @@
           <w:sz w:val="24"/>
           <w:u w:val="single"/>
         </w:rPr>
-        <w:hyperlink r:id="rId25" w:history="1">
+        <w:hyperlink r:id="rId26" w:history="1">
           <w:r>
             <w:rPr>
               <w:rStyle w:val="Hyperlink"/>
@@ -3072,7 +3010,7 @@
           <w:sz w:val="24"/>
           <w:u w:val="single"/>
         </w:rPr>
-        <w:hyperlink r:id="rId25" w:history="1">
+        <w:hyperlink r:id="rId26" w:history="1">
           <w:r>
             <w:rPr>
               <w:rStyle w:val="Hyperlink"/>

--- a/EXPORTS/DOCX/published/niveau3/English/KoninklijkeBazar.docx
+++ b/EXPORTS/DOCX/published/niveau3/English/KoninklijkeBazar.docx
@@ -205,7 +205,35 @@
           <w:color w:val="000000"/>
           <w:sz w:val="24"/>
         </w:rPr>
-        <w:t xml:space="preserve">1843. The store sold Asian items, mainly from </w:t>
+        <w:t xml:space="preserve">1843. </w:t>
+      </w:r>
+      <w:r>
+        <w:rPr>
+          <w:u w:val="single" w:color="0000ff"/>
+          <w:rFonts w:ascii="Charis SIL Regular" w:hAnsi="Charis SIL Regular" w:eastAsia="Charis SIL Regular"/>
+          <w:b w:val="0"/>
+          <w:i w:val="0"/>
+          <w:color w:val="000000"/>
+          <w:sz w:val="24"/>
+        </w:rPr>
+        <w:hyperlink r:id="rId9" w:history="1">
+          <w:r>
+            <w:rPr>
+              <w:rStyle w:val="Hyperlink"/>
+            </w:rPr>
+            <w:t>The s</w:t>
+          </w:r>
+        </w:hyperlink>
+      </w:r>
+      <w:r>
+        <w:rPr>
+          <w:rFonts w:ascii="Charis SIL Regular" w:hAnsi="Charis SIL Regular" w:eastAsia="Charis SIL Regular"/>
+          <w:b w:val="0"/>
+          <w:i w:val="0"/>
+          <w:color w:val="000000"/>
+          <w:sz w:val="24"/>
+        </w:rPr>
+        <w:t xml:space="preserve">tore sold Asian items, mainly from </w:t>
       </w:r>
       <w:r>
         <w:rPr>
@@ -670,71 +698,7 @@
           <w:color w:val="000000"/>
           <w:sz w:val="24"/>
         </w:rPr>
-        <w:t>, as we</w:t>
-      </w:r>
-      <w:r>
-        <w:rPr>
-          <w:u w:val="single" w:color="0000ff"/>
-          <w:rFonts w:ascii="Charis SIL Regular" w:hAnsi="Charis SIL Regular" w:eastAsia="Charis SIL Regular"/>
-          <w:b w:val="0"/>
-          <w:i w:val="0"/>
-          <w:color w:val="000000"/>
-          <w:sz w:val="24"/>
-        </w:rPr>
-        <w:hyperlink r:id="rId14" w:history="1">
-          <w:r>
-            <w:rPr>
-              <w:rStyle w:val="Hyperlink"/>
-            </w:rPr>
-            <w:t>ll a</w:t>
-          </w:r>
-        </w:hyperlink>
-      </w:r>
-      <w:r>
-        <w:rPr>
-          <w:u w:val="single" w:color="0000ff"/>
-          <w:rFonts w:ascii="Charis SIL Regular" w:hAnsi="Charis SIL Regular" w:eastAsia="Charis SIL Regular"/>
-          <w:b w:val="0"/>
-          <w:i w:val="0"/>
-          <w:color w:val="000000"/>
-          <w:sz w:val="24"/>
-        </w:rPr>
-        <w:hyperlink r:id="rId14" w:history="1">
-          <w:r>
-            <w:rPr>
-              <w:rStyle w:val="Hyperlink"/>
-            </w:rPr>
-            <w:t>s muse</w:t>
-          </w:r>
-        </w:hyperlink>
-      </w:r>
-      <w:r>
-        <w:rPr>
-          <w:u w:val="single" w:color="0000ff"/>
-          <w:rFonts w:ascii="Charis SIL Regular" w:hAnsi="Charis SIL Regular" w:eastAsia="Charis SIL Regular"/>
-          <w:b w:val="0"/>
-          <w:i w:val="0"/>
-          <w:color w:val="000000"/>
-          <w:sz w:val="24"/>
-        </w:rPr>
-        <w:hyperlink r:id="rId14" w:history="1">
-          <w:r>
-            <w:rPr>
-              <w:rStyle w:val="Hyperlink"/>
-            </w:rPr>
-            <w:t>ums</w:t>
-          </w:r>
-        </w:hyperlink>
-      </w:r>
-      <w:r>
-        <w:rPr>
-          <w:rFonts w:ascii="Charis SIL Regular" w:hAnsi="Charis SIL Regular" w:eastAsia="Charis SIL Regular"/>
-          <w:b w:val="0"/>
-          <w:i w:val="0"/>
-          <w:color w:val="000000"/>
-          <w:sz w:val="24"/>
-        </w:rPr>
-        <w:t xml:space="preserve">, such as the </w:t>
+        <w:t xml:space="preserve">, as well as museums, such as the </w:t>
       </w:r>
       <w:r>
         <w:rPr>
@@ -914,7 +878,7 @@
           <w:sz w:val="24"/>
           <w:u w:val="single"/>
         </w:rPr>
-        <w:hyperlink r:id="rId15" w:history="1">
+        <w:hyperlink r:id="rId17" w:history="1">
           <w:r>
             <w:rPr>
               <w:rStyle w:val="Hyperlink"/>
@@ -937,24 +901,7 @@
             <w:rPr>
               <w:rStyle w:val="Hyperlink"/>
             </w:rPr>
-            <w:t>fis</w:t>
-          </w:r>
-        </w:hyperlink>
-      </w:r>
-      <w:r>
-        <w:rPr>
-          <w:rFonts w:ascii="Charis SIL Regular" w:hAnsi="Charis SIL Regular" w:eastAsia="Charis SIL Regular"/>
-          <w:b w:val="0"/>
-          <w:i w:val="0"/>
-          <w:color w:val="0000FF"/>
-          <w:sz w:val="24"/>
-        </w:rPr>
-        <w:hyperlink r:id="rId17" w:history="1">
-          <w:r>
-            <w:rPr>
-              <w:rStyle w:val="Hyperlink"/>
-            </w:rPr>
-            <w:t>c</w:t>
+            <w:t>fisc</w:t>
           </w:r>
         </w:hyperlink>
       </w:r>
@@ -994,9 +941,19 @@
             <w:rPr>
               <w:rStyle w:val="Hyperlink"/>
             </w:rPr>
-            <w:t>Museum</w:t>
+            <w:t>Museu</w:t>
           </w:r>
         </w:hyperlink>
+      </w:r>
+      <w:r>
+        <w:rPr>
+          <w:rFonts w:ascii="Charis SIL Regular" w:hAnsi="Charis SIL Regular" w:eastAsia="Charis SIL Regular"/>
+          <w:b w:val="0"/>
+          <w:i w:val="0"/>
+          <w:color w:val="0000FF"/>
+          <w:sz w:val="24"/>
+        </w:rPr>
+        <w:t>m</w:t>
       </w:r>
       <w:r>
         <w:rPr>
@@ -1176,24 +1133,7 @@
             <w:rPr>
               <w:rStyle w:val="Hyperlink"/>
             </w:rPr>
-            <w:t>finally close</w:t>
-          </w:r>
-        </w:hyperlink>
-      </w:r>
-      <w:r>
-        <w:rPr>
-          <w:rFonts w:ascii="Charis SIL Regular" w:hAnsi="Charis SIL Regular" w:eastAsia="Charis SIL Regular"/>
-          <w:b w:val="0"/>
-          <w:i w:val="0"/>
-          <w:color w:val="000000"/>
-          <w:sz w:val="24"/>
-        </w:rPr>
-        <w:hyperlink r:id="rId17" w:history="1">
-          <w:r>
-            <w:rPr>
-              <w:rStyle w:val="Hyperlink"/>
-            </w:rPr>
-            <w:t>d</w:t>
+            <w:t>finally closed</w:t>
           </w:r>
         </w:hyperlink>
       </w:r>
@@ -1240,7 +1180,7 @@
             <w:rPr>
               <w:rStyle w:val="Hyperlink"/>
             </w:rPr>
-            <w:t xml:space="preserve">ts doors </w:t>
+            <w:t>ts doors</w:t>
           </w:r>
         </w:hyperlink>
       </w:r>
@@ -1252,7 +1192,7 @@
           <w:color w:val="000000"/>
           <w:sz w:val="24"/>
         </w:rPr>
-        <w:t>in 1927.</w:t>
+        <w:t xml:space="preserve"> in 1927.</w:t>
       </w:r>
     </w:p>
     <w:p>
@@ -1611,14 +1551,7 @@
           <w:color w:val="000000"/>
           <w:sz w:val="24"/>
         </w:rPr>
-        <w:hyperlink r:id="rId17" w:history="1">
-          <w:r>
-            <w:rPr>
-              <w:rStyle w:val="Hyperlink"/>
-            </w:rPr>
-            <w:t>regarding purch</w:t>
-          </w:r>
-        </w:hyperlink>
+        <w:t>regarding purch</w:t>
       </w:r>
       <w:r>
         <w:rPr>
@@ -3010,7 +2943,7 @@
           <w:sz w:val="24"/>
           <w:u w:val="single"/>
         </w:rPr>
-        <w:hyperlink r:id="rId26" w:history="1">
+        <w:hyperlink r:id="rId25" w:history="1">
           <w:r>
             <w:rPr>
               <w:rStyle w:val="Hyperlink"/>

--- a/EXPORTS/DOCX/published/niveau3/English/KoninklijkeBazar.docx
+++ b/EXPORTS/DOCX/published/niveau3/English/KoninklijkeBazar.docx
@@ -227,13 +227,31 @@
       </w:r>
       <w:r>
         <w:rPr>
+          <w:u w:val="single" w:color="0000ff"/>
           <w:rFonts w:ascii="Charis SIL Regular" w:hAnsi="Charis SIL Regular" w:eastAsia="Charis SIL Regular"/>
           <w:b w:val="0"/>
           <w:i w:val="0"/>
           <w:color w:val="000000"/>
           <w:sz w:val="24"/>
         </w:rPr>
-        <w:t xml:space="preserve">tore sold Asian items, mainly from </w:t>
+        <w:hyperlink r:id="rId9" w:history="1">
+          <w:r>
+            <w:rPr>
+              <w:rStyle w:val="Hyperlink"/>
+            </w:rPr>
+            <w:t xml:space="preserve">tore </w:t>
+          </w:r>
+        </w:hyperlink>
+      </w:r>
+      <w:r>
+        <w:rPr>
+          <w:rFonts w:ascii="Charis SIL Regular" w:hAnsi="Charis SIL Regular" w:eastAsia="Charis SIL Regular"/>
+          <w:b w:val="0"/>
+          <w:i w:val="0"/>
+          <w:color w:val="000000"/>
+          <w:sz w:val="24"/>
+        </w:rPr>
+        <w:t xml:space="preserve">sold Asian items, mainly from </w:t>
       </w:r>
       <w:r>
         <w:rPr>
@@ -698,7 +716,107 @@
           <w:color w:val="000000"/>
           <w:sz w:val="24"/>
         </w:rPr>
-        <w:t xml:space="preserve">, as well as museums, such as the </w:t>
+        <w:t>, as we</w:t>
+      </w:r>
+      <w:r>
+        <w:rPr>
+          <w:u w:val="single" w:color="0000ff"/>
+          <w:rFonts w:ascii="Charis SIL Regular" w:hAnsi="Charis SIL Regular" w:eastAsia="Charis SIL Regular"/>
+          <w:b w:val="0"/>
+          <w:i w:val="0"/>
+          <w:color w:val="000000"/>
+          <w:sz w:val="24"/>
+        </w:rPr>
+        <w:hyperlink r:id="rId14" w:history="1">
+          <w:r>
+            <w:rPr>
+              <w:rStyle w:val="Hyperlink"/>
+            </w:rPr>
+            <w:t>ll a</w:t>
+          </w:r>
+        </w:hyperlink>
+      </w:r>
+      <w:r>
+        <w:rPr>
+          <w:u w:val="single" w:color="0000ff"/>
+          <w:rFonts w:ascii="Charis SIL Regular" w:hAnsi="Charis SIL Regular" w:eastAsia="Charis SIL Regular"/>
+          <w:b w:val="0"/>
+          <w:i w:val="0"/>
+          <w:color w:val="000000"/>
+          <w:sz w:val="24"/>
+        </w:rPr>
+        <w:hyperlink r:id="rId14" w:history="1">
+          <w:r>
+            <w:rPr>
+              <w:rStyle w:val="Hyperlink"/>
+            </w:rPr>
+            <w:t>s muse</w:t>
+          </w:r>
+        </w:hyperlink>
+      </w:r>
+      <w:r>
+        <w:rPr>
+          <w:u w:val="single" w:color="0000ff"/>
+          <w:rFonts w:ascii="Charis SIL Regular" w:hAnsi="Charis SIL Regular" w:eastAsia="Charis SIL Regular"/>
+          <w:b w:val="0"/>
+          <w:i w:val="0"/>
+          <w:color w:val="000000"/>
+          <w:sz w:val="24"/>
+        </w:rPr>
+        <w:hyperlink r:id="rId14" w:history="1">
+          <w:r>
+            <w:rPr>
+              <w:rStyle w:val="Hyperlink"/>
+            </w:rPr>
+            <w:t>ums</w:t>
+          </w:r>
+        </w:hyperlink>
+      </w:r>
+      <w:r>
+        <w:rPr>
+          <w:u w:val="single" w:color="0000ff"/>
+          <w:rFonts w:ascii="Charis SIL Regular" w:hAnsi="Charis SIL Regular" w:eastAsia="Charis SIL Regular"/>
+          <w:b w:val="0"/>
+          <w:i w:val="0"/>
+          <w:color w:val="000000"/>
+          <w:sz w:val="24"/>
+        </w:rPr>
+        <w:hyperlink r:id="rId14" w:history="1">
+          <w:r>
+            <w:rPr>
+              <w:rStyle w:val="Hyperlink"/>
+            </w:rPr>
+            <w:t>,</w:t>
+          </w:r>
+        </w:hyperlink>
+      </w:r>
+      <w:r>
+        <w:rPr>
+          <w:u w:val="single" w:color="0000ff"/>
+          <w:rFonts w:ascii="Charis SIL Regular" w:hAnsi="Charis SIL Regular" w:eastAsia="Charis SIL Regular"/>
+          <w:b w:val="0"/>
+          <w:i w:val="0"/>
+          <w:color w:val="000000"/>
+          <w:sz w:val="24"/>
+        </w:rPr>
+        <w:hyperlink r:id="rId14" w:history="1">
+          <w:r>
+            <w:rPr>
+              <w:rStyle w:val="Hyperlink"/>
+            </w:rPr>
+            <w:t xml:space="preserve"> such </w:t>
+          </w:r>
+        </w:hyperlink>
+      </w:r>
+      <w:r>
+        <w:rPr>
+          <w:rFonts w:ascii="Charis SIL Regular" w:hAnsi="Charis SIL Regular" w:eastAsia="Charis SIL Regular"/>
+          <w:b w:val="0"/>
+          <w:i w:val="0"/>
+          <w:color w:val="000000"/>
+          <w:sz w:val="24"/>
+        </w:rPr>
+        <w:t xml:space="preserve">as the </w:t>
       </w:r>
       <w:r>
         <w:rPr>
@@ -842,7 +960,7 @@
           <w:sz w:val="24"/>
           <w:u w:val="single"/>
         </w:rPr>
-        <w:hyperlink r:id="rId17" w:history="1">
+        <w:hyperlink r:id="rId15" w:history="1">
           <w:r>
             <w:rPr>
               <w:rStyle w:val="Hyperlink"/>
@@ -860,7 +978,7 @@
           <w:sz w:val="24"/>
           <w:u w:val="single"/>
         </w:rPr>
-        <w:hyperlink r:id="rId17" w:history="1">
+        <w:hyperlink r:id="rId15" w:history="1">
           <w:r>
             <w:rPr>
               <w:rStyle w:val="Hyperlink"/>
@@ -878,7 +996,7 @@
           <w:sz w:val="24"/>
           <w:u w:val="single"/>
         </w:rPr>
-        <w:hyperlink r:id="rId17" w:history="1">
+        <w:hyperlink r:id="rId15" w:history="1">
           <w:r>
             <w:rPr>
               <w:rStyle w:val="Hyperlink"/>
@@ -901,7 +1019,24 @@
             <w:rPr>
               <w:rStyle w:val="Hyperlink"/>
             </w:rPr>
-            <w:t>fisc</w:t>
+            <w:t>fis</w:t>
+          </w:r>
+        </w:hyperlink>
+      </w:r>
+      <w:r>
+        <w:rPr>
+          <w:rFonts w:ascii="Charis SIL Regular" w:hAnsi="Charis SIL Regular" w:eastAsia="Charis SIL Regular"/>
+          <w:b w:val="0"/>
+          <w:i w:val="0"/>
+          <w:color w:val="0000FF"/>
+          <w:sz w:val="24"/>
+        </w:rPr>
+        <w:hyperlink r:id="rId17" w:history="1">
+          <w:r>
+            <w:rPr>
+              <w:rStyle w:val="Hyperlink"/>
+            </w:rPr>
+            <w:t>c</w:t>
           </w:r>
         </w:hyperlink>
       </w:r>
@@ -941,19 +1076,9 @@
             <w:rPr>
               <w:rStyle w:val="Hyperlink"/>
             </w:rPr>
-            <w:t>Museu</w:t>
+            <w:t>Museum</w:t>
           </w:r>
         </w:hyperlink>
-      </w:r>
-      <w:r>
-        <w:rPr>
-          <w:rFonts w:ascii="Charis SIL Regular" w:hAnsi="Charis SIL Regular" w:eastAsia="Charis SIL Regular"/>
-          <w:b w:val="0"/>
-          <w:i w:val="0"/>
-          <w:color w:val="0000FF"/>
-          <w:sz w:val="24"/>
-        </w:rPr>
-        <w:t>m</w:t>
       </w:r>
       <w:r>
         <w:rPr>
@@ -1133,7 +1258,24 @@
             <w:rPr>
               <w:rStyle w:val="Hyperlink"/>
             </w:rPr>
-            <w:t>finally closed</w:t>
+            <w:t>finally close</w:t>
+          </w:r>
+        </w:hyperlink>
+      </w:r>
+      <w:r>
+        <w:rPr>
+          <w:rFonts w:ascii="Charis SIL Regular" w:hAnsi="Charis SIL Regular" w:eastAsia="Charis SIL Regular"/>
+          <w:b w:val="0"/>
+          <w:i w:val="0"/>
+          <w:color w:val="000000"/>
+          <w:sz w:val="24"/>
+        </w:rPr>
+        <w:hyperlink r:id="rId17" w:history="1">
+          <w:r>
+            <w:rPr>
+              <w:rStyle w:val="Hyperlink"/>
+            </w:rPr>
+            <w:t>d</w:t>
           </w:r>
         </w:hyperlink>
       </w:r>
@@ -1180,7 +1322,7 @@
             <w:rPr>
               <w:rStyle w:val="Hyperlink"/>
             </w:rPr>
-            <w:t>ts doors</w:t>
+            <w:t xml:space="preserve">ts doors </w:t>
           </w:r>
         </w:hyperlink>
       </w:r>
@@ -1192,7 +1334,7 @@
           <w:color w:val="000000"/>
           <w:sz w:val="24"/>
         </w:rPr>
-        <w:t xml:space="preserve"> in 1927.</w:t>
+        <w:t>in 1927.</w:t>
       </w:r>
     </w:p>
     <w:p>
@@ -1551,7 +1693,14 @@
           <w:color w:val="000000"/>
           <w:sz w:val="24"/>
         </w:rPr>
-        <w:t>regarding purch</w:t>
+        <w:hyperlink r:id="rId17" w:history="1">
+          <w:r>
+            <w:rPr>
+              <w:rStyle w:val="Hyperlink"/>
+            </w:rPr>
+            <w:t>regarding purch</w:t>
+          </w:r>
+        </w:hyperlink>
       </w:r>
       <w:r>
         <w:rPr>
@@ -2943,7 +3092,7 @@
           <w:sz w:val="24"/>
           <w:u w:val="single"/>
         </w:rPr>
-        <w:hyperlink r:id="rId25" w:history="1">
+        <w:hyperlink r:id="rId26" w:history="1">
           <w:r>
             <w:rPr>
               <w:rStyle w:val="Hyperlink"/>

--- a/EXPORTS/DOCX/published/niveau3/English/KoninklijkeBazar.docx
+++ b/EXPORTS/DOCX/published/niveau3/English/KoninklijkeBazar.docx
@@ -960,7 +960,7 @@
           <w:sz w:val="24"/>
           <w:u w:val="single"/>
         </w:rPr>
-        <w:hyperlink r:id="rId15" w:history="1">
+        <w:hyperlink r:id="rId17" w:history="1">
           <w:r>
             <w:rPr>
               <w:rStyle w:val="Hyperlink"/>
@@ -978,7 +978,7 @@
           <w:sz w:val="24"/>
           <w:u w:val="single"/>
         </w:rPr>
-        <w:hyperlink r:id="rId15" w:history="1">
+        <w:hyperlink r:id="rId17" w:history="1">
           <w:r>
             <w:rPr>
               <w:rStyle w:val="Hyperlink"/>
@@ -996,7 +996,7 @@
           <w:sz w:val="24"/>
           <w:u w:val="single"/>
         </w:rPr>
-        <w:hyperlink r:id="rId15" w:history="1">
+        <w:hyperlink r:id="rId17" w:history="1">
           <w:r>
             <w:rPr>
               <w:rStyle w:val="Hyperlink"/>
@@ -1564,7 +1564,7 @@
           <w:sz w:val="24"/>
           <w:u w:val="single"/>
         </w:rPr>
-        <w:hyperlink r:id="rId18" w:history="1">
+        <w:hyperlink r:id="rId17" w:history="1">
           <w:r>
             <w:rPr>
               <w:rStyle w:val="Hyperlink"/>
@@ -1582,7 +1582,7 @@
           <w:sz w:val="24"/>
           <w:u w:val="single"/>
         </w:rPr>
-        <w:hyperlink r:id="rId18" w:history="1">
+        <w:hyperlink r:id="rId17" w:history="1">
           <w:r>
             <w:rPr>
               <w:rStyle w:val="Hyperlink"/>
@@ -1600,7 +1600,7 @@
           <w:sz w:val="24"/>
           <w:u w:val="single"/>
         </w:rPr>
-        <w:hyperlink r:id="rId18" w:history="1">
+        <w:hyperlink r:id="rId17" w:history="1">
           <w:r>
             <w:rPr>
               <w:rStyle w:val="Hyperlink"/>
@@ -3074,7 +3074,7 @@
           <w:sz w:val="24"/>
           <w:u w:val="single"/>
         </w:rPr>
-        <w:hyperlink r:id="rId26" w:history="1">
+        <w:hyperlink r:id="rId25" w:history="1">
           <w:r>
             <w:rPr>
               <w:rStyle w:val="Hyperlink"/>
@@ -3092,7 +3092,7 @@
           <w:sz w:val="24"/>
           <w:u w:val="single"/>
         </w:rPr>
-        <w:hyperlink r:id="rId26" w:history="1">
+        <w:hyperlink r:id="rId25" w:history="1">
           <w:r>
             <w:rPr>
               <w:rStyle w:val="Hyperlink"/>

--- a/EXPORTS/DOCX/published/niveau3/English/KoninklijkeBazar.docx
+++ b/EXPORTS/DOCX/published/niveau3/English/KoninklijkeBazar.docx
@@ -205,53 +205,7 @@
           <w:color w:val="000000"/>
           <w:sz w:val="24"/>
         </w:rPr>
-        <w:t xml:space="preserve">1843. </w:t>
-      </w:r>
-      <w:r>
-        <w:rPr>
-          <w:u w:val="single" w:color="0000ff"/>
-          <w:rFonts w:ascii="Charis SIL Regular" w:hAnsi="Charis SIL Regular" w:eastAsia="Charis SIL Regular"/>
-          <w:b w:val="0"/>
-          <w:i w:val="0"/>
-          <w:color w:val="000000"/>
-          <w:sz w:val="24"/>
-        </w:rPr>
-        <w:hyperlink r:id="rId9" w:history="1">
-          <w:r>
-            <w:rPr>
-              <w:rStyle w:val="Hyperlink"/>
-            </w:rPr>
-            <w:t>The s</w:t>
-          </w:r>
-        </w:hyperlink>
-      </w:r>
-      <w:r>
-        <w:rPr>
-          <w:u w:val="single" w:color="0000ff"/>
-          <w:rFonts w:ascii="Charis SIL Regular" w:hAnsi="Charis SIL Regular" w:eastAsia="Charis SIL Regular"/>
-          <w:b w:val="0"/>
-          <w:i w:val="0"/>
-          <w:color w:val="000000"/>
-          <w:sz w:val="24"/>
-        </w:rPr>
-        <w:hyperlink r:id="rId9" w:history="1">
-          <w:r>
-            <w:rPr>
-              <w:rStyle w:val="Hyperlink"/>
-            </w:rPr>
-            <w:t xml:space="preserve">tore </w:t>
-          </w:r>
-        </w:hyperlink>
-      </w:r>
-      <w:r>
-        <w:rPr>
-          <w:rFonts w:ascii="Charis SIL Regular" w:hAnsi="Charis SIL Regular" w:eastAsia="Charis SIL Regular"/>
-          <w:b w:val="0"/>
-          <w:i w:val="0"/>
-          <w:color w:val="000000"/>
-          <w:sz w:val="24"/>
-        </w:rPr>
-        <w:t xml:space="preserve">sold Asian items, mainly from </w:t>
+        <w:t xml:space="preserve">1843. The store sold Asian items, mainly from </w:t>
       </w:r>
       <w:r>
         <w:rPr>
@@ -545,46 +499,7 @@
           <w:color w:val="000000"/>
           <w:sz w:val="24"/>
         </w:rPr>
-        <w:t>r</w:t>
-      </w:r>
-      <w:r>
-        <w:rPr>
-          <w:u w:val="single" w:color="0000ff"/>
-          <w:rFonts w:ascii="Charis SIL Regular" w:hAnsi="Charis SIL Regular" w:eastAsia="Charis SIL Regular"/>
-          <w:b w:val="0"/>
-          <w:i w:val="0"/>
-          <w:color w:val="000000"/>
-          <w:sz w:val="24"/>
-        </w:rPr>
-        <w:hyperlink r:id="rId11" w:history="1">
-          <w:r>
-            <w:rPr>
-              <w:rStyle w:val="Hyperlink"/>
-            </w:rPr>
-            <w:t>e priv</w:t>
-          </w:r>
-        </w:hyperlink>
-      </w:r>
-      <w:r>
-        <w:rPr>
-          <w:u w:val="single" w:color="0000ff"/>
-          <w:rFonts w:ascii="Charis SIL Regular" w:hAnsi="Charis SIL Regular" w:eastAsia="Charis SIL Regular"/>
-          <w:b w:val="0"/>
-          <w:i w:val="0"/>
-          <w:color w:val="000000"/>
-          <w:sz w:val="24"/>
-        </w:rPr>
-        <w:t>a</w:t>
-      </w:r>
-      <w:r>
-        <w:rPr>
-          <w:rFonts w:ascii="Charis SIL Regular" w:hAnsi="Charis SIL Regular" w:eastAsia="Charis SIL Regular"/>
-          <w:b w:val="0"/>
-          <w:i w:val="0"/>
-          <w:color w:val="000000"/>
-          <w:sz w:val="24"/>
-        </w:rPr>
-        <w:t>t</w:t>
+        <w:t>re privat</w:t>
       </w:r>
       <w:r>
         <w:rPr>
@@ -1019,24 +934,7 @@
             <w:rPr>
               <w:rStyle w:val="Hyperlink"/>
             </w:rPr>
-            <w:t>fis</w:t>
-          </w:r>
-        </w:hyperlink>
-      </w:r>
-      <w:r>
-        <w:rPr>
-          <w:rFonts w:ascii="Charis SIL Regular" w:hAnsi="Charis SIL Regular" w:eastAsia="Charis SIL Regular"/>
-          <w:b w:val="0"/>
-          <w:i w:val="0"/>
-          <w:color w:val="0000FF"/>
-          <w:sz w:val="24"/>
-        </w:rPr>
-        <w:hyperlink r:id="rId17" w:history="1">
-          <w:r>
-            <w:rPr>
-              <w:rStyle w:val="Hyperlink"/>
-            </w:rPr>
-            <w:t>c</w:t>
+            <w:t>fisc</w:t>
           </w:r>
         </w:hyperlink>
       </w:r>
@@ -1076,9 +974,19 @@
             <w:rPr>
               <w:rStyle w:val="Hyperlink"/>
             </w:rPr>
-            <w:t>Museum</w:t>
+            <w:t>Museu</w:t>
           </w:r>
         </w:hyperlink>
+      </w:r>
+      <w:r>
+        <w:rPr>
+          <w:rFonts w:ascii="Charis SIL Regular" w:hAnsi="Charis SIL Regular" w:eastAsia="Charis SIL Regular"/>
+          <w:b w:val="0"/>
+          <w:i w:val="0"/>
+          <w:color w:val="0000FF"/>
+          <w:sz w:val="24"/>
+        </w:rPr>
+        <w:t>m</w:t>
       </w:r>
       <w:r>
         <w:rPr>
@@ -1258,24 +1166,7 @@
             <w:rPr>
               <w:rStyle w:val="Hyperlink"/>
             </w:rPr>
-            <w:t>finally close</w:t>
-          </w:r>
-        </w:hyperlink>
-      </w:r>
-      <w:r>
-        <w:rPr>
-          <w:rFonts w:ascii="Charis SIL Regular" w:hAnsi="Charis SIL Regular" w:eastAsia="Charis SIL Regular"/>
-          <w:b w:val="0"/>
-          <w:i w:val="0"/>
-          <w:color w:val="000000"/>
-          <w:sz w:val="24"/>
-        </w:rPr>
-        <w:hyperlink r:id="rId17" w:history="1">
-          <w:r>
-            <w:rPr>
-              <w:rStyle w:val="Hyperlink"/>
-            </w:rPr>
-            <w:t>d</w:t>
+            <w:t>finally closed</w:t>
           </w:r>
         </w:hyperlink>
       </w:r>
@@ -1322,7 +1213,7 @@
             <w:rPr>
               <w:rStyle w:val="Hyperlink"/>
             </w:rPr>
-            <w:t xml:space="preserve">ts doors </w:t>
+            <w:t>ts doors</w:t>
           </w:r>
         </w:hyperlink>
       </w:r>
@@ -1334,7 +1225,7 @@
           <w:color w:val="000000"/>
           <w:sz w:val="24"/>
         </w:rPr>
-        <w:t>in 1927.</w:t>
+        <w:t xml:space="preserve"> in 1927.</w:t>
       </w:r>
     </w:p>
     <w:p>
@@ -1564,7 +1455,7 @@
           <w:sz w:val="24"/>
           <w:u w:val="single"/>
         </w:rPr>
-        <w:hyperlink r:id="rId17" w:history="1">
+        <w:hyperlink r:id="rId18" w:history="1">
           <w:r>
             <w:rPr>
               <w:rStyle w:val="Hyperlink"/>
@@ -1582,7 +1473,7 @@
           <w:sz w:val="24"/>
           <w:u w:val="single"/>
         </w:rPr>
-        <w:hyperlink r:id="rId17" w:history="1">
+        <w:hyperlink r:id="rId18" w:history="1">
           <w:r>
             <w:rPr>
               <w:rStyle w:val="Hyperlink"/>
@@ -1600,7 +1491,7 @@
           <w:sz w:val="24"/>
           <w:u w:val="single"/>
         </w:rPr>
-        <w:hyperlink r:id="rId17" w:history="1">
+        <w:hyperlink r:id="rId18" w:history="1">
           <w:r>
             <w:rPr>
               <w:rStyle w:val="Hyperlink"/>
@@ -3074,7 +2965,7 @@
           <w:sz w:val="24"/>
           <w:u w:val="single"/>
         </w:rPr>
-        <w:hyperlink r:id="rId25" w:history="1">
+        <w:hyperlink r:id="rId26" w:history="1">
           <w:r>
             <w:rPr>
               <w:rStyle w:val="Hyperlink"/>

--- a/EXPORTS/DOCX/published/niveau3/English/KoninklijkeBazar.docx
+++ b/EXPORTS/DOCX/published/niveau3/English/KoninklijkeBazar.docx
@@ -205,7 +205,53 @@
           <w:color w:val="000000"/>
           <w:sz w:val="24"/>
         </w:rPr>
-        <w:t xml:space="preserve">1843. The store sold Asian items, mainly from </w:t>
+        <w:t xml:space="preserve">1843. </w:t>
+      </w:r>
+      <w:r>
+        <w:rPr>
+          <w:u w:val="single" w:color="0000ff"/>
+          <w:rFonts w:ascii="Charis SIL Regular" w:hAnsi="Charis SIL Regular" w:eastAsia="Charis SIL Regular"/>
+          <w:b w:val="0"/>
+          <w:i w:val="0"/>
+          <w:color w:val="000000"/>
+          <w:sz w:val="24"/>
+        </w:rPr>
+        <w:hyperlink r:id="rId9" w:history="1">
+          <w:r>
+            <w:rPr>
+              <w:rStyle w:val="Hyperlink"/>
+            </w:rPr>
+            <w:t>The s</w:t>
+          </w:r>
+        </w:hyperlink>
+      </w:r>
+      <w:r>
+        <w:rPr>
+          <w:u w:val="single" w:color="0000ff"/>
+          <w:rFonts w:ascii="Charis SIL Regular" w:hAnsi="Charis SIL Regular" w:eastAsia="Charis SIL Regular"/>
+          <w:b w:val="0"/>
+          <w:i w:val="0"/>
+          <w:color w:val="000000"/>
+          <w:sz w:val="24"/>
+        </w:rPr>
+        <w:hyperlink r:id="rId9" w:history="1">
+          <w:r>
+            <w:rPr>
+              <w:rStyle w:val="Hyperlink"/>
+            </w:rPr>
+            <w:t xml:space="preserve">tore </w:t>
+          </w:r>
+        </w:hyperlink>
+      </w:r>
+      <w:r>
+        <w:rPr>
+          <w:rFonts w:ascii="Charis SIL Regular" w:hAnsi="Charis SIL Regular" w:eastAsia="Charis SIL Regular"/>
+          <w:b w:val="0"/>
+          <w:i w:val="0"/>
+          <w:color w:val="000000"/>
+          <w:sz w:val="24"/>
+        </w:rPr>
+        <w:t xml:space="preserve">sold Asian items, mainly from </w:t>
       </w:r>
       <w:r>
         <w:rPr>
@@ -499,7 +545,46 @@
           <w:color w:val="000000"/>
           <w:sz w:val="24"/>
         </w:rPr>
-        <w:t>re privat</w:t>
+        <w:t>r</w:t>
+      </w:r>
+      <w:r>
+        <w:rPr>
+          <w:u w:val="single" w:color="0000ff"/>
+          <w:rFonts w:ascii="Charis SIL Regular" w:hAnsi="Charis SIL Regular" w:eastAsia="Charis SIL Regular"/>
+          <w:b w:val="0"/>
+          <w:i w:val="0"/>
+          <w:color w:val="000000"/>
+          <w:sz w:val="24"/>
+        </w:rPr>
+        <w:hyperlink r:id="rId11" w:history="1">
+          <w:r>
+            <w:rPr>
+              <w:rStyle w:val="Hyperlink"/>
+            </w:rPr>
+            <w:t>e priv</w:t>
+          </w:r>
+        </w:hyperlink>
+      </w:r>
+      <w:r>
+        <w:rPr>
+          <w:u w:val="single" w:color="0000ff"/>
+          <w:rFonts w:ascii="Charis SIL Regular" w:hAnsi="Charis SIL Regular" w:eastAsia="Charis SIL Regular"/>
+          <w:b w:val="0"/>
+          <w:i w:val="0"/>
+          <w:color w:val="000000"/>
+          <w:sz w:val="24"/>
+        </w:rPr>
+        <w:t>a</w:t>
+      </w:r>
+      <w:r>
+        <w:rPr>
+          <w:rFonts w:ascii="Charis SIL Regular" w:hAnsi="Charis SIL Regular" w:eastAsia="Charis SIL Regular"/>
+          <w:b w:val="0"/>
+          <w:i w:val="0"/>
+          <w:color w:val="000000"/>
+          <w:sz w:val="24"/>
+        </w:rPr>
+        <w:t>t</w:t>
       </w:r>
       <w:r>
         <w:rPr>
@@ -631,25 +716,7 @@
           <w:color w:val="000000"/>
           <w:sz w:val="24"/>
         </w:rPr>
-        <w:t>, as we</w:t>
-      </w:r>
-      <w:r>
-        <w:rPr>
-          <w:u w:val="single" w:color="0000ff"/>
-          <w:rFonts w:ascii="Charis SIL Regular" w:hAnsi="Charis SIL Regular" w:eastAsia="Charis SIL Regular"/>
-          <w:b w:val="0"/>
-          <w:i w:val="0"/>
-          <w:color w:val="000000"/>
-          <w:sz w:val="24"/>
-        </w:rPr>
-        <w:hyperlink r:id="rId14" w:history="1">
-          <w:r>
-            <w:rPr>
-              <w:rStyle w:val="Hyperlink"/>
-            </w:rPr>
-            <w:t>ll a</w:t>
-          </w:r>
-        </w:hyperlink>
+        <w:t>, as well a</w:t>
       </w:r>
       <w:r>
         <w:rPr>
@@ -934,7 +1001,24 @@
             <w:rPr>
               <w:rStyle w:val="Hyperlink"/>
             </w:rPr>
-            <w:t>fisc</w:t>
+            <w:t>fis</w:t>
+          </w:r>
+        </w:hyperlink>
+      </w:r>
+      <w:r>
+        <w:rPr>
+          <w:rFonts w:ascii="Charis SIL Regular" w:hAnsi="Charis SIL Regular" w:eastAsia="Charis SIL Regular"/>
+          <w:b w:val="0"/>
+          <w:i w:val="0"/>
+          <w:color w:val="0000FF"/>
+          <w:sz w:val="24"/>
+        </w:rPr>
+        <w:hyperlink r:id="rId17" w:history="1">
+          <w:r>
+            <w:rPr>
+              <w:rStyle w:val="Hyperlink"/>
+            </w:rPr>
+            <w:t>c</w:t>
           </w:r>
         </w:hyperlink>
       </w:r>
@@ -974,19 +1058,9 @@
             <w:rPr>
               <w:rStyle w:val="Hyperlink"/>
             </w:rPr>
-            <w:t>Museu</w:t>
+            <w:t>Museum</w:t>
           </w:r>
         </w:hyperlink>
-      </w:r>
-      <w:r>
-        <w:rPr>
-          <w:rFonts w:ascii="Charis SIL Regular" w:hAnsi="Charis SIL Regular" w:eastAsia="Charis SIL Regular"/>
-          <w:b w:val="0"/>
-          <w:i w:val="0"/>
-          <w:color w:val="0000FF"/>
-          <w:sz w:val="24"/>
-        </w:rPr>
-        <w:t>m</w:t>
       </w:r>
       <w:r>
         <w:rPr>
@@ -1166,7 +1240,24 @@
             <w:rPr>
               <w:rStyle w:val="Hyperlink"/>
             </w:rPr>
-            <w:t>finally closed</w:t>
+            <w:t>finally close</w:t>
+          </w:r>
+        </w:hyperlink>
+      </w:r>
+      <w:r>
+        <w:rPr>
+          <w:rFonts w:ascii="Charis SIL Regular" w:hAnsi="Charis SIL Regular" w:eastAsia="Charis SIL Regular"/>
+          <w:b w:val="0"/>
+          <w:i w:val="0"/>
+          <w:color w:val="000000"/>
+          <w:sz w:val="24"/>
+        </w:rPr>
+        <w:hyperlink r:id="rId17" w:history="1">
+          <w:r>
+            <w:rPr>
+              <w:rStyle w:val="Hyperlink"/>
+            </w:rPr>
+            <w:t>d</w:t>
           </w:r>
         </w:hyperlink>
       </w:r>
@@ -1213,7 +1304,7 @@
             <w:rPr>
               <w:rStyle w:val="Hyperlink"/>
             </w:rPr>
-            <w:t>ts doors</w:t>
+            <w:t xml:space="preserve">ts doors </w:t>
           </w:r>
         </w:hyperlink>
       </w:r>
@@ -1225,7 +1316,7 @@
           <w:color w:val="000000"/>
           <w:sz w:val="24"/>
         </w:rPr>
-        <w:t xml:space="preserve"> in 1927.</w:t>
+        <w:t>in 1927.</w:t>
       </w:r>
     </w:p>
     <w:p>
@@ -1455,7 +1546,7 @@
           <w:sz w:val="24"/>
           <w:u w:val="single"/>
         </w:rPr>
-        <w:hyperlink r:id="rId18" w:history="1">
+        <w:hyperlink r:id="rId17" w:history="1">
           <w:r>
             <w:rPr>
               <w:rStyle w:val="Hyperlink"/>
@@ -2965,7 +3056,7 @@
           <w:sz w:val="24"/>
           <w:u w:val="single"/>
         </w:rPr>
-        <w:hyperlink r:id="rId26" w:history="1">
+        <w:hyperlink r:id="rId25" w:history="1">
           <w:r>
             <w:rPr>
               <w:rStyle w:val="Hyperlink"/>

--- a/EXPORTS/DOCX/published/niveau3/English/KoninklijkeBazar.docx
+++ b/EXPORTS/DOCX/published/niveau3/English/KoninklijkeBazar.docx
@@ -716,7 +716,25 @@
           <w:color w:val="000000"/>
           <w:sz w:val="24"/>
         </w:rPr>
-        <w:t>, as well a</w:t>
+        <w:t>, as we</w:t>
+      </w:r>
+      <w:r>
+        <w:rPr>
+          <w:u w:val="single" w:color="0000ff"/>
+          <w:rFonts w:ascii="Charis SIL Regular" w:hAnsi="Charis SIL Regular" w:eastAsia="Charis SIL Regular"/>
+          <w:b w:val="0"/>
+          <w:i w:val="0"/>
+          <w:color w:val="000000"/>
+          <w:sz w:val="24"/>
+        </w:rPr>
+        <w:hyperlink r:id="rId14" w:history="1">
+          <w:r>
+            <w:rPr>
+              <w:rStyle w:val="Hyperlink"/>
+            </w:rPr>
+            <w:t>ll a</w:t>
+          </w:r>
+        </w:hyperlink>
       </w:r>
       <w:r>
         <w:rPr>
@@ -1001,24 +1019,7 @@
             <w:rPr>
               <w:rStyle w:val="Hyperlink"/>
             </w:rPr>
-            <w:t>fis</w:t>
-          </w:r>
-        </w:hyperlink>
-      </w:r>
-      <w:r>
-        <w:rPr>
-          <w:rFonts w:ascii="Charis SIL Regular" w:hAnsi="Charis SIL Regular" w:eastAsia="Charis SIL Regular"/>
-          <w:b w:val="0"/>
-          <w:i w:val="0"/>
-          <w:color w:val="0000FF"/>
-          <w:sz w:val="24"/>
-        </w:rPr>
-        <w:hyperlink r:id="rId17" w:history="1">
-          <w:r>
-            <w:rPr>
-              <w:rStyle w:val="Hyperlink"/>
-            </w:rPr>
-            <w:t>c</w:t>
+            <w:t>fisc</w:t>
           </w:r>
         </w:hyperlink>
       </w:r>
@@ -1058,9 +1059,19 @@
             <w:rPr>
               <w:rStyle w:val="Hyperlink"/>
             </w:rPr>
-            <w:t>Museum</w:t>
+            <w:t>Museu</w:t>
           </w:r>
         </w:hyperlink>
+      </w:r>
+      <w:r>
+        <w:rPr>
+          <w:rFonts w:ascii="Charis SIL Regular" w:hAnsi="Charis SIL Regular" w:eastAsia="Charis SIL Regular"/>
+          <w:b w:val="0"/>
+          <w:i w:val="0"/>
+          <w:color w:val="0000FF"/>
+          <w:sz w:val="24"/>
+        </w:rPr>
+        <w:t>m</w:t>
       </w:r>
       <w:r>
         <w:rPr>
@@ -1240,24 +1251,7 @@
             <w:rPr>
               <w:rStyle w:val="Hyperlink"/>
             </w:rPr>
-            <w:t>finally close</w:t>
-          </w:r>
-        </w:hyperlink>
-      </w:r>
-      <w:r>
-        <w:rPr>
-          <w:rFonts w:ascii="Charis SIL Regular" w:hAnsi="Charis SIL Regular" w:eastAsia="Charis SIL Regular"/>
-          <w:b w:val="0"/>
-          <w:i w:val="0"/>
-          <w:color w:val="000000"/>
-          <w:sz w:val="24"/>
-        </w:rPr>
-        <w:hyperlink r:id="rId17" w:history="1">
-          <w:r>
-            <w:rPr>
-              <w:rStyle w:val="Hyperlink"/>
-            </w:rPr>
-            <w:t>d</w:t>
+            <w:t>finally closed</w:t>
           </w:r>
         </w:hyperlink>
       </w:r>
@@ -1304,7 +1298,7 @@
             <w:rPr>
               <w:rStyle w:val="Hyperlink"/>
             </w:rPr>
-            <w:t xml:space="preserve">ts doors </w:t>
+            <w:t>ts doors</w:t>
           </w:r>
         </w:hyperlink>
       </w:r>
@@ -1316,7 +1310,7 @@
           <w:color w:val="000000"/>
           <w:sz w:val="24"/>
         </w:rPr>
-        <w:t>in 1927.</w:t>
+        <w:t xml:space="preserve"> in 1927.</w:t>
       </w:r>
     </w:p>
     <w:p>
@@ -1564,7 +1558,7 @@
           <w:sz w:val="24"/>
           <w:u w:val="single"/>
         </w:rPr>
-        <w:hyperlink r:id="rId18" w:history="1">
+        <w:hyperlink r:id="rId17" w:history="1">
           <w:r>
             <w:rPr>
               <w:rStyle w:val="Hyperlink"/>
@@ -1582,7 +1576,7 @@
           <w:sz w:val="24"/>
           <w:u w:val="single"/>
         </w:rPr>
-        <w:hyperlink r:id="rId18" w:history="1">
+        <w:hyperlink r:id="rId17" w:history="1">
           <w:r>
             <w:rPr>
               <w:rStyle w:val="Hyperlink"/>

--- a/EXPORTS/DOCX/published/niveau3/English/KoninklijkeBazar.docx
+++ b/EXPORTS/DOCX/published/niveau3/English/KoninklijkeBazar.docx
@@ -205,53 +205,7 @@
           <w:color w:val="000000"/>
           <w:sz w:val="24"/>
         </w:rPr>
-        <w:t xml:space="preserve">1843. </w:t>
-      </w:r>
-      <w:r>
-        <w:rPr>
-          <w:u w:val="single" w:color="0000ff"/>
-          <w:rFonts w:ascii="Charis SIL Regular" w:hAnsi="Charis SIL Regular" w:eastAsia="Charis SIL Regular"/>
-          <w:b w:val="0"/>
-          <w:i w:val="0"/>
-          <w:color w:val="000000"/>
-          <w:sz w:val="24"/>
-        </w:rPr>
-        <w:hyperlink r:id="rId9" w:history="1">
-          <w:r>
-            <w:rPr>
-              <w:rStyle w:val="Hyperlink"/>
-            </w:rPr>
-            <w:t>The s</w:t>
-          </w:r>
-        </w:hyperlink>
-      </w:r>
-      <w:r>
-        <w:rPr>
-          <w:u w:val="single" w:color="0000ff"/>
-          <w:rFonts w:ascii="Charis SIL Regular" w:hAnsi="Charis SIL Regular" w:eastAsia="Charis SIL Regular"/>
-          <w:b w:val="0"/>
-          <w:i w:val="0"/>
-          <w:color w:val="000000"/>
-          <w:sz w:val="24"/>
-        </w:rPr>
-        <w:hyperlink r:id="rId9" w:history="1">
-          <w:r>
-            <w:rPr>
-              <w:rStyle w:val="Hyperlink"/>
-            </w:rPr>
-            <w:t xml:space="preserve">tore </w:t>
-          </w:r>
-        </w:hyperlink>
-      </w:r>
-      <w:r>
-        <w:rPr>
-          <w:rFonts w:ascii="Charis SIL Regular" w:hAnsi="Charis SIL Regular" w:eastAsia="Charis SIL Regular"/>
-          <w:b w:val="0"/>
-          <w:i w:val="0"/>
-          <w:color w:val="000000"/>
-          <w:sz w:val="24"/>
-        </w:rPr>
-        <w:t xml:space="preserve">sold Asian items, mainly from </w:t>
+        <w:t xml:space="preserve">1843. The store sold Asian items, mainly from </w:t>
       </w:r>
       <w:r>
         <w:rPr>
@@ -1019,7 +973,24 @@
             <w:rPr>
               <w:rStyle w:val="Hyperlink"/>
             </w:rPr>
-            <w:t>fisc</w:t>
+            <w:t>fis</w:t>
+          </w:r>
+        </w:hyperlink>
+      </w:r>
+      <w:r>
+        <w:rPr>
+          <w:rFonts w:ascii="Charis SIL Regular" w:hAnsi="Charis SIL Regular" w:eastAsia="Charis SIL Regular"/>
+          <w:b w:val="0"/>
+          <w:i w:val="0"/>
+          <w:color w:val="0000FF"/>
+          <w:sz w:val="24"/>
+        </w:rPr>
+        <w:hyperlink r:id="rId17" w:history="1">
+          <w:r>
+            <w:rPr>
+              <w:rStyle w:val="Hyperlink"/>
+            </w:rPr>
+            <w:t>c</w:t>
           </w:r>
         </w:hyperlink>
       </w:r>
@@ -1059,19 +1030,9 @@
             <w:rPr>
               <w:rStyle w:val="Hyperlink"/>
             </w:rPr>
-            <w:t>Museu</w:t>
+            <w:t>Museum</w:t>
           </w:r>
         </w:hyperlink>
-      </w:r>
-      <w:r>
-        <w:rPr>
-          <w:rFonts w:ascii="Charis SIL Regular" w:hAnsi="Charis SIL Regular" w:eastAsia="Charis SIL Regular"/>
-          <w:b w:val="0"/>
-          <w:i w:val="0"/>
-          <w:color w:val="0000FF"/>
-          <w:sz w:val="24"/>
-        </w:rPr>
-        <w:t>m</w:t>
       </w:r>
       <w:r>
         <w:rPr>
@@ -1251,7 +1212,24 @@
             <w:rPr>
               <w:rStyle w:val="Hyperlink"/>
             </w:rPr>
-            <w:t>finally closed</w:t>
+            <w:t>finally close</w:t>
+          </w:r>
+        </w:hyperlink>
+      </w:r>
+      <w:r>
+        <w:rPr>
+          <w:rFonts w:ascii="Charis SIL Regular" w:hAnsi="Charis SIL Regular" w:eastAsia="Charis SIL Regular"/>
+          <w:b w:val="0"/>
+          <w:i w:val="0"/>
+          <w:color w:val="000000"/>
+          <w:sz w:val="24"/>
+        </w:rPr>
+        <w:hyperlink r:id="rId17" w:history="1">
+          <w:r>
+            <w:rPr>
+              <w:rStyle w:val="Hyperlink"/>
+            </w:rPr>
+            <w:t>d</w:t>
           </w:r>
         </w:hyperlink>
       </w:r>
@@ -1298,7 +1276,7 @@
             <w:rPr>
               <w:rStyle w:val="Hyperlink"/>
             </w:rPr>
-            <w:t>ts doors</w:t>
+            <w:t xml:space="preserve">ts doors </w:t>
           </w:r>
         </w:hyperlink>
       </w:r>
@@ -1310,7 +1288,7 @@
           <w:color w:val="000000"/>
           <w:sz w:val="24"/>
         </w:rPr>
-        <w:t xml:space="preserve"> in 1927.</w:t>
+        <w:t>in 1927.</w:t>
       </w:r>
     </w:p>
     <w:p>
@@ -1540,14 +1518,7 @@
           <w:sz w:val="24"/>
           <w:u w:val="single"/>
         </w:rPr>
-        <w:hyperlink r:id="rId17" w:history="1">
-          <w:r>
-            <w:rPr>
-              <w:rStyle w:val="Hyperlink"/>
-            </w:rPr>
-            <w:t>W</w:t>
-          </w:r>
-        </w:hyperlink>
+        <w:t>W</w:t>
       </w:r>
       <w:r>
         <w:rPr>
@@ -1558,7 +1529,7 @@
           <w:sz w:val="24"/>
           <w:u w:val="single"/>
         </w:rPr>
-        <w:hyperlink r:id="rId17" w:history="1">
+        <w:hyperlink r:id="rId18" w:history="1">
           <w:r>
             <w:rPr>
               <w:rStyle w:val="Hyperlink"/>
@@ -1576,7 +1547,7 @@
           <w:sz w:val="24"/>
           <w:u w:val="single"/>
         </w:rPr>
-        <w:hyperlink r:id="rId17" w:history="1">
+        <w:hyperlink r:id="rId18" w:history="1">
           <w:r>
             <w:rPr>
               <w:rStyle w:val="Hyperlink"/>
@@ -3050,7 +3021,7 @@
           <w:sz w:val="24"/>
           <w:u w:val="single"/>
         </w:rPr>
-        <w:hyperlink r:id="rId25" w:history="1">
+        <w:hyperlink r:id="rId26" w:history="1">
           <w:r>
             <w:rPr>
               <w:rStyle w:val="Hyperlink"/>
@@ -3068,7 +3039,7 @@
           <w:sz w:val="24"/>
           <w:u w:val="single"/>
         </w:rPr>
-        <w:hyperlink r:id="rId25" w:history="1">
+        <w:hyperlink r:id="rId26" w:history="1">
           <w:r>
             <w:rPr>
               <w:rStyle w:val="Hyperlink"/>

--- a/EXPORTS/DOCX/published/niveau3/English/KoninklijkeBazar.docx
+++ b/EXPORTS/DOCX/published/niveau3/English/KoninklijkeBazar.docx
@@ -205,7 +205,53 @@
           <w:color w:val="000000"/>
           <w:sz w:val="24"/>
         </w:rPr>
-        <w:t xml:space="preserve">1843. The store sold Asian items, mainly from </w:t>
+        <w:t xml:space="preserve">1843. </w:t>
+      </w:r>
+      <w:r>
+        <w:rPr>
+          <w:u w:val="single" w:color="0000ff"/>
+          <w:rFonts w:ascii="Charis SIL Regular" w:hAnsi="Charis SIL Regular" w:eastAsia="Charis SIL Regular"/>
+          <w:b w:val="0"/>
+          <w:i w:val="0"/>
+          <w:color w:val="000000"/>
+          <w:sz w:val="24"/>
+        </w:rPr>
+        <w:hyperlink r:id="rId9" w:history="1">
+          <w:r>
+            <w:rPr>
+              <w:rStyle w:val="Hyperlink"/>
+            </w:rPr>
+            <w:t>The s</w:t>
+          </w:r>
+        </w:hyperlink>
+      </w:r>
+      <w:r>
+        <w:rPr>
+          <w:u w:val="single" w:color="0000ff"/>
+          <w:rFonts w:ascii="Charis SIL Regular" w:hAnsi="Charis SIL Regular" w:eastAsia="Charis SIL Regular"/>
+          <w:b w:val="0"/>
+          <w:i w:val="0"/>
+          <w:color w:val="000000"/>
+          <w:sz w:val="24"/>
+        </w:rPr>
+        <w:hyperlink r:id="rId9" w:history="1">
+          <w:r>
+            <w:rPr>
+              <w:rStyle w:val="Hyperlink"/>
+            </w:rPr>
+            <w:t xml:space="preserve">tore </w:t>
+          </w:r>
+        </w:hyperlink>
+      </w:r>
+      <w:r>
+        <w:rPr>
+          <w:rFonts w:ascii="Charis SIL Regular" w:hAnsi="Charis SIL Regular" w:eastAsia="Charis SIL Regular"/>
+          <w:b w:val="0"/>
+          <w:i w:val="0"/>
+          <w:color w:val="000000"/>
+          <w:sz w:val="24"/>
+        </w:rPr>
+        <w:t xml:space="preserve">sold Asian items, mainly from </w:t>
       </w:r>
       <w:r>
         <w:rPr>
@@ -681,32 +727,7 @@
           <w:color w:val="000000"/>
           <w:sz w:val="24"/>
         </w:rPr>
-        <w:hyperlink r:id="rId14" w:history="1">
-          <w:r>
-            <w:rPr>
-              <w:rStyle w:val="Hyperlink"/>
-            </w:rPr>
-            <w:t>ll a</w:t>
-          </w:r>
-        </w:hyperlink>
-      </w:r>
-      <w:r>
-        <w:rPr>
-          <w:u w:val="single" w:color="0000ff"/>
-          <w:rFonts w:ascii="Charis SIL Regular" w:hAnsi="Charis SIL Regular" w:eastAsia="Charis SIL Regular"/>
-          <w:b w:val="0"/>
-          <w:i w:val="0"/>
-          <w:color w:val="000000"/>
-          <w:sz w:val="24"/>
-        </w:rPr>
-        <w:hyperlink r:id="rId14" w:history="1">
-          <w:r>
-            <w:rPr>
-              <w:rStyle w:val="Hyperlink"/>
-            </w:rPr>
-            <w:t>s muse</w:t>
-          </w:r>
-        </w:hyperlink>
+        <w:t>ll as muse</w:t>
       </w:r>
       <w:r>
         <w:rPr>
@@ -1518,7 +1539,14 @@
           <w:sz w:val="24"/>
           <w:u w:val="single"/>
         </w:rPr>
-        <w:t>W</w:t>
+        <w:hyperlink r:id="rId17" w:history="1">
+          <w:r>
+            <w:rPr>
+              <w:rStyle w:val="Hyperlink"/>
+            </w:rPr>
+            <w:t>W</w:t>
+          </w:r>
+        </w:hyperlink>
       </w:r>
       <w:r>
         <w:rPr>
@@ -1529,7 +1557,7 @@
           <w:sz w:val="24"/>
           <w:u w:val="single"/>
         </w:rPr>
-        <w:hyperlink r:id="rId18" w:history="1">
+        <w:hyperlink r:id="rId17" w:history="1">
           <w:r>
             <w:rPr>
               <w:rStyle w:val="Hyperlink"/>
@@ -1547,7 +1575,7 @@
           <w:sz w:val="24"/>
           <w:u w:val="single"/>
         </w:rPr>
-        <w:hyperlink r:id="rId18" w:history="1">
+        <w:hyperlink r:id="rId17" w:history="1">
           <w:r>
             <w:rPr>
               <w:rStyle w:val="Hyperlink"/>
@@ -1565,7 +1593,7 @@
           <w:sz w:val="24"/>
           <w:u w:val="single"/>
         </w:rPr>
-        <w:hyperlink r:id="rId18" w:history="1">
+        <w:hyperlink r:id="rId17" w:history="1">
           <w:r>
             <w:rPr>
               <w:rStyle w:val="Hyperlink"/>

--- a/EXPORTS/DOCX/published/niveau3/English/KoninklijkeBazar.docx
+++ b/EXPORTS/DOCX/published/niveau3/English/KoninklijkeBazar.docx
@@ -205,7 +205,53 @@
           <w:color w:val="000000"/>
           <w:sz w:val="24"/>
         </w:rPr>
-        <w:t xml:space="preserve">1843. The store sold Asian items, mainly from </w:t>
+        <w:t xml:space="preserve">1843. </w:t>
+      </w:r>
+      <w:r>
+        <w:rPr>
+          <w:u w:val="single" w:color="0000ff"/>
+          <w:rFonts w:ascii="Charis SIL Regular" w:hAnsi="Charis SIL Regular" w:eastAsia="Charis SIL Regular"/>
+          <w:b w:val="0"/>
+          <w:i w:val="0"/>
+          <w:color w:val="000000"/>
+          <w:sz w:val="24"/>
+        </w:rPr>
+        <w:hyperlink r:id="rId9" w:history="1">
+          <w:r>
+            <w:rPr>
+              <w:rStyle w:val="Hyperlink"/>
+            </w:rPr>
+            <w:t>The s</w:t>
+          </w:r>
+        </w:hyperlink>
+      </w:r>
+      <w:r>
+        <w:rPr>
+          <w:u w:val="single" w:color="0000ff"/>
+          <w:rFonts w:ascii="Charis SIL Regular" w:hAnsi="Charis SIL Regular" w:eastAsia="Charis SIL Regular"/>
+          <w:b w:val="0"/>
+          <w:i w:val="0"/>
+          <w:color w:val="000000"/>
+          <w:sz w:val="24"/>
+        </w:rPr>
+        <w:hyperlink r:id="rId9" w:history="1">
+          <w:r>
+            <w:rPr>
+              <w:rStyle w:val="Hyperlink"/>
+            </w:rPr>
+            <w:t xml:space="preserve">tore </w:t>
+          </w:r>
+        </w:hyperlink>
+      </w:r>
+      <w:r>
+        <w:rPr>
+          <w:rFonts w:ascii="Charis SIL Regular" w:hAnsi="Charis SIL Regular" w:eastAsia="Charis SIL Regular"/>
+          <w:b w:val="0"/>
+          <w:i w:val="0"/>
+          <w:color w:val="000000"/>
+          <w:sz w:val="24"/>
+        </w:rPr>
+        <w:t xml:space="preserve">sold Asian items, mainly from </w:t>
       </w:r>
       <w:r>
         <w:rPr>
@@ -973,7 +1019,7 @@
             <w:rPr>
               <w:rStyle w:val="Hyperlink"/>
             </w:rPr>
-            <w:t>fis</w:t>
+            <w:t>fisc</w:t>
           </w:r>
         </w:hyperlink>
       </w:r>
@@ -984,23 +1030,7 @@
           <w:i w:val="0"/>
           <w:color w:val="0000FF"/>
           <w:sz w:val="24"/>
-        </w:rPr>
-        <w:hyperlink r:id="rId17" w:history="1">
-          <w:r>
-            <w:rPr>
-              <w:rStyle w:val="Hyperlink"/>
-            </w:rPr>
-            <w:t>c</w:t>
-          </w:r>
-        </w:hyperlink>
-      </w:r>
-      <w:r>
-        <w:rPr>
-          <w:rFonts w:ascii="Charis SIL Regular" w:hAnsi="Charis SIL Regular" w:eastAsia="Charis SIL Regular"/>
-          <w:b w:val="0"/>
-          <w:i w:val="0"/>
-          <w:color w:val="0000FF"/>
-          <w:sz w:val="24"/>
+          <w:u w:val="single"/>
         </w:rPr>
         <w:t>h</w:t>
       </w:r>
@@ -1011,7 +1041,6 @@
           <w:i w:val="0"/>
           <w:color w:val="0000FF"/>
           <w:sz w:val="24"/>
-          <w:u w:val="single"/>
         </w:rPr>
         <w:t xml:space="preserve"> </w:t>
       </w:r>
@@ -1211,29 +1240,13 @@
             <w:rPr>
               <w:rStyle w:val="Hyperlink"/>
             </w:rPr>
-            <w:t>finally close</w:t>
+            <w:t>finally closed</w:t>
           </w:r>
         </w:hyperlink>
       </w:r>
       <w:r>
         <w:rPr>
-          <w:rFonts w:ascii="Charis SIL Regular" w:hAnsi="Charis SIL Regular" w:eastAsia="Charis SIL Regular"/>
-          <w:b w:val="0"/>
-          <w:i w:val="0"/>
-          <w:color w:val="000000"/>
-          <w:sz w:val="24"/>
-        </w:rPr>
-        <w:hyperlink r:id="rId17" w:history="1">
-          <w:r>
-            <w:rPr>
-              <w:rStyle w:val="Hyperlink"/>
-            </w:rPr>
-            <w:t>d</w:t>
-          </w:r>
-        </w:hyperlink>
-      </w:r>
-      <w:r>
-        <w:rPr>
+          <w:u w:val="single" w:color="0000ff"/>
           <w:rFonts w:ascii="Charis SIL Regular" w:hAnsi="Charis SIL Regular" w:eastAsia="Charis SIL Regular"/>
           <w:b w:val="0"/>
           <w:i w:val="0"/>
@@ -1244,21 +1257,13 @@
       </w:r>
       <w:r>
         <w:rPr>
-          <w:u w:val="single" w:color="0000ff"/>
           <w:rFonts w:ascii="Charis SIL Regular" w:hAnsi="Charis SIL Regular" w:eastAsia="Charis SIL Regular"/>
           <w:b w:val="0"/>
           <w:i w:val="0"/>
           <w:color w:val="000000"/>
           <w:sz w:val="24"/>
         </w:rPr>
-        <w:hyperlink r:id="rId17" w:history="1">
-          <w:r>
-            <w:rPr>
-              <w:rStyle w:val="Hyperlink"/>
-            </w:rPr>
-            <w:t>i</w:t>
-          </w:r>
-        </w:hyperlink>
+        <w:t>i</w:t>
       </w:r>
       <w:r>
         <w:rPr>
@@ -3026,7 +3031,7 @@
           <w:sz w:val="24"/>
           <w:u w:val="single"/>
         </w:rPr>
-        <w:hyperlink r:id="rId25" w:history="1">
+        <w:hyperlink r:id="rId26" w:history="1">
           <w:r>
             <w:rPr>
               <w:rStyle w:val="Hyperlink"/>
@@ -3044,7 +3049,7 @@
           <w:sz w:val="24"/>
           <w:u w:val="single"/>
         </w:rPr>
-        <w:hyperlink r:id="rId25" w:history="1">
+        <w:hyperlink r:id="rId26" w:history="1">
           <w:r>
             <w:rPr>
               <w:rStyle w:val="Hyperlink"/>

--- a/EXPORTS/DOCX/published/niveau3/English/KoninklijkeBazar.docx
+++ b/EXPORTS/DOCX/published/niveau3/English/KoninklijkeBazar.docx
@@ -960,7 +960,7 @@
           <w:sz w:val="24"/>
           <w:u w:val="single"/>
         </w:rPr>
-        <w:hyperlink r:id="rId15" w:history="1">
+        <w:hyperlink r:id="rId17" w:history="1">
           <w:r>
             <w:rPr>
               <w:rStyle w:val="Hyperlink"/>
@@ -978,7 +978,7 @@
           <w:sz w:val="24"/>
           <w:u w:val="single"/>
         </w:rPr>
-        <w:hyperlink r:id="rId15" w:history="1">
+        <w:hyperlink r:id="rId17" w:history="1">
           <w:r>
             <w:rPr>
               <w:rStyle w:val="Hyperlink"/>
@@ -996,7 +996,7 @@
           <w:sz w:val="24"/>
           <w:u w:val="single"/>
         </w:rPr>
-        <w:hyperlink r:id="rId15" w:history="1">
+        <w:hyperlink r:id="rId17" w:history="1">
           <w:r>
             <w:rPr>
               <w:rStyle w:val="Hyperlink"/>
@@ -1019,7 +1019,24 @@
             <w:rPr>
               <w:rStyle w:val="Hyperlink"/>
             </w:rPr>
-            <w:t>fisc</w:t>
+            <w:t>fis</w:t>
+          </w:r>
+        </w:hyperlink>
+      </w:r>
+      <w:r>
+        <w:rPr>
+          <w:rFonts w:ascii="Charis SIL Regular" w:hAnsi="Charis SIL Regular" w:eastAsia="Charis SIL Regular"/>
+          <w:b w:val="0"/>
+          <w:i w:val="0"/>
+          <w:color w:val="0000FF"/>
+          <w:sz w:val="24"/>
+        </w:rPr>
+        <w:hyperlink r:id="rId17" w:history="1">
+          <w:r>
+            <w:rPr>
+              <w:rStyle w:val="Hyperlink"/>
+            </w:rPr>
+            <w:t>c</w:t>
           </w:r>
         </w:hyperlink>
       </w:r>
@@ -1041,6 +1058,7 @@
           <w:i w:val="0"/>
           <w:color w:val="0000FF"/>
           <w:sz w:val="24"/>
+          <w:u w:val="single"/>
         </w:rPr>
         <w:t xml:space="preserve"> </w:t>
       </w:r>
@@ -1240,7 +1258,24 @@
             <w:rPr>
               <w:rStyle w:val="Hyperlink"/>
             </w:rPr>
-            <w:t>finally closed</w:t>
+            <w:t>finally close</w:t>
+          </w:r>
+        </w:hyperlink>
+      </w:r>
+      <w:r>
+        <w:rPr>
+          <w:rFonts w:ascii="Charis SIL Regular" w:hAnsi="Charis SIL Regular" w:eastAsia="Charis SIL Regular"/>
+          <w:b w:val="0"/>
+          <w:i w:val="0"/>
+          <w:color w:val="000000"/>
+          <w:sz w:val="24"/>
+        </w:rPr>
+        <w:hyperlink r:id="rId17" w:history="1">
+          <w:r>
+            <w:rPr>
+              <w:rStyle w:val="Hyperlink"/>
+            </w:rPr>
+            <w:t>d</w:t>
           </w:r>
         </w:hyperlink>
       </w:r>
@@ -1257,13 +1292,21 @@
       </w:r>
       <w:r>
         <w:rPr>
+          <w:u w:val="single" w:color="0000ff"/>
           <w:rFonts w:ascii="Charis SIL Regular" w:hAnsi="Charis SIL Regular" w:eastAsia="Charis SIL Regular"/>
           <w:b w:val="0"/>
           <w:i w:val="0"/>
           <w:color w:val="000000"/>
           <w:sz w:val="24"/>
         </w:rPr>
-        <w:t>i</w:t>
+        <w:hyperlink r:id="rId17" w:history="1">
+          <w:r>
+            <w:rPr>
+              <w:rStyle w:val="Hyperlink"/>
+            </w:rPr>
+            <w:t>i</w:t>
+          </w:r>
+        </w:hyperlink>
       </w:r>
       <w:r>
         <w:rPr>
@@ -3031,7 +3074,7 @@
           <w:sz w:val="24"/>
           <w:u w:val="single"/>
         </w:rPr>
-        <w:hyperlink r:id="rId26" w:history="1">
+        <w:hyperlink r:id="rId25" w:history="1">
           <w:r>
             <w:rPr>
               <w:rStyle w:val="Hyperlink"/>
@@ -3049,7 +3092,7 @@
           <w:sz w:val="24"/>
           <w:u w:val="single"/>
         </w:rPr>
-        <w:hyperlink r:id="rId26" w:history="1">
+        <w:hyperlink r:id="rId25" w:history="1">
           <w:r>
             <w:rPr>
               <w:rStyle w:val="Hyperlink"/>

--- a/EXPORTS/DOCX/published/niveau3/English/KoninklijkeBazar.docx
+++ b/EXPORTS/DOCX/published/niveau3/English/KoninklijkeBazar.docx
@@ -227,31 +227,13 @@
       </w:r>
       <w:r>
         <w:rPr>
-          <w:u w:val="single" w:color="0000ff"/>
           <w:rFonts w:ascii="Charis SIL Regular" w:hAnsi="Charis SIL Regular" w:eastAsia="Charis SIL Regular"/>
           <w:b w:val="0"/>
           <w:i w:val="0"/>
           <w:color w:val="000000"/>
           <w:sz w:val="24"/>
         </w:rPr>
-        <w:hyperlink r:id="rId9" w:history="1">
-          <w:r>
-            <w:rPr>
-              <w:rStyle w:val="Hyperlink"/>
-            </w:rPr>
-            <w:t xml:space="preserve">tore </w:t>
-          </w:r>
-        </w:hyperlink>
-      </w:r>
-      <w:r>
-        <w:rPr>
-          <w:rFonts w:ascii="Charis SIL Regular" w:hAnsi="Charis SIL Regular" w:eastAsia="Charis SIL Regular"/>
-          <w:b w:val="0"/>
-          <w:i w:val="0"/>
-          <w:color w:val="000000"/>
-          <w:sz w:val="24"/>
-        </w:rPr>
-        <w:t xml:space="preserve">sold Asian items, mainly from </w:t>
+        <w:t xml:space="preserve">tore sold Asian items, mainly from </w:t>
       </w:r>
       <w:r>
         <w:rPr>
@@ -727,32 +709,7 @@
           <w:color w:val="000000"/>
           <w:sz w:val="24"/>
         </w:rPr>
-        <w:hyperlink r:id="rId14" w:history="1">
-          <w:r>
-            <w:rPr>
-              <w:rStyle w:val="Hyperlink"/>
-            </w:rPr>
-            <w:t>ll a</w:t>
-          </w:r>
-        </w:hyperlink>
-      </w:r>
-      <w:r>
-        <w:rPr>
-          <w:u w:val="single" w:color="0000ff"/>
-          <w:rFonts w:ascii="Charis SIL Regular" w:hAnsi="Charis SIL Regular" w:eastAsia="Charis SIL Regular"/>
-          <w:b w:val="0"/>
-          <w:i w:val="0"/>
-          <w:color w:val="000000"/>
-          <w:sz w:val="24"/>
-        </w:rPr>
-        <w:hyperlink r:id="rId14" w:history="1">
-          <w:r>
-            <w:rPr>
-              <w:rStyle w:val="Hyperlink"/>
-            </w:rPr>
-            <w:t>s muse</w:t>
-          </w:r>
-        </w:hyperlink>
+        <w:t>ll as muse</w:t>
       </w:r>
       <w:r>
         <w:rPr>
@@ -1047,7 +1004,6 @@
           <w:i w:val="0"/>
           <w:color w:val="0000FF"/>
           <w:sz w:val="24"/>
-          <w:u w:val="single"/>
         </w:rPr>
         <w:t>h</w:t>
       </w:r>
@@ -1281,7 +1237,6 @@
       </w:r>
       <w:r>
         <w:rPr>
-          <w:u w:val="single" w:color="0000ff"/>
           <w:rFonts w:ascii="Charis SIL Regular" w:hAnsi="Charis SIL Regular" w:eastAsia="Charis SIL Regular"/>
           <w:b w:val="0"/>
           <w:i w:val="0"/>
@@ -1686,21 +1641,13 @@
       </w:r>
       <w:r>
         <w:rPr>
-          <w:u w:val="single" w:color="0000ff"/>
           <w:rFonts w:ascii="Charis SIL Regular" w:hAnsi="Charis SIL Regular" w:eastAsia="Charis SIL Regular"/>
           <w:b w:val="0"/>
           <w:i w:val="0"/>
           <w:color w:val="000000"/>
           <w:sz w:val="24"/>
         </w:rPr>
-        <w:hyperlink r:id="rId17" w:history="1">
-          <w:r>
-            <w:rPr>
-              <w:rStyle w:val="Hyperlink"/>
-            </w:rPr>
-            <w:t>regarding purch</w:t>
-          </w:r>
-        </w:hyperlink>
+        <w:t>regarding purch</w:t>
       </w:r>
       <w:r>
         <w:rPr>
@@ -3074,7 +3021,7 @@
           <w:sz w:val="24"/>
           <w:u w:val="single"/>
         </w:rPr>
-        <w:hyperlink r:id="rId25" w:history="1">
+        <w:hyperlink r:id="rId26" w:history="1">
           <w:r>
             <w:rPr>
               <w:rStyle w:val="Hyperlink"/>
@@ -3092,7 +3039,7 @@
           <w:sz w:val="24"/>
           <w:u w:val="single"/>
         </w:rPr>
-        <w:hyperlink r:id="rId25" w:history="1">
+        <w:hyperlink r:id="rId26" w:history="1">
           <w:r>
             <w:rPr>
               <w:rStyle w:val="Hyperlink"/>

--- a/EXPORTS/DOCX/published/niveau3/English/KoninklijkeBazar.docx
+++ b/EXPORTS/DOCX/published/niveau3/English/KoninklijkeBazar.docx
@@ -205,7 +205,7 @@
           <w:color w:val="000000"/>
           <w:sz w:val="24"/>
         </w:rPr>
-        <w:t xml:space="preserve">1843. </w:t>
+        <w:t>1843. The s</w:t>
       </w:r>
       <w:r>
         <w:rPr>
@@ -221,7 +221,7 @@
             <w:rPr>
               <w:rStyle w:val="Hyperlink"/>
             </w:rPr>
-            <w:t>The s</w:t>
+            <w:t xml:space="preserve">tore </w:t>
           </w:r>
         </w:hyperlink>
       </w:r>
@@ -233,7 +233,7 @@
           <w:color w:val="000000"/>
           <w:sz w:val="24"/>
         </w:rPr>
-        <w:t xml:space="preserve">tore sold Asian items, mainly from </w:t>
+        <w:t xml:space="preserve">sold Asian items, mainly from </w:t>
       </w:r>
       <w:r>
         <w:rPr>
@@ -709,7 +709,32 @@
           <w:color w:val="000000"/>
           <w:sz w:val="24"/>
         </w:rPr>
-        <w:t>ll as muse</w:t>
+        <w:hyperlink r:id="rId14" w:history="1">
+          <w:r>
+            <w:rPr>
+              <w:rStyle w:val="Hyperlink"/>
+            </w:rPr>
+            <w:t>ll a</w:t>
+          </w:r>
+        </w:hyperlink>
+      </w:r>
+      <w:r>
+        <w:rPr>
+          <w:u w:val="single" w:color="0000ff"/>
+          <w:rFonts w:ascii="Charis SIL Regular" w:hAnsi="Charis SIL Regular" w:eastAsia="Charis SIL Regular"/>
+          <w:b w:val="0"/>
+          <w:i w:val="0"/>
+          <w:color w:val="000000"/>
+          <w:sz w:val="24"/>
+        </w:rPr>
+        <w:hyperlink r:id="rId14" w:history="1">
+          <w:r>
+            <w:rPr>
+              <w:rStyle w:val="Hyperlink"/>
+            </w:rPr>
+            <w:t>s muse</w:t>
+          </w:r>
+        </w:hyperlink>
       </w:r>
       <w:r>
         <w:rPr>
@@ -1004,6 +1029,7 @@
           <w:i w:val="0"/>
           <w:color w:val="0000FF"/>
           <w:sz w:val="24"/>
+          <w:u w:val="single"/>
         </w:rPr>
         <w:t>h</w:t>
       </w:r>
@@ -1237,6 +1263,7 @@
       </w:r>
       <w:r>
         <w:rPr>
+          <w:u w:val="single" w:color="0000ff"/>
           <w:rFonts w:ascii="Charis SIL Regular" w:hAnsi="Charis SIL Regular" w:eastAsia="Charis SIL Regular"/>
           <w:b w:val="0"/>
           <w:i w:val="0"/>
@@ -1641,13 +1668,21 @@
       </w:r>
       <w:r>
         <w:rPr>
+          <w:u w:val="single" w:color="0000ff"/>
           <w:rFonts w:ascii="Charis SIL Regular" w:hAnsi="Charis SIL Regular" w:eastAsia="Charis SIL Regular"/>
           <w:b w:val="0"/>
           <w:i w:val="0"/>
           <w:color w:val="000000"/>
           <w:sz w:val="24"/>
         </w:rPr>
-        <w:t>regarding purch</w:t>
+        <w:hyperlink r:id="rId17" w:history="1">
+          <w:r>
+            <w:rPr>
+              <w:rStyle w:val="Hyperlink"/>
+            </w:rPr>
+            <w:t>regarding purch</w:t>
+          </w:r>
+        </w:hyperlink>
       </w:r>
       <w:r>
         <w:rPr>
@@ -3021,7 +3056,7 @@
           <w:sz w:val="24"/>
           <w:u w:val="single"/>
         </w:rPr>
-        <w:hyperlink r:id="rId26" w:history="1">
+        <w:hyperlink r:id="rId25" w:history="1">
           <w:r>
             <w:rPr>
               <w:rStyle w:val="Hyperlink"/>
@@ -3039,7 +3074,7 @@
           <w:sz w:val="24"/>
           <w:u w:val="single"/>
         </w:rPr>
-        <w:hyperlink r:id="rId26" w:history="1">
+        <w:hyperlink r:id="rId25" w:history="1">
           <w:r>
             <w:rPr>
               <w:rStyle w:val="Hyperlink"/>

--- a/EXPORTS/DOCX/published/niveau3/English/KoninklijkeBazar.docx
+++ b/EXPORTS/DOCX/published/niveau3/English/KoninklijkeBazar.docx
@@ -205,7 +205,25 @@
           <w:color w:val="000000"/>
           <w:sz w:val="24"/>
         </w:rPr>
-        <w:t>1843. The s</w:t>
+        <w:t xml:space="preserve">1843. </w:t>
+      </w:r>
+      <w:r>
+        <w:rPr>
+          <w:u w:val="single" w:color="0000ff"/>
+          <w:rFonts w:ascii="Charis SIL Regular" w:hAnsi="Charis SIL Regular" w:eastAsia="Charis SIL Regular"/>
+          <w:b w:val="0"/>
+          <w:i w:val="0"/>
+          <w:color w:val="000000"/>
+          <w:sz w:val="24"/>
+        </w:rPr>
+        <w:hyperlink r:id="rId9" w:history="1">
+          <w:r>
+            <w:rPr>
+              <w:rStyle w:val="Hyperlink"/>
+            </w:rPr>
+            <w:t>The s</w:t>
+          </w:r>
+        </w:hyperlink>
       </w:r>
       <w:r>
         <w:rPr>
@@ -698,43 +716,7 @@
           <w:color w:val="000000"/>
           <w:sz w:val="24"/>
         </w:rPr>
-        <w:t>, as we</w:t>
-      </w:r>
-      <w:r>
-        <w:rPr>
-          <w:u w:val="single" w:color="0000ff"/>
-          <w:rFonts w:ascii="Charis SIL Regular" w:hAnsi="Charis SIL Regular" w:eastAsia="Charis SIL Regular"/>
-          <w:b w:val="0"/>
-          <w:i w:val="0"/>
-          <w:color w:val="000000"/>
-          <w:sz w:val="24"/>
-        </w:rPr>
-        <w:hyperlink r:id="rId14" w:history="1">
-          <w:r>
-            <w:rPr>
-              <w:rStyle w:val="Hyperlink"/>
-            </w:rPr>
-            <w:t>ll a</w:t>
-          </w:r>
-        </w:hyperlink>
-      </w:r>
-      <w:r>
-        <w:rPr>
-          <w:u w:val="single" w:color="0000ff"/>
-          <w:rFonts w:ascii="Charis SIL Regular" w:hAnsi="Charis SIL Regular" w:eastAsia="Charis SIL Regular"/>
-          <w:b w:val="0"/>
-          <w:i w:val="0"/>
-          <w:color w:val="000000"/>
-          <w:sz w:val="24"/>
-        </w:rPr>
-        <w:hyperlink r:id="rId14" w:history="1">
-          <w:r>
-            <w:rPr>
-              <w:rStyle w:val="Hyperlink"/>
-            </w:rPr>
-            <w:t>s muse</w:t>
-          </w:r>
-        </w:hyperlink>
+        <w:t>, as well as muse</w:t>
       </w:r>
       <w:r>
         <w:rPr>
@@ -1029,7 +1011,6 @@
           <w:i w:val="0"/>
           <w:color w:val="0000FF"/>
           <w:sz w:val="24"/>
-          <w:u w:val="single"/>
         </w:rPr>
         <w:t>h</w:t>
       </w:r>
@@ -1070,143 +1051,7 @@
           <w:color w:val="000000"/>
           <w:sz w:val="24"/>
         </w:rPr>
-        <w:t xml:space="preserve">. After Boer's death, </w:t>
-      </w:r>
-      <w:r>
-        <w:rPr>
-          <w:u w:val="single" w:color="0000ff"/>
-          <w:rFonts w:ascii="Charis SIL Regular" w:hAnsi="Charis SIL Regular" w:eastAsia="Charis SIL Regular"/>
-          <w:b w:val="0"/>
-          <w:i w:val="0"/>
-          <w:color w:val="000000"/>
-          <w:sz w:val="24"/>
-        </w:rPr>
-        <w:hyperlink r:id="rId16" w:history="1">
-          <w:r>
-            <w:rPr>
-              <w:rStyle w:val="Hyperlink"/>
-            </w:rPr>
-            <w:t>the b</w:t>
-          </w:r>
-        </w:hyperlink>
-      </w:r>
-      <w:r>
-        <w:rPr>
-          <w:u w:val="single" w:color="0000ff"/>
-          <w:rFonts w:ascii="Charis SIL Regular" w:hAnsi="Charis SIL Regular" w:eastAsia="Charis SIL Regular"/>
-          <w:b w:val="0"/>
-          <w:i w:val="0"/>
-          <w:color w:val="000000"/>
-          <w:sz w:val="24"/>
-        </w:rPr>
-        <w:hyperlink r:id="rId16" w:history="1">
-          <w:r>
-            <w:rPr>
-              <w:rStyle w:val="Hyperlink"/>
-            </w:rPr>
-            <w:t>u</w:t>
-          </w:r>
-        </w:hyperlink>
-      </w:r>
-      <w:r>
-        <w:rPr>
-          <w:u w:val="single" w:color="0000ff"/>
-          <w:rFonts w:ascii="Charis SIL Regular" w:hAnsi="Charis SIL Regular" w:eastAsia="Charis SIL Regular"/>
-          <w:b w:val="0"/>
-          <w:i w:val="0"/>
-          <w:color w:val="000000"/>
-          <w:sz w:val="24"/>
-        </w:rPr>
-        <w:hyperlink r:id="rId16" w:history="1">
-          <w:r>
-            <w:rPr>
-              <w:rStyle w:val="Hyperlink"/>
-            </w:rPr>
-            <w:t>siness c</w:t>
-          </w:r>
-        </w:hyperlink>
-      </w:r>
-      <w:r>
-        <w:rPr>
-          <w:u w:val="single" w:color="0000ff"/>
-          <w:rFonts w:ascii="Charis SIL Regular" w:hAnsi="Charis SIL Regular" w:eastAsia="Charis SIL Regular"/>
-          <w:b w:val="0"/>
-          <w:i w:val="0"/>
-          <w:color w:val="000000"/>
-          <w:sz w:val="24"/>
-        </w:rPr>
-        <w:hyperlink r:id="rId16" w:history="1">
-          <w:r>
-            <w:rPr>
-              <w:rStyle w:val="Hyperlink"/>
-            </w:rPr>
-            <w:t>o</w:t>
-          </w:r>
-        </w:hyperlink>
-      </w:r>
-      <w:r>
-        <w:rPr>
-          <w:u w:val="single" w:color="0000ff"/>
-          <w:rFonts w:ascii="Charis SIL Regular" w:hAnsi="Charis SIL Regular" w:eastAsia="Charis SIL Regular"/>
-          <w:b w:val="0"/>
-          <w:i w:val="0"/>
-          <w:color w:val="000000"/>
-          <w:sz w:val="24"/>
-        </w:rPr>
-        <w:hyperlink r:id="rId16" w:history="1">
-          <w:r>
-            <w:rPr>
-              <w:rStyle w:val="Hyperlink"/>
-            </w:rPr>
-            <w:t>n</w:t>
-          </w:r>
-        </w:hyperlink>
-      </w:r>
-      <w:r>
-        <w:rPr>
-          <w:u w:val="single" w:color="0000ff"/>
-          <w:rFonts w:ascii="Charis SIL Regular" w:hAnsi="Charis SIL Regular" w:eastAsia="Charis SIL Regular"/>
-          <w:b w:val="0"/>
-          <w:i w:val="0"/>
-          <w:color w:val="000000"/>
-          <w:sz w:val="24"/>
-        </w:rPr>
-        <w:hyperlink r:id="rId16" w:history="1">
-          <w:r>
-            <w:rPr>
-              <w:rStyle w:val="Hyperlink"/>
-            </w:rPr>
-            <w:t>t</w:t>
-          </w:r>
-        </w:hyperlink>
-      </w:r>
-      <w:r>
-        <w:rPr>
-          <w:u w:val="single" w:color="0000ff"/>
-          <w:rFonts w:ascii="Charis SIL Regular" w:hAnsi="Charis SIL Regular" w:eastAsia="Charis SIL Regular"/>
-          <w:b w:val="0"/>
-          <w:i w:val="0"/>
-          <w:color w:val="000000"/>
-          <w:sz w:val="24"/>
-        </w:rPr>
-        <w:hyperlink r:id="rId16" w:history="1">
-          <w:r>
-            <w:rPr>
-              <w:rStyle w:val="Hyperlink"/>
-            </w:rPr>
-            <w:t>inued unde</w:t>
-          </w:r>
-        </w:hyperlink>
-      </w:r>
-      <w:r>
-        <w:rPr>
-          <w:rFonts w:ascii="Charis SIL Regular" w:hAnsi="Charis SIL Regular" w:eastAsia="Charis SIL Regular"/>
-          <w:b w:val="0"/>
-          <w:i w:val="0"/>
-          <w:color w:val="000000"/>
-          <w:sz w:val="24"/>
-        </w:rPr>
-        <w:t>r new owners</w:t>
+        <w:t>. After Boer's death, the business continued under new owners</w:t>
       </w:r>
       <w:r>
         <w:rPr>
@@ -1263,7 +1108,6 @@
       </w:r>
       <w:r>
         <w:rPr>
-          <w:u w:val="single" w:color="0000ff"/>
           <w:rFonts w:ascii="Charis SIL Regular" w:hAnsi="Charis SIL Regular" w:eastAsia="Charis SIL Regular"/>
           <w:b w:val="0"/>
           <w:i w:val="0"/>
@@ -1546,7 +1390,7 @@
           <w:sz w:val="24"/>
           <w:u w:val="single"/>
         </w:rPr>
-        <w:hyperlink r:id="rId18" w:history="1">
+        <w:hyperlink r:id="rId17" w:history="1">
           <w:r>
             <w:rPr>
               <w:rStyle w:val="Hyperlink"/>
@@ -1564,7 +1408,7 @@
           <w:sz w:val="24"/>
           <w:u w:val="single"/>
         </w:rPr>
-        <w:hyperlink r:id="rId18" w:history="1">
+        <w:hyperlink r:id="rId17" w:history="1">
           <w:r>
             <w:rPr>
               <w:rStyle w:val="Hyperlink"/>
@@ -1582,7 +1426,7 @@
           <w:sz w:val="24"/>
           <w:u w:val="single"/>
         </w:rPr>
-        <w:hyperlink r:id="rId18" w:history="1">
+        <w:hyperlink r:id="rId17" w:history="1">
           <w:r>
             <w:rPr>
               <w:rStyle w:val="Hyperlink"/>
@@ -1600,7 +1444,7 @@
           <w:sz w:val="24"/>
           <w:u w:val="single"/>
         </w:rPr>
-        <w:hyperlink r:id="rId18" w:history="1">
+        <w:hyperlink r:id="rId17" w:history="1">
           <w:r>
             <w:rPr>
               <w:rStyle w:val="Hyperlink"/>
@@ -3056,7 +2900,7 @@
           <w:sz w:val="24"/>
           <w:u w:val="single"/>
         </w:rPr>
-        <w:hyperlink r:id="rId25" w:history="1">
+        <w:hyperlink r:id="rId26" w:history="1">
           <w:r>
             <w:rPr>
               <w:rStyle w:val="Hyperlink"/>
@@ -3074,7 +2918,7 @@
           <w:sz w:val="24"/>
           <w:u w:val="single"/>
         </w:rPr>
-        <w:hyperlink r:id="rId25" w:history="1">
+        <w:hyperlink r:id="rId26" w:history="1">
           <w:r>
             <w:rPr>
               <w:rStyle w:val="Hyperlink"/>

--- a/EXPORTS/DOCX/published/niveau3/English/KoninklijkeBazar.docx
+++ b/EXPORTS/DOCX/published/niveau3/English/KoninklijkeBazar.docx
@@ -716,7 +716,25 @@
           <w:color w:val="000000"/>
           <w:sz w:val="24"/>
         </w:rPr>
-        <w:t>, as well as muse</w:t>
+        <w:t>, as well a</w:t>
+      </w:r>
+      <w:r>
+        <w:rPr>
+          <w:u w:val="single" w:color="0000ff"/>
+          <w:rFonts w:ascii="Charis SIL Regular" w:hAnsi="Charis SIL Regular" w:eastAsia="Charis SIL Regular"/>
+          <w:b w:val="0"/>
+          <w:i w:val="0"/>
+          <w:color w:val="000000"/>
+          <w:sz w:val="24"/>
+        </w:rPr>
+        <w:hyperlink r:id="rId14" w:history="1">
+          <w:r>
+            <w:rPr>
+              <w:rStyle w:val="Hyperlink"/>
+            </w:rPr>
+            <w:t>s muse</w:t>
+          </w:r>
+        </w:hyperlink>
       </w:r>
       <w:r>
         <w:rPr>
@@ -1011,6 +1029,7 @@
           <w:i w:val="0"/>
           <w:color w:val="0000FF"/>
           <w:sz w:val="24"/>
+          <w:u w:val="single"/>
         </w:rPr>
         <w:t>h</w:t>
       </w:r>
@@ -1051,7 +1070,143 @@
           <w:color w:val="000000"/>
           <w:sz w:val="24"/>
         </w:rPr>
-        <w:t>. After Boer's death, the business continued under new owners</w:t>
+        <w:t xml:space="preserve">. After Boer's death, </w:t>
+      </w:r>
+      <w:r>
+        <w:rPr>
+          <w:u w:val="single" w:color="0000ff"/>
+          <w:rFonts w:ascii="Charis SIL Regular" w:hAnsi="Charis SIL Regular" w:eastAsia="Charis SIL Regular"/>
+          <w:b w:val="0"/>
+          <w:i w:val="0"/>
+          <w:color w:val="000000"/>
+          <w:sz w:val="24"/>
+        </w:rPr>
+        <w:hyperlink r:id="rId16" w:history="1">
+          <w:r>
+            <w:rPr>
+              <w:rStyle w:val="Hyperlink"/>
+            </w:rPr>
+            <w:t>the b</w:t>
+          </w:r>
+        </w:hyperlink>
+      </w:r>
+      <w:r>
+        <w:rPr>
+          <w:u w:val="single" w:color="0000ff"/>
+          <w:rFonts w:ascii="Charis SIL Regular" w:hAnsi="Charis SIL Regular" w:eastAsia="Charis SIL Regular"/>
+          <w:b w:val="0"/>
+          <w:i w:val="0"/>
+          <w:color w:val="000000"/>
+          <w:sz w:val="24"/>
+        </w:rPr>
+        <w:hyperlink r:id="rId16" w:history="1">
+          <w:r>
+            <w:rPr>
+              <w:rStyle w:val="Hyperlink"/>
+            </w:rPr>
+            <w:t>u</w:t>
+          </w:r>
+        </w:hyperlink>
+      </w:r>
+      <w:r>
+        <w:rPr>
+          <w:u w:val="single" w:color="0000ff"/>
+          <w:rFonts w:ascii="Charis SIL Regular" w:hAnsi="Charis SIL Regular" w:eastAsia="Charis SIL Regular"/>
+          <w:b w:val="0"/>
+          <w:i w:val="0"/>
+          <w:color w:val="000000"/>
+          <w:sz w:val="24"/>
+        </w:rPr>
+        <w:hyperlink r:id="rId16" w:history="1">
+          <w:r>
+            <w:rPr>
+              <w:rStyle w:val="Hyperlink"/>
+            </w:rPr>
+            <w:t>siness c</w:t>
+          </w:r>
+        </w:hyperlink>
+      </w:r>
+      <w:r>
+        <w:rPr>
+          <w:u w:val="single" w:color="0000ff"/>
+          <w:rFonts w:ascii="Charis SIL Regular" w:hAnsi="Charis SIL Regular" w:eastAsia="Charis SIL Regular"/>
+          <w:b w:val="0"/>
+          <w:i w:val="0"/>
+          <w:color w:val="000000"/>
+          <w:sz w:val="24"/>
+        </w:rPr>
+        <w:hyperlink r:id="rId16" w:history="1">
+          <w:r>
+            <w:rPr>
+              <w:rStyle w:val="Hyperlink"/>
+            </w:rPr>
+            <w:t>o</w:t>
+          </w:r>
+        </w:hyperlink>
+      </w:r>
+      <w:r>
+        <w:rPr>
+          <w:u w:val="single" w:color="0000ff"/>
+          <w:rFonts w:ascii="Charis SIL Regular" w:hAnsi="Charis SIL Regular" w:eastAsia="Charis SIL Regular"/>
+          <w:b w:val="0"/>
+          <w:i w:val="0"/>
+          <w:color w:val="000000"/>
+          <w:sz w:val="24"/>
+        </w:rPr>
+        <w:hyperlink r:id="rId16" w:history="1">
+          <w:r>
+            <w:rPr>
+              <w:rStyle w:val="Hyperlink"/>
+            </w:rPr>
+            <w:t>n</w:t>
+          </w:r>
+        </w:hyperlink>
+      </w:r>
+      <w:r>
+        <w:rPr>
+          <w:u w:val="single" w:color="0000ff"/>
+          <w:rFonts w:ascii="Charis SIL Regular" w:hAnsi="Charis SIL Regular" w:eastAsia="Charis SIL Regular"/>
+          <w:b w:val="0"/>
+          <w:i w:val="0"/>
+          <w:color w:val="000000"/>
+          <w:sz w:val="24"/>
+        </w:rPr>
+        <w:hyperlink r:id="rId16" w:history="1">
+          <w:r>
+            <w:rPr>
+              <w:rStyle w:val="Hyperlink"/>
+            </w:rPr>
+            <w:t>t</w:t>
+          </w:r>
+        </w:hyperlink>
+      </w:r>
+      <w:r>
+        <w:rPr>
+          <w:u w:val="single" w:color="0000ff"/>
+          <w:rFonts w:ascii="Charis SIL Regular" w:hAnsi="Charis SIL Regular" w:eastAsia="Charis SIL Regular"/>
+          <w:b w:val="0"/>
+          <w:i w:val="0"/>
+          <w:color w:val="000000"/>
+          <w:sz w:val="24"/>
+        </w:rPr>
+        <w:hyperlink r:id="rId16" w:history="1">
+          <w:r>
+            <w:rPr>
+              <w:rStyle w:val="Hyperlink"/>
+            </w:rPr>
+            <w:t>inued unde</w:t>
+          </w:r>
+        </w:hyperlink>
+      </w:r>
+      <w:r>
+        <w:rPr>
+          <w:rFonts w:ascii="Charis SIL Regular" w:hAnsi="Charis SIL Regular" w:eastAsia="Charis SIL Regular"/>
+          <w:b w:val="0"/>
+          <w:i w:val="0"/>
+          <w:color w:val="000000"/>
+          <w:sz w:val="24"/>
+        </w:rPr>
+        <w:t>r new owners</w:t>
       </w:r>
       <w:r>
         <w:rPr>
@@ -1108,6 +1263,7 @@
       </w:r>
       <w:r>
         <w:rPr>
+          <w:u w:val="single" w:color="0000ff"/>
           <w:rFonts w:ascii="Charis SIL Regular" w:hAnsi="Charis SIL Regular" w:eastAsia="Charis SIL Regular"/>
           <w:b w:val="0"/>
           <w:i w:val="0"/>
@@ -1426,7 +1582,7 @@
           <w:sz w:val="24"/>
           <w:u w:val="single"/>
         </w:rPr>
-        <w:hyperlink r:id="rId17" w:history="1">
+        <w:hyperlink r:id="rId18" w:history="1">
           <w:r>
             <w:rPr>
               <w:rStyle w:val="Hyperlink"/>
@@ -1444,7 +1600,7 @@
           <w:sz w:val="24"/>
           <w:u w:val="single"/>
         </w:rPr>
-        <w:hyperlink r:id="rId17" w:history="1">
+        <w:hyperlink r:id="rId18" w:history="1">
           <w:r>
             <w:rPr>
               <w:rStyle w:val="Hyperlink"/>
@@ -2900,7 +3056,7 @@
           <w:sz w:val="24"/>
           <w:u w:val="single"/>
         </w:rPr>
-        <w:hyperlink r:id="rId26" w:history="1">
+        <w:hyperlink r:id="rId25" w:history="1">
           <w:r>
             <w:rPr>
               <w:rStyle w:val="Hyperlink"/>
@@ -2918,7 +3074,7 @@
           <w:sz w:val="24"/>
           <w:u w:val="single"/>
         </w:rPr>
-        <w:hyperlink r:id="rId26" w:history="1">
+        <w:hyperlink r:id="rId25" w:history="1">
           <w:r>
             <w:rPr>
               <w:rStyle w:val="Hyperlink"/>

--- a/EXPORTS/DOCX/published/niveau3/English/KoninklijkeBazar.docx
+++ b/EXPORTS/DOCX/published/niveau3/English/KoninklijkeBazar.docx
@@ -205,53 +205,7 @@
           <w:color w:val="000000"/>
           <w:sz w:val="24"/>
         </w:rPr>
-        <w:t xml:space="preserve">1843. </w:t>
-      </w:r>
-      <w:r>
-        <w:rPr>
-          <w:u w:val="single" w:color="0000ff"/>
-          <w:rFonts w:ascii="Charis SIL Regular" w:hAnsi="Charis SIL Regular" w:eastAsia="Charis SIL Regular"/>
-          <w:b w:val="0"/>
-          <w:i w:val="0"/>
-          <w:color w:val="000000"/>
-          <w:sz w:val="24"/>
-        </w:rPr>
-        <w:hyperlink r:id="rId9" w:history="1">
-          <w:r>
-            <w:rPr>
-              <w:rStyle w:val="Hyperlink"/>
-            </w:rPr>
-            <w:t>The s</w:t>
-          </w:r>
-        </w:hyperlink>
-      </w:r>
-      <w:r>
-        <w:rPr>
-          <w:u w:val="single" w:color="0000ff"/>
-          <w:rFonts w:ascii="Charis SIL Regular" w:hAnsi="Charis SIL Regular" w:eastAsia="Charis SIL Regular"/>
-          <w:b w:val="0"/>
-          <w:i w:val="0"/>
-          <w:color w:val="000000"/>
-          <w:sz w:val="24"/>
-        </w:rPr>
-        <w:hyperlink r:id="rId9" w:history="1">
-          <w:r>
-            <w:rPr>
-              <w:rStyle w:val="Hyperlink"/>
-            </w:rPr>
-            <w:t xml:space="preserve">tore </w:t>
-          </w:r>
-        </w:hyperlink>
-      </w:r>
-      <w:r>
-        <w:rPr>
-          <w:rFonts w:ascii="Charis SIL Regular" w:hAnsi="Charis SIL Regular" w:eastAsia="Charis SIL Regular"/>
-          <w:b w:val="0"/>
-          <w:i w:val="0"/>
-          <w:color w:val="000000"/>
-          <w:sz w:val="24"/>
-        </w:rPr>
-        <w:t xml:space="preserve">sold Asian items, mainly from </w:t>
+        <w:t xml:space="preserve">1843. The store sold Asian items, mainly from </w:t>
       </w:r>
       <w:r>
         <w:rPr>
@@ -517,35 +471,7 @@
           <w:color w:val="000000"/>
           <w:sz w:val="24"/>
         </w:rPr>
-        <w:t>. The buy</w:t>
-      </w:r>
-      <w:r>
-        <w:rPr>
-          <w:u w:val="single" w:color="0000ff"/>
-          <w:rFonts w:ascii="Charis SIL Regular" w:hAnsi="Charis SIL Regular" w:eastAsia="Charis SIL Regular"/>
-          <w:b w:val="0"/>
-          <w:i w:val="0"/>
-          <w:color w:val="000000"/>
-          <w:sz w:val="24"/>
-        </w:rPr>
-        <w:hyperlink r:id="rId10" w:history="1">
-          <w:r>
-            <w:rPr>
-              <w:rStyle w:val="Hyperlink"/>
-            </w:rPr>
-            <w:t>ers we</w:t>
-          </w:r>
-        </w:hyperlink>
-      </w:r>
-      <w:r>
-        <w:rPr>
-          <w:rFonts w:ascii="Charis SIL Regular" w:hAnsi="Charis SIL Regular" w:eastAsia="Charis SIL Regular"/>
-          <w:b w:val="0"/>
-          <w:i w:val="0"/>
-          <w:color w:val="000000"/>
-          <w:sz w:val="24"/>
-        </w:rPr>
-        <w:t>r</w:t>
+        <w:t>. The buyers wer</w:t>
       </w:r>
       <w:r>
         <w:rPr>
@@ -716,7 +642,25 @@
           <w:color w:val="000000"/>
           <w:sz w:val="24"/>
         </w:rPr>
-        <w:t>, as well a</w:t>
+        <w:t>, as we</w:t>
+      </w:r>
+      <w:r>
+        <w:rPr>
+          <w:u w:val="single" w:color="0000ff"/>
+          <w:rFonts w:ascii="Charis SIL Regular" w:hAnsi="Charis SIL Regular" w:eastAsia="Charis SIL Regular"/>
+          <w:b w:val="0"/>
+          <w:i w:val="0"/>
+          <w:color w:val="000000"/>
+          <w:sz w:val="24"/>
+        </w:rPr>
+        <w:hyperlink r:id="rId14" w:history="1">
+          <w:r>
+            <w:rPr>
+              <w:rStyle w:val="Hyperlink"/>
+            </w:rPr>
+            <w:t>ll a</w:t>
+          </w:r>
+        </w:hyperlink>
       </w:r>
       <w:r>
         <w:rPr>
@@ -978,7 +922,7 @@
           <w:sz w:val="24"/>
           <w:u w:val="single"/>
         </w:rPr>
-        <w:hyperlink r:id="rId17" w:history="1">
+        <w:hyperlink r:id="rId15" w:history="1">
           <w:r>
             <w:rPr>
               <w:rStyle w:val="Hyperlink"/>
@@ -1499,25 +1443,7 @@
           <w:color w:val="000000"/>
           <w:sz w:val="24"/>
         </w:rPr>
-        <w:t xml:space="preserve"> has some photographs of the store's interior showing many</w:t>
-      </w:r>
-      <w:r>
-        <w:rPr>
-          <w:u w:val="single" w:color="0000ff"/>
-          <w:rFonts w:ascii="Charis SIL Regular" w:hAnsi="Charis SIL Regular" w:eastAsia="Charis SIL Regular"/>
-          <w:b w:val="0"/>
-          <w:i w:val="0"/>
-          <w:color w:val="000000"/>
-          <w:sz w:val="24"/>
-        </w:rPr>
-        <w:hyperlink r:id="rId18" w:history="1">
-          <w:r>
-            <w:rPr>
-              <w:rStyle w:val="Hyperlink"/>
-            </w:rPr>
-            <w:t xml:space="preserve"> objects. T</w:t>
-          </w:r>
-        </w:hyperlink>
+        <w:t xml:space="preserve"> has some photographs of the store's interior showing many objects. T</w:t>
       </w:r>
       <w:r>
         <w:rPr>
@@ -1546,7 +1472,7 @@
           <w:sz w:val="24"/>
           <w:u w:val="single"/>
         </w:rPr>
-        <w:hyperlink r:id="rId17" w:history="1">
+        <w:hyperlink r:id="rId18" w:history="1">
           <w:r>
             <w:rPr>
               <w:rStyle w:val="Hyperlink"/>
@@ -1564,7 +1490,7 @@
           <w:sz w:val="24"/>
           <w:u w:val="single"/>
         </w:rPr>
-        <w:hyperlink r:id="rId17" w:history="1">
+        <w:hyperlink r:id="rId18" w:history="1">
           <w:r>
             <w:rPr>
               <w:rStyle w:val="Hyperlink"/>

--- a/EXPORTS/DOCX/published/niveau3/English/KoninklijkeBazar.docx
+++ b/EXPORTS/DOCX/published/niveau3/English/KoninklijkeBazar.docx
@@ -205,7 +205,53 @@
           <w:color w:val="000000"/>
           <w:sz w:val="24"/>
         </w:rPr>
-        <w:t xml:space="preserve">1843. The store sold Asian items, mainly from </w:t>
+        <w:t xml:space="preserve">1843. </w:t>
+      </w:r>
+      <w:r>
+        <w:rPr>
+          <w:u w:val="single" w:color="0000ff"/>
+          <w:rFonts w:ascii="Charis SIL Regular" w:hAnsi="Charis SIL Regular" w:eastAsia="Charis SIL Regular"/>
+          <w:b w:val="0"/>
+          <w:i w:val="0"/>
+          <w:color w:val="000000"/>
+          <w:sz w:val="24"/>
+        </w:rPr>
+        <w:hyperlink r:id="rId9" w:history="1">
+          <w:r>
+            <w:rPr>
+              <w:rStyle w:val="Hyperlink"/>
+            </w:rPr>
+            <w:t>The s</w:t>
+          </w:r>
+        </w:hyperlink>
+      </w:r>
+      <w:r>
+        <w:rPr>
+          <w:u w:val="single" w:color="0000ff"/>
+          <w:rFonts w:ascii="Charis SIL Regular" w:hAnsi="Charis SIL Regular" w:eastAsia="Charis SIL Regular"/>
+          <w:b w:val="0"/>
+          <w:i w:val="0"/>
+          <w:color w:val="000000"/>
+          <w:sz w:val="24"/>
+        </w:rPr>
+        <w:hyperlink r:id="rId9" w:history="1">
+          <w:r>
+            <w:rPr>
+              <w:rStyle w:val="Hyperlink"/>
+            </w:rPr>
+            <w:t xml:space="preserve">tore </w:t>
+          </w:r>
+        </w:hyperlink>
+      </w:r>
+      <w:r>
+        <w:rPr>
+          <w:rFonts w:ascii="Charis SIL Regular" w:hAnsi="Charis SIL Regular" w:eastAsia="Charis SIL Regular"/>
+          <w:b w:val="0"/>
+          <w:i w:val="0"/>
+          <w:color w:val="000000"/>
+          <w:sz w:val="24"/>
+        </w:rPr>
+        <w:t xml:space="preserve">sold Asian items, mainly from </w:t>
       </w:r>
       <w:r>
         <w:rPr>
@@ -471,7 +517,35 @@
           <w:color w:val="000000"/>
           <w:sz w:val="24"/>
         </w:rPr>
-        <w:t>. The buyers wer</w:t>
+        <w:t>. The buy</w:t>
+      </w:r>
+      <w:r>
+        <w:rPr>
+          <w:u w:val="single" w:color="0000ff"/>
+          <w:rFonts w:ascii="Charis SIL Regular" w:hAnsi="Charis SIL Regular" w:eastAsia="Charis SIL Regular"/>
+          <w:b w:val="0"/>
+          <w:i w:val="0"/>
+          <w:color w:val="000000"/>
+          <w:sz w:val="24"/>
+        </w:rPr>
+        <w:hyperlink r:id="rId10" w:history="1">
+          <w:r>
+            <w:rPr>
+              <w:rStyle w:val="Hyperlink"/>
+            </w:rPr>
+            <w:t>ers we</w:t>
+          </w:r>
+        </w:hyperlink>
+      </w:r>
+      <w:r>
+        <w:rPr>
+          <w:rFonts w:ascii="Charis SIL Regular" w:hAnsi="Charis SIL Regular" w:eastAsia="Charis SIL Regular"/>
+          <w:b w:val="0"/>
+          <w:i w:val="0"/>
+          <w:color w:val="000000"/>
+          <w:sz w:val="24"/>
+        </w:rPr>
+        <w:t>r</w:t>
       </w:r>
       <w:r>
         <w:rPr>
@@ -922,7 +996,7 @@
           <w:sz w:val="24"/>
           <w:u w:val="single"/>
         </w:rPr>
-        <w:hyperlink r:id="rId15" w:history="1">
+        <w:hyperlink r:id="rId17" w:history="1">
           <w:r>
             <w:rPr>
               <w:rStyle w:val="Hyperlink"/>
@@ -973,7 +1047,6 @@
           <w:i w:val="0"/>
           <w:color w:val="0000FF"/>
           <w:sz w:val="24"/>
-          <w:u w:val="single"/>
         </w:rPr>
         <w:t>h</w:t>
       </w:r>
@@ -1207,7 +1280,6 @@
       </w:r>
       <w:r>
         <w:rPr>
-          <w:u w:val="single" w:color="0000ff"/>
           <w:rFonts w:ascii="Charis SIL Regular" w:hAnsi="Charis SIL Regular" w:eastAsia="Charis SIL Regular"/>
           <w:b w:val="0"/>
           <w:i w:val="0"/>
@@ -1443,7 +1515,25 @@
           <w:color w:val="000000"/>
           <w:sz w:val="24"/>
         </w:rPr>
-        <w:t xml:space="preserve"> has some photographs of the store's interior showing many objects. T</w:t>
+        <w:t xml:space="preserve"> has some photographs of the store's interior showing many</w:t>
+      </w:r>
+      <w:r>
+        <w:rPr>
+          <w:u w:val="single" w:color="0000ff"/>
+          <w:rFonts w:ascii="Charis SIL Regular" w:hAnsi="Charis SIL Regular" w:eastAsia="Charis SIL Regular"/>
+          <w:b w:val="0"/>
+          <w:i w:val="0"/>
+          <w:color w:val="000000"/>
+          <w:sz w:val="24"/>
+        </w:rPr>
+        <w:hyperlink r:id="rId18" w:history="1">
+          <w:r>
+            <w:rPr>
+              <w:rStyle w:val="Hyperlink"/>
+            </w:rPr>
+            <w:t xml:space="preserve"> objects. T</w:t>
+          </w:r>
+        </w:hyperlink>
       </w:r>
       <w:r>
         <w:rPr>
@@ -1601,14 +1691,7 @@
           <w:color w:val="000000"/>
           <w:sz w:val="24"/>
         </w:rPr>
-        <w:hyperlink r:id="rId17" w:history="1">
-          <w:r>
-            <w:rPr>
-              <w:rStyle w:val="Hyperlink"/>
-            </w:rPr>
-            <w:t>regarding purch</w:t>
-          </w:r>
-        </w:hyperlink>
+        <w:t>regarding purch</w:t>
       </w:r>
       <w:r>
         <w:rPr>
@@ -2982,7 +3065,7 @@
           <w:sz w:val="24"/>
           <w:u w:val="single"/>
         </w:rPr>
-        <w:hyperlink r:id="rId25" w:history="1">
+        <w:hyperlink r:id="rId26" w:history="1">
           <w:r>
             <w:rPr>
               <w:rStyle w:val="Hyperlink"/>
@@ -3000,7 +3083,7 @@
           <w:sz w:val="24"/>
           <w:u w:val="single"/>
         </w:rPr>
-        <w:hyperlink r:id="rId25" w:history="1">
+        <w:hyperlink r:id="rId26" w:history="1">
           <w:r>
             <w:rPr>
               <w:rStyle w:val="Hyperlink"/>

--- a/EXPORTS/DOCX/published/niveau3/English/KoninklijkeBazar.docx
+++ b/EXPORTS/DOCX/published/niveau3/English/KoninklijkeBazar.docx
@@ -978,7 +978,7 @@
           <w:sz w:val="24"/>
           <w:u w:val="single"/>
         </w:rPr>
-        <w:hyperlink r:id="rId17" w:history="1">
+        <w:hyperlink r:id="rId15" w:history="1">
           <w:r>
             <w:rPr>
               <w:rStyle w:val="Hyperlink"/>
@@ -996,7 +996,7 @@
           <w:sz w:val="24"/>
           <w:u w:val="single"/>
         </w:rPr>
-        <w:hyperlink r:id="rId17" w:history="1">
+        <w:hyperlink r:id="rId15" w:history="1">
           <w:r>
             <w:rPr>
               <w:rStyle w:val="Hyperlink"/>
@@ -1047,6 +1047,7 @@
           <w:i w:val="0"/>
           <w:color w:val="0000FF"/>
           <w:sz w:val="24"/>
+          <w:u w:val="single"/>
         </w:rPr>
         <w:t>h</w:t>
       </w:r>
@@ -1280,6 +1281,7 @@
       </w:r>
       <w:r>
         <w:rPr>
+          <w:u w:val="single" w:color="0000ff"/>
           <w:rFonts w:ascii="Charis SIL Regular" w:hAnsi="Charis SIL Regular" w:eastAsia="Charis SIL Regular"/>
           <w:b w:val="0"/>
           <w:i w:val="0"/>
@@ -1691,7 +1693,14 @@
           <w:color w:val="000000"/>
           <w:sz w:val="24"/>
         </w:rPr>
-        <w:t>regarding purch</w:t>
+        <w:hyperlink r:id="rId17" w:history="1">
+          <w:r>
+            <w:rPr>
+              <w:rStyle w:val="Hyperlink"/>
+            </w:rPr>
+            <w:t>regarding purch</w:t>
+          </w:r>
+        </w:hyperlink>
       </w:r>
       <w:r>
         <w:rPr>

--- a/EXPORTS/DOCX/published/niveau3/English/KoninklijkeBazar.docx
+++ b/EXPORTS/DOCX/published/niveau3/English/KoninklijkeBazar.docx
@@ -727,32 +727,7 @@
           <w:color w:val="000000"/>
           <w:sz w:val="24"/>
         </w:rPr>
-        <w:hyperlink r:id="rId14" w:history="1">
-          <w:r>
-            <w:rPr>
-              <w:rStyle w:val="Hyperlink"/>
-            </w:rPr>
-            <w:t>ll a</w:t>
-          </w:r>
-        </w:hyperlink>
-      </w:r>
-      <w:r>
-        <w:rPr>
-          <w:u w:val="single" w:color="0000ff"/>
-          <w:rFonts w:ascii="Charis SIL Regular" w:hAnsi="Charis SIL Regular" w:eastAsia="Charis SIL Regular"/>
-          <w:b w:val="0"/>
-          <w:i w:val="0"/>
-          <w:color w:val="000000"/>
-          <w:sz w:val="24"/>
-        </w:rPr>
-        <w:hyperlink r:id="rId14" w:history="1">
-          <w:r>
-            <w:rPr>
-              <w:rStyle w:val="Hyperlink"/>
-            </w:rPr>
-            <w:t>s muse</w:t>
-          </w:r>
-        </w:hyperlink>
+        <w:t>ll as muse</w:t>
       </w:r>
       <w:r>
         <w:rPr>
@@ -978,7 +953,7 @@
           <w:sz w:val="24"/>
           <w:u w:val="single"/>
         </w:rPr>
-        <w:hyperlink r:id="rId15" w:history="1">
+        <w:hyperlink r:id="rId17" w:history="1">
           <w:r>
             <w:rPr>
               <w:rStyle w:val="Hyperlink"/>
@@ -996,7 +971,7 @@
           <w:sz w:val="24"/>
           <w:u w:val="single"/>
         </w:rPr>
-        <w:hyperlink r:id="rId15" w:history="1">
+        <w:hyperlink r:id="rId17" w:history="1">
           <w:r>
             <w:rPr>
               <w:rStyle w:val="Hyperlink"/>
@@ -1564,7 +1539,7 @@
           <w:sz w:val="24"/>
           <w:u w:val="single"/>
         </w:rPr>
-        <w:hyperlink r:id="rId18" w:history="1">
+        <w:hyperlink r:id="rId17" w:history="1">
           <w:r>
             <w:rPr>
               <w:rStyle w:val="Hyperlink"/>
@@ -1582,7 +1557,7 @@
           <w:sz w:val="24"/>
           <w:u w:val="single"/>
         </w:rPr>
-        <w:hyperlink r:id="rId18" w:history="1">
+        <w:hyperlink r:id="rId17" w:history="1">
           <w:r>
             <w:rPr>
               <w:rStyle w:val="Hyperlink"/>
@@ -1600,7 +1575,7 @@
           <w:sz w:val="24"/>
           <w:u w:val="single"/>
         </w:rPr>
-        <w:hyperlink r:id="rId18" w:history="1">
+        <w:hyperlink r:id="rId17" w:history="1">
           <w:r>
             <w:rPr>
               <w:rStyle w:val="Hyperlink"/>

--- a/EXPORTS/DOCX/published/niveau3/English/KoninklijkeBazar.docx
+++ b/EXPORTS/DOCX/published/niveau3/English/KoninklijkeBazar.docx
@@ -727,7 +727,32 @@
           <w:color w:val="000000"/>
           <w:sz w:val="24"/>
         </w:rPr>
-        <w:t>ll as muse</w:t>
+        <w:hyperlink r:id="rId14" w:history="1">
+          <w:r>
+            <w:rPr>
+              <w:rStyle w:val="Hyperlink"/>
+            </w:rPr>
+            <w:t>ll a</w:t>
+          </w:r>
+        </w:hyperlink>
+      </w:r>
+      <w:r>
+        <w:rPr>
+          <w:u w:val="single" w:color="0000ff"/>
+          <w:rFonts w:ascii="Charis SIL Regular" w:hAnsi="Charis SIL Regular" w:eastAsia="Charis SIL Regular"/>
+          <w:b w:val="0"/>
+          <w:i w:val="0"/>
+          <w:color w:val="000000"/>
+          <w:sz w:val="24"/>
+        </w:rPr>
+        <w:hyperlink r:id="rId14" w:history="1">
+          <w:r>
+            <w:rPr>
+              <w:rStyle w:val="Hyperlink"/>
+            </w:rPr>
+            <w:t>s muse</w:t>
+          </w:r>
+        </w:hyperlink>
       </w:r>
       <w:r>
         <w:rPr>

--- a/EXPORTS/DOCX/published/niveau3/English/KoninklijkeBazar.docx
+++ b/EXPORTS/DOCX/published/niveau3/English/KoninklijkeBazar.docx
@@ -205,53 +205,7 @@
           <w:color w:val="000000"/>
           <w:sz w:val="24"/>
         </w:rPr>
-        <w:t xml:space="preserve">1843. </w:t>
-      </w:r>
-      <w:r>
-        <w:rPr>
-          <w:u w:val="single" w:color="0000ff"/>
-          <w:rFonts w:ascii="Charis SIL Regular" w:hAnsi="Charis SIL Regular" w:eastAsia="Charis SIL Regular"/>
-          <w:b w:val="0"/>
-          <w:i w:val="0"/>
-          <w:color w:val="000000"/>
-          <w:sz w:val="24"/>
-        </w:rPr>
-        <w:hyperlink r:id="rId9" w:history="1">
-          <w:r>
-            <w:rPr>
-              <w:rStyle w:val="Hyperlink"/>
-            </w:rPr>
-            <w:t>The s</w:t>
-          </w:r>
-        </w:hyperlink>
-      </w:r>
-      <w:r>
-        <w:rPr>
-          <w:u w:val="single" w:color="0000ff"/>
-          <w:rFonts w:ascii="Charis SIL Regular" w:hAnsi="Charis SIL Regular" w:eastAsia="Charis SIL Regular"/>
-          <w:b w:val="0"/>
-          <w:i w:val="0"/>
-          <w:color w:val="000000"/>
-          <w:sz w:val="24"/>
-        </w:rPr>
-        <w:hyperlink r:id="rId9" w:history="1">
-          <w:r>
-            <w:rPr>
-              <w:rStyle w:val="Hyperlink"/>
-            </w:rPr>
-            <w:t xml:space="preserve">tore </w:t>
-          </w:r>
-        </w:hyperlink>
-      </w:r>
-      <w:r>
-        <w:rPr>
-          <w:rFonts w:ascii="Charis SIL Regular" w:hAnsi="Charis SIL Regular" w:eastAsia="Charis SIL Regular"/>
-          <w:b w:val="0"/>
-          <w:i w:val="0"/>
-          <w:color w:val="000000"/>
-          <w:sz w:val="24"/>
-        </w:rPr>
-        <w:t xml:space="preserve">sold Asian items, mainly from </w:t>
+        <w:t xml:space="preserve">1843. The store sold Asian items, mainly from </w:t>
       </w:r>
       <w:r>
         <w:rPr>
@@ -517,35 +471,7 @@
           <w:color w:val="000000"/>
           <w:sz w:val="24"/>
         </w:rPr>
-        <w:t>. The buy</w:t>
-      </w:r>
-      <w:r>
-        <w:rPr>
-          <w:u w:val="single" w:color="0000ff"/>
-          <w:rFonts w:ascii="Charis SIL Regular" w:hAnsi="Charis SIL Regular" w:eastAsia="Charis SIL Regular"/>
-          <w:b w:val="0"/>
-          <w:i w:val="0"/>
-          <w:color w:val="000000"/>
-          <w:sz w:val="24"/>
-        </w:rPr>
-        <w:hyperlink r:id="rId10" w:history="1">
-          <w:r>
-            <w:rPr>
-              <w:rStyle w:val="Hyperlink"/>
-            </w:rPr>
-            <w:t>ers we</w:t>
-          </w:r>
-        </w:hyperlink>
-      </w:r>
-      <w:r>
-        <w:rPr>
-          <w:rFonts w:ascii="Charis SIL Regular" w:hAnsi="Charis SIL Regular" w:eastAsia="Charis SIL Regular"/>
-          <w:b w:val="0"/>
-          <w:i w:val="0"/>
-          <w:color w:val="000000"/>
-          <w:sz w:val="24"/>
-        </w:rPr>
-        <w:t>r</w:t>
+        <w:t>. The buyers wer</w:t>
       </w:r>
       <w:r>
         <w:rPr>
@@ -996,7 +922,7 @@
           <w:sz w:val="24"/>
           <w:u w:val="single"/>
         </w:rPr>
-        <w:hyperlink r:id="rId17" w:history="1">
+        <w:hyperlink r:id="rId15" w:history="1">
           <w:r>
             <w:rPr>
               <w:rStyle w:val="Hyperlink"/>
@@ -1019,24 +945,7 @@
             <w:rPr>
               <w:rStyle w:val="Hyperlink"/>
             </w:rPr>
-            <w:t>fis</w:t>
-          </w:r>
-        </w:hyperlink>
-      </w:r>
-      <w:r>
-        <w:rPr>
-          <w:rFonts w:ascii="Charis SIL Regular" w:hAnsi="Charis SIL Regular" w:eastAsia="Charis SIL Regular"/>
-          <w:b w:val="0"/>
-          <w:i w:val="0"/>
-          <w:color w:val="0000FF"/>
-          <w:sz w:val="24"/>
-        </w:rPr>
-        <w:hyperlink r:id="rId17" w:history="1">
-          <w:r>
-            <w:rPr>
-              <w:rStyle w:val="Hyperlink"/>
-            </w:rPr>
-            <w:t>c</w:t>
+            <w:t>fisc</w:t>
           </w:r>
         </w:hyperlink>
       </w:r>
@@ -1076,9 +985,19 @@
             <w:rPr>
               <w:rStyle w:val="Hyperlink"/>
             </w:rPr>
-            <w:t>Museum</w:t>
+            <w:t>Museu</w:t>
           </w:r>
         </w:hyperlink>
+      </w:r>
+      <w:r>
+        <w:rPr>
+          <w:rFonts w:ascii="Charis SIL Regular" w:hAnsi="Charis SIL Regular" w:eastAsia="Charis SIL Regular"/>
+          <w:b w:val="0"/>
+          <w:i w:val="0"/>
+          <w:color w:val="0000FF"/>
+          <w:sz w:val="24"/>
+        </w:rPr>
+        <w:t>m</w:t>
       </w:r>
       <w:r>
         <w:rPr>
@@ -1258,24 +1177,7 @@
             <w:rPr>
               <w:rStyle w:val="Hyperlink"/>
             </w:rPr>
-            <w:t>finally close</w:t>
-          </w:r>
-        </w:hyperlink>
-      </w:r>
-      <w:r>
-        <w:rPr>
-          <w:rFonts w:ascii="Charis SIL Regular" w:hAnsi="Charis SIL Regular" w:eastAsia="Charis SIL Regular"/>
-          <w:b w:val="0"/>
-          <w:i w:val="0"/>
-          <w:color w:val="000000"/>
-          <w:sz w:val="24"/>
-        </w:rPr>
-        <w:hyperlink r:id="rId17" w:history="1">
-          <w:r>
-            <w:rPr>
-              <w:rStyle w:val="Hyperlink"/>
-            </w:rPr>
-            <w:t>d</w:t>
+            <w:t>finally closed</w:t>
           </w:r>
         </w:hyperlink>
       </w:r>
@@ -1322,7 +1224,7 @@
             <w:rPr>
               <w:rStyle w:val="Hyperlink"/>
             </w:rPr>
-            <w:t xml:space="preserve">ts doors </w:t>
+            <w:t>ts doors</w:t>
           </w:r>
         </w:hyperlink>
       </w:r>
@@ -1334,7 +1236,7 @@
           <w:color w:val="000000"/>
           <w:sz w:val="24"/>
         </w:rPr>
-        <w:t>in 1927.</w:t>
+        <w:t xml:space="preserve"> in 1927.</w:t>
       </w:r>
     </w:p>
     <w:p>
@@ -1564,7 +1466,7 @@
           <w:sz w:val="24"/>
           <w:u w:val="single"/>
         </w:rPr>
-        <w:hyperlink r:id="rId17" w:history="1">
+        <w:hyperlink r:id="rId18" w:history="1">
           <w:r>
             <w:rPr>
               <w:rStyle w:val="Hyperlink"/>
@@ -1582,7 +1484,7 @@
           <w:sz w:val="24"/>
           <w:u w:val="single"/>
         </w:rPr>
-        <w:hyperlink r:id="rId17" w:history="1">
+        <w:hyperlink r:id="rId18" w:history="1">
           <w:r>
             <w:rPr>
               <w:rStyle w:val="Hyperlink"/>
@@ -1600,7 +1502,7 @@
           <w:sz w:val="24"/>
           <w:u w:val="single"/>
         </w:rPr>
-        <w:hyperlink r:id="rId17" w:history="1">
+        <w:hyperlink r:id="rId18" w:history="1">
           <w:r>
             <w:rPr>
               <w:rStyle w:val="Hyperlink"/>

--- a/EXPORTS/DOCX/published/niveau3/English/KoninklijkeBazar.docx
+++ b/EXPORTS/DOCX/published/niveau3/English/KoninklijkeBazar.docx
@@ -471,7 +471,35 @@
           <w:color w:val="000000"/>
           <w:sz w:val="24"/>
         </w:rPr>
-        <w:t>. The buyers wer</w:t>
+        <w:t>. The buy</w:t>
+      </w:r>
+      <w:r>
+        <w:rPr>
+          <w:u w:val="single" w:color="0000ff"/>
+          <w:rFonts w:ascii="Charis SIL Regular" w:hAnsi="Charis SIL Regular" w:eastAsia="Charis SIL Regular"/>
+          <w:b w:val="0"/>
+          <w:i w:val="0"/>
+          <w:color w:val="000000"/>
+          <w:sz w:val="24"/>
+        </w:rPr>
+        <w:hyperlink r:id="rId10" w:history="1">
+          <w:r>
+            <w:rPr>
+              <w:rStyle w:val="Hyperlink"/>
+            </w:rPr>
+            <w:t>ers we</w:t>
+          </w:r>
+        </w:hyperlink>
+      </w:r>
+      <w:r>
+        <w:rPr>
+          <w:rFonts w:ascii="Charis SIL Regular" w:hAnsi="Charis SIL Regular" w:eastAsia="Charis SIL Regular"/>
+          <w:b w:val="0"/>
+          <w:i w:val="0"/>
+          <w:color w:val="000000"/>
+          <w:sz w:val="24"/>
+        </w:rPr>
+        <w:t>r</w:t>
       </w:r>
       <w:r>
         <w:rPr>
@@ -904,7 +932,7 @@
           <w:sz w:val="24"/>
           <w:u w:val="single"/>
         </w:rPr>
-        <w:hyperlink r:id="rId17" w:history="1">
+        <w:hyperlink r:id="rId15" w:history="1">
           <w:r>
             <w:rPr>
               <w:rStyle w:val="Hyperlink"/>
@@ -945,7 +973,24 @@
             <w:rPr>
               <w:rStyle w:val="Hyperlink"/>
             </w:rPr>
-            <w:t>fisc</w:t>
+            <w:t>fis</w:t>
+          </w:r>
+        </w:hyperlink>
+      </w:r>
+      <w:r>
+        <w:rPr>
+          <w:rFonts w:ascii="Charis SIL Regular" w:hAnsi="Charis SIL Regular" w:eastAsia="Charis SIL Regular"/>
+          <w:b w:val="0"/>
+          <w:i w:val="0"/>
+          <w:color w:val="0000FF"/>
+          <w:sz w:val="24"/>
+        </w:rPr>
+        <w:hyperlink r:id="rId17" w:history="1">
+          <w:r>
+            <w:rPr>
+              <w:rStyle w:val="Hyperlink"/>
+            </w:rPr>
+            <w:t>c</w:t>
           </w:r>
         </w:hyperlink>
       </w:r>
@@ -985,19 +1030,9 @@
             <w:rPr>
               <w:rStyle w:val="Hyperlink"/>
             </w:rPr>
-            <w:t>Museu</w:t>
+            <w:t>Museum</w:t>
           </w:r>
         </w:hyperlink>
-      </w:r>
-      <w:r>
-        <w:rPr>
-          <w:rFonts w:ascii="Charis SIL Regular" w:hAnsi="Charis SIL Regular" w:eastAsia="Charis SIL Regular"/>
-          <w:b w:val="0"/>
-          <w:i w:val="0"/>
-          <w:color w:val="0000FF"/>
-          <w:sz w:val="24"/>
-        </w:rPr>
-        <w:t>m</w:t>
       </w:r>
       <w:r>
         <w:rPr>
@@ -1177,7 +1212,24 @@
             <w:rPr>
               <w:rStyle w:val="Hyperlink"/>
             </w:rPr>
-            <w:t>finally closed</w:t>
+            <w:t>finally close</w:t>
+          </w:r>
+        </w:hyperlink>
+      </w:r>
+      <w:r>
+        <w:rPr>
+          <w:rFonts w:ascii="Charis SIL Regular" w:hAnsi="Charis SIL Regular" w:eastAsia="Charis SIL Regular"/>
+          <w:b w:val="0"/>
+          <w:i w:val="0"/>
+          <w:color w:val="000000"/>
+          <w:sz w:val="24"/>
+        </w:rPr>
+        <w:hyperlink r:id="rId17" w:history="1">
+          <w:r>
+            <w:rPr>
+              <w:rStyle w:val="Hyperlink"/>
+            </w:rPr>
+            <w:t>d</w:t>
           </w:r>
         </w:hyperlink>
       </w:r>
@@ -1224,7 +1276,7 @@
             <w:rPr>
               <w:rStyle w:val="Hyperlink"/>
             </w:rPr>
-            <w:t>ts doors</w:t>
+            <w:t xml:space="preserve">ts doors </w:t>
           </w:r>
         </w:hyperlink>
       </w:r>
@@ -1236,7 +1288,7 @@
           <w:color w:val="000000"/>
           <w:sz w:val="24"/>
         </w:rPr>
-        <w:t xml:space="preserve"> in 1927.</w:t>
+        <w:t>in 1927.</w:t>
       </w:r>
     </w:p>
     <w:p>

--- a/EXPORTS/DOCX/published/niveau3/English/KoninklijkeBazar.docx
+++ b/EXPORTS/DOCX/published/niveau3/English/KoninklijkeBazar.docx
@@ -205,7 +205,53 @@
           <w:color w:val="000000"/>
           <w:sz w:val="24"/>
         </w:rPr>
-        <w:t xml:space="preserve">1843. The store sold Asian items, mainly from </w:t>
+        <w:t xml:space="preserve">1843. </w:t>
+      </w:r>
+      <w:r>
+        <w:rPr>
+          <w:u w:val="single" w:color="0000ff"/>
+          <w:rFonts w:ascii="Charis SIL Regular" w:hAnsi="Charis SIL Regular" w:eastAsia="Charis SIL Regular"/>
+          <w:b w:val="0"/>
+          <w:i w:val="0"/>
+          <w:color w:val="000000"/>
+          <w:sz w:val="24"/>
+        </w:rPr>
+        <w:hyperlink r:id="rId9" w:history="1">
+          <w:r>
+            <w:rPr>
+              <w:rStyle w:val="Hyperlink"/>
+            </w:rPr>
+            <w:t>The s</w:t>
+          </w:r>
+        </w:hyperlink>
+      </w:r>
+      <w:r>
+        <w:rPr>
+          <w:u w:val="single" w:color="0000ff"/>
+          <w:rFonts w:ascii="Charis SIL Regular" w:hAnsi="Charis SIL Regular" w:eastAsia="Charis SIL Regular"/>
+          <w:b w:val="0"/>
+          <w:i w:val="0"/>
+          <w:color w:val="000000"/>
+          <w:sz w:val="24"/>
+        </w:rPr>
+        <w:hyperlink r:id="rId9" w:history="1">
+          <w:r>
+            <w:rPr>
+              <w:rStyle w:val="Hyperlink"/>
+            </w:rPr>
+            <w:t xml:space="preserve">tore </w:t>
+          </w:r>
+        </w:hyperlink>
+      </w:r>
+      <w:r>
+        <w:rPr>
+          <w:rFonts w:ascii="Charis SIL Regular" w:hAnsi="Charis SIL Regular" w:eastAsia="Charis SIL Regular"/>
+          <w:b w:val="0"/>
+          <w:i w:val="0"/>
+          <w:color w:val="000000"/>
+          <w:sz w:val="24"/>
+        </w:rPr>
+        <w:t xml:space="preserve">sold Asian items, mainly from </w:t>
       </w:r>
       <w:r>
         <w:rPr>
@@ -932,7 +978,7 @@
           <w:sz w:val="24"/>
           <w:u w:val="single"/>
         </w:rPr>
-        <w:hyperlink r:id="rId15" w:history="1">
+        <w:hyperlink r:id="rId17" w:history="1">
           <w:r>
             <w:rPr>
               <w:rStyle w:val="Hyperlink"/>
@@ -950,7 +996,7 @@
           <w:sz w:val="24"/>
           <w:u w:val="single"/>
         </w:rPr>
-        <w:hyperlink r:id="rId15" w:history="1">
+        <w:hyperlink r:id="rId17" w:history="1">
           <w:r>
             <w:rPr>
               <w:rStyle w:val="Hyperlink"/>
@@ -1536,7 +1582,7 @@
           <w:sz w:val="24"/>
           <w:u w:val="single"/>
         </w:rPr>
-        <w:hyperlink r:id="rId18" w:history="1">
+        <w:hyperlink r:id="rId17" w:history="1">
           <w:r>
             <w:rPr>
               <w:rStyle w:val="Hyperlink"/>
@@ -1572,7 +1618,7 @@
           <w:sz w:val="24"/>
           <w:u w:val="single"/>
         </w:rPr>
-        <w:hyperlink r:id="rId18" w:history="1">
+        <w:hyperlink r:id="rId17" w:history="1">
           <w:r>
             <w:rPr>
               <w:rStyle w:val="Hyperlink"/>
@@ -1647,14 +1693,7 @@
           <w:color w:val="000000"/>
           <w:sz w:val="24"/>
         </w:rPr>
-        <w:hyperlink r:id="rId17" w:history="1">
-          <w:r>
-            <w:rPr>
-              <w:rStyle w:val="Hyperlink"/>
-            </w:rPr>
-            <w:t>regarding purch</w:t>
-          </w:r>
-        </w:hyperlink>
+        <w:t>regarding purch</w:t>
       </w:r>
       <w:r>
         <w:rPr>

--- a/EXPORTS/DOCX/published/niveau3/English/KoninklijkeBazar.docx
+++ b/EXPORTS/DOCX/published/niveau3/English/KoninklijkeBazar.docx
@@ -1582,7 +1582,7 @@
           <w:sz w:val="24"/>
           <w:u w:val="single"/>
         </w:rPr>
-        <w:hyperlink r:id="rId17" w:history="1">
+        <w:hyperlink r:id="rId18" w:history="1">
           <w:r>
             <w:rPr>
               <w:rStyle w:val="Hyperlink"/>
@@ -1618,7 +1618,7 @@
           <w:sz w:val="24"/>
           <w:u w:val="single"/>
         </w:rPr>
-        <w:hyperlink r:id="rId17" w:history="1">
+        <w:hyperlink r:id="rId18" w:history="1">
           <w:r>
             <w:rPr>
               <w:rStyle w:val="Hyperlink"/>
@@ -1686,7 +1686,6 @@
       </w:r>
       <w:r>
         <w:rPr>
-          <w:u w:val="single" w:color="0000ff"/>
           <w:rFonts w:ascii="Charis SIL Regular" w:hAnsi="Charis SIL Regular" w:eastAsia="Charis SIL Regular"/>
           <w:b w:val="0"/>
           <w:i w:val="0"/>

--- a/EXPORTS/DOCX/published/niveau3/English/KoninklijkeBazar.docx
+++ b/EXPORTS/DOCX/published/niveau3/English/KoninklijkeBazar.docx
@@ -205,53 +205,7 @@
           <w:color w:val="000000"/>
           <w:sz w:val="24"/>
         </w:rPr>
-        <w:t xml:space="preserve">1843. </w:t>
-      </w:r>
-      <w:r>
-        <w:rPr>
-          <w:u w:val="single" w:color="0000ff"/>
-          <w:rFonts w:ascii="Charis SIL Regular" w:hAnsi="Charis SIL Regular" w:eastAsia="Charis SIL Regular"/>
-          <w:b w:val="0"/>
-          <w:i w:val="0"/>
-          <w:color w:val="000000"/>
-          <w:sz w:val="24"/>
-        </w:rPr>
-        <w:hyperlink r:id="rId9" w:history="1">
-          <w:r>
-            <w:rPr>
-              <w:rStyle w:val="Hyperlink"/>
-            </w:rPr>
-            <w:t>The s</w:t>
-          </w:r>
-        </w:hyperlink>
-      </w:r>
-      <w:r>
-        <w:rPr>
-          <w:u w:val="single" w:color="0000ff"/>
-          <w:rFonts w:ascii="Charis SIL Regular" w:hAnsi="Charis SIL Regular" w:eastAsia="Charis SIL Regular"/>
-          <w:b w:val="0"/>
-          <w:i w:val="0"/>
-          <w:color w:val="000000"/>
-          <w:sz w:val="24"/>
-        </w:rPr>
-        <w:hyperlink r:id="rId9" w:history="1">
-          <w:r>
-            <w:rPr>
-              <w:rStyle w:val="Hyperlink"/>
-            </w:rPr>
-            <w:t xml:space="preserve">tore </w:t>
-          </w:r>
-        </w:hyperlink>
-      </w:r>
-      <w:r>
-        <w:rPr>
-          <w:rFonts w:ascii="Charis SIL Regular" w:hAnsi="Charis SIL Regular" w:eastAsia="Charis SIL Regular"/>
-          <w:b w:val="0"/>
-          <w:i w:val="0"/>
-          <w:color w:val="000000"/>
-          <w:sz w:val="24"/>
-        </w:rPr>
-        <w:t xml:space="preserve">sold Asian items, mainly from </w:t>
+        <w:t xml:space="preserve">1843. The store sold Asian items, mainly from </w:t>
       </w:r>
       <w:r>
         <w:rPr>
@@ -727,32 +681,7 @@
           <w:color w:val="000000"/>
           <w:sz w:val="24"/>
         </w:rPr>
-        <w:hyperlink r:id="rId14" w:history="1">
-          <w:r>
-            <w:rPr>
-              <w:rStyle w:val="Hyperlink"/>
-            </w:rPr>
-            <w:t>ll a</w:t>
-          </w:r>
-        </w:hyperlink>
-      </w:r>
-      <w:r>
-        <w:rPr>
-          <w:u w:val="single" w:color="0000ff"/>
-          <w:rFonts w:ascii="Charis SIL Regular" w:hAnsi="Charis SIL Regular" w:eastAsia="Charis SIL Regular"/>
-          <w:b w:val="0"/>
-          <w:i w:val="0"/>
-          <w:color w:val="000000"/>
-          <w:sz w:val="24"/>
-        </w:rPr>
-        <w:hyperlink r:id="rId14" w:history="1">
-          <w:r>
-            <w:rPr>
-              <w:rStyle w:val="Hyperlink"/>
-            </w:rPr>
-            <w:t>s muse</w:t>
-          </w:r>
-        </w:hyperlink>
+        <w:t>ll as muse</w:t>
       </w:r>
       <w:r>
         <w:rPr>
@@ -960,7 +889,7 @@
           <w:sz w:val="24"/>
           <w:u w:val="single"/>
         </w:rPr>
-        <w:hyperlink r:id="rId17" w:history="1">
+        <w:hyperlink r:id="rId15" w:history="1">
           <w:r>
             <w:rPr>
               <w:rStyle w:val="Hyperlink"/>
@@ -978,7 +907,7 @@
           <w:sz w:val="24"/>
           <w:u w:val="single"/>
         </w:rPr>
-        <w:hyperlink r:id="rId17" w:history="1">
+        <w:hyperlink r:id="rId15" w:history="1">
           <w:r>
             <w:rPr>
               <w:rStyle w:val="Hyperlink"/>
@@ -1047,7 +976,6 @@
           <w:i w:val="0"/>
           <w:color w:val="0000FF"/>
           <w:sz w:val="24"/>
-          <w:u w:val="single"/>
         </w:rPr>
         <w:t>h</w:t>
       </w:r>
@@ -1281,7 +1209,6 @@
       </w:r>
       <w:r>
         <w:rPr>
-          <w:u w:val="single" w:color="0000ff"/>
           <w:rFonts w:ascii="Charis SIL Regular" w:hAnsi="Charis SIL Regular" w:eastAsia="Charis SIL Regular"/>
           <w:b w:val="0"/>
           <w:i w:val="0"/>
@@ -1686,13 +1613,21 @@
       </w:r>
       <w:r>
         <w:rPr>
+          <w:u w:val="single" w:color="0000ff"/>
           <w:rFonts w:ascii="Charis SIL Regular" w:hAnsi="Charis SIL Regular" w:eastAsia="Charis SIL Regular"/>
           <w:b w:val="0"/>
           <w:i w:val="0"/>
           <w:color w:val="000000"/>
           <w:sz w:val="24"/>
         </w:rPr>
-        <w:t>regarding purch</w:t>
+        <w:hyperlink r:id="rId17" w:history="1">
+          <w:r>
+            <w:rPr>
+              <w:rStyle w:val="Hyperlink"/>
+            </w:rPr>
+            <w:t>regarding purch</w:t>
+          </w:r>
+        </w:hyperlink>
       </w:r>
       <w:r>
         <w:rPr>
@@ -3066,7 +3001,7 @@
           <w:sz w:val="24"/>
           <w:u w:val="single"/>
         </w:rPr>
-        <w:hyperlink r:id="rId26" w:history="1">
+        <w:hyperlink r:id="rId25" w:history="1">
           <w:r>
             <w:rPr>
               <w:rStyle w:val="Hyperlink"/>
@@ -3084,7 +3019,7 @@
           <w:sz w:val="24"/>
           <w:u w:val="single"/>
         </w:rPr>
-        <w:hyperlink r:id="rId26" w:history="1">
+        <w:hyperlink r:id="rId25" w:history="1">
           <w:r>
             <w:rPr>
               <w:rStyle w:val="Hyperlink"/>

--- a/EXPORTS/DOCX/published/niveau3/English/KoninklijkeBazar.docx
+++ b/EXPORTS/DOCX/published/niveau3/English/KoninklijkeBazar.docx
@@ -205,7 +205,35 @@
           <w:color w:val="000000"/>
           <w:sz w:val="24"/>
         </w:rPr>
-        <w:t xml:space="preserve">1843. The store sold Asian items, mainly from </w:t>
+        <w:t>1843. The s</w:t>
+      </w:r>
+      <w:r>
+        <w:rPr>
+          <w:u w:val="single" w:color="0000ff"/>
+          <w:rFonts w:ascii="Charis SIL Regular" w:hAnsi="Charis SIL Regular" w:eastAsia="Charis SIL Regular"/>
+          <w:b w:val="0"/>
+          <w:i w:val="0"/>
+          <w:color w:val="000000"/>
+          <w:sz w:val="24"/>
+        </w:rPr>
+        <w:hyperlink r:id="rId9" w:history="1">
+          <w:r>
+            <w:rPr>
+              <w:rStyle w:val="Hyperlink"/>
+            </w:rPr>
+            <w:t xml:space="preserve">tore </w:t>
+          </w:r>
+        </w:hyperlink>
+      </w:r>
+      <w:r>
+        <w:rPr>
+          <w:rFonts w:ascii="Charis SIL Regular" w:hAnsi="Charis SIL Regular" w:eastAsia="Charis SIL Regular"/>
+          <w:b w:val="0"/>
+          <w:i w:val="0"/>
+          <w:color w:val="000000"/>
+          <w:sz w:val="24"/>
+        </w:rPr>
+        <w:t xml:space="preserve">sold Asian items, mainly from </w:t>
       </w:r>
       <w:r>
         <w:rPr>
@@ -681,7 +709,32 @@
           <w:color w:val="000000"/>
           <w:sz w:val="24"/>
         </w:rPr>
-        <w:t>ll as muse</w:t>
+        <w:hyperlink r:id="rId14" w:history="1">
+          <w:r>
+            <w:rPr>
+              <w:rStyle w:val="Hyperlink"/>
+            </w:rPr>
+            <w:t>ll a</w:t>
+          </w:r>
+        </w:hyperlink>
+      </w:r>
+      <w:r>
+        <w:rPr>
+          <w:u w:val="single" w:color="0000ff"/>
+          <w:rFonts w:ascii="Charis SIL Regular" w:hAnsi="Charis SIL Regular" w:eastAsia="Charis SIL Regular"/>
+          <w:b w:val="0"/>
+          <w:i w:val="0"/>
+          <w:color w:val="000000"/>
+          <w:sz w:val="24"/>
+        </w:rPr>
+        <w:hyperlink r:id="rId14" w:history="1">
+          <w:r>
+            <w:rPr>
+              <w:rStyle w:val="Hyperlink"/>
+            </w:rPr>
+            <w:t>s muse</w:t>
+          </w:r>
+        </w:hyperlink>
       </w:r>
       <w:r>
         <w:rPr>
@@ -889,7 +942,7 @@
           <w:sz w:val="24"/>
           <w:u w:val="single"/>
         </w:rPr>
-        <w:hyperlink r:id="rId15" w:history="1">
+        <w:hyperlink r:id="rId17" w:history="1">
           <w:r>
             <w:rPr>
               <w:rStyle w:val="Hyperlink"/>
@@ -907,7 +960,7 @@
           <w:sz w:val="24"/>
           <w:u w:val="single"/>
         </w:rPr>
-        <w:hyperlink r:id="rId15" w:history="1">
+        <w:hyperlink r:id="rId17" w:history="1">
           <w:r>
             <w:rPr>
               <w:rStyle w:val="Hyperlink"/>
@@ -976,6 +1029,7 @@
           <w:i w:val="0"/>
           <w:color w:val="0000FF"/>
           <w:sz w:val="24"/>
+          <w:u w:val="single"/>
         </w:rPr>
         <w:t>h</w:t>
       </w:r>
@@ -1209,6 +1263,7 @@
       </w:r>
       <w:r>
         <w:rPr>
+          <w:u w:val="single" w:color="0000ff"/>
           <w:rFonts w:ascii="Charis SIL Regular" w:hAnsi="Charis SIL Regular" w:eastAsia="Charis SIL Regular"/>
           <w:b w:val="0"/>
           <w:i w:val="0"/>
@@ -1489,9 +1544,8 @@
           <w:i w:val="0"/>
           <w:color w:val="0000FF"/>
           <w:sz w:val="24"/>
-          <w:u w:val="single"/>
         </w:rPr>
-        <w:hyperlink r:id="rId18" w:history="1">
+        <w:hyperlink r:id="rId17" w:history="1">
           <w:r>
             <w:rPr>
               <w:rStyle w:val="Hyperlink"/>

--- a/EXPORTS/DOCX/published/niveau3/English/KoninklijkeBazar.docx
+++ b/EXPORTS/DOCX/published/niveau3/English/KoninklijkeBazar.docx
@@ -205,7 +205,25 @@
           <w:color w:val="000000"/>
           <w:sz w:val="24"/>
         </w:rPr>
-        <w:t>1843. The s</w:t>
+        <w:t xml:space="preserve">1843. </w:t>
+      </w:r>
+      <w:r>
+        <w:rPr>
+          <w:u w:val="single" w:color="0000ff"/>
+          <w:rFonts w:ascii="Charis SIL Regular" w:hAnsi="Charis SIL Regular" w:eastAsia="Charis SIL Regular"/>
+          <w:b w:val="0"/>
+          <w:i w:val="0"/>
+          <w:color w:val="000000"/>
+          <w:sz w:val="24"/>
+        </w:rPr>
+        <w:hyperlink r:id="rId9" w:history="1">
+          <w:r>
+            <w:rPr>
+              <w:rStyle w:val="Hyperlink"/>
+            </w:rPr>
+            <w:t>The s</w:t>
+          </w:r>
+        </w:hyperlink>
       </w:r>
       <w:r>
         <w:rPr>
@@ -1029,7 +1047,6 @@
           <w:i w:val="0"/>
           <w:color w:val="0000FF"/>
           <w:sz w:val="24"/>
-          <w:u w:val="single"/>
         </w:rPr>
         <w:t>h</w:t>
       </w:r>
@@ -1263,7 +1280,6 @@
       </w:r>
       <w:r>
         <w:rPr>
-          <w:u w:val="single" w:color="0000ff"/>
           <w:rFonts w:ascii="Charis SIL Regular" w:hAnsi="Charis SIL Regular" w:eastAsia="Charis SIL Regular"/>
           <w:b w:val="0"/>
           <w:i w:val="0"/>
@@ -1544,8 +1560,9 @@
           <w:i w:val="0"/>
           <w:color w:val="0000FF"/>
           <w:sz w:val="24"/>
+          <w:u w:val="single"/>
         </w:rPr>
-        <w:hyperlink r:id="rId17" w:history="1">
+        <w:hyperlink r:id="rId18" w:history="1">
           <w:r>
             <w:rPr>
               <w:rStyle w:val="Hyperlink"/>

--- a/EXPORTS/DOCX/published/niveau3/English/KoninklijkeBazar.docx
+++ b/EXPORTS/DOCX/published/niveau3/English/KoninklijkeBazar.docx
@@ -1047,6 +1047,7 @@
           <w:i w:val="0"/>
           <w:color w:val="0000FF"/>
           <w:sz w:val="24"/>
+          <w:u w:val="single"/>
         </w:rPr>
         <w:t>h</w:t>
       </w:r>
@@ -1087,143 +1088,7 @@
           <w:color w:val="000000"/>
           <w:sz w:val="24"/>
         </w:rPr>
-        <w:t xml:space="preserve">. After Boer's death, </w:t>
-      </w:r>
-      <w:r>
-        <w:rPr>
-          <w:u w:val="single" w:color="0000ff"/>
-          <w:rFonts w:ascii="Charis SIL Regular" w:hAnsi="Charis SIL Regular" w:eastAsia="Charis SIL Regular"/>
-          <w:b w:val="0"/>
-          <w:i w:val="0"/>
-          <w:color w:val="000000"/>
-          <w:sz w:val="24"/>
-        </w:rPr>
-        <w:hyperlink r:id="rId16" w:history="1">
-          <w:r>
-            <w:rPr>
-              <w:rStyle w:val="Hyperlink"/>
-            </w:rPr>
-            <w:t>the b</w:t>
-          </w:r>
-        </w:hyperlink>
-      </w:r>
-      <w:r>
-        <w:rPr>
-          <w:u w:val="single" w:color="0000ff"/>
-          <w:rFonts w:ascii="Charis SIL Regular" w:hAnsi="Charis SIL Regular" w:eastAsia="Charis SIL Regular"/>
-          <w:b w:val="0"/>
-          <w:i w:val="0"/>
-          <w:color w:val="000000"/>
-          <w:sz w:val="24"/>
-        </w:rPr>
-        <w:hyperlink r:id="rId16" w:history="1">
-          <w:r>
-            <w:rPr>
-              <w:rStyle w:val="Hyperlink"/>
-            </w:rPr>
-            <w:t>u</w:t>
-          </w:r>
-        </w:hyperlink>
-      </w:r>
-      <w:r>
-        <w:rPr>
-          <w:u w:val="single" w:color="0000ff"/>
-          <w:rFonts w:ascii="Charis SIL Regular" w:hAnsi="Charis SIL Regular" w:eastAsia="Charis SIL Regular"/>
-          <w:b w:val="0"/>
-          <w:i w:val="0"/>
-          <w:color w:val="000000"/>
-          <w:sz w:val="24"/>
-        </w:rPr>
-        <w:hyperlink r:id="rId16" w:history="1">
-          <w:r>
-            <w:rPr>
-              <w:rStyle w:val="Hyperlink"/>
-            </w:rPr>
-            <w:t>siness c</w:t>
-          </w:r>
-        </w:hyperlink>
-      </w:r>
-      <w:r>
-        <w:rPr>
-          <w:u w:val="single" w:color="0000ff"/>
-          <w:rFonts w:ascii="Charis SIL Regular" w:hAnsi="Charis SIL Regular" w:eastAsia="Charis SIL Regular"/>
-          <w:b w:val="0"/>
-          <w:i w:val="0"/>
-          <w:color w:val="000000"/>
-          <w:sz w:val="24"/>
-        </w:rPr>
-        <w:hyperlink r:id="rId16" w:history="1">
-          <w:r>
-            <w:rPr>
-              <w:rStyle w:val="Hyperlink"/>
-            </w:rPr>
-            <w:t>o</w:t>
-          </w:r>
-        </w:hyperlink>
-      </w:r>
-      <w:r>
-        <w:rPr>
-          <w:u w:val="single" w:color="0000ff"/>
-          <w:rFonts w:ascii="Charis SIL Regular" w:hAnsi="Charis SIL Regular" w:eastAsia="Charis SIL Regular"/>
-          <w:b w:val="0"/>
-          <w:i w:val="0"/>
-          <w:color w:val="000000"/>
-          <w:sz w:val="24"/>
-        </w:rPr>
-        <w:hyperlink r:id="rId16" w:history="1">
-          <w:r>
-            <w:rPr>
-              <w:rStyle w:val="Hyperlink"/>
-            </w:rPr>
-            <w:t>n</w:t>
-          </w:r>
-        </w:hyperlink>
-      </w:r>
-      <w:r>
-        <w:rPr>
-          <w:u w:val="single" w:color="0000ff"/>
-          <w:rFonts w:ascii="Charis SIL Regular" w:hAnsi="Charis SIL Regular" w:eastAsia="Charis SIL Regular"/>
-          <w:b w:val="0"/>
-          <w:i w:val="0"/>
-          <w:color w:val="000000"/>
-          <w:sz w:val="24"/>
-        </w:rPr>
-        <w:hyperlink r:id="rId16" w:history="1">
-          <w:r>
-            <w:rPr>
-              <w:rStyle w:val="Hyperlink"/>
-            </w:rPr>
-            <w:t>t</w:t>
-          </w:r>
-        </w:hyperlink>
-      </w:r>
-      <w:r>
-        <w:rPr>
-          <w:u w:val="single" w:color="0000ff"/>
-          <w:rFonts w:ascii="Charis SIL Regular" w:hAnsi="Charis SIL Regular" w:eastAsia="Charis SIL Regular"/>
-          <w:b w:val="0"/>
-          <w:i w:val="0"/>
-          <w:color w:val="000000"/>
-          <w:sz w:val="24"/>
-        </w:rPr>
-        <w:hyperlink r:id="rId16" w:history="1">
-          <w:r>
-            <w:rPr>
-              <w:rStyle w:val="Hyperlink"/>
-            </w:rPr>
-            <w:t>inued unde</w:t>
-          </w:r>
-        </w:hyperlink>
-      </w:r>
-      <w:r>
-        <w:rPr>
-          <w:rFonts w:ascii="Charis SIL Regular" w:hAnsi="Charis SIL Regular" w:eastAsia="Charis SIL Regular"/>
-          <w:b w:val="0"/>
-          <w:i w:val="0"/>
-          <w:color w:val="000000"/>
-          <w:sz w:val="24"/>
-        </w:rPr>
-        <w:t>r new owners</w:t>
+        <w:t>. After Boer's death, the business continued under new owners</w:t>
       </w:r>
       <w:r>
         <w:rPr>
@@ -1280,6 +1145,7 @@
       </w:r>
       <w:r>
         <w:rPr>
+          <w:u w:val="single" w:color="0000ff"/>
           <w:rFonts w:ascii="Charis SIL Regular" w:hAnsi="Charis SIL Regular" w:eastAsia="Charis SIL Regular"/>
           <w:b w:val="0"/>
           <w:i w:val="0"/>
@@ -1562,7 +1428,7 @@
           <w:sz w:val="24"/>
           <w:u w:val="single"/>
         </w:rPr>
-        <w:hyperlink r:id="rId18" w:history="1">
+        <w:hyperlink r:id="rId17" w:history="1">
           <w:r>
             <w:rPr>
               <w:rStyle w:val="Hyperlink"/>
@@ -1580,7 +1446,7 @@
           <w:sz w:val="24"/>
           <w:u w:val="single"/>
         </w:rPr>
-        <w:hyperlink r:id="rId18" w:history="1">
+        <w:hyperlink r:id="rId17" w:history="1">
           <w:r>
             <w:rPr>
               <w:rStyle w:val="Hyperlink"/>
@@ -1598,7 +1464,7 @@
           <w:sz w:val="24"/>
           <w:u w:val="single"/>
         </w:rPr>
-        <w:hyperlink r:id="rId18" w:history="1">
+        <w:hyperlink r:id="rId17" w:history="1">
           <w:r>
             <w:rPr>
               <w:rStyle w:val="Hyperlink"/>
@@ -1616,7 +1482,7 @@
           <w:sz w:val="24"/>
           <w:u w:val="single"/>
         </w:rPr>
-        <w:hyperlink r:id="rId18" w:history="1">
+        <w:hyperlink r:id="rId17" w:history="1">
           <w:r>
             <w:rPr>
               <w:rStyle w:val="Hyperlink"/>
@@ -3072,7 +2938,7 @@
           <w:sz w:val="24"/>
           <w:u w:val="single"/>
         </w:rPr>
-        <w:hyperlink r:id="rId25" w:history="1">
+        <w:hyperlink r:id="rId26" w:history="1">
           <w:r>
             <w:rPr>
               <w:rStyle w:val="Hyperlink"/>
@@ -3090,7 +2956,7 @@
           <w:sz w:val="24"/>
           <w:u w:val="single"/>
         </w:rPr>
-        <w:hyperlink r:id="rId25" w:history="1">
+        <w:hyperlink r:id="rId26" w:history="1">
           <w:r>
             <w:rPr>
               <w:rStyle w:val="Hyperlink"/>

--- a/EXPORTS/DOCX/published/niveau3/English/KoninklijkeBazar.docx
+++ b/EXPORTS/DOCX/published/niveau3/English/KoninklijkeBazar.docx
@@ -227,31 +227,13 @@
       </w:r>
       <w:r>
         <w:rPr>
-          <w:u w:val="single" w:color="0000ff"/>
           <w:rFonts w:ascii="Charis SIL Regular" w:hAnsi="Charis SIL Regular" w:eastAsia="Charis SIL Regular"/>
           <w:b w:val="0"/>
           <w:i w:val="0"/>
           <w:color w:val="000000"/>
           <w:sz w:val="24"/>
         </w:rPr>
-        <w:hyperlink r:id="rId9" w:history="1">
-          <w:r>
-            <w:rPr>
-              <w:rStyle w:val="Hyperlink"/>
-            </w:rPr>
-            <w:t xml:space="preserve">tore </w:t>
-          </w:r>
-        </w:hyperlink>
-      </w:r>
-      <w:r>
-        <w:rPr>
-          <w:rFonts w:ascii="Charis SIL Regular" w:hAnsi="Charis SIL Regular" w:eastAsia="Charis SIL Regular"/>
-          <w:b w:val="0"/>
-          <w:i w:val="0"/>
-          <w:color w:val="000000"/>
-          <w:sz w:val="24"/>
-        </w:rPr>
-        <w:t xml:space="preserve">sold Asian items, mainly from </w:t>
+        <w:t xml:space="preserve">tore sold Asian items, mainly from </w:t>
       </w:r>
       <w:r>
         <w:rPr>
@@ -716,25 +698,7 @@
           <w:color w:val="000000"/>
           <w:sz w:val="24"/>
         </w:rPr>
-        <w:t>, as we</w:t>
-      </w:r>
-      <w:r>
-        <w:rPr>
-          <w:u w:val="single" w:color="0000ff"/>
-          <w:rFonts w:ascii="Charis SIL Regular" w:hAnsi="Charis SIL Regular" w:eastAsia="Charis SIL Regular"/>
-          <w:b w:val="0"/>
-          <w:i w:val="0"/>
-          <w:color w:val="000000"/>
-          <w:sz w:val="24"/>
-        </w:rPr>
-        <w:hyperlink r:id="rId14" w:history="1">
-          <w:r>
-            <w:rPr>
-              <w:rStyle w:val="Hyperlink"/>
-            </w:rPr>
-            <w:t>ll a</w:t>
-          </w:r>
-        </w:hyperlink>
+        <w:t>, as well a</w:t>
       </w:r>
       <w:r>
         <w:rPr>
@@ -756,67 +720,13 @@
       </w:r>
       <w:r>
         <w:rPr>
-          <w:u w:val="single" w:color="0000ff"/>
           <w:rFonts w:ascii="Charis SIL Regular" w:hAnsi="Charis SIL Regular" w:eastAsia="Charis SIL Regular"/>
           <w:b w:val="0"/>
           <w:i w:val="0"/>
           <w:color w:val="000000"/>
           <w:sz w:val="24"/>
         </w:rPr>
-        <w:hyperlink r:id="rId14" w:history="1">
-          <w:r>
-            <w:rPr>
-              <w:rStyle w:val="Hyperlink"/>
-            </w:rPr>
-            <w:t>ums</w:t>
-          </w:r>
-        </w:hyperlink>
-      </w:r>
-      <w:r>
-        <w:rPr>
-          <w:u w:val="single" w:color="0000ff"/>
-          <w:rFonts w:ascii="Charis SIL Regular" w:hAnsi="Charis SIL Regular" w:eastAsia="Charis SIL Regular"/>
-          <w:b w:val="0"/>
-          <w:i w:val="0"/>
-          <w:color w:val="000000"/>
-          <w:sz w:val="24"/>
-        </w:rPr>
-        <w:hyperlink r:id="rId14" w:history="1">
-          <w:r>
-            <w:rPr>
-              <w:rStyle w:val="Hyperlink"/>
-            </w:rPr>
-            <w:t>,</w:t>
-          </w:r>
-        </w:hyperlink>
-      </w:r>
-      <w:r>
-        <w:rPr>
-          <w:u w:val="single" w:color="0000ff"/>
-          <w:rFonts w:ascii="Charis SIL Regular" w:hAnsi="Charis SIL Regular" w:eastAsia="Charis SIL Regular"/>
-          <w:b w:val="0"/>
-          <w:i w:val="0"/>
-          <w:color w:val="000000"/>
-          <w:sz w:val="24"/>
-        </w:rPr>
-        <w:hyperlink r:id="rId14" w:history="1">
-          <w:r>
-            <w:rPr>
-              <w:rStyle w:val="Hyperlink"/>
-            </w:rPr>
-            <w:t xml:space="preserve"> such </w:t>
-          </w:r>
-        </w:hyperlink>
-      </w:r>
-      <w:r>
-        <w:rPr>
-          <w:rFonts w:ascii="Charis SIL Regular" w:hAnsi="Charis SIL Regular" w:eastAsia="Charis SIL Regular"/>
-          <w:b w:val="0"/>
-          <w:i w:val="0"/>
-          <w:color w:val="000000"/>
-          <w:sz w:val="24"/>
-        </w:rPr>
-        <w:t xml:space="preserve">as the </w:t>
+        <w:t xml:space="preserve">ums, such as the </w:t>
       </w:r>
       <w:r>
         <w:rPr>
@@ -960,7 +870,7 @@
           <w:sz w:val="24"/>
           <w:u w:val="single"/>
         </w:rPr>
-        <w:hyperlink r:id="rId17" w:history="1">
+        <w:hyperlink r:id="rId15" w:history="1">
           <w:r>
             <w:rPr>
               <w:rStyle w:val="Hyperlink"/>
@@ -978,7 +888,7 @@
           <w:sz w:val="24"/>
           <w:u w:val="single"/>
         </w:rPr>
-        <w:hyperlink r:id="rId17" w:history="1">
+        <w:hyperlink r:id="rId15" w:history="1">
           <w:r>
             <w:rPr>
               <w:rStyle w:val="Hyperlink"/>
@@ -1019,24 +929,7 @@
             <w:rPr>
               <w:rStyle w:val="Hyperlink"/>
             </w:rPr>
-            <w:t>fis</w:t>
-          </w:r>
-        </w:hyperlink>
-      </w:r>
-      <w:r>
-        <w:rPr>
-          <w:rFonts w:ascii="Charis SIL Regular" w:hAnsi="Charis SIL Regular" w:eastAsia="Charis SIL Regular"/>
-          <w:b w:val="0"/>
-          <w:i w:val="0"/>
-          <w:color w:val="0000FF"/>
-          <w:sz w:val="24"/>
-        </w:rPr>
-        <w:hyperlink r:id="rId17" w:history="1">
-          <w:r>
-            <w:rPr>
-              <w:rStyle w:val="Hyperlink"/>
-            </w:rPr>
-            <w:t>c</w:t>
+            <w:t>fisc</w:t>
           </w:r>
         </w:hyperlink>
       </w:r>
@@ -1076,7 +969,153 @@
             <w:rPr>
               <w:rStyle w:val="Hyperlink"/>
             </w:rPr>
-            <w:t>Museum</w:t>
+            <w:t>Museu</w:t>
+          </w:r>
+        </w:hyperlink>
+      </w:r>
+      <w:r>
+        <w:rPr>
+          <w:rFonts w:ascii="Charis SIL Regular" w:hAnsi="Charis SIL Regular" w:eastAsia="Charis SIL Regular"/>
+          <w:b w:val="0"/>
+          <w:i w:val="0"/>
+          <w:color w:val="0000FF"/>
+          <w:sz w:val="24"/>
+        </w:rPr>
+        <w:t>m</w:t>
+      </w:r>
+      <w:r>
+        <w:rPr>
+          <w:rFonts w:ascii="Charis SIL Regular" w:hAnsi="Charis SIL Regular" w:eastAsia="Charis SIL Regular"/>
+          <w:b w:val="0"/>
+          <w:i w:val="0"/>
+          <w:color w:val="000000"/>
+          <w:sz w:val="24"/>
+        </w:rPr>
+        <w:t xml:space="preserve">. After Boer's death, </w:t>
+      </w:r>
+      <w:r>
+        <w:rPr>
+          <w:u w:val="single" w:color="0000ff"/>
+          <w:rFonts w:ascii="Charis SIL Regular" w:hAnsi="Charis SIL Regular" w:eastAsia="Charis SIL Regular"/>
+          <w:b w:val="0"/>
+          <w:i w:val="0"/>
+          <w:color w:val="000000"/>
+          <w:sz w:val="24"/>
+        </w:rPr>
+        <w:hyperlink r:id="rId16" w:history="1">
+          <w:r>
+            <w:rPr>
+              <w:rStyle w:val="Hyperlink"/>
+            </w:rPr>
+            <w:t>the b</w:t>
+          </w:r>
+        </w:hyperlink>
+      </w:r>
+      <w:r>
+        <w:rPr>
+          <w:u w:val="single" w:color="0000ff"/>
+          <w:rFonts w:ascii="Charis SIL Regular" w:hAnsi="Charis SIL Regular" w:eastAsia="Charis SIL Regular"/>
+          <w:b w:val="0"/>
+          <w:i w:val="0"/>
+          <w:color w:val="000000"/>
+          <w:sz w:val="24"/>
+        </w:rPr>
+        <w:hyperlink r:id="rId16" w:history="1">
+          <w:r>
+            <w:rPr>
+              <w:rStyle w:val="Hyperlink"/>
+            </w:rPr>
+            <w:t>u</w:t>
+          </w:r>
+        </w:hyperlink>
+      </w:r>
+      <w:r>
+        <w:rPr>
+          <w:u w:val="single" w:color="0000ff"/>
+          <w:rFonts w:ascii="Charis SIL Regular" w:hAnsi="Charis SIL Regular" w:eastAsia="Charis SIL Regular"/>
+          <w:b w:val="0"/>
+          <w:i w:val="0"/>
+          <w:color w:val="000000"/>
+          <w:sz w:val="24"/>
+        </w:rPr>
+        <w:hyperlink r:id="rId16" w:history="1">
+          <w:r>
+            <w:rPr>
+              <w:rStyle w:val="Hyperlink"/>
+            </w:rPr>
+            <w:t>siness c</w:t>
+          </w:r>
+        </w:hyperlink>
+      </w:r>
+      <w:r>
+        <w:rPr>
+          <w:u w:val="single" w:color="0000ff"/>
+          <w:rFonts w:ascii="Charis SIL Regular" w:hAnsi="Charis SIL Regular" w:eastAsia="Charis SIL Regular"/>
+          <w:b w:val="0"/>
+          <w:i w:val="0"/>
+          <w:color w:val="000000"/>
+          <w:sz w:val="24"/>
+        </w:rPr>
+        <w:hyperlink r:id="rId16" w:history="1">
+          <w:r>
+            <w:rPr>
+              <w:rStyle w:val="Hyperlink"/>
+            </w:rPr>
+            <w:t>o</w:t>
+          </w:r>
+        </w:hyperlink>
+      </w:r>
+      <w:r>
+        <w:rPr>
+          <w:u w:val="single" w:color="0000ff"/>
+          <w:rFonts w:ascii="Charis SIL Regular" w:hAnsi="Charis SIL Regular" w:eastAsia="Charis SIL Regular"/>
+          <w:b w:val="0"/>
+          <w:i w:val="0"/>
+          <w:color w:val="000000"/>
+          <w:sz w:val="24"/>
+        </w:rPr>
+        <w:hyperlink r:id="rId16" w:history="1">
+          <w:r>
+            <w:rPr>
+              <w:rStyle w:val="Hyperlink"/>
+            </w:rPr>
+            <w:t>n</w:t>
+          </w:r>
+        </w:hyperlink>
+      </w:r>
+      <w:r>
+        <w:rPr>
+          <w:u w:val="single" w:color="0000ff"/>
+          <w:rFonts w:ascii="Charis SIL Regular" w:hAnsi="Charis SIL Regular" w:eastAsia="Charis SIL Regular"/>
+          <w:b w:val="0"/>
+          <w:i w:val="0"/>
+          <w:color w:val="000000"/>
+          <w:sz w:val="24"/>
+        </w:rPr>
+        <w:hyperlink r:id="rId16" w:history="1">
+          <w:r>
+            <w:rPr>
+              <w:rStyle w:val="Hyperlink"/>
+            </w:rPr>
+            <w:t>t</w:t>
+          </w:r>
+        </w:hyperlink>
+      </w:r>
+      <w:r>
+        <w:rPr>
+          <w:u w:val="single" w:color="0000ff"/>
+          <w:rFonts w:ascii="Charis SIL Regular" w:hAnsi="Charis SIL Regular" w:eastAsia="Charis SIL Regular"/>
+          <w:b w:val="0"/>
+          <w:i w:val="0"/>
+          <w:color w:val="000000"/>
+          <w:sz w:val="24"/>
+        </w:rPr>
+        <w:hyperlink r:id="rId16" w:history="1">
+          <w:r>
+            <w:rPr>
+              <w:rStyle w:val="Hyperlink"/>
+            </w:rPr>
+            <w:t>inued unde</w:t>
           </w:r>
         </w:hyperlink>
       </w:r>
@@ -1088,7 +1127,7 @@
           <w:color w:val="000000"/>
           <w:sz w:val="24"/>
         </w:rPr>
-        <w:t>. After Boer's death, the business continued under new owners</w:t>
+        <w:t>r new owners</w:t>
       </w:r>
       <w:r>
         <w:rPr>
@@ -1122,24 +1161,7 @@
             <w:rPr>
               <w:rStyle w:val="Hyperlink"/>
             </w:rPr>
-            <w:t>finally close</w:t>
-          </w:r>
-        </w:hyperlink>
-      </w:r>
-      <w:r>
-        <w:rPr>
-          <w:rFonts w:ascii="Charis SIL Regular" w:hAnsi="Charis SIL Regular" w:eastAsia="Charis SIL Regular"/>
-          <w:b w:val="0"/>
-          <w:i w:val="0"/>
-          <w:color w:val="000000"/>
-          <w:sz w:val="24"/>
-        </w:rPr>
-        <w:hyperlink r:id="rId17" w:history="1">
-          <w:r>
-            <w:rPr>
-              <w:rStyle w:val="Hyperlink"/>
-            </w:rPr>
-            <w:t>d</w:t>
+            <w:t>finally closed</w:t>
           </w:r>
         </w:hyperlink>
       </w:r>
@@ -1186,7 +1208,7 @@
             <w:rPr>
               <w:rStyle w:val="Hyperlink"/>
             </w:rPr>
-            <w:t xml:space="preserve">ts doors </w:t>
+            <w:t>ts doors</w:t>
           </w:r>
         </w:hyperlink>
       </w:r>
@@ -1198,7 +1220,7 @@
           <w:color w:val="000000"/>
           <w:sz w:val="24"/>
         </w:rPr>
-        <w:t>in 1927.</w:t>
+        <w:t xml:space="preserve"> in 1927.</w:t>
       </w:r>
     </w:p>
     <w:p>
@@ -1392,14 +1414,7 @@
           <w:color w:val="000000"/>
           <w:sz w:val="24"/>
         </w:rPr>
-        <w:hyperlink r:id="rId18" w:history="1">
-          <w:r>
-            <w:rPr>
-              <w:rStyle w:val="Hyperlink"/>
-            </w:rPr>
-            <w:t xml:space="preserve"> objects. T</w:t>
-          </w:r>
-        </w:hyperlink>
+        <w:t xml:space="preserve"> objects. T</w:t>
       </w:r>
       <w:r>
         <w:rPr>
@@ -1428,7 +1443,7 @@
           <w:sz w:val="24"/>
           <w:u w:val="single"/>
         </w:rPr>
-        <w:hyperlink r:id="rId17" w:history="1">
+        <w:hyperlink r:id="rId18" w:history="1">
           <w:r>
             <w:rPr>
               <w:rStyle w:val="Hyperlink"/>
@@ -1446,7 +1461,7 @@
           <w:sz w:val="24"/>
           <w:u w:val="single"/>
         </w:rPr>
-        <w:hyperlink r:id="rId17" w:history="1">
+        <w:hyperlink r:id="rId18" w:history="1">
           <w:r>
             <w:rPr>
               <w:rStyle w:val="Hyperlink"/>
@@ -1464,7 +1479,7 @@
           <w:sz w:val="24"/>
           <w:u w:val="single"/>
         </w:rPr>
-        <w:hyperlink r:id="rId17" w:history="1">
+        <w:hyperlink r:id="rId18" w:history="1">
           <w:r>
             <w:rPr>
               <w:rStyle w:val="Hyperlink"/>
@@ -1482,7 +1497,7 @@
           <w:sz w:val="24"/>
           <w:u w:val="single"/>
         </w:rPr>
-        <w:hyperlink r:id="rId17" w:history="1">
+        <w:hyperlink r:id="rId18" w:history="1">
           <w:r>
             <w:rPr>
               <w:rStyle w:val="Hyperlink"/>
@@ -1550,21 +1565,13 @@
       </w:r>
       <w:r>
         <w:rPr>
-          <w:u w:val="single" w:color="0000ff"/>
           <w:rFonts w:ascii="Charis SIL Regular" w:hAnsi="Charis SIL Regular" w:eastAsia="Charis SIL Regular"/>
           <w:b w:val="0"/>
           <w:i w:val="0"/>
           <w:color w:val="000000"/>
           <w:sz w:val="24"/>
         </w:rPr>
-        <w:hyperlink r:id="rId17" w:history="1">
-          <w:r>
-            <w:rPr>
-              <w:rStyle w:val="Hyperlink"/>
-            </w:rPr>
-            <w:t>regarding purch</w:t>
-          </w:r>
-        </w:hyperlink>
+        <w:t>regarding purch</w:t>
       </w:r>
       <w:r>
         <w:rPr>
@@ -2938,7 +2945,7 @@
           <w:sz w:val="24"/>
           <w:u w:val="single"/>
         </w:rPr>
-        <w:hyperlink r:id="rId26" w:history="1">
+        <w:hyperlink r:id="rId25" w:history="1">
           <w:r>
             <w:rPr>
               <w:rStyle w:val="Hyperlink"/>
@@ -2956,7 +2963,7 @@
           <w:sz w:val="24"/>
           <w:u w:val="single"/>
         </w:rPr>
-        <w:hyperlink r:id="rId26" w:history="1">
+        <w:hyperlink r:id="rId25" w:history="1">
           <w:r>
             <w:rPr>
               <w:rStyle w:val="Hyperlink"/>

--- a/EXPORTS/DOCX/published/niveau3/English/KoninklijkeBazar.docx
+++ b/EXPORTS/DOCX/published/niveau3/English/KoninklijkeBazar.docx
@@ -227,13 +227,31 @@
       </w:r>
       <w:r>
         <w:rPr>
+          <w:u w:val="single" w:color="0000ff"/>
           <w:rFonts w:ascii="Charis SIL Regular" w:hAnsi="Charis SIL Regular" w:eastAsia="Charis SIL Regular"/>
           <w:b w:val="0"/>
           <w:i w:val="0"/>
           <w:color w:val="000000"/>
           <w:sz w:val="24"/>
         </w:rPr>
-        <w:t xml:space="preserve">tore sold Asian items, mainly from </w:t>
+        <w:hyperlink r:id="rId9" w:history="1">
+          <w:r>
+            <w:rPr>
+              <w:rStyle w:val="Hyperlink"/>
+            </w:rPr>
+            <w:t xml:space="preserve">tore </w:t>
+          </w:r>
+        </w:hyperlink>
+      </w:r>
+      <w:r>
+        <w:rPr>
+          <w:rFonts w:ascii="Charis SIL Regular" w:hAnsi="Charis SIL Regular" w:eastAsia="Charis SIL Regular"/>
+          <w:b w:val="0"/>
+          <w:i w:val="0"/>
+          <w:color w:val="000000"/>
+          <w:sz w:val="24"/>
+        </w:rPr>
+        <w:t xml:space="preserve">sold Asian items, mainly from </w:t>
       </w:r>
       <w:r>
         <w:rPr>
@@ -698,35 +716,7 @@
           <w:color w:val="000000"/>
           <w:sz w:val="24"/>
         </w:rPr>
-        <w:t>, as well a</w:t>
-      </w:r>
-      <w:r>
-        <w:rPr>
-          <w:u w:val="single" w:color="0000ff"/>
-          <w:rFonts w:ascii="Charis SIL Regular" w:hAnsi="Charis SIL Regular" w:eastAsia="Charis SIL Regular"/>
-          <w:b w:val="0"/>
-          <w:i w:val="0"/>
-          <w:color w:val="000000"/>
-          <w:sz w:val="24"/>
-        </w:rPr>
-        <w:hyperlink r:id="rId14" w:history="1">
-          <w:r>
-            <w:rPr>
-              <w:rStyle w:val="Hyperlink"/>
-            </w:rPr>
-            <w:t>s muse</w:t>
-          </w:r>
-        </w:hyperlink>
-      </w:r>
-      <w:r>
-        <w:rPr>
-          <w:rFonts w:ascii="Charis SIL Regular" w:hAnsi="Charis SIL Regular" w:eastAsia="Charis SIL Regular"/>
-          <w:b w:val="0"/>
-          <w:i w:val="0"/>
-          <w:color w:val="000000"/>
-          <w:sz w:val="24"/>
-        </w:rPr>
-        <w:t xml:space="preserve">ums, such as the </w:t>
+        <w:t xml:space="preserve">, as well as museums, such as the </w:t>
       </w:r>
       <w:r>
         <w:rPr>
@@ -906,7 +896,7 @@
           <w:sz w:val="24"/>
           <w:u w:val="single"/>
         </w:rPr>
-        <w:hyperlink r:id="rId17" w:history="1">
+        <w:hyperlink r:id="rId15" w:history="1">
           <w:r>
             <w:rPr>
               <w:rStyle w:val="Hyperlink"/>
@@ -929,7 +919,24 @@
             <w:rPr>
               <w:rStyle w:val="Hyperlink"/>
             </w:rPr>
-            <w:t>fisc</w:t>
+            <w:t>fis</w:t>
+          </w:r>
+        </w:hyperlink>
+      </w:r>
+      <w:r>
+        <w:rPr>
+          <w:rFonts w:ascii="Charis SIL Regular" w:hAnsi="Charis SIL Regular" w:eastAsia="Charis SIL Regular"/>
+          <w:b w:val="0"/>
+          <w:i w:val="0"/>
+          <w:color w:val="0000FF"/>
+          <w:sz w:val="24"/>
+        </w:rPr>
+        <w:hyperlink r:id="rId17" w:history="1">
+          <w:r>
+            <w:rPr>
+              <w:rStyle w:val="Hyperlink"/>
+            </w:rPr>
+            <w:t>c</w:t>
           </w:r>
         </w:hyperlink>
       </w:r>
@@ -969,19 +976,9 @@
             <w:rPr>
               <w:rStyle w:val="Hyperlink"/>
             </w:rPr>
-            <w:t>Museu</w:t>
+            <w:t>Museum</w:t>
           </w:r>
         </w:hyperlink>
-      </w:r>
-      <w:r>
-        <w:rPr>
-          <w:rFonts w:ascii="Charis SIL Regular" w:hAnsi="Charis SIL Regular" w:eastAsia="Charis SIL Regular"/>
-          <w:b w:val="0"/>
-          <w:i w:val="0"/>
-          <w:color w:val="0000FF"/>
-          <w:sz w:val="24"/>
-        </w:rPr>
-        <w:t>m</w:t>
       </w:r>
       <w:r>
         <w:rPr>
@@ -1161,7 +1158,24 @@
             <w:rPr>
               <w:rStyle w:val="Hyperlink"/>
             </w:rPr>
-            <w:t>finally closed</w:t>
+            <w:t>finally close</w:t>
+          </w:r>
+        </w:hyperlink>
+      </w:r>
+      <w:r>
+        <w:rPr>
+          <w:rFonts w:ascii="Charis SIL Regular" w:hAnsi="Charis SIL Regular" w:eastAsia="Charis SIL Regular"/>
+          <w:b w:val="0"/>
+          <w:i w:val="0"/>
+          <w:color w:val="000000"/>
+          <w:sz w:val="24"/>
+        </w:rPr>
+        <w:hyperlink r:id="rId17" w:history="1">
+          <w:r>
+            <w:rPr>
+              <w:rStyle w:val="Hyperlink"/>
+            </w:rPr>
+            <w:t>d</w:t>
           </w:r>
         </w:hyperlink>
       </w:r>
@@ -1208,7 +1222,7 @@
             <w:rPr>
               <w:rStyle w:val="Hyperlink"/>
             </w:rPr>
-            <w:t>ts doors</w:t>
+            <w:t xml:space="preserve">ts doors </w:t>
           </w:r>
         </w:hyperlink>
       </w:r>
@@ -1220,7 +1234,7 @@
           <w:color w:val="000000"/>
           <w:sz w:val="24"/>
         </w:rPr>
-        <w:t xml:space="preserve"> in 1927.</w:t>
+        <w:t>in 1927.</w:t>
       </w:r>
     </w:p>
     <w:p>
@@ -1414,7 +1428,14 @@
           <w:color w:val="000000"/>
           <w:sz w:val="24"/>
         </w:rPr>
-        <w:t xml:space="preserve"> objects. T</w:t>
+        <w:hyperlink r:id="rId18" w:history="1">
+          <w:r>
+            <w:rPr>
+              <w:rStyle w:val="Hyperlink"/>
+            </w:rPr>
+            <w:t xml:space="preserve"> objects. T</w:t>
+          </w:r>
+        </w:hyperlink>
       </w:r>
       <w:r>
         <w:rPr>
@@ -1565,13 +1586,21 @@
       </w:r>
       <w:r>
         <w:rPr>
+          <w:u w:val="single" w:color="0000ff"/>
           <w:rFonts w:ascii="Charis SIL Regular" w:hAnsi="Charis SIL Regular" w:eastAsia="Charis SIL Regular"/>
           <w:b w:val="0"/>
           <w:i w:val="0"/>
           <w:color w:val="000000"/>
           <w:sz w:val="24"/>
         </w:rPr>
-        <w:t>regarding purch</w:t>
+        <w:hyperlink r:id="rId17" w:history="1">
+          <w:r>
+            <w:rPr>
+              <w:rStyle w:val="Hyperlink"/>
+            </w:rPr>
+            <w:t>regarding purch</w:t>
+          </w:r>
+        </w:hyperlink>
       </w:r>
       <w:r>
         <w:rPr>

--- a/EXPORTS/DOCX/published/niveau3/English/KoninklijkeBazar.docx
+++ b/EXPORTS/DOCX/published/niveau3/English/KoninklijkeBazar.docx
@@ -227,31 +227,13 @@
       </w:r>
       <w:r>
         <w:rPr>
-          <w:u w:val="single" w:color="0000ff"/>
           <w:rFonts w:ascii="Charis SIL Regular" w:hAnsi="Charis SIL Regular" w:eastAsia="Charis SIL Regular"/>
           <w:b w:val="0"/>
           <w:i w:val="0"/>
           <w:color w:val="000000"/>
           <w:sz w:val="24"/>
         </w:rPr>
-        <w:hyperlink r:id="rId9" w:history="1">
-          <w:r>
-            <w:rPr>
-              <w:rStyle w:val="Hyperlink"/>
-            </w:rPr>
-            <w:t xml:space="preserve">tore </w:t>
-          </w:r>
-        </w:hyperlink>
-      </w:r>
-      <w:r>
-        <w:rPr>
-          <w:rFonts w:ascii="Charis SIL Regular" w:hAnsi="Charis SIL Regular" w:eastAsia="Charis SIL Regular"/>
-          <w:b w:val="0"/>
-          <w:i w:val="0"/>
-          <w:color w:val="000000"/>
-          <w:sz w:val="24"/>
-        </w:rPr>
-        <w:t xml:space="preserve">sold Asian items, mainly from </w:t>
+        <w:t xml:space="preserve">tore sold Asian items, mainly from </w:t>
       </w:r>
       <w:r>
         <w:rPr>
@@ -716,7 +698,53 @@
           <w:color w:val="000000"/>
           <w:sz w:val="24"/>
         </w:rPr>
-        <w:t xml:space="preserve">, as well as museums, such as the </w:t>
+        <w:t>, as we</w:t>
+      </w:r>
+      <w:r>
+        <w:rPr>
+          <w:u w:val="single" w:color="0000ff"/>
+          <w:rFonts w:ascii="Charis SIL Regular" w:hAnsi="Charis SIL Regular" w:eastAsia="Charis SIL Regular"/>
+          <w:b w:val="0"/>
+          <w:i w:val="0"/>
+          <w:color w:val="000000"/>
+          <w:sz w:val="24"/>
+        </w:rPr>
+        <w:hyperlink r:id="rId14" w:history="1">
+          <w:r>
+            <w:rPr>
+              <w:rStyle w:val="Hyperlink"/>
+            </w:rPr>
+            <w:t>ll a</w:t>
+          </w:r>
+        </w:hyperlink>
+      </w:r>
+      <w:r>
+        <w:rPr>
+          <w:u w:val="single" w:color="0000ff"/>
+          <w:rFonts w:ascii="Charis SIL Regular" w:hAnsi="Charis SIL Regular" w:eastAsia="Charis SIL Regular"/>
+          <w:b w:val="0"/>
+          <w:i w:val="0"/>
+          <w:color w:val="000000"/>
+          <w:sz w:val="24"/>
+        </w:rPr>
+        <w:hyperlink r:id="rId14" w:history="1">
+          <w:r>
+            <w:rPr>
+              <w:rStyle w:val="Hyperlink"/>
+            </w:rPr>
+            <w:t>s muse</w:t>
+          </w:r>
+        </w:hyperlink>
+      </w:r>
+      <w:r>
+        <w:rPr>
+          <w:rFonts w:ascii="Charis SIL Regular" w:hAnsi="Charis SIL Regular" w:eastAsia="Charis SIL Regular"/>
+          <w:b w:val="0"/>
+          <w:i w:val="0"/>
+          <w:color w:val="000000"/>
+          <w:sz w:val="24"/>
+        </w:rPr>
+        <w:t xml:space="preserve">ums, such as the </w:t>
       </w:r>
       <w:r>
         <w:rPr>
@@ -860,7 +888,7 @@
           <w:sz w:val="24"/>
           <w:u w:val="single"/>
         </w:rPr>
-        <w:hyperlink r:id="rId15" w:history="1">
+        <w:hyperlink r:id="rId17" w:history="1">
           <w:r>
             <w:rPr>
               <w:rStyle w:val="Hyperlink"/>
@@ -878,7 +906,7 @@
           <w:sz w:val="24"/>
           <w:u w:val="single"/>
         </w:rPr>
-        <w:hyperlink r:id="rId15" w:history="1">
+        <w:hyperlink r:id="rId17" w:history="1">
           <w:r>
             <w:rPr>
               <w:rStyle w:val="Hyperlink"/>
@@ -896,7 +924,7 @@
           <w:sz w:val="24"/>
           <w:u w:val="single"/>
         </w:rPr>
-        <w:hyperlink r:id="rId15" w:history="1">
+        <w:hyperlink r:id="rId17" w:history="1">
           <w:r>
             <w:rPr>
               <w:rStyle w:val="Hyperlink"/>
@@ -919,24 +947,7 @@
             <w:rPr>
               <w:rStyle w:val="Hyperlink"/>
             </w:rPr>
-            <w:t>fis</w:t>
-          </w:r>
-        </w:hyperlink>
-      </w:r>
-      <w:r>
-        <w:rPr>
-          <w:rFonts w:ascii="Charis SIL Regular" w:hAnsi="Charis SIL Regular" w:eastAsia="Charis SIL Regular"/>
-          <w:b w:val="0"/>
-          <w:i w:val="0"/>
-          <w:color w:val="0000FF"/>
-          <w:sz w:val="24"/>
-        </w:rPr>
-        <w:hyperlink r:id="rId17" w:history="1">
-          <w:r>
-            <w:rPr>
-              <w:rStyle w:val="Hyperlink"/>
-            </w:rPr>
-            <w:t>c</w:t>
+            <w:t>fisc</w:t>
           </w:r>
         </w:hyperlink>
       </w:r>
@@ -976,9 +987,19 @@
             <w:rPr>
               <w:rStyle w:val="Hyperlink"/>
             </w:rPr>
-            <w:t>Museum</w:t>
+            <w:t>Museu</w:t>
           </w:r>
         </w:hyperlink>
+      </w:r>
+      <w:r>
+        <w:rPr>
+          <w:rFonts w:ascii="Charis SIL Regular" w:hAnsi="Charis SIL Regular" w:eastAsia="Charis SIL Regular"/>
+          <w:b w:val="0"/>
+          <w:i w:val="0"/>
+          <w:color w:val="0000FF"/>
+          <w:sz w:val="24"/>
+        </w:rPr>
+        <w:t>m</w:t>
       </w:r>
       <w:r>
         <w:rPr>
@@ -1158,24 +1179,7 @@
             <w:rPr>
               <w:rStyle w:val="Hyperlink"/>
             </w:rPr>
-            <w:t>finally close</w:t>
-          </w:r>
-        </w:hyperlink>
-      </w:r>
-      <w:r>
-        <w:rPr>
-          <w:rFonts w:ascii="Charis SIL Regular" w:hAnsi="Charis SIL Regular" w:eastAsia="Charis SIL Regular"/>
-          <w:b w:val="0"/>
-          <w:i w:val="0"/>
-          <w:color w:val="000000"/>
-          <w:sz w:val="24"/>
-        </w:rPr>
-        <w:hyperlink r:id="rId17" w:history="1">
-          <w:r>
-            <w:rPr>
-              <w:rStyle w:val="Hyperlink"/>
-            </w:rPr>
-            <w:t>d</w:t>
+            <w:t>finally closed</w:t>
           </w:r>
         </w:hyperlink>
       </w:r>
@@ -1222,7 +1226,7 @@
             <w:rPr>
               <w:rStyle w:val="Hyperlink"/>
             </w:rPr>
-            <w:t xml:space="preserve">ts doors </w:t>
+            <w:t>ts doors</w:t>
           </w:r>
         </w:hyperlink>
       </w:r>
@@ -1234,7 +1238,7 @@
           <w:color w:val="000000"/>
           <w:sz w:val="24"/>
         </w:rPr>
-        <w:t>in 1927.</w:t>
+        <w:t xml:space="preserve"> in 1927.</w:t>
       </w:r>
     </w:p>
     <w:p>
@@ -1464,7 +1468,7 @@
           <w:sz w:val="24"/>
           <w:u w:val="single"/>
         </w:rPr>
-        <w:hyperlink r:id="rId18" w:history="1">
+        <w:hyperlink r:id="rId17" w:history="1">
           <w:r>
             <w:rPr>
               <w:rStyle w:val="Hyperlink"/>
@@ -1482,7 +1486,7 @@
           <w:sz w:val="24"/>
           <w:u w:val="single"/>
         </w:rPr>
-        <w:hyperlink r:id="rId18" w:history="1">
+        <w:hyperlink r:id="rId17" w:history="1">
           <w:r>
             <w:rPr>
               <w:rStyle w:val="Hyperlink"/>
@@ -1500,7 +1504,7 @@
           <w:sz w:val="24"/>
           <w:u w:val="single"/>
         </w:rPr>
-        <w:hyperlink r:id="rId18" w:history="1">
+        <w:hyperlink r:id="rId17" w:history="1">
           <w:r>
             <w:rPr>
               <w:rStyle w:val="Hyperlink"/>
@@ -1518,7 +1522,7 @@
           <w:sz w:val="24"/>
           <w:u w:val="single"/>
         </w:rPr>
-        <w:hyperlink r:id="rId18" w:history="1">
+        <w:hyperlink r:id="rId17" w:history="1">
           <w:r>
             <w:rPr>
               <w:rStyle w:val="Hyperlink"/>

--- a/EXPORTS/DOCX/published/niveau3/English/KoninklijkeBazar.docx
+++ b/EXPORTS/DOCX/published/niveau3/English/KoninklijkeBazar.docx
@@ -227,13 +227,31 @@
       </w:r>
       <w:r>
         <w:rPr>
+          <w:u w:val="single" w:color="0000ff"/>
           <w:rFonts w:ascii="Charis SIL Regular" w:hAnsi="Charis SIL Regular" w:eastAsia="Charis SIL Regular"/>
           <w:b w:val="0"/>
           <w:i w:val="0"/>
           <w:color w:val="000000"/>
           <w:sz w:val="24"/>
         </w:rPr>
-        <w:t xml:space="preserve">tore sold Asian items, mainly from </w:t>
+        <w:hyperlink r:id="rId9" w:history="1">
+          <w:r>
+            <w:rPr>
+              <w:rStyle w:val="Hyperlink"/>
+            </w:rPr>
+            <w:t xml:space="preserve">tore </w:t>
+          </w:r>
+        </w:hyperlink>
+      </w:r>
+      <w:r>
+        <w:rPr>
+          <w:rFonts w:ascii="Charis SIL Regular" w:hAnsi="Charis SIL Regular" w:eastAsia="Charis SIL Regular"/>
+          <w:b w:val="0"/>
+          <w:i w:val="0"/>
+          <w:color w:val="000000"/>
+          <w:sz w:val="24"/>
+        </w:rPr>
+        <w:t xml:space="preserve">sold Asian items, mainly from </w:t>
       </w:r>
       <w:r>
         <w:rPr>
@@ -738,13 +756,67 @@
       </w:r>
       <w:r>
         <w:rPr>
+          <w:u w:val="single" w:color="0000ff"/>
           <w:rFonts w:ascii="Charis SIL Regular" w:hAnsi="Charis SIL Regular" w:eastAsia="Charis SIL Regular"/>
           <w:b w:val="0"/>
           <w:i w:val="0"/>
           <w:color w:val="000000"/>
           <w:sz w:val="24"/>
         </w:rPr>
-        <w:t xml:space="preserve">ums, such as the </w:t>
+        <w:hyperlink r:id="rId14" w:history="1">
+          <w:r>
+            <w:rPr>
+              <w:rStyle w:val="Hyperlink"/>
+            </w:rPr>
+            <w:t>ums</w:t>
+          </w:r>
+        </w:hyperlink>
+      </w:r>
+      <w:r>
+        <w:rPr>
+          <w:u w:val="single" w:color="0000ff"/>
+          <w:rFonts w:ascii="Charis SIL Regular" w:hAnsi="Charis SIL Regular" w:eastAsia="Charis SIL Regular"/>
+          <w:b w:val="0"/>
+          <w:i w:val="0"/>
+          <w:color w:val="000000"/>
+          <w:sz w:val="24"/>
+        </w:rPr>
+        <w:hyperlink r:id="rId14" w:history="1">
+          <w:r>
+            <w:rPr>
+              <w:rStyle w:val="Hyperlink"/>
+            </w:rPr>
+            <w:t>,</w:t>
+          </w:r>
+        </w:hyperlink>
+      </w:r>
+      <w:r>
+        <w:rPr>
+          <w:u w:val="single" w:color="0000ff"/>
+          <w:rFonts w:ascii="Charis SIL Regular" w:hAnsi="Charis SIL Regular" w:eastAsia="Charis SIL Regular"/>
+          <w:b w:val="0"/>
+          <w:i w:val="0"/>
+          <w:color w:val="000000"/>
+          <w:sz w:val="24"/>
+        </w:rPr>
+        <w:hyperlink r:id="rId14" w:history="1">
+          <w:r>
+            <w:rPr>
+              <w:rStyle w:val="Hyperlink"/>
+            </w:rPr>
+            <w:t xml:space="preserve"> such </w:t>
+          </w:r>
+        </w:hyperlink>
+      </w:r>
+      <w:r>
+        <w:rPr>
+          <w:rFonts w:ascii="Charis SIL Regular" w:hAnsi="Charis SIL Regular" w:eastAsia="Charis SIL Regular"/>
+          <w:b w:val="0"/>
+          <w:i w:val="0"/>
+          <w:color w:val="000000"/>
+          <w:sz w:val="24"/>
+        </w:rPr>
+        <w:t xml:space="preserve">as the </w:t>
       </w:r>
       <w:r>
         <w:rPr>
@@ -947,7 +1019,24 @@
             <w:rPr>
               <w:rStyle w:val="Hyperlink"/>
             </w:rPr>
-            <w:t>fisc</w:t>
+            <w:t>fis</w:t>
+          </w:r>
+        </w:hyperlink>
+      </w:r>
+      <w:r>
+        <w:rPr>
+          <w:rFonts w:ascii="Charis SIL Regular" w:hAnsi="Charis SIL Regular" w:eastAsia="Charis SIL Regular"/>
+          <w:b w:val="0"/>
+          <w:i w:val="0"/>
+          <w:color w:val="0000FF"/>
+          <w:sz w:val="24"/>
+        </w:rPr>
+        <w:hyperlink r:id="rId17" w:history="1">
+          <w:r>
+            <w:rPr>
+              <w:rStyle w:val="Hyperlink"/>
+            </w:rPr>
+            <w:t>c</w:t>
           </w:r>
         </w:hyperlink>
       </w:r>
@@ -987,19 +1076,9 @@
             <w:rPr>
               <w:rStyle w:val="Hyperlink"/>
             </w:rPr>
-            <w:t>Museu</w:t>
+            <w:t>Museum</w:t>
           </w:r>
         </w:hyperlink>
-      </w:r>
-      <w:r>
-        <w:rPr>
-          <w:rFonts w:ascii="Charis SIL Regular" w:hAnsi="Charis SIL Regular" w:eastAsia="Charis SIL Regular"/>
-          <w:b w:val="0"/>
-          <w:i w:val="0"/>
-          <w:color w:val="0000FF"/>
-          <w:sz w:val="24"/>
-        </w:rPr>
-        <w:t>m</w:t>
       </w:r>
       <w:r>
         <w:rPr>
@@ -1179,7 +1258,24 @@
             <w:rPr>
               <w:rStyle w:val="Hyperlink"/>
             </w:rPr>
-            <w:t>finally closed</w:t>
+            <w:t>finally close</w:t>
+          </w:r>
+        </w:hyperlink>
+      </w:r>
+      <w:r>
+        <w:rPr>
+          <w:rFonts w:ascii="Charis SIL Regular" w:hAnsi="Charis SIL Regular" w:eastAsia="Charis SIL Regular"/>
+          <w:b w:val="0"/>
+          <w:i w:val="0"/>
+          <w:color w:val="000000"/>
+          <w:sz w:val="24"/>
+        </w:rPr>
+        <w:hyperlink r:id="rId17" w:history="1">
+          <w:r>
+            <w:rPr>
+              <w:rStyle w:val="Hyperlink"/>
+            </w:rPr>
+            <w:t>d</w:t>
           </w:r>
         </w:hyperlink>
       </w:r>
@@ -1226,7 +1322,7 @@
             <w:rPr>
               <w:rStyle w:val="Hyperlink"/>
             </w:rPr>
-            <w:t>ts doors</w:t>
+            <w:t xml:space="preserve">ts doors </w:t>
           </w:r>
         </w:hyperlink>
       </w:r>
@@ -1238,7 +1334,7 @@
           <w:color w:val="000000"/>
           <w:sz w:val="24"/>
         </w:rPr>
-        <w:t xml:space="preserve"> in 1927.</w:t>
+        <w:t>in 1927.</w:t>
       </w:r>
     </w:p>
     <w:p>
@@ -1468,7 +1564,7 @@
           <w:sz w:val="24"/>
           <w:u w:val="single"/>
         </w:rPr>
-        <w:hyperlink r:id="rId17" w:history="1">
+        <w:hyperlink r:id="rId18" w:history="1">
           <w:r>
             <w:rPr>
               <w:rStyle w:val="Hyperlink"/>
@@ -1590,21 +1686,13 @@
       </w:r>
       <w:r>
         <w:rPr>
-          <w:u w:val="single" w:color="0000ff"/>
           <w:rFonts w:ascii="Charis SIL Regular" w:hAnsi="Charis SIL Regular" w:eastAsia="Charis SIL Regular"/>
           <w:b w:val="0"/>
           <w:i w:val="0"/>
           <w:color w:val="000000"/>
           <w:sz w:val="24"/>
         </w:rPr>
-        <w:hyperlink r:id="rId17" w:history="1">
-          <w:r>
-            <w:rPr>
-              <w:rStyle w:val="Hyperlink"/>
-            </w:rPr>
-            <w:t>regarding purch</w:t>
-          </w:r>
-        </w:hyperlink>
+        <w:t>regarding purch</w:t>
       </w:r>
       <w:r>
         <w:rPr>
@@ -2978,7 +3066,7 @@
           <w:sz w:val="24"/>
           <w:u w:val="single"/>
         </w:rPr>
-        <w:hyperlink r:id="rId25" w:history="1">
+        <w:hyperlink r:id="rId26" w:history="1">
           <w:r>
             <w:rPr>
               <w:rStyle w:val="Hyperlink"/>
@@ -2996,7 +3084,7 @@
           <w:sz w:val="24"/>
           <w:u w:val="single"/>
         </w:rPr>
-        <w:hyperlink r:id="rId25" w:history="1">
+        <w:hyperlink r:id="rId26" w:history="1">
           <w:r>
             <w:rPr>
               <w:rStyle w:val="Hyperlink"/>

--- a/EXPORTS/DOCX/published/niveau3/English/KoninklijkeBazar.docx
+++ b/EXPORTS/DOCX/published/niveau3/English/KoninklijkeBazar.docx
@@ -716,107 +716,7 @@
           <w:color w:val="000000"/>
           <w:sz w:val="24"/>
         </w:rPr>
-        <w:t>, as we</w:t>
-      </w:r>
-      <w:r>
-        <w:rPr>
-          <w:u w:val="single" w:color="0000ff"/>
-          <w:rFonts w:ascii="Charis SIL Regular" w:hAnsi="Charis SIL Regular" w:eastAsia="Charis SIL Regular"/>
-          <w:b w:val="0"/>
-          <w:i w:val="0"/>
-          <w:color w:val="000000"/>
-          <w:sz w:val="24"/>
-        </w:rPr>
-        <w:hyperlink r:id="rId14" w:history="1">
-          <w:r>
-            <w:rPr>
-              <w:rStyle w:val="Hyperlink"/>
-            </w:rPr>
-            <w:t>ll a</w:t>
-          </w:r>
-        </w:hyperlink>
-      </w:r>
-      <w:r>
-        <w:rPr>
-          <w:u w:val="single" w:color="0000ff"/>
-          <w:rFonts w:ascii="Charis SIL Regular" w:hAnsi="Charis SIL Regular" w:eastAsia="Charis SIL Regular"/>
-          <w:b w:val="0"/>
-          <w:i w:val="0"/>
-          <w:color w:val="000000"/>
-          <w:sz w:val="24"/>
-        </w:rPr>
-        <w:hyperlink r:id="rId14" w:history="1">
-          <w:r>
-            <w:rPr>
-              <w:rStyle w:val="Hyperlink"/>
-            </w:rPr>
-            <w:t>s muse</w:t>
-          </w:r>
-        </w:hyperlink>
-      </w:r>
-      <w:r>
-        <w:rPr>
-          <w:u w:val="single" w:color="0000ff"/>
-          <w:rFonts w:ascii="Charis SIL Regular" w:hAnsi="Charis SIL Regular" w:eastAsia="Charis SIL Regular"/>
-          <w:b w:val="0"/>
-          <w:i w:val="0"/>
-          <w:color w:val="000000"/>
-          <w:sz w:val="24"/>
-        </w:rPr>
-        <w:hyperlink r:id="rId14" w:history="1">
-          <w:r>
-            <w:rPr>
-              <w:rStyle w:val="Hyperlink"/>
-            </w:rPr>
-            <w:t>ums</w:t>
-          </w:r>
-        </w:hyperlink>
-      </w:r>
-      <w:r>
-        <w:rPr>
-          <w:u w:val="single" w:color="0000ff"/>
-          <w:rFonts w:ascii="Charis SIL Regular" w:hAnsi="Charis SIL Regular" w:eastAsia="Charis SIL Regular"/>
-          <w:b w:val="0"/>
-          <w:i w:val="0"/>
-          <w:color w:val="000000"/>
-          <w:sz w:val="24"/>
-        </w:rPr>
-        <w:hyperlink r:id="rId14" w:history="1">
-          <w:r>
-            <w:rPr>
-              <w:rStyle w:val="Hyperlink"/>
-            </w:rPr>
-            <w:t>,</w:t>
-          </w:r>
-        </w:hyperlink>
-      </w:r>
-      <w:r>
-        <w:rPr>
-          <w:u w:val="single" w:color="0000ff"/>
-          <w:rFonts w:ascii="Charis SIL Regular" w:hAnsi="Charis SIL Regular" w:eastAsia="Charis SIL Regular"/>
-          <w:b w:val="0"/>
-          <w:i w:val="0"/>
-          <w:color w:val="000000"/>
-          <w:sz w:val="24"/>
-        </w:rPr>
-        <w:hyperlink r:id="rId14" w:history="1">
-          <w:r>
-            <w:rPr>
-              <w:rStyle w:val="Hyperlink"/>
-            </w:rPr>
-            <w:t xml:space="preserve"> such </w:t>
-          </w:r>
-        </w:hyperlink>
-      </w:r>
-      <w:r>
-        <w:rPr>
-          <w:rFonts w:ascii="Charis SIL Regular" w:hAnsi="Charis SIL Regular" w:eastAsia="Charis SIL Regular"/>
-          <w:b w:val="0"/>
-          <w:i w:val="0"/>
-          <w:color w:val="000000"/>
-          <w:sz w:val="24"/>
-        </w:rPr>
-        <w:t xml:space="preserve">as the </w:t>
+        <w:t xml:space="preserve">, as well as museums, such as the </w:t>
       </w:r>
       <w:r>
         <w:rPr>
@@ -996,7 +896,7 @@
           <w:sz w:val="24"/>
           <w:u w:val="single"/>
         </w:rPr>
-        <w:hyperlink r:id="rId17" w:history="1">
+        <w:hyperlink r:id="rId15" w:history="1">
           <w:r>
             <w:rPr>
               <w:rStyle w:val="Hyperlink"/>
@@ -1019,24 +919,7 @@
             <w:rPr>
               <w:rStyle w:val="Hyperlink"/>
             </w:rPr>
-            <w:t>fis</w:t>
-          </w:r>
-        </w:hyperlink>
-      </w:r>
-      <w:r>
-        <w:rPr>
-          <w:rFonts w:ascii="Charis SIL Regular" w:hAnsi="Charis SIL Regular" w:eastAsia="Charis SIL Regular"/>
-          <w:b w:val="0"/>
-          <w:i w:val="0"/>
-          <w:color w:val="0000FF"/>
-          <w:sz w:val="24"/>
-        </w:rPr>
-        <w:hyperlink r:id="rId17" w:history="1">
-          <w:r>
-            <w:rPr>
-              <w:rStyle w:val="Hyperlink"/>
-            </w:rPr>
-            <w:t>c</w:t>
+            <w:t>fisc</w:t>
           </w:r>
         </w:hyperlink>
       </w:r>
@@ -1076,9 +959,19 @@
             <w:rPr>
               <w:rStyle w:val="Hyperlink"/>
             </w:rPr>
-            <w:t>Museum</w:t>
+            <w:t>Museu</w:t>
           </w:r>
         </w:hyperlink>
+      </w:r>
+      <w:r>
+        <w:rPr>
+          <w:rFonts w:ascii="Charis SIL Regular" w:hAnsi="Charis SIL Regular" w:eastAsia="Charis SIL Regular"/>
+          <w:b w:val="0"/>
+          <w:i w:val="0"/>
+          <w:color w:val="0000FF"/>
+          <w:sz w:val="24"/>
+        </w:rPr>
+        <w:t>m</w:t>
       </w:r>
       <w:r>
         <w:rPr>
@@ -1258,24 +1151,7 @@
             <w:rPr>
               <w:rStyle w:val="Hyperlink"/>
             </w:rPr>
-            <w:t>finally close</w:t>
-          </w:r>
-        </w:hyperlink>
-      </w:r>
-      <w:r>
-        <w:rPr>
-          <w:rFonts w:ascii="Charis SIL Regular" w:hAnsi="Charis SIL Regular" w:eastAsia="Charis SIL Regular"/>
-          <w:b w:val="0"/>
-          <w:i w:val="0"/>
-          <w:color w:val="000000"/>
-          <w:sz w:val="24"/>
-        </w:rPr>
-        <w:hyperlink r:id="rId17" w:history="1">
-          <w:r>
-            <w:rPr>
-              <w:rStyle w:val="Hyperlink"/>
-            </w:rPr>
-            <w:t>d</w:t>
+            <w:t>finally closed</w:t>
           </w:r>
         </w:hyperlink>
       </w:r>
@@ -1322,7 +1198,7 @@
             <w:rPr>
               <w:rStyle w:val="Hyperlink"/>
             </w:rPr>
-            <w:t xml:space="preserve">ts doors </w:t>
+            <w:t>ts doors</w:t>
           </w:r>
         </w:hyperlink>
       </w:r>
@@ -1334,7 +1210,7 @@
           <w:color w:val="000000"/>
           <w:sz w:val="24"/>
         </w:rPr>
-        <w:t>in 1927.</w:t>
+        <w:t xml:space="preserve"> in 1927.</w:t>
       </w:r>
     </w:p>
     <w:p>
@@ -1517,25 +1393,7 @@
           <w:color w:val="000000"/>
           <w:sz w:val="24"/>
         </w:rPr>
-        <w:t xml:space="preserve"> has some photographs of the store's interior showing many</w:t>
-      </w:r>
-      <w:r>
-        <w:rPr>
-          <w:u w:val="single" w:color="0000ff"/>
-          <w:rFonts w:ascii="Charis SIL Regular" w:hAnsi="Charis SIL Regular" w:eastAsia="Charis SIL Regular"/>
-          <w:b w:val="0"/>
-          <w:i w:val="0"/>
-          <w:color w:val="000000"/>
-          <w:sz w:val="24"/>
-        </w:rPr>
-        <w:hyperlink r:id="rId18" w:history="1">
-          <w:r>
-            <w:rPr>
-              <w:rStyle w:val="Hyperlink"/>
-            </w:rPr>
-            <w:t xml:space="preserve"> objects. T</w:t>
-          </w:r>
-        </w:hyperlink>
+        <w:t xml:space="preserve"> has some photographs of the store's interior showing many objects. T</w:t>
       </w:r>
       <w:r>
         <w:rPr>
@@ -1582,7 +1440,7 @@
           <w:sz w:val="24"/>
           <w:u w:val="single"/>
         </w:rPr>
-        <w:hyperlink r:id="rId17" w:history="1">
+        <w:hyperlink r:id="rId18" w:history="1">
           <w:r>
             <w:rPr>
               <w:rStyle w:val="Hyperlink"/>
@@ -1600,7 +1458,7 @@
           <w:sz w:val="24"/>
           <w:u w:val="single"/>
         </w:rPr>
-        <w:hyperlink r:id="rId17" w:history="1">
+        <w:hyperlink r:id="rId18" w:history="1">
           <w:r>
             <w:rPr>
               <w:rStyle w:val="Hyperlink"/>
@@ -1618,7 +1476,7 @@
           <w:sz w:val="24"/>
           <w:u w:val="single"/>
         </w:rPr>
-        <w:hyperlink r:id="rId17" w:history="1">
+        <w:hyperlink r:id="rId18" w:history="1">
           <w:r>
             <w:rPr>
               <w:rStyle w:val="Hyperlink"/>
@@ -1686,13 +1544,21 @@
       </w:r>
       <w:r>
         <w:rPr>
+          <w:u w:val="single" w:color="0000ff"/>
           <w:rFonts w:ascii="Charis SIL Regular" w:hAnsi="Charis SIL Regular" w:eastAsia="Charis SIL Regular"/>
           <w:b w:val="0"/>
           <w:i w:val="0"/>
           <w:color w:val="000000"/>
           <w:sz w:val="24"/>
         </w:rPr>
-        <w:t>regarding purch</w:t>
+        <w:hyperlink r:id="rId17" w:history="1">
+          <w:r>
+            <w:rPr>
+              <w:rStyle w:val="Hyperlink"/>
+            </w:rPr>
+            <w:t>regarding purch</w:t>
+          </w:r>
+        </w:hyperlink>
       </w:r>
       <w:r>
         <w:rPr>

--- a/EXPORTS/DOCX/published/niveau3/English/KoninklijkeBazar.docx
+++ b/EXPORTS/DOCX/published/niveau3/English/KoninklijkeBazar.docx
@@ -716,7 +716,107 @@
           <w:color w:val="000000"/>
           <w:sz w:val="24"/>
         </w:rPr>
-        <w:t xml:space="preserve">, as well as museums, such as the </w:t>
+        <w:t>, as we</w:t>
+      </w:r>
+      <w:r>
+        <w:rPr>
+          <w:u w:val="single" w:color="0000ff"/>
+          <w:rFonts w:ascii="Charis SIL Regular" w:hAnsi="Charis SIL Regular" w:eastAsia="Charis SIL Regular"/>
+          <w:b w:val="0"/>
+          <w:i w:val="0"/>
+          <w:color w:val="000000"/>
+          <w:sz w:val="24"/>
+        </w:rPr>
+        <w:hyperlink r:id="rId14" w:history="1">
+          <w:r>
+            <w:rPr>
+              <w:rStyle w:val="Hyperlink"/>
+            </w:rPr>
+            <w:t>ll a</w:t>
+          </w:r>
+        </w:hyperlink>
+      </w:r>
+      <w:r>
+        <w:rPr>
+          <w:u w:val="single" w:color="0000ff"/>
+          <w:rFonts w:ascii="Charis SIL Regular" w:hAnsi="Charis SIL Regular" w:eastAsia="Charis SIL Regular"/>
+          <w:b w:val="0"/>
+          <w:i w:val="0"/>
+          <w:color w:val="000000"/>
+          <w:sz w:val="24"/>
+        </w:rPr>
+        <w:hyperlink r:id="rId14" w:history="1">
+          <w:r>
+            <w:rPr>
+              <w:rStyle w:val="Hyperlink"/>
+            </w:rPr>
+            <w:t>s muse</w:t>
+          </w:r>
+        </w:hyperlink>
+      </w:r>
+      <w:r>
+        <w:rPr>
+          <w:u w:val="single" w:color="0000ff"/>
+          <w:rFonts w:ascii="Charis SIL Regular" w:hAnsi="Charis SIL Regular" w:eastAsia="Charis SIL Regular"/>
+          <w:b w:val="0"/>
+          <w:i w:val="0"/>
+          <w:color w:val="000000"/>
+          <w:sz w:val="24"/>
+        </w:rPr>
+        <w:hyperlink r:id="rId14" w:history="1">
+          <w:r>
+            <w:rPr>
+              <w:rStyle w:val="Hyperlink"/>
+            </w:rPr>
+            <w:t>ums</w:t>
+          </w:r>
+        </w:hyperlink>
+      </w:r>
+      <w:r>
+        <w:rPr>
+          <w:u w:val="single" w:color="0000ff"/>
+          <w:rFonts w:ascii="Charis SIL Regular" w:hAnsi="Charis SIL Regular" w:eastAsia="Charis SIL Regular"/>
+          <w:b w:val="0"/>
+          <w:i w:val="0"/>
+          <w:color w:val="000000"/>
+          <w:sz w:val="24"/>
+        </w:rPr>
+        <w:hyperlink r:id="rId14" w:history="1">
+          <w:r>
+            <w:rPr>
+              <w:rStyle w:val="Hyperlink"/>
+            </w:rPr>
+            <w:t>,</w:t>
+          </w:r>
+        </w:hyperlink>
+      </w:r>
+      <w:r>
+        <w:rPr>
+          <w:u w:val="single" w:color="0000ff"/>
+          <w:rFonts w:ascii="Charis SIL Regular" w:hAnsi="Charis SIL Regular" w:eastAsia="Charis SIL Regular"/>
+          <w:b w:val="0"/>
+          <w:i w:val="0"/>
+          <w:color w:val="000000"/>
+          <w:sz w:val="24"/>
+        </w:rPr>
+        <w:hyperlink r:id="rId14" w:history="1">
+          <w:r>
+            <w:rPr>
+              <w:rStyle w:val="Hyperlink"/>
+            </w:rPr>
+            <w:t xml:space="preserve"> such </w:t>
+          </w:r>
+        </w:hyperlink>
+      </w:r>
+      <w:r>
+        <w:rPr>
+          <w:rFonts w:ascii="Charis SIL Regular" w:hAnsi="Charis SIL Regular" w:eastAsia="Charis SIL Regular"/>
+          <w:b w:val="0"/>
+          <w:i w:val="0"/>
+          <w:color w:val="000000"/>
+          <w:sz w:val="24"/>
+        </w:rPr>
+        <w:t xml:space="preserve">as the </w:t>
       </w:r>
       <w:r>
         <w:rPr>
@@ -860,7 +960,7 @@
           <w:sz w:val="24"/>
           <w:u w:val="single"/>
         </w:rPr>
-        <w:hyperlink r:id="rId17" w:history="1">
+        <w:hyperlink r:id="rId15" w:history="1">
           <w:r>
             <w:rPr>
               <w:rStyle w:val="Hyperlink"/>
@@ -878,7 +978,7 @@
           <w:sz w:val="24"/>
           <w:u w:val="single"/>
         </w:rPr>
-        <w:hyperlink r:id="rId17" w:history="1">
+        <w:hyperlink r:id="rId15" w:history="1">
           <w:r>
             <w:rPr>
               <w:rStyle w:val="Hyperlink"/>
@@ -919,7 +1019,7 @@
             <w:rPr>
               <w:rStyle w:val="Hyperlink"/>
             </w:rPr>
-            <w:t>fisc</w:t>
+            <w:t>fis</w:t>
           </w:r>
         </w:hyperlink>
       </w:r>
@@ -931,6 +1031,16 @@
           <w:color w:val="0000FF"/>
           <w:sz w:val="24"/>
           <w:u w:val="single"/>
+        </w:rPr>
+        <w:t>c</w:t>
+      </w:r>
+      <w:r>
+        <w:rPr>
+          <w:rFonts w:ascii="Charis SIL Regular" w:hAnsi="Charis SIL Regular" w:eastAsia="Charis SIL Regular"/>
+          <w:b w:val="0"/>
+          <w:i w:val="0"/>
+          <w:color w:val="0000FF"/>
+          <w:sz w:val="24"/>
         </w:rPr>
         <w:t>h</w:t>
       </w:r>
@@ -959,19 +1069,9 @@
             <w:rPr>
               <w:rStyle w:val="Hyperlink"/>
             </w:rPr>
-            <w:t>Museu</w:t>
+            <w:t>Museum</w:t>
           </w:r>
         </w:hyperlink>
-      </w:r>
-      <w:r>
-        <w:rPr>
-          <w:rFonts w:ascii="Charis SIL Regular" w:hAnsi="Charis SIL Regular" w:eastAsia="Charis SIL Regular"/>
-          <w:b w:val="0"/>
-          <w:i w:val="0"/>
-          <w:color w:val="0000FF"/>
-          <w:sz w:val="24"/>
-        </w:rPr>
-        <w:t>m</w:t>
       </w:r>
       <w:r>
         <w:rPr>
@@ -1151,13 +1251,23 @@
             <w:rPr>
               <w:rStyle w:val="Hyperlink"/>
             </w:rPr>
-            <w:t>finally closed</w:t>
+            <w:t>finally close</w:t>
           </w:r>
         </w:hyperlink>
       </w:r>
       <w:r>
         <w:rPr>
           <w:u w:val="single" w:color="0000ff"/>
+          <w:rFonts w:ascii="Charis SIL Regular" w:hAnsi="Charis SIL Regular" w:eastAsia="Charis SIL Regular"/>
+          <w:b w:val="0"/>
+          <w:i w:val="0"/>
+          <w:color w:val="000000"/>
+          <w:sz w:val="24"/>
+        </w:rPr>
+        <w:t>d</w:t>
+      </w:r>
+      <w:r>
+        <w:rPr>
           <w:rFonts w:ascii="Charis SIL Regular" w:hAnsi="Charis SIL Regular" w:eastAsia="Charis SIL Regular"/>
           <w:b w:val="0"/>
           <w:i w:val="0"/>
@@ -1198,7 +1308,7 @@
             <w:rPr>
               <w:rStyle w:val="Hyperlink"/>
             </w:rPr>
-            <w:t>ts doors</w:t>
+            <w:t xml:space="preserve">ts doors </w:t>
           </w:r>
         </w:hyperlink>
       </w:r>
@@ -1210,7 +1320,7 @@
           <w:color w:val="000000"/>
           <w:sz w:val="24"/>
         </w:rPr>
-        <w:t xml:space="preserve"> in 1927.</w:t>
+        <w:t>in 1927.</w:t>
       </w:r>
     </w:p>
     <w:p>
@@ -1393,7 +1503,18 @@
           <w:color w:val="000000"/>
           <w:sz w:val="24"/>
         </w:rPr>
-        <w:t xml:space="preserve"> has some photographs of the store's interior showing many objects. T</w:t>
+        <w:t xml:space="preserve"> has some photographs of the store's interior showing many</w:t>
+      </w:r>
+      <w:r>
+        <w:rPr>
+          <w:u w:val="single" w:color="0000ff"/>
+          <w:rFonts w:ascii="Charis SIL Regular" w:hAnsi="Charis SIL Regular" w:eastAsia="Charis SIL Regular"/>
+          <w:b w:val="0"/>
+          <w:i w:val="0"/>
+          <w:color w:val="000000"/>
+          <w:sz w:val="24"/>
+        </w:rPr>
+        <w:t xml:space="preserve"> objects. T</w:t>
       </w:r>
       <w:r>
         <w:rPr>
@@ -1422,14 +1543,7 @@
           <w:sz w:val="24"/>
           <w:u w:val="single"/>
         </w:rPr>
-        <w:hyperlink r:id="rId18" w:history="1">
-          <w:r>
-            <w:rPr>
-              <w:rStyle w:val="Hyperlink"/>
-            </w:rPr>
-            <w:t>W</w:t>
-          </w:r>
-        </w:hyperlink>
+        <w:t>W</w:t>
       </w:r>
       <w:r>
         <w:rPr>
@@ -1476,7 +1590,7 @@
           <w:sz w:val="24"/>
           <w:u w:val="single"/>
         </w:rPr>
-        <w:hyperlink r:id="rId18" w:history="1">
+        <w:hyperlink r:id="rId17" w:history="1">
           <w:r>
             <w:rPr>
               <w:rStyle w:val="Hyperlink"/>
@@ -2932,7 +3046,7 @@
           <w:sz w:val="24"/>
           <w:u w:val="single"/>
         </w:rPr>
-        <w:hyperlink r:id="rId26" w:history="1">
+        <w:hyperlink r:id="rId25" w:history="1">
           <w:r>
             <w:rPr>
               <w:rStyle w:val="Hyperlink"/>
@@ -2950,7 +3064,7 @@
           <w:sz w:val="24"/>
           <w:u w:val="single"/>
         </w:rPr>
-        <w:hyperlink r:id="rId26" w:history="1">
+        <w:hyperlink r:id="rId25" w:history="1">
           <w:r>
             <w:rPr>
               <w:rStyle w:val="Hyperlink"/>

--- a/EXPORTS/DOCX/published/niveau3/English/KoninklijkeBazar.docx
+++ b/EXPORTS/DOCX/published/niveau3/English/KoninklijkeBazar.docx
@@ -227,31 +227,13 @@
       </w:r>
       <w:r>
         <w:rPr>
-          <w:u w:val="single" w:color="0000ff"/>
           <w:rFonts w:ascii="Charis SIL Regular" w:hAnsi="Charis SIL Regular" w:eastAsia="Charis SIL Regular"/>
           <w:b w:val="0"/>
           <w:i w:val="0"/>
           <w:color w:val="000000"/>
           <w:sz w:val="24"/>
         </w:rPr>
-        <w:hyperlink r:id="rId9" w:history="1">
-          <w:r>
-            <w:rPr>
-              <w:rStyle w:val="Hyperlink"/>
-            </w:rPr>
-            <w:t xml:space="preserve">tore </w:t>
-          </w:r>
-        </w:hyperlink>
-      </w:r>
-      <w:r>
-        <w:rPr>
-          <w:rFonts w:ascii="Charis SIL Regular" w:hAnsi="Charis SIL Regular" w:eastAsia="Charis SIL Regular"/>
-          <w:b w:val="0"/>
-          <w:i w:val="0"/>
-          <w:color w:val="000000"/>
-          <w:sz w:val="24"/>
-        </w:rPr>
-        <w:t xml:space="preserve">sold Asian items, mainly from </w:t>
+        <w:t xml:space="preserve">tore sold Asian items, mainly from </w:t>
       </w:r>
       <w:r>
         <w:rPr>
@@ -716,107 +698,7 @@
           <w:color w:val="000000"/>
           <w:sz w:val="24"/>
         </w:rPr>
-        <w:t>, as we</w:t>
-      </w:r>
-      <w:r>
-        <w:rPr>
-          <w:u w:val="single" w:color="0000ff"/>
-          <w:rFonts w:ascii="Charis SIL Regular" w:hAnsi="Charis SIL Regular" w:eastAsia="Charis SIL Regular"/>
-          <w:b w:val="0"/>
-          <w:i w:val="0"/>
-          <w:color w:val="000000"/>
-          <w:sz w:val="24"/>
-        </w:rPr>
-        <w:hyperlink r:id="rId14" w:history="1">
-          <w:r>
-            <w:rPr>
-              <w:rStyle w:val="Hyperlink"/>
-            </w:rPr>
-            <w:t>ll a</w:t>
-          </w:r>
-        </w:hyperlink>
-      </w:r>
-      <w:r>
-        <w:rPr>
-          <w:u w:val="single" w:color="0000ff"/>
-          <w:rFonts w:ascii="Charis SIL Regular" w:hAnsi="Charis SIL Regular" w:eastAsia="Charis SIL Regular"/>
-          <w:b w:val="0"/>
-          <w:i w:val="0"/>
-          <w:color w:val="000000"/>
-          <w:sz w:val="24"/>
-        </w:rPr>
-        <w:hyperlink r:id="rId14" w:history="1">
-          <w:r>
-            <w:rPr>
-              <w:rStyle w:val="Hyperlink"/>
-            </w:rPr>
-            <w:t>s muse</w:t>
-          </w:r>
-        </w:hyperlink>
-      </w:r>
-      <w:r>
-        <w:rPr>
-          <w:u w:val="single" w:color="0000ff"/>
-          <w:rFonts w:ascii="Charis SIL Regular" w:hAnsi="Charis SIL Regular" w:eastAsia="Charis SIL Regular"/>
-          <w:b w:val="0"/>
-          <w:i w:val="0"/>
-          <w:color w:val="000000"/>
-          <w:sz w:val="24"/>
-        </w:rPr>
-        <w:hyperlink r:id="rId14" w:history="1">
-          <w:r>
-            <w:rPr>
-              <w:rStyle w:val="Hyperlink"/>
-            </w:rPr>
-            <w:t>ums</w:t>
-          </w:r>
-        </w:hyperlink>
-      </w:r>
-      <w:r>
-        <w:rPr>
-          <w:u w:val="single" w:color="0000ff"/>
-          <w:rFonts w:ascii="Charis SIL Regular" w:hAnsi="Charis SIL Regular" w:eastAsia="Charis SIL Regular"/>
-          <w:b w:val="0"/>
-          <w:i w:val="0"/>
-          <w:color w:val="000000"/>
-          <w:sz w:val="24"/>
-        </w:rPr>
-        <w:hyperlink r:id="rId14" w:history="1">
-          <w:r>
-            <w:rPr>
-              <w:rStyle w:val="Hyperlink"/>
-            </w:rPr>
-            <w:t>,</w:t>
-          </w:r>
-        </w:hyperlink>
-      </w:r>
-      <w:r>
-        <w:rPr>
-          <w:u w:val="single" w:color="0000ff"/>
-          <w:rFonts w:ascii="Charis SIL Regular" w:hAnsi="Charis SIL Regular" w:eastAsia="Charis SIL Regular"/>
-          <w:b w:val="0"/>
-          <w:i w:val="0"/>
-          <w:color w:val="000000"/>
-          <w:sz w:val="24"/>
-        </w:rPr>
-        <w:hyperlink r:id="rId14" w:history="1">
-          <w:r>
-            <w:rPr>
-              <w:rStyle w:val="Hyperlink"/>
-            </w:rPr>
-            <w:t xml:space="preserve"> such </w:t>
-          </w:r>
-        </w:hyperlink>
-      </w:r>
-      <w:r>
-        <w:rPr>
-          <w:rFonts w:ascii="Charis SIL Regular" w:hAnsi="Charis SIL Regular" w:eastAsia="Charis SIL Regular"/>
-          <w:b w:val="0"/>
-          <w:i w:val="0"/>
-          <w:color w:val="000000"/>
-          <w:sz w:val="24"/>
-        </w:rPr>
-        <w:t xml:space="preserve">as the </w:t>
+        <w:t xml:space="preserve">, as well as museums, such as the </w:t>
       </w:r>
       <w:r>
         <w:rPr>
@@ -1030,9 +912,15 @@
           <w:i w:val="0"/>
           <w:color w:val="0000FF"/>
           <w:sz w:val="24"/>
-          <w:u w:val="single"/>
         </w:rPr>
-        <w:t>c</w:t>
+        <w:hyperlink r:id="rId17" w:history="1">
+          <w:r>
+            <w:rPr>
+              <w:rStyle w:val="Hyperlink"/>
+            </w:rPr>
+            <w:t>c</w:t>
+          </w:r>
+        </w:hyperlink>
       </w:r>
       <w:r>
         <w:rPr>
@@ -1257,14 +1145,20 @@
       </w:r>
       <w:r>
         <w:rPr>
-          <w:u w:val="single" w:color="0000ff"/>
           <w:rFonts w:ascii="Charis SIL Regular" w:hAnsi="Charis SIL Regular" w:eastAsia="Charis SIL Regular"/>
           <w:b w:val="0"/>
           <w:i w:val="0"/>
           <w:color w:val="000000"/>
           <w:sz w:val="24"/>
         </w:rPr>
-        <w:t>d</w:t>
+        <w:hyperlink r:id="rId17" w:history="1">
+          <w:r>
+            <w:rPr>
+              <w:rStyle w:val="Hyperlink"/>
+            </w:rPr>
+            <w:t>d</w:t>
+          </w:r>
+        </w:hyperlink>
       </w:r>
       <w:r>
         <w:rPr>
@@ -1514,7 +1408,14 @@
           <w:color w:val="000000"/>
           <w:sz w:val="24"/>
         </w:rPr>
-        <w:t xml:space="preserve"> objects. T</w:t>
+        <w:hyperlink r:id="rId18" w:history="1">
+          <w:r>
+            <w:rPr>
+              <w:rStyle w:val="Hyperlink"/>
+            </w:rPr>
+            <w:t xml:space="preserve"> objects. T</w:t>
+          </w:r>
+        </w:hyperlink>
       </w:r>
       <w:r>
         <w:rPr>
@@ -1543,7 +1444,14 @@
           <w:sz w:val="24"/>
           <w:u w:val="single"/>
         </w:rPr>
-        <w:t>W</w:t>
+        <w:hyperlink r:id="rId18" w:history="1">
+          <w:r>
+            <w:rPr>
+              <w:rStyle w:val="Hyperlink"/>
+            </w:rPr>
+            <w:t>W</w:t>
+          </w:r>
+        </w:hyperlink>
       </w:r>
       <w:r>
         <w:rPr>
@@ -1590,7 +1498,7 @@
           <w:sz w:val="24"/>
           <w:u w:val="single"/>
         </w:rPr>
-        <w:hyperlink r:id="rId17" w:history="1">
+        <w:hyperlink r:id="rId18" w:history="1">
           <w:r>
             <w:rPr>
               <w:rStyle w:val="Hyperlink"/>

--- a/EXPORTS/DOCX/published/niveau3/English/KoninklijkeBazar.docx
+++ b/EXPORTS/DOCX/published/niveau3/English/KoninklijkeBazar.docx
@@ -227,13 +227,31 @@
       </w:r>
       <w:r>
         <w:rPr>
+          <w:u w:val="single" w:color="0000ff"/>
           <w:rFonts w:ascii="Charis SIL Regular" w:hAnsi="Charis SIL Regular" w:eastAsia="Charis SIL Regular"/>
           <w:b w:val="0"/>
           <w:i w:val="0"/>
           <w:color w:val="000000"/>
           <w:sz w:val="24"/>
         </w:rPr>
-        <w:t xml:space="preserve">tore sold Asian items, mainly from </w:t>
+        <w:hyperlink r:id="rId9" w:history="1">
+          <w:r>
+            <w:rPr>
+              <w:rStyle w:val="Hyperlink"/>
+            </w:rPr>
+            <w:t xml:space="preserve">tore </w:t>
+          </w:r>
+        </w:hyperlink>
+      </w:r>
+      <w:r>
+        <w:rPr>
+          <w:rFonts w:ascii="Charis SIL Regular" w:hAnsi="Charis SIL Regular" w:eastAsia="Charis SIL Regular"/>
+          <w:b w:val="0"/>
+          <w:i w:val="0"/>
+          <w:color w:val="000000"/>
+          <w:sz w:val="24"/>
+        </w:rPr>
+        <w:t xml:space="preserve">sold Asian items, mainly from </w:t>
       </w:r>
       <w:r>
         <w:rPr>
@@ -698,7 +716,107 @@
           <w:color w:val="000000"/>
           <w:sz w:val="24"/>
         </w:rPr>
-        <w:t xml:space="preserve">, as well as museums, such as the </w:t>
+        <w:t>, as we</w:t>
+      </w:r>
+      <w:r>
+        <w:rPr>
+          <w:u w:val="single" w:color="0000ff"/>
+          <w:rFonts w:ascii="Charis SIL Regular" w:hAnsi="Charis SIL Regular" w:eastAsia="Charis SIL Regular"/>
+          <w:b w:val="0"/>
+          <w:i w:val="0"/>
+          <w:color w:val="000000"/>
+          <w:sz w:val="24"/>
+        </w:rPr>
+        <w:hyperlink r:id="rId14" w:history="1">
+          <w:r>
+            <w:rPr>
+              <w:rStyle w:val="Hyperlink"/>
+            </w:rPr>
+            <w:t>ll a</w:t>
+          </w:r>
+        </w:hyperlink>
+      </w:r>
+      <w:r>
+        <w:rPr>
+          <w:u w:val="single" w:color="0000ff"/>
+          <w:rFonts w:ascii="Charis SIL Regular" w:hAnsi="Charis SIL Regular" w:eastAsia="Charis SIL Regular"/>
+          <w:b w:val="0"/>
+          <w:i w:val="0"/>
+          <w:color w:val="000000"/>
+          <w:sz w:val="24"/>
+        </w:rPr>
+        <w:hyperlink r:id="rId14" w:history="1">
+          <w:r>
+            <w:rPr>
+              <w:rStyle w:val="Hyperlink"/>
+            </w:rPr>
+            <w:t>s muse</w:t>
+          </w:r>
+        </w:hyperlink>
+      </w:r>
+      <w:r>
+        <w:rPr>
+          <w:u w:val="single" w:color="0000ff"/>
+          <w:rFonts w:ascii="Charis SIL Regular" w:hAnsi="Charis SIL Regular" w:eastAsia="Charis SIL Regular"/>
+          <w:b w:val="0"/>
+          <w:i w:val="0"/>
+          <w:color w:val="000000"/>
+          <w:sz w:val="24"/>
+        </w:rPr>
+        <w:hyperlink r:id="rId14" w:history="1">
+          <w:r>
+            <w:rPr>
+              <w:rStyle w:val="Hyperlink"/>
+            </w:rPr>
+            <w:t>ums</w:t>
+          </w:r>
+        </w:hyperlink>
+      </w:r>
+      <w:r>
+        <w:rPr>
+          <w:u w:val="single" w:color="0000ff"/>
+          <w:rFonts w:ascii="Charis SIL Regular" w:hAnsi="Charis SIL Regular" w:eastAsia="Charis SIL Regular"/>
+          <w:b w:val="0"/>
+          <w:i w:val="0"/>
+          <w:color w:val="000000"/>
+          <w:sz w:val="24"/>
+        </w:rPr>
+        <w:hyperlink r:id="rId14" w:history="1">
+          <w:r>
+            <w:rPr>
+              <w:rStyle w:val="Hyperlink"/>
+            </w:rPr>
+            <w:t>,</w:t>
+          </w:r>
+        </w:hyperlink>
+      </w:r>
+      <w:r>
+        <w:rPr>
+          <w:u w:val="single" w:color="0000ff"/>
+          <w:rFonts w:ascii="Charis SIL Regular" w:hAnsi="Charis SIL Regular" w:eastAsia="Charis SIL Regular"/>
+          <w:b w:val="0"/>
+          <w:i w:val="0"/>
+          <w:color w:val="000000"/>
+          <w:sz w:val="24"/>
+        </w:rPr>
+        <w:hyperlink r:id="rId14" w:history="1">
+          <w:r>
+            <w:rPr>
+              <w:rStyle w:val="Hyperlink"/>
+            </w:rPr>
+            <w:t xml:space="preserve"> such </w:t>
+          </w:r>
+        </w:hyperlink>
+      </w:r>
+      <w:r>
+        <w:rPr>
+          <w:rFonts w:ascii="Charis SIL Regular" w:hAnsi="Charis SIL Regular" w:eastAsia="Charis SIL Regular"/>
+          <w:b w:val="0"/>
+          <w:i w:val="0"/>
+          <w:color w:val="000000"/>
+          <w:sz w:val="24"/>
+        </w:rPr>
+        <w:t xml:space="preserve">as the </w:t>
       </w:r>
       <w:r>
         <w:rPr>
@@ -842,7 +960,7 @@
           <w:sz w:val="24"/>
           <w:u w:val="single"/>
         </w:rPr>
-        <w:hyperlink r:id="rId15" w:history="1">
+        <w:hyperlink r:id="rId17" w:history="1">
           <w:r>
             <w:rPr>
               <w:rStyle w:val="Hyperlink"/>
@@ -860,7 +978,7 @@
           <w:sz w:val="24"/>
           <w:u w:val="single"/>
         </w:rPr>
-        <w:hyperlink r:id="rId15" w:history="1">
+        <w:hyperlink r:id="rId17" w:history="1">
           <w:r>
             <w:rPr>
               <w:rStyle w:val="Hyperlink"/>
@@ -878,7 +996,7 @@
           <w:sz w:val="24"/>
           <w:u w:val="single"/>
         </w:rPr>
-        <w:hyperlink r:id="rId15" w:history="1">
+        <w:hyperlink r:id="rId17" w:history="1">
           <w:r>
             <w:rPr>
               <w:rStyle w:val="Hyperlink"/>
@@ -929,6 +1047,7 @@
           <w:i w:val="0"/>
           <w:color w:val="0000FF"/>
           <w:sz w:val="24"/>
+          <w:u w:val="single"/>
         </w:rPr>
         <w:t>h</w:t>
       </w:r>
@@ -1162,6 +1281,7 @@
       </w:r>
       <w:r>
         <w:rPr>
+          <w:u w:val="single" w:color="0000ff"/>
           <w:rFonts w:ascii="Charis SIL Regular" w:hAnsi="Charis SIL Regular" w:eastAsia="Charis SIL Regular"/>
           <w:b w:val="0"/>
           <w:i w:val="0"/>
@@ -2954,7 +3074,7 @@
           <w:sz w:val="24"/>
           <w:u w:val="single"/>
         </w:rPr>
-        <w:hyperlink r:id="rId25" w:history="1">
+        <w:hyperlink r:id="rId26" w:history="1">
           <w:r>
             <w:rPr>
               <w:rStyle w:val="Hyperlink"/>

--- a/EXPORTS/DOCX/published/niveau3/English/KoninklijkeBazar.docx
+++ b/EXPORTS/DOCX/published/niveau3/English/KoninklijkeBazar.docx
@@ -227,31 +227,13 @@
       </w:r>
       <w:r>
         <w:rPr>
-          <w:u w:val="single" w:color="0000ff"/>
           <w:rFonts w:ascii="Charis SIL Regular" w:hAnsi="Charis SIL Regular" w:eastAsia="Charis SIL Regular"/>
           <w:b w:val="0"/>
           <w:i w:val="0"/>
           <w:color w:val="000000"/>
           <w:sz w:val="24"/>
         </w:rPr>
-        <w:hyperlink r:id="rId9" w:history="1">
-          <w:r>
-            <w:rPr>
-              <w:rStyle w:val="Hyperlink"/>
-            </w:rPr>
-            <w:t xml:space="preserve">tore </w:t>
-          </w:r>
-        </w:hyperlink>
-      </w:r>
-      <w:r>
-        <w:rPr>
-          <w:rFonts w:ascii="Charis SIL Regular" w:hAnsi="Charis SIL Regular" w:eastAsia="Charis SIL Regular"/>
-          <w:b w:val="0"/>
-          <w:i w:val="0"/>
-          <w:color w:val="000000"/>
-          <w:sz w:val="24"/>
-        </w:rPr>
-        <w:t xml:space="preserve">sold Asian items, mainly from </w:t>
+        <w:t xml:space="preserve">tore sold Asian items, mainly from </w:t>
       </w:r>
       <w:r>
         <w:rPr>
@@ -756,67 +738,13 @@
       </w:r>
       <w:r>
         <w:rPr>
-          <w:u w:val="single" w:color="0000ff"/>
           <w:rFonts w:ascii="Charis SIL Regular" w:hAnsi="Charis SIL Regular" w:eastAsia="Charis SIL Regular"/>
           <w:b w:val="0"/>
           <w:i w:val="0"/>
           <w:color w:val="000000"/>
           <w:sz w:val="24"/>
         </w:rPr>
-        <w:hyperlink r:id="rId14" w:history="1">
-          <w:r>
-            <w:rPr>
-              <w:rStyle w:val="Hyperlink"/>
-            </w:rPr>
-            <w:t>ums</w:t>
-          </w:r>
-        </w:hyperlink>
-      </w:r>
-      <w:r>
-        <w:rPr>
-          <w:u w:val="single" w:color="0000ff"/>
-          <w:rFonts w:ascii="Charis SIL Regular" w:hAnsi="Charis SIL Regular" w:eastAsia="Charis SIL Regular"/>
-          <w:b w:val="0"/>
-          <w:i w:val="0"/>
-          <w:color w:val="000000"/>
-          <w:sz w:val="24"/>
-        </w:rPr>
-        <w:hyperlink r:id="rId14" w:history="1">
-          <w:r>
-            <w:rPr>
-              <w:rStyle w:val="Hyperlink"/>
-            </w:rPr>
-            <w:t>,</w:t>
-          </w:r>
-        </w:hyperlink>
-      </w:r>
-      <w:r>
-        <w:rPr>
-          <w:u w:val="single" w:color="0000ff"/>
-          <w:rFonts w:ascii="Charis SIL Regular" w:hAnsi="Charis SIL Regular" w:eastAsia="Charis SIL Regular"/>
-          <w:b w:val="0"/>
-          <w:i w:val="0"/>
-          <w:color w:val="000000"/>
-          <w:sz w:val="24"/>
-        </w:rPr>
-        <w:hyperlink r:id="rId14" w:history="1">
-          <w:r>
-            <w:rPr>
-              <w:rStyle w:val="Hyperlink"/>
-            </w:rPr>
-            <w:t xml:space="preserve"> such </w:t>
-          </w:r>
-        </w:hyperlink>
-      </w:r>
-      <w:r>
-        <w:rPr>
-          <w:rFonts w:ascii="Charis SIL Regular" w:hAnsi="Charis SIL Regular" w:eastAsia="Charis SIL Regular"/>
-          <w:b w:val="0"/>
-          <w:i w:val="0"/>
-          <w:color w:val="000000"/>
-          <w:sz w:val="24"/>
-        </w:rPr>
-        <w:t xml:space="preserve">as the </w:t>
+        <w:t xml:space="preserve">ums, such as the </w:t>
       </w:r>
       <w:r>
         <w:rPr>
@@ -960,7 +888,7 @@
           <w:sz w:val="24"/>
           <w:u w:val="single"/>
         </w:rPr>
-        <w:hyperlink r:id="rId17" w:history="1">
+        <w:hyperlink r:id="rId15" w:history="1">
           <w:r>
             <w:rPr>
               <w:rStyle w:val="Hyperlink"/>
@@ -1030,15 +958,9 @@
           <w:i w:val="0"/>
           <w:color w:val="0000FF"/>
           <w:sz w:val="24"/>
+          <w:u w:val="single"/>
         </w:rPr>
-        <w:hyperlink r:id="rId17" w:history="1">
-          <w:r>
-            <w:rPr>
-              <w:rStyle w:val="Hyperlink"/>
-            </w:rPr>
-            <w:t>c</w:t>
-          </w:r>
-        </w:hyperlink>
+        <w:t>c</w:t>
       </w:r>
       <w:r>
         <w:rPr>
@@ -1047,7 +969,6 @@
           <w:i w:val="0"/>
           <w:color w:val="0000FF"/>
           <w:sz w:val="24"/>
-          <w:u w:val="single"/>
         </w:rPr>
         <w:t>h</w:t>
       </w:r>
@@ -1264,24 +1185,17 @@
       </w:r>
       <w:r>
         <w:rPr>
+          <w:u w:val="single" w:color="0000ff"/>
           <w:rFonts w:ascii="Charis SIL Regular" w:hAnsi="Charis SIL Regular" w:eastAsia="Charis SIL Regular"/>
           <w:b w:val="0"/>
           <w:i w:val="0"/>
           <w:color w:val="000000"/>
           <w:sz w:val="24"/>
         </w:rPr>
-        <w:hyperlink r:id="rId17" w:history="1">
-          <w:r>
-            <w:rPr>
-              <w:rStyle w:val="Hyperlink"/>
-            </w:rPr>
-            <w:t>d</w:t>
-          </w:r>
-        </w:hyperlink>
+        <w:t>d</w:t>
       </w:r>
       <w:r>
         <w:rPr>
-          <w:u w:val="single" w:color="0000ff"/>
           <w:rFonts w:ascii="Charis SIL Regular" w:hAnsi="Charis SIL Regular" w:eastAsia="Charis SIL Regular"/>
           <w:b w:val="0"/>
           <w:i w:val="0"/>
@@ -3074,7 +2988,7 @@
           <w:sz w:val="24"/>
           <w:u w:val="single"/>
         </w:rPr>
-        <w:hyperlink r:id="rId26" w:history="1">
+        <w:hyperlink r:id="rId25" w:history="1">
           <w:r>
             <w:rPr>
               <w:rStyle w:val="Hyperlink"/>

--- a/EXPORTS/DOCX/published/niveau3/English/KoninklijkeBazar.docx
+++ b/EXPORTS/DOCX/published/niveau3/English/KoninklijkeBazar.docx
@@ -205,7 +205,46 @@
           <w:color w:val="000000"/>
           <w:sz w:val="24"/>
         </w:rPr>
-        <w:t xml:space="preserve">1843. The store sold Asian items, mainly from </w:t>
+        <w:t xml:space="preserve">1843. </w:t>
+      </w:r>
+      <w:r>
+        <w:rPr>
+          <w:u w:val="single" w:color="0000ff"/>
+          <w:rFonts w:ascii="Charis SIL Regular" w:hAnsi="Charis SIL Regular" w:eastAsia="Charis SIL Regular"/>
+          <w:b w:val="0"/>
+          <w:i w:val="0"/>
+          <w:color w:val="000000"/>
+          <w:sz w:val="24"/>
+        </w:rPr>
+        <w:t>The s</w:t>
+      </w:r>
+      <w:r>
+        <w:rPr>
+          <w:u w:val="single" w:color="0000ff"/>
+          <w:rFonts w:ascii="Charis SIL Regular" w:hAnsi="Charis SIL Regular" w:eastAsia="Charis SIL Regular"/>
+          <w:b w:val="0"/>
+          <w:i w:val="0"/>
+          <w:color w:val="000000"/>
+          <w:sz w:val="24"/>
+        </w:rPr>
+        <w:hyperlink r:id="rId9" w:history="1">
+          <w:r>
+            <w:rPr>
+              <w:rStyle w:val="Hyperlink"/>
+            </w:rPr>
+            <w:t xml:space="preserve">tore </w:t>
+          </w:r>
+        </w:hyperlink>
+      </w:r>
+      <w:r>
+        <w:rPr>
+          <w:rFonts w:ascii="Charis SIL Regular" w:hAnsi="Charis SIL Regular" w:eastAsia="Charis SIL Regular"/>
+          <w:b w:val="0"/>
+          <w:i w:val="0"/>
+          <w:color w:val="000000"/>
+          <w:sz w:val="24"/>
+        </w:rPr>
+        <w:t xml:space="preserve">sold Asian items, mainly from </w:t>
       </w:r>
       <w:r>
         <w:rPr>
@@ -670,7 +709,107 @@
           <w:color w:val="000000"/>
           <w:sz w:val="24"/>
         </w:rPr>
-        <w:t xml:space="preserve">, as well as museums, such as the </w:t>
+        <w:t>, as we</w:t>
+      </w:r>
+      <w:r>
+        <w:rPr>
+          <w:u w:val="single" w:color="0000ff"/>
+          <w:rFonts w:ascii="Charis SIL Regular" w:hAnsi="Charis SIL Regular" w:eastAsia="Charis SIL Regular"/>
+          <w:b w:val="0"/>
+          <w:i w:val="0"/>
+          <w:color w:val="000000"/>
+          <w:sz w:val="24"/>
+        </w:rPr>
+        <w:hyperlink r:id="rId14" w:history="1">
+          <w:r>
+            <w:rPr>
+              <w:rStyle w:val="Hyperlink"/>
+            </w:rPr>
+            <w:t>ll a</w:t>
+          </w:r>
+        </w:hyperlink>
+      </w:r>
+      <w:r>
+        <w:rPr>
+          <w:u w:val="single" w:color="0000ff"/>
+          <w:rFonts w:ascii="Charis SIL Regular" w:hAnsi="Charis SIL Regular" w:eastAsia="Charis SIL Regular"/>
+          <w:b w:val="0"/>
+          <w:i w:val="0"/>
+          <w:color w:val="000000"/>
+          <w:sz w:val="24"/>
+        </w:rPr>
+        <w:hyperlink r:id="rId14" w:history="1">
+          <w:r>
+            <w:rPr>
+              <w:rStyle w:val="Hyperlink"/>
+            </w:rPr>
+            <w:t>s muse</w:t>
+          </w:r>
+        </w:hyperlink>
+      </w:r>
+      <w:r>
+        <w:rPr>
+          <w:u w:val="single" w:color="0000ff"/>
+          <w:rFonts w:ascii="Charis SIL Regular" w:hAnsi="Charis SIL Regular" w:eastAsia="Charis SIL Regular"/>
+          <w:b w:val="0"/>
+          <w:i w:val="0"/>
+          <w:color w:val="000000"/>
+          <w:sz w:val="24"/>
+        </w:rPr>
+        <w:hyperlink r:id="rId14" w:history="1">
+          <w:r>
+            <w:rPr>
+              <w:rStyle w:val="Hyperlink"/>
+            </w:rPr>
+            <w:t>ums</w:t>
+          </w:r>
+        </w:hyperlink>
+      </w:r>
+      <w:r>
+        <w:rPr>
+          <w:u w:val="single" w:color="0000ff"/>
+          <w:rFonts w:ascii="Charis SIL Regular" w:hAnsi="Charis SIL Regular" w:eastAsia="Charis SIL Regular"/>
+          <w:b w:val="0"/>
+          <w:i w:val="0"/>
+          <w:color w:val="000000"/>
+          <w:sz w:val="24"/>
+        </w:rPr>
+        <w:hyperlink r:id="rId14" w:history="1">
+          <w:r>
+            <w:rPr>
+              <w:rStyle w:val="Hyperlink"/>
+            </w:rPr>
+            <w:t>,</w:t>
+          </w:r>
+        </w:hyperlink>
+      </w:r>
+      <w:r>
+        <w:rPr>
+          <w:u w:val="single" w:color="0000ff"/>
+          <w:rFonts w:ascii="Charis SIL Regular" w:hAnsi="Charis SIL Regular" w:eastAsia="Charis SIL Regular"/>
+          <w:b w:val="0"/>
+          <w:i w:val="0"/>
+          <w:color w:val="000000"/>
+          <w:sz w:val="24"/>
+        </w:rPr>
+        <w:hyperlink r:id="rId14" w:history="1">
+          <w:r>
+            <w:rPr>
+              <w:rStyle w:val="Hyperlink"/>
+            </w:rPr>
+            <w:t xml:space="preserve"> such </w:t>
+          </w:r>
+        </w:hyperlink>
+      </w:r>
+      <w:r>
+        <w:rPr>
+          <w:rFonts w:ascii="Charis SIL Regular" w:hAnsi="Charis SIL Regular" w:eastAsia="Charis SIL Regular"/>
+          <w:b w:val="0"/>
+          <w:i w:val="0"/>
+          <w:color w:val="000000"/>
+          <w:sz w:val="24"/>
+        </w:rPr>
+        <w:t xml:space="preserve">as the </w:t>
       </w:r>
       <w:r>
         <w:rPr>
@@ -832,7 +971,7 @@
           <w:sz w:val="24"/>
           <w:u w:val="single"/>
         </w:rPr>
-        <w:hyperlink r:id="rId15" w:history="1">
+        <w:hyperlink r:id="rId17" w:history="1">
           <w:r>
             <w:rPr>
               <w:rStyle w:val="Hyperlink"/>
@@ -850,7 +989,7 @@
           <w:sz w:val="24"/>
           <w:u w:val="single"/>
         </w:rPr>
-        <w:hyperlink r:id="rId15" w:history="1">
+        <w:hyperlink r:id="rId17" w:history="1">
           <w:r>
             <w:rPr>
               <w:rStyle w:val="Hyperlink"/>
@@ -873,7 +1012,7 @@
             <w:rPr>
               <w:rStyle w:val="Hyperlink"/>
             </w:rPr>
-            <w:t>fisc</w:t>
+            <w:t>fis</w:t>
           </w:r>
         </w:hyperlink>
       </w:r>
@@ -884,7 +1023,23 @@
           <w:i w:val="0"/>
           <w:color w:val="0000FF"/>
           <w:sz w:val="24"/>
-          <w:u w:val="single"/>
+        </w:rPr>
+        <w:hyperlink r:id="rId17" w:history="1">
+          <w:r>
+            <w:rPr>
+              <w:rStyle w:val="Hyperlink"/>
+            </w:rPr>
+            <w:t>c</w:t>
+          </w:r>
+        </w:hyperlink>
+      </w:r>
+      <w:r>
+        <w:rPr>
+          <w:rFonts w:ascii="Charis SIL Regular" w:hAnsi="Charis SIL Regular" w:eastAsia="Charis SIL Regular"/>
+          <w:b w:val="0"/>
+          <w:i w:val="0"/>
+          <w:color w:val="0000FF"/>
+          <w:sz w:val="24"/>
         </w:rPr>
         <w:t>h</w:t>
       </w:r>
@@ -913,19 +1068,9 @@
             <w:rPr>
               <w:rStyle w:val="Hyperlink"/>
             </w:rPr>
-            <w:t>Museu</w:t>
+            <w:t>Museum</w:t>
           </w:r>
         </w:hyperlink>
-      </w:r>
-      <w:r>
-        <w:rPr>
-          <w:rFonts w:ascii="Charis SIL Regular" w:hAnsi="Charis SIL Regular" w:eastAsia="Charis SIL Regular"/>
-          <w:b w:val="0"/>
-          <w:i w:val="0"/>
-          <w:color w:val="0000FF"/>
-          <w:sz w:val="24"/>
-        </w:rPr>
-        <w:t>m</w:t>
       </w:r>
       <w:r>
         <w:rPr>
@@ -1105,13 +1250,29 @@
             <w:rPr>
               <w:rStyle w:val="Hyperlink"/>
             </w:rPr>
-            <w:t>finally closed</w:t>
+            <w:t>finally close</w:t>
           </w:r>
         </w:hyperlink>
       </w:r>
       <w:r>
         <w:rPr>
-          <w:u w:val="single" w:color="0000ff"/>
+          <w:rFonts w:ascii="Charis SIL Regular" w:hAnsi="Charis SIL Regular" w:eastAsia="Charis SIL Regular"/>
+          <w:b w:val="0"/>
+          <w:i w:val="0"/>
+          <w:color w:val="000000"/>
+          <w:sz w:val="24"/>
+        </w:rPr>
+        <w:hyperlink r:id="rId17" w:history="1">
+          <w:r>
+            <w:rPr>
+              <w:rStyle w:val="Hyperlink"/>
+            </w:rPr>
+            <w:t>d</w:t>
+          </w:r>
+        </w:hyperlink>
+      </w:r>
+      <w:r>
+        <w:rPr>
           <w:rFonts w:ascii="Charis SIL Regular" w:hAnsi="Charis SIL Regular" w:eastAsia="Charis SIL Regular"/>
           <w:b w:val="0"/>
           <w:i w:val="0"/>
@@ -1152,7 +1313,7 @@
             <w:rPr>
               <w:rStyle w:val="Hyperlink"/>
             </w:rPr>
-            <w:t>ts doors</w:t>
+            <w:t xml:space="preserve">ts doors </w:t>
           </w:r>
         </w:hyperlink>
       </w:r>
@@ -1164,7 +1325,7 @@
           <w:color w:val="000000"/>
           <w:sz w:val="24"/>
         </w:rPr>
-        <w:t xml:space="preserve"> in 1927.</w:t>
+        <w:t>in 1927.</w:t>
       </w:r>
     </w:p>
     <w:p>
@@ -1394,7 +1555,7 @@
           <w:sz w:val="24"/>
           <w:u w:val="single"/>
         </w:rPr>
-        <w:hyperlink r:id="rId18" w:history="1">
+        <w:hyperlink r:id="rId17" w:history="1">
           <w:r>
             <w:rPr>
               <w:rStyle w:val="Hyperlink"/>
@@ -1430,7 +1591,7 @@
           <w:sz w:val="24"/>
           <w:u w:val="single"/>
         </w:rPr>
-        <w:hyperlink r:id="rId18" w:history="1">
+        <w:hyperlink r:id="rId17" w:history="1">
           <w:r>
             <w:rPr>
               <w:rStyle w:val="Hyperlink"/>
@@ -1448,7 +1609,7 @@
           <w:sz w:val="24"/>
           <w:u w:val="single"/>
         </w:rPr>
-        <w:hyperlink r:id="rId18" w:history="1">
+        <w:hyperlink r:id="rId17" w:history="1">
           <w:r>
             <w:rPr>
               <w:rStyle w:val="Hyperlink"/>
@@ -1516,21 +1677,13 @@
       </w:r>
       <w:r>
         <w:rPr>
-          <w:u w:val="single" w:color="0000ff"/>
           <w:rFonts w:ascii="Charis SIL Regular" w:hAnsi="Charis SIL Regular" w:eastAsia="Charis SIL Regular"/>
           <w:b w:val="0"/>
           <w:i w:val="0"/>
           <w:color w:val="000000"/>
           <w:sz w:val="24"/>
         </w:rPr>
-        <w:hyperlink r:id="rId17" w:history="1">
-          <w:r>
-            <w:rPr>
-              <w:rStyle w:val="Hyperlink"/>
-            </w:rPr>
-            <w:t>regarding purch</w:t>
-          </w:r>
-        </w:hyperlink>
+        <w:t>regarding purch</w:t>
       </w:r>
       <w:r>
         <w:rPr>

--- a/EXPORTS/DOCX/published/niveau3/English/KoninklijkeBazar.docx
+++ b/EXPORTS/DOCX/published/niveau3/English/KoninklijkeBazar.docx
@@ -205,7 +205,25 @@
           <w:color w:val="000000"/>
           <w:sz w:val="24"/>
         </w:rPr>
-        <w:t>1843. The s</w:t>
+        <w:t xml:space="preserve">1843. </w:t>
+      </w:r>
+      <w:r>
+        <w:rPr>
+          <w:u w:val="single" w:color="0000ff"/>
+          <w:rFonts w:ascii="Charis SIL Regular" w:hAnsi="Charis SIL Regular" w:eastAsia="Charis SIL Regular"/>
+          <w:b w:val="0"/>
+          <w:i w:val="0"/>
+          <w:color w:val="000000"/>
+          <w:sz w:val="24"/>
+        </w:rPr>
+        <w:hyperlink r:id="rId9" w:history="1">
+          <w:r>
+            <w:rPr>
+              <w:rStyle w:val="Hyperlink"/>
+            </w:rPr>
+            <w:t>The s</w:t>
+          </w:r>
+        </w:hyperlink>
       </w:r>
       <w:r>
         <w:rPr>
@@ -698,7 +716,71 @@
           <w:color w:val="000000"/>
           <w:sz w:val="24"/>
         </w:rPr>
-        <w:t xml:space="preserve">, as well as museums, such as the </w:t>
+        <w:t>, as well as muse</w:t>
+      </w:r>
+      <w:r>
+        <w:rPr>
+          <w:u w:val="single" w:color="0000ff"/>
+          <w:rFonts w:ascii="Charis SIL Regular" w:hAnsi="Charis SIL Regular" w:eastAsia="Charis SIL Regular"/>
+          <w:b w:val="0"/>
+          <w:i w:val="0"/>
+          <w:color w:val="000000"/>
+          <w:sz w:val="24"/>
+        </w:rPr>
+        <w:hyperlink r:id="rId14" w:history="1">
+          <w:r>
+            <w:rPr>
+              <w:rStyle w:val="Hyperlink"/>
+            </w:rPr>
+            <w:t>ums</w:t>
+          </w:r>
+        </w:hyperlink>
+      </w:r>
+      <w:r>
+        <w:rPr>
+          <w:u w:val="single" w:color="0000ff"/>
+          <w:rFonts w:ascii="Charis SIL Regular" w:hAnsi="Charis SIL Regular" w:eastAsia="Charis SIL Regular"/>
+          <w:b w:val="0"/>
+          <w:i w:val="0"/>
+          <w:color w:val="000000"/>
+          <w:sz w:val="24"/>
+        </w:rPr>
+        <w:hyperlink r:id="rId14" w:history="1">
+          <w:r>
+            <w:rPr>
+              <w:rStyle w:val="Hyperlink"/>
+            </w:rPr>
+            <w:t>,</w:t>
+          </w:r>
+        </w:hyperlink>
+      </w:r>
+      <w:r>
+        <w:rPr>
+          <w:u w:val="single" w:color="0000ff"/>
+          <w:rFonts w:ascii="Charis SIL Regular" w:hAnsi="Charis SIL Regular" w:eastAsia="Charis SIL Regular"/>
+          <w:b w:val="0"/>
+          <w:i w:val="0"/>
+          <w:color w:val="000000"/>
+          <w:sz w:val="24"/>
+        </w:rPr>
+        <w:hyperlink r:id="rId14" w:history="1">
+          <w:r>
+            <w:rPr>
+              <w:rStyle w:val="Hyperlink"/>
+            </w:rPr>
+            <w:t xml:space="preserve"> such </w:t>
+          </w:r>
+        </w:hyperlink>
+      </w:r>
+      <w:r>
+        <w:rPr>
+          <w:rFonts w:ascii="Charis SIL Regular" w:hAnsi="Charis SIL Regular" w:eastAsia="Charis SIL Regular"/>
+          <w:b w:val="0"/>
+          <w:i w:val="0"/>
+          <w:color w:val="000000"/>
+          <w:sz w:val="24"/>
+        </w:rPr>
+        <w:t xml:space="preserve">as the </w:t>
       </w:r>
       <w:r>
         <w:rPr>
@@ -842,7 +924,7 @@
           <w:sz w:val="24"/>
           <w:u w:val="single"/>
         </w:rPr>
-        <w:hyperlink r:id="rId15" w:history="1">
+        <w:hyperlink r:id="rId17" w:history="1">
           <w:r>
             <w:rPr>
               <w:rStyle w:val="Hyperlink"/>
@@ -878,7 +960,7 @@
           <w:sz w:val="24"/>
           <w:u w:val="single"/>
         </w:rPr>
-        <w:hyperlink r:id="rId15" w:history="1">
+        <w:hyperlink r:id="rId17" w:history="1">
           <w:r>
             <w:rPr>
               <w:rStyle w:val="Hyperlink"/>
@@ -901,7 +983,7 @@
             <w:rPr>
               <w:rStyle w:val="Hyperlink"/>
             </w:rPr>
-            <w:t>fisc</w:t>
+            <w:t>fis</w:t>
           </w:r>
         </w:hyperlink>
       </w:r>
@@ -912,7 +994,23 @@
           <w:i w:val="0"/>
           <w:color w:val="0000FF"/>
           <w:sz w:val="24"/>
-          <w:u w:val="single"/>
+        </w:rPr>
+        <w:hyperlink r:id="rId17" w:history="1">
+          <w:r>
+            <w:rPr>
+              <w:rStyle w:val="Hyperlink"/>
+            </w:rPr>
+            <w:t>c</w:t>
+          </w:r>
+        </w:hyperlink>
+      </w:r>
+      <w:r>
+        <w:rPr>
+          <w:rFonts w:ascii="Charis SIL Regular" w:hAnsi="Charis SIL Regular" w:eastAsia="Charis SIL Regular"/>
+          <w:b w:val="0"/>
+          <w:i w:val="0"/>
+          <w:color w:val="0000FF"/>
+          <w:sz w:val="24"/>
         </w:rPr>
         <w:t>h</w:t>
       </w:r>
@@ -941,19 +1039,9 @@
             <w:rPr>
               <w:rStyle w:val="Hyperlink"/>
             </w:rPr>
-            <w:t>Museu</w:t>
+            <w:t>Museum</w:t>
           </w:r>
         </w:hyperlink>
-      </w:r>
-      <w:r>
-        <w:rPr>
-          <w:rFonts w:ascii="Charis SIL Regular" w:hAnsi="Charis SIL Regular" w:eastAsia="Charis SIL Regular"/>
-          <w:b w:val="0"/>
-          <w:i w:val="0"/>
-          <w:color w:val="0000FF"/>
-          <w:sz w:val="24"/>
-        </w:rPr>
-        <w:t>m</w:t>
       </w:r>
       <w:r>
         <w:rPr>
@@ -1133,13 +1221,29 @@
             <w:rPr>
               <w:rStyle w:val="Hyperlink"/>
             </w:rPr>
-            <w:t>finally closed</w:t>
+            <w:t>finally close</w:t>
           </w:r>
         </w:hyperlink>
       </w:r>
       <w:r>
         <w:rPr>
-          <w:u w:val="single" w:color="0000ff"/>
+          <w:rFonts w:ascii="Charis SIL Regular" w:hAnsi="Charis SIL Regular" w:eastAsia="Charis SIL Regular"/>
+          <w:b w:val="0"/>
+          <w:i w:val="0"/>
+          <w:color w:val="000000"/>
+          <w:sz w:val="24"/>
+        </w:rPr>
+        <w:hyperlink r:id="rId17" w:history="1">
+          <w:r>
+            <w:rPr>
+              <w:rStyle w:val="Hyperlink"/>
+            </w:rPr>
+            <w:t>d</w:t>
+          </w:r>
+        </w:hyperlink>
+      </w:r>
+      <w:r>
+        <w:rPr>
           <w:rFonts w:ascii="Charis SIL Regular" w:hAnsi="Charis SIL Regular" w:eastAsia="Charis SIL Regular"/>
           <w:b w:val="0"/>
           <w:i w:val="0"/>
@@ -1180,7 +1284,7 @@
             <w:rPr>
               <w:rStyle w:val="Hyperlink"/>
             </w:rPr>
-            <w:t>ts doors</w:t>
+            <w:t xml:space="preserve">ts doors </w:t>
           </w:r>
         </w:hyperlink>
       </w:r>
@@ -1192,7 +1296,7 @@
           <w:color w:val="000000"/>
           <w:sz w:val="24"/>
         </w:rPr>
-        <w:t xml:space="preserve"> in 1927.</w:t>
+        <w:t>in 1927.</w:t>
       </w:r>
     </w:p>
     <w:p>
@@ -1422,7 +1526,7 @@
           <w:sz w:val="24"/>
           <w:u w:val="single"/>
         </w:rPr>
-        <w:hyperlink r:id="rId18" w:history="1">
+        <w:hyperlink r:id="rId17" w:history="1">
           <w:r>
             <w:rPr>
               <w:rStyle w:val="Hyperlink"/>
@@ -1440,7 +1544,7 @@
           <w:sz w:val="24"/>
           <w:u w:val="single"/>
         </w:rPr>
-        <w:hyperlink r:id="rId18" w:history="1">
+        <w:hyperlink r:id="rId17" w:history="1">
           <w:r>
             <w:rPr>
               <w:rStyle w:val="Hyperlink"/>
@@ -1458,7 +1562,7 @@
           <w:sz w:val="24"/>
           <w:u w:val="single"/>
         </w:rPr>
-        <w:hyperlink r:id="rId18" w:history="1">
+        <w:hyperlink r:id="rId17" w:history="1">
           <w:r>
             <w:rPr>
               <w:rStyle w:val="Hyperlink"/>
@@ -1476,7 +1580,7 @@
           <w:sz w:val="24"/>
           <w:u w:val="single"/>
         </w:rPr>
-        <w:hyperlink r:id="rId18" w:history="1">
+        <w:hyperlink r:id="rId17" w:history="1">
           <w:r>
             <w:rPr>
               <w:rStyle w:val="Hyperlink"/>
@@ -2932,7 +3036,7 @@
           <w:sz w:val="24"/>
           <w:u w:val="single"/>
         </w:rPr>
-        <w:hyperlink r:id="rId26" w:history="1">
+        <w:hyperlink r:id="rId25" w:history="1">
           <w:r>
             <w:rPr>
               <w:rStyle w:val="Hyperlink"/>

--- a/EXPORTS/DOCX/published/niveau3/English/KoninklijkeBazar.docx
+++ b/EXPORTS/DOCX/published/niveau3/English/KoninklijkeBazar.docx
@@ -227,31 +227,13 @@
       </w:r>
       <w:r>
         <w:rPr>
-          <w:u w:val="single" w:color="0000ff"/>
           <w:rFonts w:ascii="Charis SIL Regular" w:hAnsi="Charis SIL Regular" w:eastAsia="Charis SIL Regular"/>
           <w:b w:val="0"/>
           <w:i w:val="0"/>
           <w:color w:val="000000"/>
           <w:sz w:val="24"/>
         </w:rPr>
-        <w:hyperlink r:id="rId9" w:history="1">
-          <w:r>
-            <w:rPr>
-              <w:rStyle w:val="Hyperlink"/>
-            </w:rPr>
-            <w:t xml:space="preserve">tore </w:t>
-          </w:r>
-        </w:hyperlink>
-      </w:r>
-      <w:r>
-        <w:rPr>
-          <w:rFonts w:ascii="Charis SIL Regular" w:hAnsi="Charis SIL Regular" w:eastAsia="Charis SIL Regular"/>
-          <w:b w:val="0"/>
-          <w:i w:val="0"/>
-          <w:color w:val="000000"/>
-          <w:sz w:val="24"/>
-        </w:rPr>
-        <w:t xml:space="preserve">sold Asian items, mainly from </w:t>
+        <w:t xml:space="preserve">tore sold Asian items, mainly from </w:t>
       </w:r>
       <w:r>
         <w:rPr>
@@ -716,7 +698,43 @@
           <w:color w:val="000000"/>
           <w:sz w:val="24"/>
         </w:rPr>
-        <w:t>, as well as muse</w:t>
+        <w:t>, as we</w:t>
+      </w:r>
+      <w:r>
+        <w:rPr>
+          <w:u w:val="single" w:color="0000ff"/>
+          <w:rFonts w:ascii="Charis SIL Regular" w:hAnsi="Charis SIL Regular" w:eastAsia="Charis SIL Regular"/>
+          <w:b w:val="0"/>
+          <w:i w:val="0"/>
+          <w:color w:val="000000"/>
+          <w:sz w:val="24"/>
+        </w:rPr>
+        <w:hyperlink r:id="rId14" w:history="1">
+          <w:r>
+            <w:rPr>
+              <w:rStyle w:val="Hyperlink"/>
+            </w:rPr>
+            <w:t>ll a</w:t>
+          </w:r>
+        </w:hyperlink>
+      </w:r>
+      <w:r>
+        <w:rPr>
+          <w:u w:val="single" w:color="0000ff"/>
+          <w:rFonts w:ascii="Charis SIL Regular" w:hAnsi="Charis SIL Regular" w:eastAsia="Charis SIL Regular"/>
+          <w:b w:val="0"/>
+          <w:i w:val="0"/>
+          <w:color w:val="000000"/>
+          <w:sz w:val="24"/>
+        </w:rPr>
+        <w:hyperlink r:id="rId14" w:history="1">
+          <w:r>
+            <w:rPr>
+              <w:rStyle w:val="Hyperlink"/>
+            </w:rPr>
+            <w:t>s muse</w:t>
+          </w:r>
+        </w:hyperlink>
       </w:r>
       <w:r>
         <w:rPr>
@@ -924,7 +942,7 @@
           <w:sz w:val="24"/>
           <w:u w:val="single"/>
         </w:rPr>
-        <w:hyperlink r:id="rId17" w:history="1">
+        <w:hyperlink r:id="rId15" w:history="1">
           <w:r>
             <w:rPr>
               <w:rStyle w:val="Hyperlink"/>
@@ -942,7 +960,7 @@
           <w:sz w:val="24"/>
           <w:u w:val="single"/>
         </w:rPr>
-        <w:hyperlink r:id="rId17" w:history="1">
+        <w:hyperlink r:id="rId15" w:history="1">
           <w:r>
             <w:rPr>
               <w:rStyle w:val="Hyperlink"/>
@@ -1011,6 +1029,7 @@
           <w:i w:val="0"/>
           <w:color w:val="0000FF"/>
           <w:sz w:val="24"/>
+          <w:u w:val="single"/>
         </w:rPr>
         <w:t>h</w:t>
       </w:r>
@@ -1244,6 +1263,7 @@
       </w:r>
       <w:r>
         <w:rPr>
+          <w:u w:val="single" w:color="0000ff"/>
           <w:rFonts w:ascii="Charis SIL Regular" w:hAnsi="Charis SIL Regular" w:eastAsia="Charis SIL Regular"/>
           <w:b w:val="0"/>
           <w:i w:val="0"/>
@@ -1526,7 +1546,7 @@
           <w:sz w:val="24"/>
           <w:u w:val="single"/>
         </w:rPr>
-        <w:hyperlink r:id="rId17" w:history="1">
+        <w:hyperlink r:id="rId18" w:history="1">
           <w:r>
             <w:rPr>
               <w:rStyle w:val="Hyperlink"/>
@@ -1544,7 +1564,7 @@
           <w:sz w:val="24"/>
           <w:u w:val="single"/>
         </w:rPr>
-        <w:hyperlink r:id="rId17" w:history="1">
+        <w:hyperlink r:id="rId18" w:history="1">
           <w:r>
             <w:rPr>
               <w:rStyle w:val="Hyperlink"/>
@@ -1562,7 +1582,7 @@
           <w:sz w:val="24"/>
           <w:u w:val="single"/>
         </w:rPr>
-        <w:hyperlink r:id="rId17" w:history="1">
+        <w:hyperlink r:id="rId18" w:history="1">
           <w:r>
             <w:rPr>
               <w:rStyle w:val="Hyperlink"/>
@@ -1580,7 +1600,7 @@
           <w:sz w:val="24"/>
           <w:u w:val="single"/>
         </w:rPr>
-        <w:hyperlink r:id="rId17" w:history="1">
+        <w:hyperlink r:id="rId18" w:history="1">
           <w:r>
             <w:rPr>
               <w:rStyle w:val="Hyperlink"/>
@@ -1655,14 +1675,7 @@
           <w:color w:val="000000"/>
           <w:sz w:val="24"/>
         </w:rPr>
-        <w:hyperlink r:id="rId17" w:history="1">
-          <w:r>
-            <w:rPr>
-              <w:rStyle w:val="Hyperlink"/>
-            </w:rPr>
-            <w:t>regarding purch</w:t>
-          </w:r>
-        </w:hyperlink>
+        <w:t>regarding purch</w:t>
       </w:r>
       <w:r>
         <w:rPr>
@@ -3036,7 +3049,7 @@
           <w:sz w:val="24"/>
           <w:u w:val="single"/>
         </w:rPr>
-        <w:hyperlink r:id="rId25" w:history="1">
+        <w:hyperlink r:id="rId26" w:history="1">
           <w:r>
             <w:rPr>
               <w:rStyle w:val="Hyperlink"/>
@@ -3054,7 +3067,7 @@
           <w:sz w:val="24"/>
           <w:u w:val="single"/>
         </w:rPr>
-        <w:hyperlink r:id="rId25" w:history="1">
+        <w:hyperlink r:id="rId26" w:history="1">
           <w:r>
             <w:rPr>
               <w:rStyle w:val="Hyperlink"/>
@@ -3480,7 +3493,7 @@
         <w:autoSpaceDN w:val="0"/>
         <w:autoSpaceDE w:val="0"/>
         <w:widowControl/>
-        <w:spacing w:line="538" w:lineRule="exact" w:before="478" w:after="0"/>
+        <w:spacing w:line="538" w:lineRule="exact" w:before="458" w:after="0"/>
         <w:ind w:left="0" w:right="0" w:firstLine="0"/>
         <w:jc w:val="left"/>
       </w:pPr>

--- a/EXPORTS/DOCX/published/niveau3/English/KoninklijkeBazar.docx
+++ b/EXPORTS/DOCX/published/niveau3/English/KoninklijkeBazar.docx
@@ -227,13 +227,31 @@
       </w:r>
       <w:r>
         <w:rPr>
+          <w:u w:val="single" w:color="0000ff"/>
           <w:rFonts w:ascii="Charis SIL Regular" w:hAnsi="Charis SIL Regular" w:eastAsia="Charis SIL Regular"/>
           <w:b w:val="0"/>
           <w:i w:val="0"/>
           <w:color w:val="000000"/>
           <w:sz w:val="24"/>
         </w:rPr>
-        <w:t xml:space="preserve">tore sold Asian items, mainly from </w:t>
+        <w:hyperlink r:id="rId9" w:history="1">
+          <w:r>
+            <w:rPr>
+              <w:rStyle w:val="Hyperlink"/>
+            </w:rPr>
+            <w:t xml:space="preserve">tore </w:t>
+          </w:r>
+        </w:hyperlink>
+      </w:r>
+      <w:r>
+        <w:rPr>
+          <w:rFonts w:ascii="Charis SIL Regular" w:hAnsi="Charis SIL Regular" w:eastAsia="Charis SIL Regular"/>
+          <w:b w:val="0"/>
+          <w:i w:val="0"/>
+          <w:color w:val="000000"/>
+          <w:sz w:val="24"/>
+        </w:rPr>
+        <w:t xml:space="preserve">sold Asian items, mainly from </w:t>
       </w:r>
       <w:r>
         <w:rPr>
@@ -709,32 +727,7 @@
           <w:color w:val="000000"/>
           <w:sz w:val="24"/>
         </w:rPr>
-        <w:hyperlink r:id="rId14" w:history="1">
-          <w:r>
-            <w:rPr>
-              <w:rStyle w:val="Hyperlink"/>
-            </w:rPr>
-            <w:t>ll a</w:t>
-          </w:r>
-        </w:hyperlink>
-      </w:r>
-      <w:r>
-        <w:rPr>
-          <w:u w:val="single" w:color="0000ff"/>
-          <w:rFonts w:ascii="Charis SIL Regular" w:hAnsi="Charis SIL Regular" w:eastAsia="Charis SIL Regular"/>
-          <w:b w:val="0"/>
-          <w:i w:val="0"/>
-          <w:color w:val="000000"/>
-          <w:sz w:val="24"/>
-        </w:rPr>
-        <w:hyperlink r:id="rId14" w:history="1">
-          <w:r>
-            <w:rPr>
-              <w:rStyle w:val="Hyperlink"/>
-            </w:rPr>
-            <w:t>s muse</w:t>
-          </w:r>
-        </w:hyperlink>
+        <w:t>ll as muse</w:t>
       </w:r>
       <w:r>
         <w:rPr>
@@ -942,7 +935,7 @@
           <w:sz w:val="24"/>
           <w:u w:val="single"/>
         </w:rPr>
-        <w:hyperlink r:id="rId15" w:history="1">
+        <w:hyperlink r:id="rId17" w:history="1">
           <w:r>
             <w:rPr>
               <w:rStyle w:val="Hyperlink"/>
@@ -960,7 +953,7 @@
           <w:sz w:val="24"/>
           <w:u w:val="single"/>
         </w:rPr>
-        <w:hyperlink r:id="rId15" w:history="1">
+        <w:hyperlink r:id="rId17" w:history="1">
           <w:r>
             <w:rPr>
               <w:rStyle w:val="Hyperlink"/>
@@ -1070,143 +1063,7 @@
           <w:color w:val="000000"/>
           <w:sz w:val="24"/>
         </w:rPr>
-        <w:t xml:space="preserve">. After Boer's death, </w:t>
-      </w:r>
-      <w:r>
-        <w:rPr>
-          <w:u w:val="single" w:color="0000ff"/>
-          <w:rFonts w:ascii="Charis SIL Regular" w:hAnsi="Charis SIL Regular" w:eastAsia="Charis SIL Regular"/>
-          <w:b w:val="0"/>
-          <w:i w:val="0"/>
-          <w:color w:val="000000"/>
-          <w:sz w:val="24"/>
-        </w:rPr>
-        <w:hyperlink r:id="rId16" w:history="1">
-          <w:r>
-            <w:rPr>
-              <w:rStyle w:val="Hyperlink"/>
-            </w:rPr>
-            <w:t>the b</w:t>
-          </w:r>
-        </w:hyperlink>
-      </w:r>
-      <w:r>
-        <w:rPr>
-          <w:u w:val="single" w:color="0000ff"/>
-          <w:rFonts w:ascii="Charis SIL Regular" w:hAnsi="Charis SIL Regular" w:eastAsia="Charis SIL Regular"/>
-          <w:b w:val="0"/>
-          <w:i w:val="0"/>
-          <w:color w:val="000000"/>
-          <w:sz w:val="24"/>
-        </w:rPr>
-        <w:hyperlink r:id="rId16" w:history="1">
-          <w:r>
-            <w:rPr>
-              <w:rStyle w:val="Hyperlink"/>
-            </w:rPr>
-            <w:t>u</w:t>
-          </w:r>
-        </w:hyperlink>
-      </w:r>
-      <w:r>
-        <w:rPr>
-          <w:u w:val="single" w:color="0000ff"/>
-          <w:rFonts w:ascii="Charis SIL Regular" w:hAnsi="Charis SIL Regular" w:eastAsia="Charis SIL Regular"/>
-          <w:b w:val="0"/>
-          <w:i w:val="0"/>
-          <w:color w:val="000000"/>
-          <w:sz w:val="24"/>
-        </w:rPr>
-        <w:hyperlink r:id="rId16" w:history="1">
-          <w:r>
-            <w:rPr>
-              <w:rStyle w:val="Hyperlink"/>
-            </w:rPr>
-            <w:t>siness c</w:t>
-          </w:r>
-        </w:hyperlink>
-      </w:r>
-      <w:r>
-        <w:rPr>
-          <w:u w:val="single" w:color="0000ff"/>
-          <w:rFonts w:ascii="Charis SIL Regular" w:hAnsi="Charis SIL Regular" w:eastAsia="Charis SIL Regular"/>
-          <w:b w:val="0"/>
-          <w:i w:val="0"/>
-          <w:color w:val="000000"/>
-          <w:sz w:val="24"/>
-        </w:rPr>
-        <w:hyperlink r:id="rId16" w:history="1">
-          <w:r>
-            <w:rPr>
-              <w:rStyle w:val="Hyperlink"/>
-            </w:rPr>
-            <w:t>o</w:t>
-          </w:r>
-        </w:hyperlink>
-      </w:r>
-      <w:r>
-        <w:rPr>
-          <w:u w:val="single" w:color="0000ff"/>
-          <w:rFonts w:ascii="Charis SIL Regular" w:hAnsi="Charis SIL Regular" w:eastAsia="Charis SIL Regular"/>
-          <w:b w:val="0"/>
-          <w:i w:val="0"/>
-          <w:color w:val="000000"/>
-          <w:sz w:val="24"/>
-        </w:rPr>
-        <w:hyperlink r:id="rId16" w:history="1">
-          <w:r>
-            <w:rPr>
-              <w:rStyle w:val="Hyperlink"/>
-            </w:rPr>
-            <w:t>n</w:t>
-          </w:r>
-        </w:hyperlink>
-      </w:r>
-      <w:r>
-        <w:rPr>
-          <w:u w:val="single" w:color="0000ff"/>
-          <w:rFonts w:ascii="Charis SIL Regular" w:hAnsi="Charis SIL Regular" w:eastAsia="Charis SIL Regular"/>
-          <w:b w:val="0"/>
-          <w:i w:val="0"/>
-          <w:color w:val="000000"/>
-          <w:sz w:val="24"/>
-        </w:rPr>
-        <w:hyperlink r:id="rId16" w:history="1">
-          <w:r>
-            <w:rPr>
-              <w:rStyle w:val="Hyperlink"/>
-            </w:rPr>
-            <w:t>t</w:t>
-          </w:r>
-        </w:hyperlink>
-      </w:r>
-      <w:r>
-        <w:rPr>
-          <w:u w:val="single" w:color="0000ff"/>
-          <w:rFonts w:ascii="Charis SIL Regular" w:hAnsi="Charis SIL Regular" w:eastAsia="Charis SIL Regular"/>
-          <w:b w:val="0"/>
-          <w:i w:val="0"/>
-          <w:color w:val="000000"/>
-          <w:sz w:val="24"/>
-        </w:rPr>
-        <w:hyperlink r:id="rId16" w:history="1">
-          <w:r>
-            <w:rPr>
-              <w:rStyle w:val="Hyperlink"/>
-            </w:rPr>
-            <w:t>inued unde</w:t>
-          </w:r>
-        </w:hyperlink>
-      </w:r>
-      <w:r>
-        <w:rPr>
-          <w:rFonts w:ascii="Charis SIL Regular" w:hAnsi="Charis SIL Regular" w:eastAsia="Charis SIL Regular"/>
-          <w:b w:val="0"/>
-          <w:i w:val="0"/>
-          <w:color w:val="000000"/>
-          <w:sz w:val="24"/>
-        </w:rPr>
-        <w:t>r new owners</w:t>
+        <w:t>. After Boer's death, the business continued under new owners</w:t>
       </w:r>
       <w:r>
         <w:rPr>
@@ -1546,7 +1403,7 @@
           <w:sz w:val="24"/>
           <w:u w:val="single"/>
         </w:rPr>
-        <w:hyperlink r:id="rId18" w:history="1">
+        <w:hyperlink r:id="rId17" w:history="1">
           <w:r>
             <w:rPr>
               <w:rStyle w:val="Hyperlink"/>
@@ -1564,7 +1421,7 @@
           <w:sz w:val="24"/>
           <w:u w:val="single"/>
         </w:rPr>
-        <w:hyperlink r:id="rId18" w:history="1">
+        <w:hyperlink r:id="rId17" w:history="1">
           <w:r>
             <w:rPr>
               <w:rStyle w:val="Hyperlink"/>
@@ -1582,7 +1439,7 @@
           <w:sz w:val="24"/>
           <w:u w:val="single"/>
         </w:rPr>
-        <w:hyperlink r:id="rId18" w:history="1">
+        <w:hyperlink r:id="rId17" w:history="1">
           <w:r>
             <w:rPr>
               <w:rStyle w:val="Hyperlink"/>
@@ -1600,7 +1457,7 @@
           <w:sz w:val="24"/>
           <w:u w:val="single"/>
         </w:rPr>
-        <w:hyperlink r:id="rId18" w:history="1">
+        <w:hyperlink r:id="rId17" w:history="1">
           <w:r>
             <w:rPr>
               <w:rStyle w:val="Hyperlink"/>
@@ -1675,7 +1532,14 @@
           <w:color w:val="000000"/>
           <w:sz w:val="24"/>
         </w:rPr>
-        <w:t>regarding purch</w:t>
+        <w:hyperlink r:id="rId17" w:history="1">
+          <w:r>
+            <w:rPr>
+              <w:rStyle w:val="Hyperlink"/>
+            </w:rPr>
+            <w:t>regarding purch</w:t>
+          </w:r>
+        </w:hyperlink>
       </w:r>
       <w:r>
         <w:rPr>

--- a/EXPORTS/DOCX/published/niveau3/English/KoninklijkeBazar.docx
+++ b/EXPORTS/DOCX/published/niveau3/English/KoninklijkeBazar.docx
@@ -727,7 +727,32 @@
           <w:color w:val="000000"/>
           <w:sz w:val="24"/>
         </w:rPr>
-        <w:t>ll as muse</w:t>
+        <w:hyperlink r:id="rId14" w:history="1">
+          <w:r>
+            <w:rPr>
+              <w:rStyle w:val="Hyperlink"/>
+            </w:rPr>
+            <w:t>ll a</w:t>
+          </w:r>
+        </w:hyperlink>
+      </w:r>
+      <w:r>
+        <w:rPr>
+          <w:u w:val="single" w:color="0000ff"/>
+          <w:rFonts w:ascii="Charis SIL Regular" w:hAnsi="Charis SIL Regular" w:eastAsia="Charis SIL Regular"/>
+          <w:b w:val="0"/>
+          <w:i w:val="0"/>
+          <w:color w:val="000000"/>
+          <w:sz w:val="24"/>
+        </w:rPr>
+        <w:hyperlink r:id="rId14" w:history="1">
+          <w:r>
+            <w:rPr>
+              <w:rStyle w:val="Hyperlink"/>
+            </w:rPr>
+            <w:t>s muse</w:t>
+          </w:r>
+        </w:hyperlink>
       </w:r>
       <w:r>
         <w:rPr>
@@ -1063,7 +1088,143 @@
           <w:color w:val="000000"/>
           <w:sz w:val="24"/>
         </w:rPr>
-        <w:t>. After Boer's death, the business continued under new owners</w:t>
+        <w:t xml:space="preserve">. After Boer's death, </w:t>
+      </w:r>
+      <w:r>
+        <w:rPr>
+          <w:u w:val="single" w:color="0000ff"/>
+          <w:rFonts w:ascii="Charis SIL Regular" w:hAnsi="Charis SIL Regular" w:eastAsia="Charis SIL Regular"/>
+          <w:b w:val="0"/>
+          <w:i w:val="0"/>
+          <w:color w:val="000000"/>
+          <w:sz w:val="24"/>
+        </w:rPr>
+        <w:hyperlink r:id="rId16" w:history="1">
+          <w:r>
+            <w:rPr>
+              <w:rStyle w:val="Hyperlink"/>
+            </w:rPr>
+            <w:t>the b</w:t>
+          </w:r>
+        </w:hyperlink>
+      </w:r>
+      <w:r>
+        <w:rPr>
+          <w:u w:val="single" w:color="0000ff"/>
+          <w:rFonts w:ascii="Charis SIL Regular" w:hAnsi="Charis SIL Regular" w:eastAsia="Charis SIL Regular"/>
+          <w:b w:val="0"/>
+          <w:i w:val="0"/>
+          <w:color w:val="000000"/>
+          <w:sz w:val="24"/>
+        </w:rPr>
+        <w:hyperlink r:id="rId16" w:history="1">
+          <w:r>
+            <w:rPr>
+              <w:rStyle w:val="Hyperlink"/>
+            </w:rPr>
+            <w:t>u</w:t>
+          </w:r>
+        </w:hyperlink>
+      </w:r>
+      <w:r>
+        <w:rPr>
+          <w:u w:val="single" w:color="0000ff"/>
+          <w:rFonts w:ascii="Charis SIL Regular" w:hAnsi="Charis SIL Regular" w:eastAsia="Charis SIL Regular"/>
+          <w:b w:val="0"/>
+          <w:i w:val="0"/>
+          <w:color w:val="000000"/>
+          <w:sz w:val="24"/>
+        </w:rPr>
+        <w:hyperlink r:id="rId16" w:history="1">
+          <w:r>
+            <w:rPr>
+              <w:rStyle w:val="Hyperlink"/>
+            </w:rPr>
+            <w:t>siness c</w:t>
+          </w:r>
+        </w:hyperlink>
+      </w:r>
+      <w:r>
+        <w:rPr>
+          <w:u w:val="single" w:color="0000ff"/>
+          <w:rFonts w:ascii="Charis SIL Regular" w:hAnsi="Charis SIL Regular" w:eastAsia="Charis SIL Regular"/>
+          <w:b w:val="0"/>
+          <w:i w:val="0"/>
+          <w:color w:val="000000"/>
+          <w:sz w:val="24"/>
+        </w:rPr>
+        <w:hyperlink r:id="rId16" w:history="1">
+          <w:r>
+            <w:rPr>
+              <w:rStyle w:val="Hyperlink"/>
+            </w:rPr>
+            <w:t>o</w:t>
+          </w:r>
+        </w:hyperlink>
+      </w:r>
+      <w:r>
+        <w:rPr>
+          <w:u w:val="single" w:color="0000ff"/>
+          <w:rFonts w:ascii="Charis SIL Regular" w:hAnsi="Charis SIL Regular" w:eastAsia="Charis SIL Regular"/>
+          <w:b w:val="0"/>
+          <w:i w:val="0"/>
+          <w:color w:val="000000"/>
+          <w:sz w:val="24"/>
+        </w:rPr>
+        <w:hyperlink r:id="rId16" w:history="1">
+          <w:r>
+            <w:rPr>
+              <w:rStyle w:val="Hyperlink"/>
+            </w:rPr>
+            <w:t>n</w:t>
+          </w:r>
+        </w:hyperlink>
+      </w:r>
+      <w:r>
+        <w:rPr>
+          <w:u w:val="single" w:color="0000ff"/>
+          <w:rFonts w:ascii="Charis SIL Regular" w:hAnsi="Charis SIL Regular" w:eastAsia="Charis SIL Regular"/>
+          <w:b w:val="0"/>
+          <w:i w:val="0"/>
+          <w:color w:val="000000"/>
+          <w:sz w:val="24"/>
+        </w:rPr>
+        <w:hyperlink r:id="rId16" w:history="1">
+          <w:r>
+            <w:rPr>
+              <w:rStyle w:val="Hyperlink"/>
+            </w:rPr>
+            <w:t>t</w:t>
+          </w:r>
+        </w:hyperlink>
+      </w:r>
+      <w:r>
+        <w:rPr>
+          <w:u w:val="single" w:color="0000ff"/>
+          <w:rFonts w:ascii="Charis SIL Regular" w:hAnsi="Charis SIL Regular" w:eastAsia="Charis SIL Regular"/>
+          <w:b w:val="0"/>
+          <w:i w:val="0"/>
+          <w:color w:val="000000"/>
+          <w:sz w:val="24"/>
+        </w:rPr>
+        <w:hyperlink r:id="rId16" w:history="1">
+          <w:r>
+            <w:rPr>
+              <w:rStyle w:val="Hyperlink"/>
+            </w:rPr>
+            <w:t>inued unde</w:t>
+          </w:r>
+        </w:hyperlink>
+      </w:r>
+      <w:r>
+        <w:rPr>
+          <w:rFonts w:ascii="Charis SIL Regular" w:hAnsi="Charis SIL Regular" w:eastAsia="Charis SIL Regular"/>
+          <w:b w:val="0"/>
+          <w:i w:val="0"/>
+          <w:color w:val="000000"/>
+          <w:sz w:val="24"/>
+        </w:rPr>
+        <w:t>r new owners</w:t>
       </w:r>
       <w:r>
         <w:rPr>
@@ -1439,7 +1600,7 @@
           <w:sz w:val="24"/>
           <w:u w:val="single"/>
         </w:rPr>
-        <w:hyperlink r:id="rId17" w:history="1">
+        <w:hyperlink r:id="rId18" w:history="1">
           <w:r>
             <w:rPr>
               <w:rStyle w:val="Hyperlink"/>
@@ -1457,7 +1618,7 @@
           <w:sz w:val="24"/>
           <w:u w:val="single"/>
         </w:rPr>
-        <w:hyperlink r:id="rId17" w:history="1">
+        <w:hyperlink r:id="rId18" w:history="1">
           <w:r>
             <w:rPr>
               <w:rStyle w:val="Hyperlink"/>

--- a/EXPORTS/DOCX/published/niveau3/English/KoninklijkeBazar.docx
+++ b/EXPORTS/DOCX/published/niveau3/English/KoninklijkeBazar.docx
@@ -1047,7 +1047,6 @@
           <w:i w:val="0"/>
           <w:color w:val="0000FF"/>
           <w:sz w:val="24"/>
-          <w:u w:val="single"/>
         </w:rPr>
         <w:t>h</w:t>
       </w:r>
@@ -1281,7 +1280,6 @@
       </w:r>
       <w:r>
         <w:rPr>
-          <w:u w:val="single" w:color="0000ff"/>
           <w:rFonts w:ascii="Charis SIL Regular" w:hAnsi="Charis SIL Regular" w:eastAsia="Charis SIL Regular"/>
           <w:b w:val="0"/>
           <w:i w:val="0"/>
@@ -1582,7 +1580,7 @@
           <w:sz w:val="24"/>
           <w:u w:val="single"/>
         </w:rPr>
-        <w:hyperlink r:id="rId17" w:history="1">
+        <w:hyperlink r:id="rId18" w:history="1">
           <w:r>
             <w:rPr>
               <w:rStyle w:val="Hyperlink"/>
@@ -3074,7 +3072,7 @@
           <w:sz w:val="24"/>
           <w:u w:val="single"/>
         </w:rPr>
-        <w:hyperlink r:id="rId26" w:history="1">
+        <w:hyperlink r:id="rId25" w:history="1">
           <w:r>
             <w:rPr>
               <w:rStyle w:val="Hyperlink"/>
@@ -3092,7 +3090,7 @@
           <w:sz w:val="24"/>
           <w:u w:val="single"/>
         </w:rPr>
-        <w:hyperlink r:id="rId26" w:history="1">
+        <w:hyperlink r:id="rId25" w:history="1">
           <w:r>
             <w:rPr>
               <w:rStyle w:val="Hyperlink"/>

--- a/EXPORTS/DOCX/published/niveau3/English/KoninklijkeBazar.docx
+++ b/EXPORTS/DOCX/published/niveau3/English/KoninklijkeBazar.docx
@@ -1047,6 +1047,7 @@
           <w:i w:val="0"/>
           <w:color w:val="0000FF"/>
           <w:sz w:val="24"/>
+          <w:u w:val="single"/>
         </w:rPr>
         <w:t>h</w:t>
       </w:r>
@@ -1087,143 +1088,7 @@
           <w:color w:val="000000"/>
           <w:sz w:val="24"/>
         </w:rPr>
-        <w:t xml:space="preserve">. After Boer's death, </w:t>
-      </w:r>
-      <w:r>
-        <w:rPr>
-          <w:u w:val="single" w:color="0000ff"/>
-          <w:rFonts w:ascii="Charis SIL Regular" w:hAnsi="Charis SIL Regular" w:eastAsia="Charis SIL Regular"/>
-          <w:b w:val="0"/>
-          <w:i w:val="0"/>
-          <w:color w:val="000000"/>
-          <w:sz w:val="24"/>
-        </w:rPr>
-        <w:hyperlink r:id="rId16" w:history="1">
-          <w:r>
-            <w:rPr>
-              <w:rStyle w:val="Hyperlink"/>
-            </w:rPr>
-            <w:t>the b</w:t>
-          </w:r>
-        </w:hyperlink>
-      </w:r>
-      <w:r>
-        <w:rPr>
-          <w:u w:val="single" w:color="0000ff"/>
-          <w:rFonts w:ascii="Charis SIL Regular" w:hAnsi="Charis SIL Regular" w:eastAsia="Charis SIL Regular"/>
-          <w:b w:val="0"/>
-          <w:i w:val="0"/>
-          <w:color w:val="000000"/>
-          <w:sz w:val="24"/>
-        </w:rPr>
-        <w:hyperlink r:id="rId16" w:history="1">
-          <w:r>
-            <w:rPr>
-              <w:rStyle w:val="Hyperlink"/>
-            </w:rPr>
-            <w:t>u</w:t>
-          </w:r>
-        </w:hyperlink>
-      </w:r>
-      <w:r>
-        <w:rPr>
-          <w:u w:val="single" w:color="0000ff"/>
-          <w:rFonts w:ascii="Charis SIL Regular" w:hAnsi="Charis SIL Regular" w:eastAsia="Charis SIL Regular"/>
-          <w:b w:val="0"/>
-          <w:i w:val="0"/>
-          <w:color w:val="000000"/>
-          <w:sz w:val="24"/>
-        </w:rPr>
-        <w:hyperlink r:id="rId16" w:history="1">
-          <w:r>
-            <w:rPr>
-              <w:rStyle w:val="Hyperlink"/>
-            </w:rPr>
-            <w:t>siness c</w:t>
-          </w:r>
-        </w:hyperlink>
-      </w:r>
-      <w:r>
-        <w:rPr>
-          <w:u w:val="single" w:color="0000ff"/>
-          <w:rFonts w:ascii="Charis SIL Regular" w:hAnsi="Charis SIL Regular" w:eastAsia="Charis SIL Regular"/>
-          <w:b w:val="0"/>
-          <w:i w:val="0"/>
-          <w:color w:val="000000"/>
-          <w:sz w:val="24"/>
-        </w:rPr>
-        <w:hyperlink r:id="rId16" w:history="1">
-          <w:r>
-            <w:rPr>
-              <w:rStyle w:val="Hyperlink"/>
-            </w:rPr>
-            <w:t>o</w:t>
-          </w:r>
-        </w:hyperlink>
-      </w:r>
-      <w:r>
-        <w:rPr>
-          <w:u w:val="single" w:color="0000ff"/>
-          <w:rFonts w:ascii="Charis SIL Regular" w:hAnsi="Charis SIL Regular" w:eastAsia="Charis SIL Regular"/>
-          <w:b w:val="0"/>
-          <w:i w:val="0"/>
-          <w:color w:val="000000"/>
-          <w:sz w:val="24"/>
-        </w:rPr>
-        <w:hyperlink r:id="rId16" w:history="1">
-          <w:r>
-            <w:rPr>
-              <w:rStyle w:val="Hyperlink"/>
-            </w:rPr>
-            <w:t>n</w:t>
-          </w:r>
-        </w:hyperlink>
-      </w:r>
-      <w:r>
-        <w:rPr>
-          <w:u w:val="single" w:color="0000ff"/>
-          <w:rFonts w:ascii="Charis SIL Regular" w:hAnsi="Charis SIL Regular" w:eastAsia="Charis SIL Regular"/>
-          <w:b w:val="0"/>
-          <w:i w:val="0"/>
-          <w:color w:val="000000"/>
-          <w:sz w:val="24"/>
-        </w:rPr>
-        <w:hyperlink r:id="rId16" w:history="1">
-          <w:r>
-            <w:rPr>
-              <w:rStyle w:val="Hyperlink"/>
-            </w:rPr>
-            <w:t>t</w:t>
-          </w:r>
-        </w:hyperlink>
-      </w:r>
-      <w:r>
-        <w:rPr>
-          <w:u w:val="single" w:color="0000ff"/>
-          <w:rFonts w:ascii="Charis SIL Regular" w:hAnsi="Charis SIL Regular" w:eastAsia="Charis SIL Regular"/>
-          <w:b w:val="0"/>
-          <w:i w:val="0"/>
-          <w:color w:val="000000"/>
-          <w:sz w:val="24"/>
-        </w:rPr>
-        <w:hyperlink r:id="rId16" w:history="1">
-          <w:r>
-            <w:rPr>
-              <w:rStyle w:val="Hyperlink"/>
-            </w:rPr>
-            <w:t>inued unde</w:t>
-          </w:r>
-        </w:hyperlink>
-      </w:r>
-      <w:r>
-        <w:rPr>
-          <w:rFonts w:ascii="Charis SIL Regular" w:hAnsi="Charis SIL Regular" w:eastAsia="Charis SIL Regular"/>
-          <w:b w:val="0"/>
-          <w:i w:val="0"/>
-          <w:color w:val="000000"/>
-          <w:sz w:val="24"/>
-        </w:rPr>
-        <w:t>r new owners</w:t>
+        <w:t>. After Boer's death, the business continued under new owners</w:t>
       </w:r>
       <w:r>
         <w:rPr>
@@ -1280,6 +1145,7 @@
       </w:r>
       <w:r>
         <w:rPr>
+          <w:u w:val="single" w:color="0000ff"/>
           <w:rFonts w:ascii="Charis SIL Regular" w:hAnsi="Charis SIL Regular" w:eastAsia="Charis SIL Regular"/>
           <w:b w:val="0"/>
           <w:i w:val="0"/>
@@ -1580,7 +1446,7 @@
           <w:sz w:val="24"/>
           <w:u w:val="single"/>
         </w:rPr>
-        <w:hyperlink r:id="rId18" w:history="1">
+        <w:hyperlink r:id="rId17" w:history="1">
           <w:r>
             <w:rPr>
               <w:rStyle w:val="Hyperlink"/>
@@ -1598,7 +1464,7 @@
           <w:sz w:val="24"/>
           <w:u w:val="single"/>
         </w:rPr>
-        <w:hyperlink r:id="rId18" w:history="1">
+        <w:hyperlink r:id="rId17" w:history="1">
           <w:r>
             <w:rPr>
               <w:rStyle w:val="Hyperlink"/>
@@ -3072,7 +2938,7 @@
           <w:sz w:val="24"/>
           <w:u w:val="single"/>
         </w:rPr>
-        <w:hyperlink r:id="rId25" w:history="1">
+        <w:hyperlink r:id="rId26" w:history="1">
           <w:r>
             <w:rPr>
               <w:rStyle w:val="Hyperlink"/>
@@ -3090,7 +2956,7 @@
           <w:sz w:val="24"/>
           <w:u w:val="single"/>
         </w:rPr>
-        <w:hyperlink r:id="rId25" w:history="1">
+        <w:hyperlink r:id="rId26" w:history="1">
           <w:r>
             <w:rPr>
               <w:rStyle w:val="Hyperlink"/>

--- a/EXPORTS/DOCX/published/niveau3/English/KoninklijkeBazar.docx
+++ b/EXPORTS/DOCX/published/niveau3/English/KoninklijkeBazar.docx
@@ -205,53 +205,7 @@
           <w:color w:val="000000"/>
           <w:sz w:val="24"/>
         </w:rPr>
-        <w:t xml:space="preserve">1843. </w:t>
-      </w:r>
-      <w:r>
-        <w:rPr>
-          <w:u w:val="single" w:color="0000ff"/>
-          <w:rFonts w:ascii="Charis SIL Regular" w:hAnsi="Charis SIL Regular" w:eastAsia="Charis SIL Regular"/>
-          <w:b w:val="0"/>
-          <w:i w:val="0"/>
-          <w:color w:val="000000"/>
-          <w:sz w:val="24"/>
-        </w:rPr>
-        <w:hyperlink r:id="rId9" w:history="1">
-          <w:r>
-            <w:rPr>
-              <w:rStyle w:val="Hyperlink"/>
-            </w:rPr>
-            <w:t>The s</w:t>
-          </w:r>
-        </w:hyperlink>
-      </w:r>
-      <w:r>
-        <w:rPr>
-          <w:u w:val="single" w:color="0000ff"/>
-          <w:rFonts w:ascii="Charis SIL Regular" w:hAnsi="Charis SIL Regular" w:eastAsia="Charis SIL Regular"/>
-          <w:b w:val="0"/>
-          <w:i w:val="0"/>
-          <w:color w:val="000000"/>
-          <w:sz w:val="24"/>
-        </w:rPr>
-        <w:hyperlink r:id="rId9" w:history="1">
-          <w:r>
-            <w:rPr>
-              <w:rStyle w:val="Hyperlink"/>
-            </w:rPr>
-            <w:t xml:space="preserve">tore </w:t>
-          </w:r>
-        </w:hyperlink>
-      </w:r>
-      <w:r>
-        <w:rPr>
-          <w:rFonts w:ascii="Charis SIL Regular" w:hAnsi="Charis SIL Regular" w:eastAsia="Charis SIL Regular"/>
-          <w:b w:val="0"/>
-          <w:i w:val="0"/>
-          <w:color w:val="000000"/>
-          <w:sz w:val="24"/>
-        </w:rPr>
-        <w:t xml:space="preserve">sold Asian items, mainly from </w:t>
+        <w:t xml:space="preserve">1843. The store sold Asian items, mainly from </w:t>
       </w:r>
       <w:r>
         <w:rPr>
@@ -960,7 +914,7 @@
           <w:sz w:val="24"/>
           <w:u w:val="single"/>
         </w:rPr>
-        <w:hyperlink r:id="rId17" w:history="1">
+        <w:hyperlink r:id="rId15" w:history="1">
           <w:r>
             <w:rPr>
               <w:rStyle w:val="Hyperlink"/>
@@ -978,7 +932,7 @@
           <w:sz w:val="24"/>
           <w:u w:val="single"/>
         </w:rPr>
-        <w:hyperlink r:id="rId17" w:history="1">
+        <w:hyperlink r:id="rId15" w:history="1">
           <w:r>
             <w:rPr>
               <w:rStyle w:val="Hyperlink"/>
@@ -1047,7 +1001,6 @@
           <w:i w:val="0"/>
           <w:color w:val="0000FF"/>
           <w:sz w:val="24"/>
-          <w:u w:val="single"/>
         </w:rPr>
         <w:t>h</w:t>
       </w:r>
@@ -1088,7 +1041,71 @@
           <w:color w:val="000000"/>
           <w:sz w:val="24"/>
         </w:rPr>
-        <w:t>. After Boer's death, the business continued under new owners</w:t>
+        <w:t xml:space="preserve">. After Boer's death, </w:t>
+      </w:r>
+      <w:r>
+        <w:rPr>
+          <w:u w:val="single" w:color="0000ff"/>
+          <w:rFonts w:ascii="Charis SIL Regular" w:hAnsi="Charis SIL Regular" w:eastAsia="Charis SIL Regular"/>
+          <w:b w:val="0"/>
+          <w:i w:val="0"/>
+          <w:color w:val="000000"/>
+          <w:sz w:val="24"/>
+        </w:rPr>
+        <w:hyperlink r:id="rId16" w:history="1">
+          <w:r>
+            <w:rPr>
+              <w:rStyle w:val="Hyperlink"/>
+            </w:rPr>
+            <w:t>the b</w:t>
+          </w:r>
+        </w:hyperlink>
+      </w:r>
+      <w:r>
+        <w:rPr>
+          <w:u w:val="single" w:color="0000ff"/>
+          <w:rFonts w:ascii="Charis SIL Regular" w:hAnsi="Charis SIL Regular" w:eastAsia="Charis SIL Regular"/>
+          <w:b w:val="0"/>
+          <w:i w:val="0"/>
+          <w:color w:val="000000"/>
+          <w:sz w:val="24"/>
+        </w:rPr>
+        <w:hyperlink r:id="rId16" w:history="1">
+          <w:r>
+            <w:rPr>
+              <w:rStyle w:val="Hyperlink"/>
+            </w:rPr>
+            <w:t>u</w:t>
+          </w:r>
+        </w:hyperlink>
+      </w:r>
+      <w:r>
+        <w:rPr>
+          <w:u w:val="single" w:color="0000ff"/>
+          <w:rFonts w:ascii="Charis SIL Regular" w:hAnsi="Charis SIL Regular" w:eastAsia="Charis SIL Regular"/>
+          <w:b w:val="0"/>
+          <w:i w:val="0"/>
+          <w:color w:val="000000"/>
+          <w:sz w:val="24"/>
+        </w:rPr>
+        <w:hyperlink r:id="rId16" w:history="1">
+          <w:r>
+            <w:rPr>
+              <w:rStyle w:val="Hyperlink"/>
+            </w:rPr>
+            <w:t>siness c</w:t>
+          </w:r>
+        </w:hyperlink>
+      </w:r>
+      <w:r>
+        <w:rPr>
+          <w:rFonts w:ascii="Charis SIL Regular" w:hAnsi="Charis SIL Regular" w:eastAsia="Charis SIL Regular"/>
+          <w:b w:val="0"/>
+          <w:i w:val="0"/>
+          <w:color w:val="000000"/>
+          <w:sz w:val="24"/>
+        </w:rPr>
+        <w:t>ontinued under new owners</w:t>
       </w:r>
       <w:r>
         <w:rPr>
@@ -1145,7 +1162,6 @@
       </w:r>
       <w:r>
         <w:rPr>
-          <w:u w:val="single" w:color="0000ff"/>
           <w:rFonts w:ascii="Charis SIL Regular" w:hAnsi="Charis SIL Regular" w:eastAsia="Charis SIL Regular"/>
           <w:b w:val="0"/>
           <w:i w:val="0"/>
@@ -1392,14 +1408,7 @@
           <w:color w:val="000000"/>
           <w:sz w:val="24"/>
         </w:rPr>
-        <w:hyperlink r:id="rId18" w:history="1">
-          <w:r>
-            <w:rPr>
-              <w:rStyle w:val="Hyperlink"/>
-            </w:rPr>
-            <w:t xml:space="preserve"> objects. T</w:t>
-          </w:r>
-        </w:hyperlink>
+        <w:t xml:space="preserve"> objects. T</w:t>
       </w:r>
       <w:r>
         <w:rPr>
@@ -1482,7 +1491,7 @@
           <w:sz w:val="24"/>
           <w:u w:val="single"/>
         </w:rPr>
-        <w:hyperlink r:id="rId18" w:history="1">
+        <w:hyperlink r:id="rId17" w:history="1">
           <w:r>
             <w:rPr>
               <w:rStyle w:val="Hyperlink"/>
@@ -2938,7 +2947,7 @@
           <w:sz w:val="24"/>
           <w:u w:val="single"/>
         </w:rPr>
-        <w:hyperlink r:id="rId26" w:history="1">
+        <w:hyperlink r:id="rId25" w:history="1">
           <w:r>
             <w:rPr>
               <w:rStyle w:val="Hyperlink"/>
@@ -2956,7 +2965,7 @@
           <w:sz w:val="24"/>
           <w:u w:val="single"/>
         </w:rPr>
-        <w:hyperlink r:id="rId26" w:history="1">
+        <w:hyperlink r:id="rId25" w:history="1">
           <w:r>
             <w:rPr>
               <w:rStyle w:val="Hyperlink"/>

--- a/EXPORTS/DOCX/published/niveau3/English/KoninklijkeBazar.docx
+++ b/EXPORTS/DOCX/published/niveau3/English/KoninklijkeBazar.docx
@@ -205,7 +205,53 @@
           <w:color w:val="000000"/>
           <w:sz w:val="24"/>
         </w:rPr>
-        <w:t xml:space="preserve">1843. The store sold Asian items, mainly from </w:t>
+        <w:t xml:space="preserve">1843. </w:t>
+      </w:r>
+      <w:r>
+        <w:rPr>
+          <w:u w:val="single" w:color="0000ff"/>
+          <w:rFonts w:ascii="Charis SIL Regular" w:hAnsi="Charis SIL Regular" w:eastAsia="Charis SIL Regular"/>
+          <w:b w:val="0"/>
+          <w:i w:val="0"/>
+          <w:color w:val="000000"/>
+          <w:sz w:val="24"/>
+        </w:rPr>
+        <w:hyperlink r:id="rId9" w:history="1">
+          <w:r>
+            <w:rPr>
+              <w:rStyle w:val="Hyperlink"/>
+            </w:rPr>
+            <w:t>The s</w:t>
+          </w:r>
+        </w:hyperlink>
+      </w:r>
+      <w:r>
+        <w:rPr>
+          <w:u w:val="single" w:color="0000ff"/>
+          <w:rFonts w:ascii="Charis SIL Regular" w:hAnsi="Charis SIL Regular" w:eastAsia="Charis SIL Regular"/>
+          <w:b w:val="0"/>
+          <w:i w:val="0"/>
+          <w:color w:val="000000"/>
+          <w:sz w:val="24"/>
+        </w:rPr>
+        <w:hyperlink r:id="rId9" w:history="1">
+          <w:r>
+            <w:rPr>
+              <w:rStyle w:val="Hyperlink"/>
+            </w:rPr>
+            <w:t xml:space="preserve">tore </w:t>
+          </w:r>
+        </w:hyperlink>
+      </w:r>
+      <w:r>
+        <w:rPr>
+          <w:rFonts w:ascii="Charis SIL Regular" w:hAnsi="Charis SIL Regular" w:eastAsia="Charis SIL Regular"/>
+          <w:b w:val="0"/>
+          <w:i w:val="0"/>
+          <w:color w:val="000000"/>
+          <w:sz w:val="24"/>
+        </w:rPr>
+        <w:t xml:space="preserve">sold Asian items, mainly from </w:t>
       </w:r>
       <w:r>
         <w:rPr>
@@ -670,107 +716,7 @@
           <w:color w:val="000000"/>
           <w:sz w:val="24"/>
         </w:rPr>
-        <w:t>, as we</w:t>
-      </w:r>
-      <w:r>
-        <w:rPr>
-          <w:u w:val="single" w:color="0000ff"/>
-          <w:rFonts w:ascii="Charis SIL Regular" w:hAnsi="Charis SIL Regular" w:eastAsia="Charis SIL Regular"/>
-          <w:b w:val="0"/>
-          <w:i w:val="0"/>
-          <w:color w:val="000000"/>
-          <w:sz w:val="24"/>
-        </w:rPr>
-        <w:hyperlink r:id="rId14" w:history="1">
-          <w:r>
-            <w:rPr>
-              <w:rStyle w:val="Hyperlink"/>
-            </w:rPr>
-            <w:t>ll a</w:t>
-          </w:r>
-        </w:hyperlink>
-      </w:r>
-      <w:r>
-        <w:rPr>
-          <w:u w:val="single" w:color="0000ff"/>
-          <w:rFonts w:ascii="Charis SIL Regular" w:hAnsi="Charis SIL Regular" w:eastAsia="Charis SIL Regular"/>
-          <w:b w:val="0"/>
-          <w:i w:val="0"/>
-          <w:color w:val="000000"/>
-          <w:sz w:val="24"/>
-        </w:rPr>
-        <w:hyperlink r:id="rId14" w:history="1">
-          <w:r>
-            <w:rPr>
-              <w:rStyle w:val="Hyperlink"/>
-            </w:rPr>
-            <w:t>s muse</w:t>
-          </w:r>
-        </w:hyperlink>
-      </w:r>
-      <w:r>
-        <w:rPr>
-          <w:u w:val="single" w:color="0000ff"/>
-          <w:rFonts w:ascii="Charis SIL Regular" w:hAnsi="Charis SIL Regular" w:eastAsia="Charis SIL Regular"/>
-          <w:b w:val="0"/>
-          <w:i w:val="0"/>
-          <w:color w:val="000000"/>
-          <w:sz w:val="24"/>
-        </w:rPr>
-        <w:hyperlink r:id="rId14" w:history="1">
-          <w:r>
-            <w:rPr>
-              <w:rStyle w:val="Hyperlink"/>
-            </w:rPr>
-            <w:t>ums</w:t>
-          </w:r>
-        </w:hyperlink>
-      </w:r>
-      <w:r>
-        <w:rPr>
-          <w:u w:val="single" w:color="0000ff"/>
-          <w:rFonts w:ascii="Charis SIL Regular" w:hAnsi="Charis SIL Regular" w:eastAsia="Charis SIL Regular"/>
-          <w:b w:val="0"/>
-          <w:i w:val="0"/>
-          <w:color w:val="000000"/>
-          <w:sz w:val="24"/>
-        </w:rPr>
-        <w:hyperlink r:id="rId14" w:history="1">
-          <w:r>
-            <w:rPr>
-              <w:rStyle w:val="Hyperlink"/>
-            </w:rPr>
-            <w:t>,</w:t>
-          </w:r>
-        </w:hyperlink>
-      </w:r>
-      <w:r>
-        <w:rPr>
-          <w:u w:val="single" w:color="0000ff"/>
-          <w:rFonts w:ascii="Charis SIL Regular" w:hAnsi="Charis SIL Regular" w:eastAsia="Charis SIL Regular"/>
-          <w:b w:val="0"/>
-          <w:i w:val="0"/>
-          <w:color w:val="000000"/>
-          <w:sz w:val="24"/>
-        </w:rPr>
-        <w:hyperlink r:id="rId14" w:history="1">
-          <w:r>
-            <w:rPr>
-              <w:rStyle w:val="Hyperlink"/>
-            </w:rPr>
-            <w:t xml:space="preserve"> such </w:t>
-          </w:r>
-        </w:hyperlink>
-      </w:r>
-      <w:r>
-        <w:rPr>
-          <w:rFonts w:ascii="Charis SIL Regular" w:hAnsi="Charis SIL Regular" w:eastAsia="Charis SIL Regular"/>
-          <w:b w:val="0"/>
-          <w:i w:val="0"/>
-          <w:color w:val="000000"/>
-          <w:sz w:val="24"/>
-        </w:rPr>
-        <w:t xml:space="preserve">as the </w:t>
+        <w:t xml:space="preserve">, as well as museums, such as the </w:t>
       </w:r>
       <w:r>
         <w:rPr>
@@ -914,7 +860,7 @@
           <w:sz w:val="24"/>
           <w:u w:val="single"/>
         </w:rPr>
-        <w:hyperlink r:id="rId15" w:history="1">
+        <w:hyperlink r:id="rId17" w:history="1">
           <w:r>
             <w:rPr>
               <w:rStyle w:val="Hyperlink"/>
@@ -932,7 +878,7 @@
           <w:sz w:val="24"/>
           <w:u w:val="single"/>
         </w:rPr>
-        <w:hyperlink r:id="rId15" w:history="1">
+        <w:hyperlink r:id="rId17" w:history="1">
           <w:r>
             <w:rPr>
               <w:rStyle w:val="Hyperlink"/>
@@ -1099,13 +1045,85 @@
       </w:r>
       <w:r>
         <w:rPr>
+          <w:u w:val="single" w:color="0000ff"/>
           <w:rFonts w:ascii="Charis SIL Regular" w:hAnsi="Charis SIL Regular" w:eastAsia="Charis SIL Regular"/>
           <w:b w:val="0"/>
           <w:i w:val="0"/>
           <w:color w:val="000000"/>
           <w:sz w:val="24"/>
         </w:rPr>
-        <w:t>ontinued under new owners</w:t>
+        <w:hyperlink r:id="rId16" w:history="1">
+          <w:r>
+            <w:rPr>
+              <w:rStyle w:val="Hyperlink"/>
+            </w:rPr>
+            <w:t>o</w:t>
+          </w:r>
+        </w:hyperlink>
+      </w:r>
+      <w:r>
+        <w:rPr>
+          <w:u w:val="single" w:color="0000ff"/>
+          <w:rFonts w:ascii="Charis SIL Regular" w:hAnsi="Charis SIL Regular" w:eastAsia="Charis SIL Regular"/>
+          <w:b w:val="0"/>
+          <w:i w:val="0"/>
+          <w:color w:val="000000"/>
+          <w:sz w:val="24"/>
+        </w:rPr>
+        <w:hyperlink r:id="rId16" w:history="1">
+          <w:r>
+            <w:rPr>
+              <w:rStyle w:val="Hyperlink"/>
+            </w:rPr>
+            <w:t>n</w:t>
+          </w:r>
+        </w:hyperlink>
+      </w:r>
+      <w:r>
+        <w:rPr>
+          <w:u w:val="single" w:color="0000ff"/>
+          <w:rFonts w:ascii="Charis SIL Regular" w:hAnsi="Charis SIL Regular" w:eastAsia="Charis SIL Regular"/>
+          <w:b w:val="0"/>
+          <w:i w:val="0"/>
+          <w:color w:val="000000"/>
+          <w:sz w:val="24"/>
+        </w:rPr>
+        <w:hyperlink r:id="rId16" w:history="1">
+          <w:r>
+            <w:rPr>
+              <w:rStyle w:val="Hyperlink"/>
+            </w:rPr>
+            <w:t>t</w:t>
+          </w:r>
+        </w:hyperlink>
+      </w:r>
+      <w:r>
+        <w:rPr>
+          <w:u w:val="single" w:color="0000ff"/>
+          <w:rFonts w:ascii="Charis SIL Regular" w:hAnsi="Charis SIL Regular" w:eastAsia="Charis SIL Regular"/>
+          <w:b w:val="0"/>
+          <w:i w:val="0"/>
+          <w:color w:val="000000"/>
+          <w:sz w:val="24"/>
+        </w:rPr>
+        <w:hyperlink r:id="rId16" w:history="1">
+          <w:r>
+            <w:rPr>
+              <w:rStyle w:val="Hyperlink"/>
+            </w:rPr>
+            <w:t>inued unde</w:t>
+          </w:r>
+        </w:hyperlink>
+      </w:r>
+      <w:r>
+        <w:rPr>
+          <w:rFonts w:ascii="Charis SIL Regular" w:hAnsi="Charis SIL Regular" w:eastAsia="Charis SIL Regular"/>
+          <w:b w:val="0"/>
+          <w:i w:val="0"/>
+          <w:color w:val="000000"/>
+          <w:sz w:val="24"/>
+        </w:rPr>
+        <w:t>r new owners</w:t>
       </w:r>
       <w:r>
         <w:rPr>
@@ -1408,7 +1426,14 @@
           <w:color w:val="000000"/>
           <w:sz w:val="24"/>
         </w:rPr>
-        <w:t xml:space="preserve"> objects. T</w:t>
+        <w:hyperlink r:id="rId18" w:history="1">
+          <w:r>
+            <w:rPr>
+              <w:rStyle w:val="Hyperlink"/>
+            </w:rPr>
+            <w:t xml:space="preserve"> objects. T</w:t>
+          </w:r>
+        </w:hyperlink>
       </w:r>
       <w:r>
         <w:rPr>
@@ -1473,7 +1498,7 @@
           <w:sz w:val="24"/>
           <w:u w:val="single"/>
         </w:rPr>
-        <w:hyperlink r:id="rId17" w:history="1">
+        <w:hyperlink r:id="rId18" w:history="1">
           <w:r>
             <w:rPr>
               <w:rStyle w:val="Hyperlink"/>
@@ -1491,7 +1516,7 @@
           <w:sz w:val="24"/>
           <w:u w:val="single"/>
         </w:rPr>
-        <w:hyperlink r:id="rId17" w:history="1">
+        <w:hyperlink r:id="rId18" w:history="1">
           <w:r>
             <w:rPr>
               <w:rStyle w:val="Hyperlink"/>
@@ -2947,7 +2972,7 @@
           <w:sz w:val="24"/>
           <w:u w:val="single"/>
         </w:rPr>
-        <w:hyperlink r:id="rId25" w:history="1">
+        <w:hyperlink r:id="rId26" w:history="1">
           <w:r>
             <w:rPr>
               <w:rStyle w:val="Hyperlink"/>
@@ -2965,7 +2990,7 @@
           <w:sz w:val="24"/>
           <w:u w:val="single"/>
         </w:rPr>
-        <w:hyperlink r:id="rId25" w:history="1">
+        <w:hyperlink r:id="rId26" w:history="1">
           <w:r>
             <w:rPr>
               <w:rStyle w:val="Hyperlink"/>

--- a/EXPORTS/DOCX/published/niveau3/English/KoninklijkeBazar.docx
+++ b/EXPORTS/DOCX/published/niveau3/English/KoninklijkeBazar.docx
@@ -716,7 +716,107 @@
           <w:color w:val="000000"/>
           <w:sz w:val="24"/>
         </w:rPr>
-        <w:t xml:space="preserve">, as well as museums, such as the </w:t>
+        <w:t>, as we</w:t>
+      </w:r>
+      <w:r>
+        <w:rPr>
+          <w:u w:val="single" w:color="0000ff"/>
+          <w:rFonts w:ascii="Charis SIL Regular" w:hAnsi="Charis SIL Regular" w:eastAsia="Charis SIL Regular"/>
+          <w:b w:val="0"/>
+          <w:i w:val="0"/>
+          <w:color w:val="000000"/>
+          <w:sz w:val="24"/>
+        </w:rPr>
+        <w:hyperlink r:id="rId14" w:history="1">
+          <w:r>
+            <w:rPr>
+              <w:rStyle w:val="Hyperlink"/>
+            </w:rPr>
+            <w:t>ll a</w:t>
+          </w:r>
+        </w:hyperlink>
+      </w:r>
+      <w:r>
+        <w:rPr>
+          <w:u w:val="single" w:color="0000ff"/>
+          <w:rFonts w:ascii="Charis SIL Regular" w:hAnsi="Charis SIL Regular" w:eastAsia="Charis SIL Regular"/>
+          <w:b w:val="0"/>
+          <w:i w:val="0"/>
+          <w:color w:val="000000"/>
+          <w:sz w:val="24"/>
+        </w:rPr>
+        <w:hyperlink r:id="rId14" w:history="1">
+          <w:r>
+            <w:rPr>
+              <w:rStyle w:val="Hyperlink"/>
+            </w:rPr>
+            <w:t>s muse</w:t>
+          </w:r>
+        </w:hyperlink>
+      </w:r>
+      <w:r>
+        <w:rPr>
+          <w:u w:val="single" w:color="0000ff"/>
+          <w:rFonts w:ascii="Charis SIL Regular" w:hAnsi="Charis SIL Regular" w:eastAsia="Charis SIL Regular"/>
+          <w:b w:val="0"/>
+          <w:i w:val="0"/>
+          <w:color w:val="000000"/>
+          <w:sz w:val="24"/>
+        </w:rPr>
+        <w:hyperlink r:id="rId14" w:history="1">
+          <w:r>
+            <w:rPr>
+              <w:rStyle w:val="Hyperlink"/>
+            </w:rPr>
+            <w:t>ums</w:t>
+          </w:r>
+        </w:hyperlink>
+      </w:r>
+      <w:r>
+        <w:rPr>
+          <w:u w:val="single" w:color="0000ff"/>
+          <w:rFonts w:ascii="Charis SIL Regular" w:hAnsi="Charis SIL Regular" w:eastAsia="Charis SIL Regular"/>
+          <w:b w:val="0"/>
+          <w:i w:val="0"/>
+          <w:color w:val="000000"/>
+          <w:sz w:val="24"/>
+        </w:rPr>
+        <w:hyperlink r:id="rId14" w:history="1">
+          <w:r>
+            <w:rPr>
+              <w:rStyle w:val="Hyperlink"/>
+            </w:rPr>
+            <w:t>,</w:t>
+          </w:r>
+        </w:hyperlink>
+      </w:r>
+      <w:r>
+        <w:rPr>
+          <w:u w:val="single" w:color="0000ff"/>
+          <w:rFonts w:ascii="Charis SIL Regular" w:hAnsi="Charis SIL Regular" w:eastAsia="Charis SIL Regular"/>
+          <w:b w:val="0"/>
+          <w:i w:val="0"/>
+          <w:color w:val="000000"/>
+          <w:sz w:val="24"/>
+        </w:rPr>
+        <w:hyperlink r:id="rId14" w:history="1">
+          <w:r>
+            <w:rPr>
+              <w:rStyle w:val="Hyperlink"/>
+            </w:rPr>
+            <w:t xml:space="preserve"> such </w:t>
+          </w:r>
+        </w:hyperlink>
+      </w:r>
+      <w:r>
+        <w:rPr>
+          <w:rFonts w:ascii="Charis SIL Regular" w:hAnsi="Charis SIL Regular" w:eastAsia="Charis SIL Regular"/>
+          <w:b w:val="0"/>
+          <w:i w:val="0"/>
+          <w:color w:val="000000"/>
+          <w:sz w:val="24"/>
+        </w:rPr>
+        <w:t xml:space="preserve">as the </w:t>
       </w:r>
       <w:r>
         <w:rPr>
@@ -1480,7 +1580,7 @@
           <w:sz w:val="24"/>
           <w:u w:val="single"/>
         </w:rPr>
-        <w:hyperlink r:id="rId17" w:history="1">
+        <w:hyperlink r:id="rId18" w:history="1">
           <w:r>
             <w:rPr>
               <w:rStyle w:val="Hyperlink"/>

--- a/EXPORTS/DOCX/published/niveau3/English/KoninklijkeBazar.docx
+++ b/EXPORTS/DOCX/published/niveau3/English/KoninklijkeBazar.docx
@@ -216,14 +216,7 @@
           <w:color w:val="000000"/>
           <w:sz w:val="24"/>
         </w:rPr>
-        <w:hyperlink r:id="rId9" w:history="1">
-          <w:r>
-            <w:rPr>
-              <w:rStyle w:val="Hyperlink"/>
-            </w:rPr>
-            <w:t>The s</w:t>
-          </w:r>
-        </w:hyperlink>
+        <w:t>The s</w:t>
       </w:r>
       <w:r>
         <w:rPr>
@@ -716,25 +709,7 @@
           <w:color w:val="000000"/>
           <w:sz w:val="24"/>
         </w:rPr>
-        <w:t>, as we</w:t>
-      </w:r>
-      <w:r>
-        <w:rPr>
-          <w:u w:val="single" w:color="0000ff"/>
-          <w:rFonts w:ascii="Charis SIL Regular" w:hAnsi="Charis SIL Regular" w:eastAsia="Charis SIL Regular"/>
-          <w:b w:val="0"/>
-          <w:i w:val="0"/>
-          <w:color w:val="000000"/>
-          <w:sz w:val="24"/>
-        </w:rPr>
-        <w:hyperlink r:id="rId14" w:history="1">
-          <w:r>
-            <w:rPr>
-              <w:rStyle w:val="Hyperlink"/>
-            </w:rPr>
-            <w:t>ll a</w:t>
-          </w:r>
-        </w:hyperlink>
+        <w:t>, as well a</w:t>
       </w:r>
       <w:r>
         <w:rPr>
@@ -792,31 +767,13 @@
       </w:r>
       <w:r>
         <w:rPr>
-          <w:u w:val="single" w:color="0000ff"/>
           <w:rFonts w:ascii="Charis SIL Regular" w:hAnsi="Charis SIL Regular" w:eastAsia="Charis SIL Regular"/>
           <w:b w:val="0"/>
           <w:i w:val="0"/>
           <w:color w:val="000000"/>
           <w:sz w:val="24"/>
         </w:rPr>
-        <w:hyperlink r:id="rId14" w:history="1">
-          <w:r>
-            <w:rPr>
-              <w:rStyle w:val="Hyperlink"/>
-            </w:rPr>
-            <w:t xml:space="preserve"> such </w:t>
-          </w:r>
-        </w:hyperlink>
-      </w:r>
-      <w:r>
-        <w:rPr>
-          <w:rFonts w:ascii="Charis SIL Regular" w:hAnsi="Charis SIL Regular" w:eastAsia="Charis SIL Regular"/>
-          <w:b w:val="0"/>
-          <w:i w:val="0"/>
-          <w:color w:val="000000"/>
-          <w:sz w:val="24"/>
-        </w:rPr>
-        <w:t xml:space="preserve">as the </w:t>
+        <w:t xml:space="preserve"> such as the </w:t>
       </w:r>
       <w:r>
         <w:rPr>
@@ -978,7 +935,7 @@
           <w:sz w:val="24"/>
           <w:u w:val="single"/>
         </w:rPr>
-        <w:hyperlink r:id="rId17" w:history="1">
+        <w:hyperlink r:id="rId15" w:history="1">
           <w:r>
             <w:rPr>
               <w:rStyle w:val="Hyperlink"/>
@@ -1019,7 +976,7 @@
             <w:rPr>
               <w:rStyle w:val="Hyperlink"/>
             </w:rPr>
-            <w:t>fis</w:t>
+            <w:t>fisc</w:t>
           </w:r>
         </w:hyperlink>
       </w:r>
@@ -1030,23 +987,7 @@
           <w:i w:val="0"/>
           <w:color w:val="0000FF"/>
           <w:sz w:val="24"/>
-        </w:rPr>
-        <w:hyperlink r:id="rId17" w:history="1">
-          <w:r>
-            <w:rPr>
-              <w:rStyle w:val="Hyperlink"/>
-            </w:rPr>
-            <w:t>c</w:t>
-          </w:r>
-        </w:hyperlink>
-      </w:r>
-      <w:r>
-        <w:rPr>
-          <w:rFonts w:ascii="Charis SIL Regular" w:hAnsi="Charis SIL Regular" w:eastAsia="Charis SIL Regular"/>
-          <w:b w:val="0"/>
-          <w:i w:val="0"/>
-          <w:color w:val="0000FF"/>
-          <w:sz w:val="24"/>
+          <w:u w:val="single"/>
         </w:rPr>
         <w:t>h</w:t>
       </w:r>
@@ -1075,9 +1016,19 @@
             <w:rPr>
               <w:rStyle w:val="Hyperlink"/>
             </w:rPr>
-            <w:t>Museum</w:t>
+            <w:t>Museu</w:t>
           </w:r>
         </w:hyperlink>
+      </w:r>
+      <w:r>
+        <w:rPr>
+          <w:rFonts w:ascii="Charis SIL Regular" w:hAnsi="Charis SIL Regular" w:eastAsia="Charis SIL Regular"/>
+          <w:b w:val="0"/>
+          <w:i w:val="0"/>
+          <w:color w:val="0000FF"/>
+          <w:sz w:val="24"/>
+        </w:rPr>
+        <w:t>m</w:t>
       </w:r>
       <w:r>
         <w:rPr>
@@ -1257,29 +1208,13 @@
             <w:rPr>
               <w:rStyle w:val="Hyperlink"/>
             </w:rPr>
-            <w:t>finally close</w:t>
+            <w:t>finally closed</w:t>
           </w:r>
         </w:hyperlink>
       </w:r>
       <w:r>
         <w:rPr>
-          <w:rFonts w:ascii="Charis SIL Regular" w:hAnsi="Charis SIL Regular" w:eastAsia="Charis SIL Regular"/>
-          <w:b w:val="0"/>
-          <w:i w:val="0"/>
-          <w:color w:val="000000"/>
-          <w:sz w:val="24"/>
-        </w:rPr>
-        <w:hyperlink r:id="rId17" w:history="1">
-          <w:r>
-            <w:rPr>
-              <w:rStyle w:val="Hyperlink"/>
-            </w:rPr>
-            <w:t>d</w:t>
-          </w:r>
-        </w:hyperlink>
-      </w:r>
-      <w:r>
-        <w:rPr>
+          <w:u w:val="single" w:color="0000ff"/>
           <w:rFonts w:ascii="Charis SIL Regular" w:hAnsi="Charis SIL Regular" w:eastAsia="Charis SIL Regular"/>
           <w:b w:val="0"/>
           <w:i w:val="0"/>
@@ -1320,7 +1255,7 @@
             <w:rPr>
               <w:rStyle w:val="Hyperlink"/>
             </w:rPr>
-            <w:t xml:space="preserve">ts doors </w:t>
+            <w:t>ts doors</w:t>
           </w:r>
         </w:hyperlink>
       </w:r>
@@ -1332,7 +1267,7 @@
           <w:color w:val="000000"/>
           <w:sz w:val="24"/>
         </w:rPr>
-        <w:t>in 1927.</w:t>
+        <w:t xml:space="preserve"> in 1927.</w:t>
       </w:r>
     </w:p>
     <w:p>
@@ -1515,25 +1450,7 @@
           <w:color w:val="000000"/>
           <w:sz w:val="24"/>
         </w:rPr>
-        <w:t xml:space="preserve"> has some photographs of the store's interior showing many</w:t>
-      </w:r>
-      <w:r>
-        <w:rPr>
-          <w:u w:val="single" w:color="0000ff"/>
-          <w:rFonts w:ascii="Charis SIL Regular" w:hAnsi="Charis SIL Regular" w:eastAsia="Charis SIL Regular"/>
-          <w:b w:val="0"/>
-          <w:i w:val="0"/>
-          <w:color w:val="000000"/>
-          <w:sz w:val="24"/>
-        </w:rPr>
-        <w:hyperlink r:id="rId18" w:history="1">
-          <w:r>
-            <w:rPr>
-              <w:rStyle w:val="Hyperlink"/>
-            </w:rPr>
-            <w:t xml:space="preserve"> objects. T</w:t>
-          </w:r>
-        </w:hyperlink>
+        <w:t xml:space="preserve"> has some photographs of the store's interior showing many objects. T</w:t>
       </w:r>
       <w:r>
         <w:rPr>
@@ -1562,14 +1479,7 @@
           <w:sz w:val="24"/>
           <w:u w:val="single"/>
         </w:rPr>
-        <w:hyperlink r:id="rId17" w:history="1">
-          <w:r>
-            <w:rPr>
-              <w:rStyle w:val="Hyperlink"/>
-            </w:rPr>
-            <w:t>W</w:t>
-          </w:r>
-        </w:hyperlink>
+        <w:t>W</w:t>
       </w:r>
       <w:r>
         <w:rPr>
@@ -1684,21 +1594,13 @@
       </w:r>
       <w:r>
         <w:rPr>
-          <w:u w:val="single" w:color="0000ff"/>
           <w:rFonts w:ascii="Charis SIL Regular" w:hAnsi="Charis SIL Regular" w:eastAsia="Charis SIL Regular"/>
           <w:b w:val="0"/>
           <w:i w:val="0"/>
           <w:color w:val="000000"/>
           <w:sz w:val="24"/>
         </w:rPr>
-        <w:hyperlink r:id="rId17" w:history="1">
-          <w:r>
-            <w:rPr>
-              <w:rStyle w:val="Hyperlink"/>
-            </w:rPr>
-            <w:t>regarding purch</w:t>
-          </w:r>
-        </w:hyperlink>
+        <w:t>regarding purch</w:t>
       </w:r>
       <w:r>
         <w:rPr>
@@ -3072,7 +2974,7 @@
           <w:sz w:val="24"/>
           <w:u w:val="single"/>
         </w:rPr>
-        <w:hyperlink r:id="rId26" w:history="1">
+        <w:hyperlink r:id="rId25" w:history="1">
           <w:r>
             <w:rPr>
               <w:rStyle w:val="Hyperlink"/>

--- a/EXPORTS/DOCX/published/niveau3/English/KoninklijkeBazar.docx
+++ b/EXPORTS/DOCX/published/niveau3/English/KoninklijkeBazar.docx
@@ -216,7 +216,14 @@
           <w:color w:val="000000"/>
           <w:sz w:val="24"/>
         </w:rPr>
-        <w:t>The s</w:t>
+        <w:hyperlink r:id="rId9" w:history="1">
+          <w:r>
+            <w:rPr>
+              <w:rStyle w:val="Hyperlink"/>
+            </w:rPr>
+            <w:t>The s</w:t>
+          </w:r>
+        </w:hyperlink>
       </w:r>
       <w:r>
         <w:rPr>
@@ -709,7 +716,25 @@
           <w:color w:val="000000"/>
           <w:sz w:val="24"/>
         </w:rPr>
-        <w:t>, as well a</w:t>
+        <w:t>, as we</w:t>
+      </w:r>
+      <w:r>
+        <w:rPr>
+          <w:u w:val="single" w:color="0000ff"/>
+          <w:rFonts w:ascii="Charis SIL Regular" w:hAnsi="Charis SIL Regular" w:eastAsia="Charis SIL Regular"/>
+          <w:b w:val="0"/>
+          <w:i w:val="0"/>
+          <w:color w:val="000000"/>
+          <w:sz w:val="24"/>
+        </w:rPr>
+        <w:hyperlink r:id="rId14" w:history="1">
+          <w:r>
+            <w:rPr>
+              <w:rStyle w:val="Hyperlink"/>
+            </w:rPr>
+            <w:t>ll a</w:t>
+          </w:r>
+        </w:hyperlink>
       </w:r>
       <w:r>
         <w:rPr>
@@ -767,13 +792,31 @@
       </w:r>
       <w:r>
         <w:rPr>
+          <w:u w:val="single" w:color="0000ff"/>
           <w:rFonts w:ascii="Charis SIL Regular" w:hAnsi="Charis SIL Regular" w:eastAsia="Charis SIL Regular"/>
           <w:b w:val="0"/>
           <w:i w:val="0"/>
           <w:color w:val="000000"/>
           <w:sz w:val="24"/>
         </w:rPr>
-        <w:t xml:space="preserve"> such as the </w:t>
+        <w:hyperlink r:id="rId14" w:history="1">
+          <w:r>
+            <w:rPr>
+              <w:rStyle w:val="Hyperlink"/>
+            </w:rPr>
+            <w:t xml:space="preserve"> such </w:t>
+          </w:r>
+        </w:hyperlink>
+      </w:r>
+      <w:r>
+        <w:rPr>
+          <w:rFonts w:ascii="Charis SIL Regular" w:hAnsi="Charis SIL Regular" w:eastAsia="Charis SIL Regular"/>
+          <w:b w:val="0"/>
+          <w:i w:val="0"/>
+          <w:color w:val="000000"/>
+          <w:sz w:val="24"/>
+        </w:rPr>
+        <w:t xml:space="preserve">as the </w:t>
       </w:r>
       <w:r>
         <w:rPr>
@@ -935,7 +978,7 @@
           <w:sz w:val="24"/>
           <w:u w:val="single"/>
         </w:rPr>
-        <w:hyperlink r:id="rId15" w:history="1">
+        <w:hyperlink r:id="rId17" w:history="1">
           <w:r>
             <w:rPr>
               <w:rStyle w:val="Hyperlink"/>
@@ -953,7 +996,7 @@
           <w:sz w:val="24"/>
           <w:u w:val="single"/>
         </w:rPr>
-        <w:hyperlink r:id="rId17" w:history="1">
+        <w:hyperlink r:id="rId15" w:history="1">
           <w:r>
             <w:rPr>
               <w:rStyle w:val="Hyperlink"/>
@@ -1450,7 +1493,25 @@
           <w:color w:val="000000"/>
           <w:sz w:val="24"/>
         </w:rPr>
-        <w:t xml:space="preserve"> has some photographs of the store's interior showing many objects. T</w:t>
+        <w:t xml:space="preserve"> has some photographs of the store's interior showing many</w:t>
+      </w:r>
+      <w:r>
+        <w:rPr>
+          <w:u w:val="single" w:color="0000ff"/>
+          <w:rFonts w:ascii="Charis SIL Regular" w:hAnsi="Charis SIL Regular" w:eastAsia="Charis SIL Regular"/>
+          <w:b w:val="0"/>
+          <w:i w:val="0"/>
+          <w:color w:val="000000"/>
+          <w:sz w:val="24"/>
+        </w:rPr>
+        <w:hyperlink r:id="rId18" w:history="1">
+          <w:r>
+            <w:rPr>
+              <w:rStyle w:val="Hyperlink"/>
+            </w:rPr>
+            <w:t xml:space="preserve"> objects. T</w:t>
+          </w:r>
+        </w:hyperlink>
       </w:r>
       <w:r>
         <w:rPr>
@@ -1479,7 +1540,14 @@
           <w:sz w:val="24"/>
           <w:u w:val="single"/>
         </w:rPr>
-        <w:t>W</w:t>
+        <w:hyperlink r:id="rId17" w:history="1">
+          <w:r>
+            <w:rPr>
+              <w:rStyle w:val="Hyperlink"/>
+            </w:rPr>
+            <w:t>W</w:t>
+          </w:r>
+        </w:hyperlink>
       </w:r>
       <w:r>
         <w:rPr>
@@ -1594,13 +1662,21 @@
       </w:r>
       <w:r>
         <w:rPr>
+          <w:u w:val="single" w:color="0000ff"/>
           <w:rFonts w:ascii="Charis SIL Regular" w:hAnsi="Charis SIL Regular" w:eastAsia="Charis SIL Regular"/>
           <w:b w:val="0"/>
           <w:i w:val="0"/>
           <w:color w:val="000000"/>
           <w:sz w:val="24"/>
         </w:rPr>
-        <w:t>regarding purch</w:t>
+        <w:hyperlink r:id="rId17" w:history="1">
+          <w:r>
+            <w:rPr>
+              <w:rStyle w:val="Hyperlink"/>
+            </w:rPr>
+            <w:t>regarding purch</w:t>
+          </w:r>
+        </w:hyperlink>
       </w:r>
       <w:r>
         <w:rPr>
@@ -2974,7 +3050,7 @@
           <w:sz w:val="24"/>
           <w:u w:val="single"/>
         </w:rPr>
-        <w:hyperlink r:id="rId25" w:history="1">
+        <w:hyperlink r:id="rId26" w:history="1">
           <w:r>
             <w:rPr>
               <w:rStyle w:val="Hyperlink"/>
@@ -2992,7 +3068,7 @@
           <w:sz w:val="24"/>
           <w:u w:val="single"/>
         </w:rPr>
-        <w:hyperlink r:id="rId26" w:history="1">
+        <w:hyperlink r:id="rId25" w:history="1">
           <w:r>
             <w:rPr>
               <w:rStyle w:val="Hyperlink"/>

--- a/EXPORTS/DOCX/published/niveau3/English/KoninklijkeBazar.docx
+++ b/EXPORTS/DOCX/published/niveau3/English/KoninklijkeBazar.docx
@@ -205,25 +205,7 @@
           <w:color w:val="000000"/>
           <w:sz w:val="24"/>
         </w:rPr>
-        <w:t xml:space="preserve">1843. </w:t>
-      </w:r>
-      <w:r>
-        <w:rPr>
-          <w:u w:val="single" w:color="0000ff"/>
-          <w:rFonts w:ascii="Charis SIL Regular" w:hAnsi="Charis SIL Regular" w:eastAsia="Charis SIL Regular"/>
-          <w:b w:val="0"/>
-          <w:i w:val="0"/>
-          <w:color w:val="000000"/>
-          <w:sz w:val="24"/>
-        </w:rPr>
-        <w:hyperlink r:id="rId9" w:history="1">
-          <w:r>
-            <w:rPr>
-              <w:rStyle w:val="Hyperlink"/>
-            </w:rPr>
-            <w:t>The s</w:t>
-          </w:r>
-        </w:hyperlink>
+        <w:t>1843. The s</w:t>
       </w:r>
       <w:r>
         <w:rPr>
@@ -996,7 +978,7 @@
           <w:sz w:val="24"/>
           <w:u w:val="single"/>
         </w:rPr>
-        <w:hyperlink r:id="rId15" w:history="1">
+        <w:hyperlink r:id="rId17" w:history="1">
           <w:r>
             <w:rPr>
               <w:rStyle w:val="Hyperlink"/>
@@ -1019,7 +1001,7 @@
             <w:rPr>
               <w:rStyle w:val="Hyperlink"/>
             </w:rPr>
-            <w:t>fisc</w:t>
+            <w:t>fis</w:t>
           </w:r>
         </w:hyperlink>
       </w:r>
@@ -1030,7 +1012,23 @@
           <w:i w:val="0"/>
           <w:color w:val="0000FF"/>
           <w:sz w:val="24"/>
-          <w:u w:val="single"/>
+        </w:rPr>
+        <w:hyperlink r:id="rId17" w:history="1">
+          <w:r>
+            <w:rPr>
+              <w:rStyle w:val="Hyperlink"/>
+            </w:rPr>
+            <w:t>c</w:t>
+          </w:r>
+        </w:hyperlink>
+      </w:r>
+      <w:r>
+        <w:rPr>
+          <w:rFonts w:ascii="Charis SIL Regular" w:hAnsi="Charis SIL Regular" w:eastAsia="Charis SIL Regular"/>
+          <w:b w:val="0"/>
+          <w:i w:val="0"/>
+          <w:color w:val="0000FF"/>
+          <w:sz w:val="24"/>
         </w:rPr>
         <w:t>h</w:t>
       </w:r>
@@ -1059,19 +1057,9 @@
             <w:rPr>
               <w:rStyle w:val="Hyperlink"/>
             </w:rPr>
-            <w:t>Museu</w:t>
+            <w:t>Museum</w:t>
           </w:r>
         </w:hyperlink>
-      </w:r>
-      <w:r>
-        <w:rPr>
-          <w:rFonts w:ascii="Charis SIL Regular" w:hAnsi="Charis SIL Regular" w:eastAsia="Charis SIL Regular"/>
-          <w:b w:val="0"/>
-          <w:i w:val="0"/>
-          <w:color w:val="0000FF"/>
-          <w:sz w:val="24"/>
-        </w:rPr>
-        <w:t>m</w:t>
       </w:r>
       <w:r>
         <w:rPr>
@@ -1251,13 +1239,29 @@
             <w:rPr>
               <w:rStyle w:val="Hyperlink"/>
             </w:rPr>
-            <w:t>finally closed</w:t>
+            <w:t>finally close</w:t>
           </w:r>
         </w:hyperlink>
       </w:r>
       <w:r>
         <w:rPr>
-          <w:u w:val="single" w:color="0000ff"/>
+          <w:rFonts w:ascii="Charis SIL Regular" w:hAnsi="Charis SIL Regular" w:eastAsia="Charis SIL Regular"/>
+          <w:b w:val="0"/>
+          <w:i w:val="0"/>
+          <w:color w:val="000000"/>
+          <w:sz w:val="24"/>
+        </w:rPr>
+        <w:hyperlink r:id="rId17" w:history="1">
+          <w:r>
+            <w:rPr>
+              <w:rStyle w:val="Hyperlink"/>
+            </w:rPr>
+            <w:t>d</w:t>
+          </w:r>
+        </w:hyperlink>
+      </w:r>
+      <w:r>
+        <w:rPr>
           <w:rFonts w:ascii="Charis SIL Regular" w:hAnsi="Charis SIL Regular" w:eastAsia="Charis SIL Regular"/>
           <w:b w:val="0"/>
           <w:i w:val="0"/>
@@ -1298,7 +1302,7 @@
             <w:rPr>
               <w:rStyle w:val="Hyperlink"/>
             </w:rPr>
-            <w:t>ts doors</w:t>
+            <w:t xml:space="preserve">ts doors </w:t>
           </w:r>
         </w:hyperlink>
       </w:r>
@@ -1310,7 +1314,7 @@
           <w:color w:val="000000"/>
           <w:sz w:val="24"/>
         </w:rPr>
-        <w:t xml:space="preserve"> in 1927.</w:t>
+        <w:t>in 1927.</w:t>
       </w:r>
     </w:p>
     <w:p>
@@ -1540,7 +1544,7 @@
           <w:sz w:val="24"/>
           <w:u w:val="single"/>
         </w:rPr>
-        <w:hyperlink r:id="rId17" w:history="1">
+        <w:hyperlink r:id="rId18" w:history="1">
           <w:r>
             <w:rPr>
               <w:rStyle w:val="Hyperlink"/>
@@ -3050,7 +3054,7 @@
           <w:sz w:val="24"/>
           <w:u w:val="single"/>
         </w:rPr>
-        <w:hyperlink r:id="rId26" w:history="1">
+        <w:hyperlink r:id="rId25" w:history="1">
           <w:r>
             <w:rPr>
               <w:rStyle w:val="Hyperlink"/>

--- a/EXPORTS/DOCX/published/niveau3/English/KoninklijkeBazar.docx
+++ b/EXPORTS/DOCX/published/niveau3/English/KoninklijkeBazar.docx
@@ -205,7 +205,25 @@
           <w:color w:val="000000"/>
           <w:sz w:val="24"/>
         </w:rPr>
-        <w:t>1843. The s</w:t>
+        <w:t xml:space="preserve">1843. </w:t>
+      </w:r>
+      <w:r>
+        <w:rPr>
+          <w:u w:val="single" w:color="0000ff"/>
+          <w:rFonts w:ascii="Charis SIL Regular" w:hAnsi="Charis SIL Regular" w:eastAsia="Charis SIL Regular"/>
+          <w:b w:val="0"/>
+          <w:i w:val="0"/>
+          <w:color w:val="000000"/>
+          <w:sz w:val="24"/>
+        </w:rPr>
+        <w:hyperlink r:id="rId9" w:history="1">
+          <w:r>
+            <w:rPr>
+              <w:rStyle w:val="Hyperlink"/>
+            </w:rPr>
+            <w:t>The s</w:t>
+          </w:r>
+        </w:hyperlink>
       </w:r>
       <w:r>
         <w:rPr>
@@ -942,7 +960,7 @@
           <w:sz w:val="24"/>
           <w:u w:val="single"/>
         </w:rPr>
-        <w:hyperlink r:id="rId17" w:history="1">
+        <w:hyperlink r:id="rId15" w:history="1">
           <w:r>
             <w:rPr>
               <w:rStyle w:val="Hyperlink"/>
@@ -960,7 +978,7 @@
           <w:sz w:val="24"/>
           <w:u w:val="single"/>
         </w:rPr>
-        <w:hyperlink r:id="rId17" w:history="1">
+        <w:hyperlink r:id="rId15" w:history="1">
           <w:r>
             <w:rPr>
               <w:rStyle w:val="Hyperlink"/>
@@ -978,7 +996,7 @@
           <w:sz w:val="24"/>
           <w:u w:val="single"/>
         </w:rPr>
-        <w:hyperlink r:id="rId17" w:history="1">
+        <w:hyperlink r:id="rId15" w:history="1">
           <w:r>
             <w:rPr>
               <w:rStyle w:val="Hyperlink"/>
@@ -1029,6 +1047,7 @@
           <w:i w:val="0"/>
           <w:color w:val="0000FF"/>
           <w:sz w:val="24"/>
+          <w:u w:val="single"/>
         </w:rPr>
         <w:t>h</w:t>
       </w:r>
@@ -1262,6 +1281,7 @@
       </w:r>
       <w:r>
         <w:rPr>
+          <w:u w:val="single" w:color="0000ff"/>
           <w:rFonts w:ascii="Charis SIL Regular" w:hAnsi="Charis SIL Regular" w:eastAsia="Charis SIL Regular"/>
           <w:b w:val="0"/>
           <w:i w:val="0"/>

--- a/EXPORTS/DOCX/published/niveau3/English/KoninklijkeBazar.docx
+++ b/EXPORTS/DOCX/published/niveau3/English/KoninklijkeBazar.docx
@@ -205,53 +205,7 @@
           <w:color w:val="000000"/>
           <w:sz w:val="24"/>
         </w:rPr>
-        <w:t xml:space="preserve">1843. </w:t>
-      </w:r>
-      <w:r>
-        <w:rPr>
-          <w:u w:val="single" w:color="0000ff"/>
-          <w:rFonts w:ascii="Charis SIL Regular" w:hAnsi="Charis SIL Regular" w:eastAsia="Charis SIL Regular"/>
-          <w:b w:val="0"/>
-          <w:i w:val="0"/>
-          <w:color w:val="000000"/>
-          <w:sz w:val="24"/>
-        </w:rPr>
-        <w:hyperlink r:id="rId9" w:history="1">
-          <w:r>
-            <w:rPr>
-              <w:rStyle w:val="Hyperlink"/>
-            </w:rPr>
-            <w:t>The s</w:t>
-          </w:r>
-        </w:hyperlink>
-      </w:r>
-      <w:r>
-        <w:rPr>
-          <w:u w:val="single" w:color="0000ff"/>
-          <w:rFonts w:ascii="Charis SIL Regular" w:hAnsi="Charis SIL Regular" w:eastAsia="Charis SIL Regular"/>
-          <w:b w:val="0"/>
-          <w:i w:val="0"/>
-          <w:color w:val="000000"/>
-          <w:sz w:val="24"/>
-        </w:rPr>
-        <w:hyperlink r:id="rId9" w:history="1">
-          <w:r>
-            <w:rPr>
-              <w:rStyle w:val="Hyperlink"/>
-            </w:rPr>
-            <w:t xml:space="preserve">tore </w:t>
-          </w:r>
-        </w:hyperlink>
-      </w:r>
-      <w:r>
-        <w:rPr>
-          <w:rFonts w:ascii="Charis SIL Regular" w:hAnsi="Charis SIL Regular" w:eastAsia="Charis SIL Regular"/>
-          <w:b w:val="0"/>
-          <w:i w:val="0"/>
-          <w:color w:val="000000"/>
-          <w:sz w:val="24"/>
-        </w:rPr>
-        <w:t xml:space="preserve">sold Asian items, mainly from </w:t>
+        <w:t xml:space="preserve">1843. The store sold Asian items, mainly from </w:t>
       </w:r>
       <w:r>
         <w:rPr>
@@ -960,7 +914,7 @@
           <w:sz w:val="24"/>
           <w:u w:val="single"/>
         </w:rPr>
-        <w:hyperlink r:id="rId15" w:history="1">
+        <w:hyperlink r:id="rId17" w:history="1">
           <w:r>
             <w:rPr>
               <w:rStyle w:val="Hyperlink"/>
@@ -978,7 +932,7 @@
           <w:sz w:val="24"/>
           <w:u w:val="single"/>
         </w:rPr>
-        <w:hyperlink r:id="rId15" w:history="1">
+        <w:hyperlink r:id="rId17" w:history="1">
           <w:r>
             <w:rPr>
               <w:rStyle w:val="Hyperlink"/>
@@ -996,7 +950,7 @@
           <w:sz w:val="24"/>
           <w:u w:val="single"/>
         </w:rPr>
-        <w:hyperlink r:id="rId15" w:history="1">
+        <w:hyperlink r:id="rId17" w:history="1">
           <w:r>
             <w:rPr>
               <w:rStyle w:val="Hyperlink"/>
@@ -1047,7 +1001,6 @@
           <w:i w:val="0"/>
           <w:color w:val="0000FF"/>
           <w:sz w:val="24"/>
-          <w:u w:val="single"/>
         </w:rPr>
         <w:t>h</w:t>
       </w:r>
@@ -1281,7 +1234,6 @@
       </w:r>
       <w:r>
         <w:rPr>
-          <w:u w:val="single" w:color="0000ff"/>
           <w:rFonts w:ascii="Charis SIL Regular" w:hAnsi="Charis SIL Regular" w:eastAsia="Charis SIL Regular"/>
           <w:b w:val="0"/>
           <w:i w:val="0"/>

--- a/EXPORTS/DOCX/published/niveau3/English/KoninklijkeBazar.docx
+++ b/EXPORTS/DOCX/published/niveau3/English/KoninklijkeBazar.docx
@@ -205,7 +205,46 @@
           <w:color w:val="000000"/>
           <w:sz w:val="24"/>
         </w:rPr>
-        <w:t xml:space="preserve">1843. The store sold Asian items, mainly from </w:t>
+        <w:t xml:space="preserve">1843. </w:t>
+      </w:r>
+      <w:r>
+        <w:rPr>
+          <w:u w:val="single" w:color="0000ff"/>
+          <w:rFonts w:ascii="Charis SIL Regular" w:hAnsi="Charis SIL Regular" w:eastAsia="Charis SIL Regular"/>
+          <w:b w:val="0"/>
+          <w:i w:val="0"/>
+          <w:color w:val="000000"/>
+          <w:sz w:val="24"/>
+        </w:rPr>
+        <w:t>The s</w:t>
+      </w:r>
+      <w:r>
+        <w:rPr>
+          <w:u w:val="single" w:color="0000ff"/>
+          <w:rFonts w:ascii="Charis SIL Regular" w:hAnsi="Charis SIL Regular" w:eastAsia="Charis SIL Regular"/>
+          <w:b w:val="0"/>
+          <w:i w:val="0"/>
+          <w:color w:val="000000"/>
+          <w:sz w:val="24"/>
+        </w:rPr>
+        <w:hyperlink r:id="rId9" w:history="1">
+          <w:r>
+            <w:rPr>
+              <w:rStyle w:val="Hyperlink"/>
+            </w:rPr>
+            <w:t xml:space="preserve">tore </w:t>
+          </w:r>
+        </w:hyperlink>
+      </w:r>
+      <w:r>
+        <w:rPr>
+          <w:rFonts w:ascii="Charis SIL Regular" w:hAnsi="Charis SIL Regular" w:eastAsia="Charis SIL Regular"/>
+          <w:b w:val="0"/>
+          <w:i w:val="0"/>
+          <w:color w:val="000000"/>
+          <w:sz w:val="24"/>
+        </w:rPr>
+        <w:t xml:space="preserve">sold Asian items, mainly from </w:t>
       </w:r>
       <w:r>
         <w:rPr>
@@ -746,31 +785,13 @@
       </w:r>
       <w:r>
         <w:rPr>
-          <w:u w:val="single" w:color="0000ff"/>
           <w:rFonts w:ascii="Charis SIL Regular" w:hAnsi="Charis SIL Regular" w:eastAsia="Charis SIL Regular"/>
           <w:b w:val="0"/>
           <w:i w:val="0"/>
           <w:color w:val="000000"/>
           <w:sz w:val="24"/>
         </w:rPr>
-        <w:hyperlink r:id="rId14" w:history="1">
-          <w:r>
-            <w:rPr>
-              <w:rStyle w:val="Hyperlink"/>
-            </w:rPr>
-            <w:t xml:space="preserve"> such </w:t>
-          </w:r>
-        </w:hyperlink>
-      </w:r>
-      <w:r>
-        <w:rPr>
-          <w:rFonts w:ascii="Charis SIL Regular" w:hAnsi="Charis SIL Regular" w:eastAsia="Charis SIL Regular"/>
-          <w:b w:val="0"/>
-          <w:i w:val="0"/>
-          <w:color w:val="000000"/>
-          <w:sz w:val="24"/>
-        </w:rPr>
-        <w:t xml:space="preserve">as the </w:t>
+        <w:t xml:space="preserve"> such as the </w:t>
       </w:r>
       <w:r>
         <w:rPr>
@@ -1001,6 +1022,7 @@
           <w:i w:val="0"/>
           <w:color w:val="0000FF"/>
           <w:sz w:val="24"/>
+          <w:u w:val="single"/>
         </w:rPr>
         <w:t>h</w:t>
       </w:r>
@@ -1234,6 +1256,7 @@
       </w:r>
       <w:r>
         <w:rPr>
+          <w:u w:val="single" w:color="0000ff"/>
           <w:rFonts w:ascii="Charis SIL Regular" w:hAnsi="Charis SIL Regular" w:eastAsia="Charis SIL Regular"/>
           <w:b w:val="0"/>
           <w:i w:val="0"/>
@@ -1638,21 +1661,13 @@
       </w:r>
       <w:r>
         <w:rPr>
-          <w:u w:val="single" w:color="0000ff"/>
           <w:rFonts w:ascii="Charis SIL Regular" w:hAnsi="Charis SIL Regular" w:eastAsia="Charis SIL Regular"/>
           <w:b w:val="0"/>
           <w:i w:val="0"/>
           <w:color w:val="000000"/>
           <w:sz w:val="24"/>
         </w:rPr>
-        <w:hyperlink r:id="rId17" w:history="1">
-          <w:r>
-            <w:rPr>
-              <w:rStyle w:val="Hyperlink"/>
-            </w:rPr>
-            <w:t>regarding purch</w:t>
-          </w:r>
-        </w:hyperlink>
+        <w:t>regarding purch</w:t>
       </w:r>
       <w:r>
         <w:rPr>
@@ -3026,7 +3041,7 @@
           <w:sz w:val="24"/>
           <w:u w:val="single"/>
         </w:rPr>
-        <w:hyperlink r:id="rId25" w:history="1">
+        <w:hyperlink r:id="rId26" w:history="1">
           <w:r>
             <w:rPr>
               <w:rStyle w:val="Hyperlink"/>
@@ -3044,7 +3059,7 @@
           <w:sz w:val="24"/>
           <w:u w:val="single"/>
         </w:rPr>
-        <w:hyperlink r:id="rId25" w:history="1">
+        <w:hyperlink r:id="rId26" w:history="1">
           <w:r>
             <w:rPr>
               <w:rStyle w:val="Hyperlink"/>

--- a/EXPORTS/DOCX/published/niveau3/English/KoninklijkeBazar.docx
+++ b/EXPORTS/DOCX/published/niveau3/English/KoninklijkeBazar.docx
@@ -216,7 +216,14 @@
           <w:color w:val="000000"/>
           <w:sz w:val="24"/>
         </w:rPr>
-        <w:t>The s</w:t>
+        <w:hyperlink r:id="rId9" w:history="1">
+          <w:r>
+            <w:rPr>
+              <w:rStyle w:val="Hyperlink"/>
+            </w:rPr>
+            <w:t>The s</w:t>
+          </w:r>
+        </w:hyperlink>
       </w:r>
       <w:r>
         <w:rPr>
@@ -720,32 +727,7 @@
           <w:color w:val="000000"/>
           <w:sz w:val="24"/>
         </w:rPr>
-        <w:hyperlink r:id="rId14" w:history="1">
-          <w:r>
-            <w:rPr>
-              <w:rStyle w:val="Hyperlink"/>
-            </w:rPr>
-            <w:t>ll a</w:t>
-          </w:r>
-        </w:hyperlink>
-      </w:r>
-      <w:r>
-        <w:rPr>
-          <w:u w:val="single" w:color="0000ff"/>
-          <w:rFonts w:ascii="Charis SIL Regular" w:hAnsi="Charis SIL Regular" w:eastAsia="Charis SIL Regular"/>
-          <w:b w:val="0"/>
-          <w:i w:val="0"/>
-          <w:color w:val="000000"/>
-          <w:sz w:val="24"/>
-        </w:rPr>
-        <w:hyperlink r:id="rId14" w:history="1">
-          <w:r>
-            <w:rPr>
-              <w:rStyle w:val="Hyperlink"/>
-            </w:rPr>
-            <w:t>s muse</w:t>
-          </w:r>
-        </w:hyperlink>
+        <w:t>ll as muse</w:t>
       </w:r>
       <w:r>
         <w:rPr>
@@ -785,13 +767,31 @@
       </w:r>
       <w:r>
         <w:rPr>
+          <w:u w:val="single" w:color="0000ff"/>
           <w:rFonts w:ascii="Charis SIL Regular" w:hAnsi="Charis SIL Regular" w:eastAsia="Charis SIL Regular"/>
           <w:b w:val="0"/>
           <w:i w:val="0"/>
           <w:color w:val="000000"/>
           <w:sz w:val="24"/>
         </w:rPr>
-        <w:t xml:space="preserve"> such as the </w:t>
+        <w:hyperlink r:id="rId14" w:history="1">
+          <w:r>
+            <w:rPr>
+              <w:rStyle w:val="Hyperlink"/>
+            </w:rPr>
+            <w:t xml:space="preserve"> such </w:t>
+          </w:r>
+        </w:hyperlink>
+      </w:r>
+      <w:r>
+        <w:rPr>
+          <w:rFonts w:ascii="Charis SIL Regular" w:hAnsi="Charis SIL Regular" w:eastAsia="Charis SIL Regular"/>
+          <w:b w:val="0"/>
+          <w:i w:val="0"/>
+          <w:color w:val="000000"/>
+          <w:sz w:val="24"/>
+        </w:rPr>
+        <w:t xml:space="preserve">as the </w:t>
       </w:r>
       <w:r>
         <w:rPr>
@@ -1537,16 +1537,8 @@
           <w:i w:val="0"/>
           <w:color w:val="0000FF"/>
           <w:sz w:val="24"/>
-          <w:u w:val="single"/>
         </w:rPr>
-        <w:hyperlink r:id="rId18" w:history="1">
-          <w:r>
-            <w:rPr>
-              <w:rStyle w:val="Hyperlink"/>
-            </w:rPr>
-            <w:t>W</w:t>
-          </w:r>
-        </w:hyperlink>
+        <w:t>W</w:t>
       </w:r>
       <w:r>
         <w:rPr>
@@ -3059,7 +3051,7 @@
           <w:sz w:val="24"/>
           <w:u w:val="single"/>
         </w:rPr>
-        <w:hyperlink r:id="rId26" w:history="1">
+        <w:hyperlink r:id="rId25" w:history="1">
           <w:r>
             <w:rPr>
               <w:rStyle w:val="Hyperlink"/>

--- a/EXPORTS/DOCX/published/niveau3/English/KoninklijkeBazar.docx
+++ b/EXPORTS/DOCX/published/niveau3/English/KoninklijkeBazar.docx
@@ -727,7 +727,32 @@
           <w:color w:val="000000"/>
           <w:sz w:val="24"/>
         </w:rPr>
-        <w:t>ll as muse</w:t>
+        <w:hyperlink r:id="rId14" w:history="1">
+          <w:r>
+            <w:rPr>
+              <w:rStyle w:val="Hyperlink"/>
+            </w:rPr>
+            <w:t>ll a</w:t>
+          </w:r>
+        </w:hyperlink>
+      </w:r>
+      <w:r>
+        <w:rPr>
+          <w:u w:val="single" w:color="0000ff"/>
+          <w:rFonts w:ascii="Charis SIL Regular" w:hAnsi="Charis SIL Regular" w:eastAsia="Charis SIL Regular"/>
+          <w:b w:val="0"/>
+          <w:i w:val="0"/>
+          <w:color w:val="000000"/>
+          <w:sz w:val="24"/>
+        </w:rPr>
+        <w:hyperlink r:id="rId14" w:history="1">
+          <w:r>
+            <w:rPr>
+              <w:rStyle w:val="Hyperlink"/>
+            </w:rPr>
+            <w:t>s muse</w:t>
+          </w:r>
+        </w:hyperlink>
       </w:r>
       <w:r>
         <w:rPr>
@@ -1537,8 +1562,16 @@
           <w:i w:val="0"/>
           <w:color w:val="0000FF"/>
           <w:sz w:val="24"/>
+          <w:u w:val="single"/>
         </w:rPr>
-        <w:t>W</w:t>
+        <w:hyperlink r:id="rId18" w:history="1">
+          <w:r>
+            <w:rPr>
+              <w:rStyle w:val="Hyperlink"/>
+            </w:rPr>
+            <w:t>W</w:t>
+          </w:r>
+        </w:hyperlink>
       </w:r>
       <w:r>
         <w:rPr>
@@ -1653,13 +1686,21 @@
       </w:r>
       <w:r>
         <w:rPr>
+          <w:u w:val="single" w:color="0000ff"/>
           <w:rFonts w:ascii="Charis SIL Regular" w:hAnsi="Charis SIL Regular" w:eastAsia="Charis SIL Regular"/>
           <w:b w:val="0"/>
           <w:i w:val="0"/>
           <w:color w:val="000000"/>
           <w:sz w:val="24"/>
         </w:rPr>
-        <w:t>regarding purch</w:t>
+        <w:hyperlink r:id="rId17" w:history="1">
+          <w:r>
+            <w:rPr>
+              <w:rStyle w:val="Hyperlink"/>
+            </w:rPr>
+            <w:t>regarding purch</w:t>
+          </w:r>
+        </w:hyperlink>
       </w:r>
       <w:r>
         <w:rPr>
@@ -3051,7 +3092,7 @@
           <w:sz w:val="24"/>
           <w:u w:val="single"/>
         </w:rPr>
-        <w:hyperlink r:id="rId25" w:history="1">
+        <w:hyperlink r:id="rId26" w:history="1">
           <w:r>
             <w:rPr>
               <w:rStyle w:val="Hyperlink"/>

--- a/EXPORTS/DOCX/published/niveau3/English/KoninklijkeBazar.docx
+++ b/EXPORTS/DOCX/published/niveau3/English/KoninklijkeBazar.docx
@@ -227,31 +227,13 @@
       </w:r>
       <w:r>
         <w:rPr>
-          <w:u w:val="single" w:color="0000ff"/>
           <w:rFonts w:ascii="Charis SIL Regular" w:hAnsi="Charis SIL Regular" w:eastAsia="Charis SIL Regular"/>
           <w:b w:val="0"/>
           <w:i w:val="0"/>
           <w:color w:val="000000"/>
           <w:sz w:val="24"/>
         </w:rPr>
-        <w:hyperlink r:id="rId9" w:history="1">
-          <w:r>
-            <w:rPr>
-              <w:rStyle w:val="Hyperlink"/>
-            </w:rPr>
-            <w:t xml:space="preserve">tore </w:t>
-          </w:r>
-        </w:hyperlink>
-      </w:r>
-      <w:r>
-        <w:rPr>
-          <w:rFonts w:ascii="Charis SIL Regular" w:hAnsi="Charis SIL Regular" w:eastAsia="Charis SIL Regular"/>
-          <w:b w:val="0"/>
-          <w:i w:val="0"/>
-          <w:color w:val="000000"/>
-          <w:sz w:val="24"/>
-        </w:rPr>
-        <w:t xml:space="preserve">sold Asian items, mainly from </w:t>
+        <w:t xml:space="preserve">tore sold Asian items, mainly from </w:t>
       </w:r>
       <w:r>
         <w:rPr>
@@ -567,24 +549,13 @@
       </w:r>
       <w:r>
         <w:rPr>
-          <w:u w:val="single" w:color="0000ff"/>
           <w:rFonts w:ascii="Charis SIL Regular" w:hAnsi="Charis SIL Regular" w:eastAsia="Charis SIL Regular"/>
           <w:b w:val="0"/>
           <w:i w:val="0"/>
           <w:color w:val="000000"/>
           <w:sz w:val="24"/>
         </w:rPr>
-        <w:t>a</w:t>
-      </w:r>
-      <w:r>
-        <w:rPr>
-          <w:rFonts w:ascii="Charis SIL Regular" w:hAnsi="Charis SIL Regular" w:eastAsia="Charis SIL Regular"/>
-          <w:b w:val="0"/>
-          <w:i w:val="0"/>
-          <w:color w:val="000000"/>
-          <w:sz w:val="24"/>
-        </w:rPr>
-        <w:t>t</w:t>
+        <w:t>at</w:t>
       </w:r>
       <w:r>
         <w:rPr>
@@ -1047,7 +1018,6 @@
           <w:i w:val="0"/>
           <w:color w:val="0000FF"/>
           <w:sz w:val="24"/>
-          <w:u w:val="single"/>
         </w:rPr>
         <w:t>h</w:t>
       </w:r>
@@ -1281,7 +1251,6 @@
       </w:r>
       <w:r>
         <w:rPr>
-          <w:u w:val="single" w:color="0000ff"/>
           <w:rFonts w:ascii="Charis SIL Regular" w:hAnsi="Charis SIL Regular" w:eastAsia="Charis SIL Regular"/>
           <w:b w:val="0"/>
           <w:i w:val="0"/>
@@ -1686,21 +1655,13 @@
       </w:r>
       <w:r>
         <w:rPr>
-          <w:u w:val="single" w:color="0000ff"/>
           <w:rFonts w:ascii="Charis SIL Regular" w:hAnsi="Charis SIL Regular" w:eastAsia="Charis SIL Regular"/>
           <w:b w:val="0"/>
           <w:i w:val="0"/>
           <w:color w:val="000000"/>
           <w:sz w:val="24"/>
         </w:rPr>
-        <w:hyperlink r:id="rId17" w:history="1">
-          <w:r>
-            <w:rPr>
-              <w:rStyle w:val="Hyperlink"/>
-            </w:rPr>
-            <w:t>regarding purch</w:t>
-          </w:r>
-        </w:hyperlink>
+        <w:t>regarding purch</w:t>
       </w:r>
       <w:r>
         <w:rPr>
@@ -3074,7 +3035,7 @@
           <w:sz w:val="24"/>
           <w:u w:val="single"/>
         </w:rPr>
-        <w:hyperlink r:id="rId26" w:history="1">
+        <w:hyperlink r:id="rId25" w:history="1">
           <w:r>
             <w:rPr>
               <w:rStyle w:val="Hyperlink"/>
@@ -3092,7 +3053,7 @@
           <w:sz w:val="24"/>
           <w:u w:val="single"/>
         </w:rPr>
-        <w:hyperlink r:id="rId26" w:history="1">
+        <w:hyperlink r:id="rId25" w:history="1">
           <w:r>
             <w:rPr>
               <w:rStyle w:val="Hyperlink"/>

--- a/EXPORTS/DOCX/published/niveau3/English/KoninklijkeBazar.docx
+++ b/EXPORTS/DOCX/published/niveau3/English/KoninklijkeBazar.docx
@@ -227,13 +227,31 @@
       </w:r>
       <w:r>
         <w:rPr>
+          <w:u w:val="single" w:color="0000ff"/>
           <w:rFonts w:ascii="Charis SIL Regular" w:hAnsi="Charis SIL Regular" w:eastAsia="Charis SIL Regular"/>
           <w:b w:val="0"/>
           <w:i w:val="0"/>
           <w:color w:val="000000"/>
           <w:sz w:val="24"/>
         </w:rPr>
-        <w:t xml:space="preserve">tore sold Asian items, mainly from </w:t>
+        <w:hyperlink r:id="rId9" w:history="1">
+          <w:r>
+            <w:rPr>
+              <w:rStyle w:val="Hyperlink"/>
+            </w:rPr>
+            <w:t xml:space="preserve">tore </w:t>
+          </w:r>
+        </w:hyperlink>
+      </w:r>
+      <w:r>
+        <w:rPr>
+          <w:rFonts w:ascii="Charis SIL Regular" w:hAnsi="Charis SIL Regular" w:eastAsia="Charis SIL Regular"/>
+          <w:b w:val="0"/>
+          <w:i w:val="0"/>
+          <w:color w:val="000000"/>
+          <w:sz w:val="24"/>
+        </w:rPr>
+        <w:t xml:space="preserve">sold Asian items, mainly from </w:t>
       </w:r>
       <w:r>
         <w:rPr>
@@ -549,13 +567,24 @@
       </w:r>
       <w:r>
         <w:rPr>
+          <w:u w:val="single" w:color="0000ff"/>
           <w:rFonts w:ascii="Charis SIL Regular" w:hAnsi="Charis SIL Regular" w:eastAsia="Charis SIL Regular"/>
           <w:b w:val="0"/>
           <w:i w:val="0"/>
           <w:color w:val="000000"/>
           <w:sz w:val="24"/>
         </w:rPr>
-        <w:t>at</w:t>
+        <w:t>a</w:t>
+      </w:r>
+      <w:r>
+        <w:rPr>
+          <w:rFonts w:ascii="Charis SIL Regular" w:hAnsi="Charis SIL Regular" w:eastAsia="Charis SIL Regular"/>
+          <w:b w:val="0"/>
+          <w:i w:val="0"/>
+          <w:color w:val="000000"/>
+          <w:sz w:val="24"/>
+        </w:rPr>
+        <w:t>t</w:t>
       </w:r>
       <w:r>
         <w:rPr>
@@ -1018,6 +1047,7 @@
           <w:i w:val="0"/>
           <w:color w:val="0000FF"/>
           <w:sz w:val="24"/>
+          <w:u w:val="single"/>
         </w:rPr>
         <w:t>h</w:t>
       </w:r>
@@ -1251,6 +1281,7 @@
       </w:r>
       <w:r>
         <w:rPr>
+          <w:u w:val="single" w:color="0000ff"/>
           <w:rFonts w:ascii="Charis SIL Regular" w:hAnsi="Charis SIL Regular" w:eastAsia="Charis SIL Regular"/>
           <w:b w:val="0"/>
           <w:i w:val="0"/>
@@ -1655,13 +1686,21 @@
       </w:r>
       <w:r>
         <w:rPr>
+          <w:u w:val="single" w:color="0000ff"/>
           <w:rFonts w:ascii="Charis SIL Regular" w:hAnsi="Charis SIL Regular" w:eastAsia="Charis SIL Regular"/>
           <w:b w:val="0"/>
           <w:i w:val="0"/>
           <w:color w:val="000000"/>
           <w:sz w:val="24"/>
         </w:rPr>
-        <w:t>regarding purch</w:t>
+        <w:hyperlink r:id="rId17" w:history="1">
+          <w:r>
+            <w:rPr>
+              <w:rStyle w:val="Hyperlink"/>
+            </w:rPr>
+            <w:t>regarding purch</w:t>
+          </w:r>
+        </w:hyperlink>
       </w:r>
       <w:r>
         <w:rPr>

--- a/EXPORTS/DOCX/published/niveau3/English/KoninklijkeBazar.docx
+++ b/EXPORTS/DOCX/published/niveau3/English/KoninklijkeBazar.docx
@@ -1047,7 +1047,6 @@
           <w:i w:val="0"/>
           <w:color w:val="0000FF"/>
           <w:sz w:val="24"/>
-          <w:u w:val="single"/>
         </w:rPr>
         <w:t>h</w:t>
       </w:r>
@@ -1281,7 +1280,6 @@
       </w:r>
       <w:r>
         <w:rPr>
-          <w:u w:val="single" w:color="0000ff"/>
           <w:rFonts w:ascii="Charis SIL Regular" w:hAnsi="Charis SIL Regular" w:eastAsia="Charis SIL Regular"/>
           <w:b w:val="0"/>
           <w:i w:val="0"/>
@@ -1564,14 +1562,7 @@
           <w:sz w:val="24"/>
           <w:u w:val="single"/>
         </w:rPr>
-        <w:hyperlink r:id="rId18" w:history="1">
-          <w:r>
-            <w:rPr>
-              <w:rStyle w:val="Hyperlink"/>
-            </w:rPr>
-            <w:t>W</w:t>
-          </w:r>
-        </w:hyperlink>
+        <w:t>W</w:t>
       </w:r>
       <w:r>
         <w:rPr>
@@ -3074,7 +3065,7 @@
           <w:sz w:val="24"/>
           <w:u w:val="single"/>
         </w:rPr>
-        <w:hyperlink r:id="rId25" w:history="1">
+        <w:hyperlink r:id="rId26" w:history="1">
           <w:r>
             <w:rPr>
               <w:rStyle w:val="Hyperlink"/>

--- a/EXPORTS/DOCX/published/niveau3/English/KoninklijkeBazar.docx
+++ b/EXPORTS/DOCX/published/niveau3/English/KoninklijkeBazar.docx
@@ -1019,7 +1019,7 @@
             <w:rPr>
               <w:rStyle w:val="Hyperlink"/>
             </w:rPr>
-            <w:t>fis</w:t>
+            <w:t>fisc</w:t>
           </w:r>
         </w:hyperlink>
       </w:r>
@@ -1030,23 +1030,7 @@
           <w:i w:val="0"/>
           <w:color w:val="0000FF"/>
           <w:sz w:val="24"/>
-        </w:rPr>
-        <w:hyperlink r:id="rId17" w:history="1">
-          <w:r>
-            <w:rPr>
-              <w:rStyle w:val="Hyperlink"/>
-            </w:rPr>
-            <w:t>c</w:t>
-          </w:r>
-        </w:hyperlink>
-      </w:r>
-      <w:r>
-        <w:rPr>
-          <w:rFonts w:ascii="Charis SIL Regular" w:hAnsi="Charis SIL Regular" w:eastAsia="Charis SIL Regular"/>
-          <w:b w:val="0"/>
-          <w:i w:val="0"/>
-          <w:color w:val="0000FF"/>
-          <w:sz w:val="24"/>
+          <w:u w:val="single"/>
         </w:rPr>
         <w:t>h</w:t>
       </w:r>
@@ -1075,9 +1059,19 @@
             <w:rPr>
               <w:rStyle w:val="Hyperlink"/>
             </w:rPr>
-            <w:t>Museum</w:t>
+            <w:t>Museu</w:t>
           </w:r>
         </w:hyperlink>
+      </w:r>
+      <w:r>
+        <w:rPr>
+          <w:rFonts w:ascii="Charis SIL Regular" w:hAnsi="Charis SIL Regular" w:eastAsia="Charis SIL Regular"/>
+          <w:b w:val="0"/>
+          <w:i w:val="0"/>
+          <w:color w:val="0000FF"/>
+          <w:sz w:val="24"/>
+        </w:rPr>
+        <w:t>m</w:t>
       </w:r>
       <w:r>
         <w:rPr>
@@ -1257,29 +1251,13 @@
             <w:rPr>
               <w:rStyle w:val="Hyperlink"/>
             </w:rPr>
-            <w:t>finally close</w:t>
+            <w:t>finally closed</w:t>
           </w:r>
         </w:hyperlink>
       </w:r>
       <w:r>
         <w:rPr>
-          <w:rFonts w:ascii="Charis SIL Regular" w:hAnsi="Charis SIL Regular" w:eastAsia="Charis SIL Regular"/>
-          <w:b w:val="0"/>
-          <w:i w:val="0"/>
-          <w:color w:val="000000"/>
-          <w:sz w:val="24"/>
-        </w:rPr>
-        <w:hyperlink r:id="rId17" w:history="1">
-          <w:r>
-            <w:rPr>
-              <w:rStyle w:val="Hyperlink"/>
-            </w:rPr>
-            <w:t>d</w:t>
-          </w:r>
-        </w:hyperlink>
-      </w:r>
-      <w:r>
-        <w:rPr>
+          <w:u w:val="single" w:color="0000ff"/>
           <w:rFonts w:ascii="Charis SIL Regular" w:hAnsi="Charis SIL Regular" w:eastAsia="Charis SIL Regular"/>
           <w:b w:val="0"/>
           <w:i w:val="0"/>
@@ -1320,7 +1298,7 @@
             <w:rPr>
               <w:rStyle w:val="Hyperlink"/>
             </w:rPr>
-            <w:t xml:space="preserve">ts doors </w:t>
+            <w:t>ts doors</w:t>
           </w:r>
         </w:hyperlink>
       </w:r>
@@ -1332,7 +1310,7 @@
           <w:color w:val="000000"/>
           <w:sz w:val="24"/>
         </w:rPr>
-        <w:t>in 1927.</w:t>
+        <w:t xml:space="preserve"> in 1927.</w:t>
       </w:r>
     </w:p>
     <w:p>
@@ -3065,7 +3043,7 @@
           <w:sz w:val="24"/>
           <w:u w:val="single"/>
         </w:rPr>
-        <w:hyperlink r:id="rId26" w:history="1">
+        <w:hyperlink r:id="rId25" w:history="1">
           <w:r>
             <w:rPr>
               <w:rStyle w:val="Hyperlink"/>

--- a/EXPORTS/DOCX/published/niveau3/English/KoninklijkeBazar.docx
+++ b/EXPORTS/DOCX/published/niveau3/English/KoninklijkeBazar.docx
@@ -960,7 +960,7 @@
           <w:sz w:val="24"/>
           <w:u w:val="single"/>
         </w:rPr>
-        <w:hyperlink r:id="rId17" w:history="1">
+        <w:hyperlink r:id="rId15" w:history="1">
           <w:r>
             <w:rPr>
               <w:rStyle w:val="Hyperlink"/>
@@ -978,7 +978,7 @@
           <w:sz w:val="24"/>
           <w:u w:val="single"/>
         </w:rPr>
-        <w:hyperlink r:id="rId17" w:history="1">
+        <w:hyperlink r:id="rId15" w:history="1">
           <w:r>
             <w:rPr>
               <w:rStyle w:val="Hyperlink"/>
@@ -996,7 +996,7 @@
           <w:sz w:val="24"/>
           <w:u w:val="single"/>
         </w:rPr>
-        <w:hyperlink r:id="rId17" w:history="1">
+        <w:hyperlink r:id="rId15" w:history="1">
           <w:r>
             <w:rPr>
               <w:rStyle w:val="Hyperlink"/>
@@ -1019,7 +1019,24 @@
             <w:rPr>
               <w:rStyle w:val="Hyperlink"/>
             </w:rPr>
-            <w:t>fisc</w:t>
+            <w:t>fis</w:t>
+          </w:r>
+        </w:hyperlink>
+      </w:r>
+      <w:r>
+        <w:rPr>
+          <w:rFonts w:ascii="Charis SIL Regular" w:hAnsi="Charis SIL Regular" w:eastAsia="Charis SIL Regular"/>
+          <w:b w:val="0"/>
+          <w:i w:val="0"/>
+          <w:color w:val="0000FF"/>
+          <w:sz w:val="24"/>
+        </w:rPr>
+        <w:hyperlink r:id="rId17" w:history="1">
+          <w:r>
+            <w:rPr>
+              <w:rStyle w:val="Hyperlink"/>
+            </w:rPr>
+            <w:t>c</w:t>
           </w:r>
         </w:hyperlink>
       </w:r>
@@ -1059,19 +1076,9 @@
             <w:rPr>
               <w:rStyle w:val="Hyperlink"/>
             </w:rPr>
-            <w:t>Museu</w:t>
+            <w:t>Museum</w:t>
           </w:r>
         </w:hyperlink>
-      </w:r>
-      <w:r>
-        <w:rPr>
-          <w:rFonts w:ascii="Charis SIL Regular" w:hAnsi="Charis SIL Regular" w:eastAsia="Charis SIL Regular"/>
-          <w:b w:val="0"/>
-          <w:i w:val="0"/>
-          <w:color w:val="0000FF"/>
-          <w:sz w:val="24"/>
-        </w:rPr>
-        <w:t>m</w:t>
       </w:r>
       <w:r>
         <w:rPr>
@@ -1251,7 +1258,24 @@
             <w:rPr>
               <w:rStyle w:val="Hyperlink"/>
             </w:rPr>
-            <w:t>finally closed</w:t>
+            <w:t>finally close</w:t>
+          </w:r>
+        </w:hyperlink>
+      </w:r>
+      <w:r>
+        <w:rPr>
+          <w:rFonts w:ascii="Charis SIL Regular" w:hAnsi="Charis SIL Regular" w:eastAsia="Charis SIL Regular"/>
+          <w:b w:val="0"/>
+          <w:i w:val="0"/>
+          <w:color w:val="000000"/>
+          <w:sz w:val="24"/>
+        </w:rPr>
+        <w:hyperlink r:id="rId17" w:history="1">
+          <w:r>
+            <w:rPr>
+              <w:rStyle w:val="Hyperlink"/>
+            </w:rPr>
+            <w:t>d</w:t>
           </w:r>
         </w:hyperlink>
       </w:r>
@@ -1298,7 +1322,7 @@
             <w:rPr>
               <w:rStyle w:val="Hyperlink"/>
             </w:rPr>
-            <w:t>ts doors</w:t>
+            <w:t xml:space="preserve">ts doors </w:t>
           </w:r>
         </w:hyperlink>
       </w:r>
@@ -1310,7 +1334,7 @@
           <w:color w:val="000000"/>
           <w:sz w:val="24"/>
         </w:rPr>
-        <w:t xml:space="preserve"> in 1927.</w:t>
+        <w:t>in 1927.</w:t>
       </w:r>
     </w:p>
     <w:p>
@@ -1540,7 +1564,14 @@
           <w:sz w:val="24"/>
           <w:u w:val="single"/>
         </w:rPr>
-        <w:t>W</w:t>
+        <w:hyperlink r:id="rId18" w:history="1">
+          <w:r>
+            <w:rPr>
+              <w:rStyle w:val="Hyperlink"/>
+            </w:rPr>
+            <w:t>W</w:t>
+          </w:r>
+        </w:hyperlink>
       </w:r>
       <w:r>
         <w:rPr>
@@ -3061,7 +3092,7 @@
           <w:sz w:val="24"/>
           <w:u w:val="single"/>
         </w:rPr>
-        <w:hyperlink r:id="rId25" w:history="1">
+        <w:hyperlink r:id="rId26" w:history="1">
           <w:r>
             <w:rPr>
               <w:rStyle w:val="Hyperlink"/>

--- a/EXPORTS/DOCX/published/niveau3/English/KoninklijkeBazar.docx
+++ b/EXPORTS/DOCX/published/niveau3/English/KoninklijkeBazar.docx
@@ -205,53 +205,7 @@
           <w:color w:val="000000"/>
           <w:sz w:val="24"/>
         </w:rPr>
-        <w:t xml:space="preserve">1843. </w:t>
-      </w:r>
-      <w:r>
-        <w:rPr>
-          <w:u w:val="single" w:color="0000ff"/>
-          <w:rFonts w:ascii="Charis SIL Regular" w:hAnsi="Charis SIL Regular" w:eastAsia="Charis SIL Regular"/>
-          <w:b w:val="0"/>
-          <w:i w:val="0"/>
-          <w:color w:val="000000"/>
-          <w:sz w:val="24"/>
-        </w:rPr>
-        <w:hyperlink r:id="rId9" w:history="1">
-          <w:r>
-            <w:rPr>
-              <w:rStyle w:val="Hyperlink"/>
-            </w:rPr>
-            <w:t>The s</w:t>
-          </w:r>
-        </w:hyperlink>
-      </w:r>
-      <w:r>
-        <w:rPr>
-          <w:u w:val="single" w:color="0000ff"/>
-          <w:rFonts w:ascii="Charis SIL Regular" w:hAnsi="Charis SIL Regular" w:eastAsia="Charis SIL Regular"/>
-          <w:b w:val="0"/>
-          <w:i w:val="0"/>
-          <w:color w:val="000000"/>
-          <w:sz w:val="24"/>
-        </w:rPr>
-        <w:hyperlink r:id="rId9" w:history="1">
-          <w:r>
-            <w:rPr>
-              <w:rStyle w:val="Hyperlink"/>
-            </w:rPr>
-            <w:t xml:space="preserve">tore </w:t>
-          </w:r>
-        </w:hyperlink>
-      </w:r>
-      <w:r>
-        <w:rPr>
-          <w:rFonts w:ascii="Charis SIL Regular" w:hAnsi="Charis SIL Regular" w:eastAsia="Charis SIL Regular"/>
-          <w:b w:val="0"/>
-          <w:i w:val="0"/>
-          <w:color w:val="000000"/>
-          <w:sz w:val="24"/>
-        </w:rPr>
-        <w:t xml:space="preserve">sold Asian items, mainly from </w:t>
+        <w:t xml:space="preserve">1843. The store sold Asian items, mainly from </w:t>
       </w:r>
       <w:r>
         <w:rPr>
@@ -960,7 +914,7 @@
           <w:sz w:val="24"/>
           <w:u w:val="single"/>
         </w:rPr>
-        <w:hyperlink r:id="rId15" w:history="1">
+        <w:hyperlink r:id="rId17" w:history="1">
           <w:r>
             <w:rPr>
               <w:rStyle w:val="Hyperlink"/>

--- a/EXPORTS/DOCX/published/niveau3/English/KoninklijkeBazar.docx
+++ b/EXPORTS/DOCX/published/niveau3/English/KoninklijkeBazar.docx
@@ -205,7 +205,53 @@
           <w:color w:val="000000"/>
           <w:sz w:val="24"/>
         </w:rPr>
-        <w:t xml:space="preserve">1843. The store sold Asian items, mainly from </w:t>
+        <w:t xml:space="preserve">1843. </w:t>
+      </w:r>
+      <w:r>
+        <w:rPr>
+          <w:u w:val="single" w:color="0000ff"/>
+          <w:rFonts w:ascii="Charis SIL Regular" w:hAnsi="Charis SIL Regular" w:eastAsia="Charis SIL Regular"/>
+          <w:b w:val="0"/>
+          <w:i w:val="0"/>
+          <w:color w:val="000000"/>
+          <w:sz w:val="24"/>
+        </w:rPr>
+        <w:hyperlink r:id="rId9" w:history="1">
+          <w:r>
+            <w:rPr>
+              <w:rStyle w:val="Hyperlink"/>
+            </w:rPr>
+            <w:t>The s</w:t>
+          </w:r>
+        </w:hyperlink>
+      </w:r>
+      <w:r>
+        <w:rPr>
+          <w:u w:val="single" w:color="0000ff"/>
+          <w:rFonts w:ascii="Charis SIL Regular" w:hAnsi="Charis SIL Regular" w:eastAsia="Charis SIL Regular"/>
+          <w:b w:val="0"/>
+          <w:i w:val="0"/>
+          <w:color w:val="000000"/>
+          <w:sz w:val="24"/>
+        </w:rPr>
+        <w:hyperlink r:id="rId9" w:history="1">
+          <w:r>
+            <w:rPr>
+              <w:rStyle w:val="Hyperlink"/>
+            </w:rPr>
+            <w:t xml:space="preserve">tore </w:t>
+          </w:r>
+        </w:hyperlink>
+      </w:r>
+      <w:r>
+        <w:rPr>
+          <w:rFonts w:ascii="Charis SIL Regular" w:hAnsi="Charis SIL Regular" w:eastAsia="Charis SIL Regular"/>
+          <w:b w:val="0"/>
+          <w:i w:val="0"/>
+          <w:color w:val="000000"/>
+          <w:sz w:val="24"/>
+        </w:rPr>
+        <w:t xml:space="preserve">sold Asian items, mainly from </w:t>
       </w:r>
       <w:r>
         <w:rPr>
@@ -471,74 +517,7 @@
           <w:color w:val="000000"/>
           <w:sz w:val="24"/>
         </w:rPr>
-        <w:t>. The buy</w:t>
-      </w:r>
-      <w:r>
-        <w:rPr>
-          <w:u w:val="single" w:color="0000ff"/>
-          <w:rFonts w:ascii="Charis SIL Regular" w:hAnsi="Charis SIL Regular" w:eastAsia="Charis SIL Regular"/>
-          <w:b w:val="0"/>
-          <w:i w:val="0"/>
-          <w:color w:val="000000"/>
-          <w:sz w:val="24"/>
-        </w:rPr>
-        <w:hyperlink r:id="rId10" w:history="1">
-          <w:r>
-            <w:rPr>
-              <w:rStyle w:val="Hyperlink"/>
-            </w:rPr>
-            <w:t>ers we</w:t>
-          </w:r>
-        </w:hyperlink>
-      </w:r>
-      <w:r>
-        <w:rPr>
-          <w:rFonts w:ascii="Charis SIL Regular" w:hAnsi="Charis SIL Regular" w:eastAsia="Charis SIL Regular"/>
-          <w:b w:val="0"/>
-          <w:i w:val="0"/>
-          <w:color w:val="000000"/>
-          <w:sz w:val="24"/>
-        </w:rPr>
-        <w:t>r</w:t>
-      </w:r>
-      <w:r>
-        <w:rPr>
-          <w:u w:val="single" w:color="0000ff"/>
-          <w:rFonts w:ascii="Charis SIL Regular" w:hAnsi="Charis SIL Regular" w:eastAsia="Charis SIL Regular"/>
-          <w:b w:val="0"/>
-          <w:i w:val="0"/>
-          <w:color w:val="000000"/>
-          <w:sz w:val="24"/>
-        </w:rPr>
-        <w:hyperlink r:id="rId11" w:history="1">
-          <w:r>
-            <w:rPr>
-              <w:rStyle w:val="Hyperlink"/>
-            </w:rPr>
-            <w:t>e priv</w:t>
-          </w:r>
-        </w:hyperlink>
-      </w:r>
-      <w:r>
-        <w:rPr>
-          <w:u w:val="single" w:color="0000ff"/>
-          <w:rFonts w:ascii="Charis SIL Regular" w:hAnsi="Charis SIL Regular" w:eastAsia="Charis SIL Regular"/>
-          <w:b w:val="0"/>
-          <w:i w:val="0"/>
-          <w:color w:val="000000"/>
-          <w:sz w:val="24"/>
-        </w:rPr>
-        <w:t>a</w:t>
-      </w:r>
-      <w:r>
-        <w:rPr>
-          <w:rFonts w:ascii="Charis SIL Regular" w:hAnsi="Charis SIL Regular" w:eastAsia="Charis SIL Regular"/>
-          <w:b w:val="0"/>
-          <w:i w:val="0"/>
-          <w:color w:val="000000"/>
-          <w:sz w:val="24"/>
-        </w:rPr>
-        <w:t>t</w:t>
+        <w:t>. The buyers were privat</w:t>
       </w:r>
       <w:r>
         <w:rPr>
@@ -670,107 +649,7 @@
           <w:color w:val="000000"/>
           <w:sz w:val="24"/>
         </w:rPr>
-        <w:t>, as we</w:t>
-      </w:r>
-      <w:r>
-        <w:rPr>
-          <w:u w:val="single" w:color="0000ff"/>
-          <w:rFonts w:ascii="Charis SIL Regular" w:hAnsi="Charis SIL Regular" w:eastAsia="Charis SIL Regular"/>
-          <w:b w:val="0"/>
-          <w:i w:val="0"/>
-          <w:color w:val="000000"/>
-          <w:sz w:val="24"/>
-        </w:rPr>
-        <w:hyperlink r:id="rId14" w:history="1">
-          <w:r>
-            <w:rPr>
-              <w:rStyle w:val="Hyperlink"/>
-            </w:rPr>
-            <w:t>ll a</w:t>
-          </w:r>
-        </w:hyperlink>
-      </w:r>
-      <w:r>
-        <w:rPr>
-          <w:u w:val="single" w:color="0000ff"/>
-          <w:rFonts w:ascii="Charis SIL Regular" w:hAnsi="Charis SIL Regular" w:eastAsia="Charis SIL Regular"/>
-          <w:b w:val="0"/>
-          <w:i w:val="0"/>
-          <w:color w:val="000000"/>
-          <w:sz w:val="24"/>
-        </w:rPr>
-        <w:hyperlink r:id="rId14" w:history="1">
-          <w:r>
-            <w:rPr>
-              <w:rStyle w:val="Hyperlink"/>
-            </w:rPr>
-            <w:t>s muse</w:t>
-          </w:r>
-        </w:hyperlink>
-      </w:r>
-      <w:r>
-        <w:rPr>
-          <w:u w:val="single" w:color="0000ff"/>
-          <w:rFonts w:ascii="Charis SIL Regular" w:hAnsi="Charis SIL Regular" w:eastAsia="Charis SIL Regular"/>
-          <w:b w:val="0"/>
-          <w:i w:val="0"/>
-          <w:color w:val="000000"/>
-          <w:sz w:val="24"/>
-        </w:rPr>
-        <w:hyperlink r:id="rId14" w:history="1">
-          <w:r>
-            <w:rPr>
-              <w:rStyle w:val="Hyperlink"/>
-            </w:rPr>
-            <w:t>ums</w:t>
-          </w:r>
-        </w:hyperlink>
-      </w:r>
-      <w:r>
-        <w:rPr>
-          <w:u w:val="single" w:color="0000ff"/>
-          <w:rFonts w:ascii="Charis SIL Regular" w:hAnsi="Charis SIL Regular" w:eastAsia="Charis SIL Regular"/>
-          <w:b w:val="0"/>
-          <w:i w:val="0"/>
-          <w:color w:val="000000"/>
-          <w:sz w:val="24"/>
-        </w:rPr>
-        <w:hyperlink r:id="rId14" w:history="1">
-          <w:r>
-            <w:rPr>
-              <w:rStyle w:val="Hyperlink"/>
-            </w:rPr>
-            <w:t>,</w:t>
-          </w:r>
-        </w:hyperlink>
-      </w:r>
-      <w:r>
-        <w:rPr>
-          <w:u w:val="single" w:color="0000ff"/>
-          <w:rFonts w:ascii="Charis SIL Regular" w:hAnsi="Charis SIL Regular" w:eastAsia="Charis SIL Regular"/>
-          <w:b w:val="0"/>
-          <w:i w:val="0"/>
-          <w:color w:val="000000"/>
-          <w:sz w:val="24"/>
-        </w:rPr>
-        <w:hyperlink r:id="rId14" w:history="1">
-          <w:r>
-            <w:rPr>
-              <w:rStyle w:val="Hyperlink"/>
-            </w:rPr>
-            <w:t xml:space="preserve"> such </w:t>
-          </w:r>
-        </w:hyperlink>
-      </w:r>
-      <w:r>
-        <w:rPr>
-          <w:rFonts w:ascii="Charis SIL Regular" w:hAnsi="Charis SIL Regular" w:eastAsia="Charis SIL Regular"/>
-          <w:b w:val="0"/>
-          <w:i w:val="0"/>
-          <w:color w:val="000000"/>
-          <w:sz w:val="24"/>
-        </w:rPr>
-        <w:t xml:space="preserve">as the </w:t>
+        <w:t xml:space="preserve">, as well as museums, such as the </w:t>
       </w:r>
       <w:r>
         <w:rPr>
@@ -914,7 +793,7 @@
           <w:sz w:val="24"/>
           <w:u w:val="single"/>
         </w:rPr>
-        <w:hyperlink r:id="rId17" w:history="1">
+        <w:hyperlink r:id="rId15" w:history="1">
           <w:r>
             <w:rPr>
               <w:rStyle w:val="Hyperlink"/>
@@ -932,7 +811,7 @@
           <w:sz w:val="24"/>
           <w:u w:val="single"/>
         </w:rPr>
-        <w:hyperlink r:id="rId15" w:history="1">
+        <w:hyperlink r:id="rId17" w:history="1">
           <w:r>
             <w:rPr>
               <w:rStyle w:val="Hyperlink"/>
@@ -984,15 +863,9 @@
           <w:i w:val="0"/>
           <w:color w:val="0000FF"/>
           <w:sz w:val="24"/>
+          <w:u w:val="single"/>
         </w:rPr>
-        <w:hyperlink r:id="rId17" w:history="1">
-          <w:r>
-            <w:rPr>
-              <w:rStyle w:val="Hyperlink"/>
-            </w:rPr>
-            <w:t>c</w:t>
-          </w:r>
-        </w:hyperlink>
+        <w:t>c</w:t>
       </w:r>
       <w:r>
         <w:rPr>
@@ -1001,7 +874,6 @@
           <w:i w:val="0"/>
           <w:color w:val="0000FF"/>
           <w:sz w:val="24"/>
-          <w:u w:val="single"/>
         </w:rPr>
         <w:t>h</w:t>
       </w:r>
@@ -1218,24 +1090,17 @@
       </w:r>
       <w:r>
         <w:rPr>
+          <w:u w:val="single" w:color="0000ff"/>
           <w:rFonts w:ascii="Charis SIL Regular" w:hAnsi="Charis SIL Regular" w:eastAsia="Charis SIL Regular"/>
           <w:b w:val="0"/>
           <w:i w:val="0"/>
           <w:color w:val="000000"/>
           <w:sz w:val="24"/>
         </w:rPr>
-        <w:hyperlink r:id="rId17" w:history="1">
-          <w:r>
-            <w:rPr>
-              <w:rStyle w:val="Hyperlink"/>
-            </w:rPr>
-            <w:t>d</w:t>
-          </w:r>
-        </w:hyperlink>
+        <w:t>d</w:t>
       </w:r>
       <w:r>
         <w:rPr>
-          <w:u w:val="single" w:color="0000ff"/>
           <w:rFonts w:ascii="Charis SIL Regular" w:hAnsi="Charis SIL Regular" w:eastAsia="Charis SIL Regular"/>
           <w:b w:val="0"/>
           <w:i w:val="0"/>
@@ -1518,14 +1383,7 @@
           <w:sz w:val="24"/>
           <w:u w:val="single"/>
         </w:rPr>
-        <w:hyperlink r:id="rId18" w:history="1">
-          <w:r>
-            <w:rPr>
-              <w:rStyle w:val="Hyperlink"/>
-            </w:rPr>
-            <w:t>W</w:t>
-          </w:r>
-        </w:hyperlink>
+        <w:t>W</w:t>
       </w:r>
       <w:r>
         <w:rPr>
@@ -1647,14 +1505,7 @@
           <w:color w:val="000000"/>
           <w:sz w:val="24"/>
         </w:rPr>
-        <w:hyperlink r:id="rId17" w:history="1">
-          <w:r>
-            <w:rPr>
-              <w:rStyle w:val="Hyperlink"/>
-            </w:rPr>
-            <w:t>regarding purch</w:t>
-          </w:r>
-        </w:hyperlink>
+        <w:t>regarding purch</w:t>
       </w:r>
       <w:r>
         <w:rPr>
@@ -3046,7 +2897,7 @@
           <w:sz w:val="24"/>
           <w:u w:val="single"/>
         </w:rPr>
-        <w:hyperlink r:id="rId26" w:history="1">
+        <w:hyperlink r:id="rId25" w:history="1">
           <w:r>
             <w:rPr>
               <w:rStyle w:val="Hyperlink"/>

--- a/EXPORTS/DOCX/published/niveau3/English/KoninklijkeBazar.docx
+++ b/EXPORTS/DOCX/published/niveau3/English/KoninklijkeBazar.docx
@@ -517,7 +517,74 @@
           <w:color w:val="000000"/>
           <w:sz w:val="24"/>
         </w:rPr>
-        <w:t>. The buyers were privat</w:t>
+        <w:t>. The buy</w:t>
+      </w:r>
+      <w:r>
+        <w:rPr>
+          <w:u w:val="single" w:color="0000ff"/>
+          <w:rFonts w:ascii="Charis SIL Regular" w:hAnsi="Charis SIL Regular" w:eastAsia="Charis SIL Regular"/>
+          <w:b w:val="0"/>
+          <w:i w:val="0"/>
+          <w:color w:val="000000"/>
+          <w:sz w:val="24"/>
+        </w:rPr>
+        <w:hyperlink r:id="rId10" w:history="1">
+          <w:r>
+            <w:rPr>
+              <w:rStyle w:val="Hyperlink"/>
+            </w:rPr>
+            <w:t>ers we</w:t>
+          </w:r>
+        </w:hyperlink>
+      </w:r>
+      <w:r>
+        <w:rPr>
+          <w:rFonts w:ascii="Charis SIL Regular" w:hAnsi="Charis SIL Regular" w:eastAsia="Charis SIL Regular"/>
+          <w:b w:val="0"/>
+          <w:i w:val="0"/>
+          <w:color w:val="000000"/>
+          <w:sz w:val="24"/>
+        </w:rPr>
+        <w:t>r</w:t>
+      </w:r>
+      <w:r>
+        <w:rPr>
+          <w:u w:val="single" w:color="0000ff"/>
+          <w:rFonts w:ascii="Charis SIL Regular" w:hAnsi="Charis SIL Regular" w:eastAsia="Charis SIL Regular"/>
+          <w:b w:val="0"/>
+          <w:i w:val="0"/>
+          <w:color w:val="000000"/>
+          <w:sz w:val="24"/>
+        </w:rPr>
+        <w:hyperlink r:id="rId11" w:history="1">
+          <w:r>
+            <w:rPr>
+              <w:rStyle w:val="Hyperlink"/>
+            </w:rPr>
+            <w:t>e priv</w:t>
+          </w:r>
+        </w:hyperlink>
+      </w:r>
+      <w:r>
+        <w:rPr>
+          <w:u w:val="single" w:color="0000ff"/>
+          <w:rFonts w:ascii="Charis SIL Regular" w:hAnsi="Charis SIL Regular" w:eastAsia="Charis SIL Regular"/>
+          <w:b w:val="0"/>
+          <w:i w:val="0"/>
+          <w:color w:val="000000"/>
+          <w:sz w:val="24"/>
+        </w:rPr>
+        <w:t>a</w:t>
+      </w:r>
+      <w:r>
+        <w:rPr>
+          <w:rFonts w:ascii="Charis SIL Regular" w:hAnsi="Charis SIL Regular" w:eastAsia="Charis SIL Regular"/>
+          <w:b w:val="0"/>
+          <w:i w:val="0"/>
+          <w:color w:val="000000"/>
+          <w:sz w:val="24"/>
+        </w:rPr>
+        <w:t>t</w:t>
       </w:r>
       <w:r>
         <w:rPr>
@@ -649,7 +716,107 @@
           <w:color w:val="000000"/>
           <w:sz w:val="24"/>
         </w:rPr>
-        <w:t xml:space="preserve">, as well as museums, such as the </w:t>
+        <w:t>, as we</w:t>
+      </w:r>
+      <w:r>
+        <w:rPr>
+          <w:u w:val="single" w:color="0000ff"/>
+          <w:rFonts w:ascii="Charis SIL Regular" w:hAnsi="Charis SIL Regular" w:eastAsia="Charis SIL Regular"/>
+          <w:b w:val="0"/>
+          <w:i w:val="0"/>
+          <w:color w:val="000000"/>
+          <w:sz w:val="24"/>
+        </w:rPr>
+        <w:hyperlink r:id="rId14" w:history="1">
+          <w:r>
+            <w:rPr>
+              <w:rStyle w:val="Hyperlink"/>
+            </w:rPr>
+            <w:t>ll a</w:t>
+          </w:r>
+        </w:hyperlink>
+      </w:r>
+      <w:r>
+        <w:rPr>
+          <w:u w:val="single" w:color="0000ff"/>
+          <w:rFonts w:ascii="Charis SIL Regular" w:hAnsi="Charis SIL Regular" w:eastAsia="Charis SIL Regular"/>
+          <w:b w:val="0"/>
+          <w:i w:val="0"/>
+          <w:color w:val="000000"/>
+          <w:sz w:val="24"/>
+        </w:rPr>
+        <w:hyperlink r:id="rId14" w:history="1">
+          <w:r>
+            <w:rPr>
+              <w:rStyle w:val="Hyperlink"/>
+            </w:rPr>
+            <w:t>s muse</w:t>
+          </w:r>
+        </w:hyperlink>
+      </w:r>
+      <w:r>
+        <w:rPr>
+          <w:u w:val="single" w:color="0000ff"/>
+          <w:rFonts w:ascii="Charis SIL Regular" w:hAnsi="Charis SIL Regular" w:eastAsia="Charis SIL Regular"/>
+          <w:b w:val="0"/>
+          <w:i w:val="0"/>
+          <w:color w:val="000000"/>
+          <w:sz w:val="24"/>
+        </w:rPr>
+        <w:hyperlink r:id="rId14" w:history="1">
+          <w:r>
+            <w:rPr>
+              <w:rStyle w:val="Hyperlink"/>
+            </w:rPr>
+            <w:t>ums</w:t>
+          </w:r>
+        </w:hyperlink>
+      </w:r>
+      <w:r>
+        <w:rPr>
+          <w:u w:val="single" w:color="0000ff"/>
+          <w:rFonts w:ascii="Charis SIL Regular" w:hAnsi="Charis SIL Regular" w:eastAsia="Charis SIL Regular"/>
+          <w:b w:val="0"/>
+          <w:i w:val="0"/>
+          <w:color w:val="000000"/>
+          <w:sz w:val="24"/>
+        </w:rPr>
+        <w:hyperlink r:id="rId14" w:history="1">
+          <w:r>
+            <w:rPr>
+              <w:rStyle w:val="Hyperlink"/>
+            </w:rPr>
+            <w:t>,</w:t>
+          </w:r>
+        </w:hyperlink>
+      </w:r>
+      <w:r>
+        <w:rPr>
+          <w:u w:val="single" w:color="0000ff"/>
+          <w:rFonts w:ascii="Charis SIL Regular" w:hAnsi="Charis SIL Regular" w:eastAsia="Charis SIL Regular"/>
+          <w:b w:val="0"/>
+          <w:i w:val="0"/>
+          <w:color w:val="000000"/>
+          <w:sz w:val="24"/>
+        </w:rPr>
+        <w:hyperlink r:id="rId14" w:history="1">
+          <w:r>
+            <w:rPr>
+              <w:rStyle w:val="Hyperlink"/>
+            </w:rPr>
+            <w:t xml:space="preserve"> such </w:t>
+          </w:r>
+        </w:hyperlink>
+      </w:r>
+      <w:r>
+        <w:rPr>
+          <w:rFonts w:ascii="Charis SIL Regular" w:hAnsi="Charis SIL Regular" w:eastAsia="Charis SIL Regular"/>
+          <w:b w:val="0"/>
+          <w:i w:val="0"/>
+          <w:color w:val="000000"/>
+          <w:sz w:val="24"/>
+        </w:rPr>
+        <w:t xml:space="preserve">as the </w:t>
       </w:r>
       <w:r>
         <w:rPr>
@@ -793,7 +960,7 @@
           <w:sz w:val="24"/>
           <w:u w:val="single"/>
         </w:rPr>
-        <w:hyperlink r:id="rId15" w:history="1">
+        <w:hyperlink r:id="rId17" w:history="1">
           <w:r>
             <w:rPr>
               <w:rStyle w:val="Hyperlink"/>
@@ -811,7 +978,7 @@
           <w:sz w:val="24"/>
           <w:u w:val="single"/>
         </w:rPr>
-        <w:hyperlink r:id="rId17" w:history="1">
+        <w:hyperlink r:id="rId15" w:history="1">
           <w:r>
             <w:rPr>
               <w:rStyle w:val="Hyperlink"/>
@@ -863,9 +1030,15 @@
           <w:i w:val="0"/>
           <w:color w:val="0000FF"/>
           <w:sz w:val="24"/>
-          <w:u w:val="single"/>
         </w:rPr>
-        <w:t>c</w:t>
+        <w:hyperlink r:id="rId17" w:history="1">
+          <w:r>
+            <w:rPr>
+              <w:rStyle w:val="Hyperlink"/>
+            </w:rPr>
+            <w:t>c</w:t>
+          </w:r>
+        </w:hyperlink>
       </w:r>
       <w:r>
         <w:rPr>
@@ -874,6 +1047,7 @@
           <w:i w:val="0"/>
           <w:color w:val="0000FF"/>
           <w:sz w:val="24"/>
+          <w:u w:val="single"/>
         </w:rPr>
         <w:t>h</w:t>
       </w:r>
@@ -1090,17 +1264,24 @@
       </w:r>
       <w:r>
         <w:rPr>
-          <w:u w:val="single" w:color="0000ff"/>
           <w:rFonts w:ascii="Charis SIL Regular" w:hAnsi="Charis SIL Regular" w:eastAsia="Charis SIL Regular"/>
           <w:b w:val="0"/>
           <w:i w:val="0"/>
           <w:color w:val="000000"/>
           <w:sz w:val="24"/>
         </w:rPr>
-        <w:t>d</w:t>
+        <w:hyperlink r:id="rId17" w:history="1">
+          <w:r>
+            <w:rPr>
+              <w:rStyle w:val="Hyperlink"/>
+            </w:rPr>
+            <w:t>d</w:t>
+          </w:r>
+        </w:hyperlink>
       </w:r>
       <w:r>
         <w:rPr>
+          <w:u w:val="single" w:color="0000ff"/>
           <w:rFonts w:ascii="Charis SIL Regular" w:hAnsi="Charis SIL Regular" w:eastAsia="Charis SIL Regular"/>
           <w:b w:val="0"/>
           <w:i w:val="0"/>
@@ -1383,7 +1564,14 @@
           <w:sz w:val="24"/>
           <w:u w:val="single"/>
         </w:rPr>
-        <w:t>W</w:t>
+        <w:hyperlink r:id="rId18" w:history="1">
+          <w:r>
+            <w:rPr>
+              <w:rStyle w:val="Hyperlink"/>
+            </w:rPr>
+            <w:t>W</w:t>
+          </w:r>
+        </w:hyperlink>
       </w:r>
       <w:r>
         <w:rPr>
@@ -1505,7 +1693,14 @@
           <w:color w:val="000000"/>
           <w:sz w:val="24"/>
         </w:rPr>
-        <w:t>regarding purch</w:t>
+        <w:hyperlink r:id="rId17" w:history="1">
+          <w:r>
+            <w:rPr>
+              <w:rStyle w:val="Hyperlink"/>
+            </w:rPr>
+            <w:t>regarding purch</w:t>
+          </w:r>
+        </w:hyperlink>
       </w:r>
       <w:r>
         <w:rPr>
